--- a/document-merge-service/kt_so/templatefiles/eingangsbestaetigung-an-gesuchstellerin.docx
+++ b/document-merge-service/kt_so/templatefiles/eingangsbestaetigung-an-gesuchstellerin.docx
@@ -7403,19 +7403,15 @@
     <w:basedOn w:val="Standard"/>
     <w:link w:val="PlatzhalterZchn"/>
     <w:qFormat/>
-    <w:rsid w:val="002C6732"/>
-    <w:rPr>
-      <w:color w:val="00B050"/>
-    </w:rPr>
+    <w:rsid w:val="00BE414B"/>
   </w:style>
   <w:style w:type="character" w:customStyle="1" w:styleId="PlatzhalterZchn">
     <w:name w:val="Platzhalter Zchn"/>
     <w:basedOn w:val="Absatz-Standardschriftart"/>
     <w:link w:val="Platzhalter"/>
-    <w:rsid w:val="002C6732"/>
+    <w:rsid w:val="00BE414B"/>
     <w:rPr>
       <w:rFonts w:ascii="Arial" w:eastAsia="Times New Roman" w:hAnsi="Arial" w:cs="Times New Roman"/>
-      <w:color w:val="00B050"/>
       <w:sz w:val="22"/>
       <w:szCs w:val="20"/>
       <w:lang w:val="de-CH" w:eastAsia="de-DE"/>
@@ -7884,6 +7880,7 @@
     <w:rsid w:val="005D6B30"/>
     <w:rsid w:val="00603AED"/>
     <w:rsid w:val="0061129B"/>
+    <w:rsid w:val="00634E51"/>
     <w:rsid w:val="0065395C"/>
     <w:rsid w:val="008D029F"/>
     <w:rsid w:val="00942C36"/>

--- a/document-merge-service/kt_so/templatefiles/eingangsbestaetigung-an-gesuchstellerin.docx
+++ b/document-merge-service/kt_so/templatefiles/eingangsbestaetigung-an-gesuchstellerin.docx
@@ -1,6 +1,6 @@
 
 <file path=word/document.xml><?xml version="1.0" encoding="utf-8"?>
-<w:document xmlns:wpc="http://schemas.microsoft.com/office/word/2010/wordprocessingCanvas" xmlns:cx="http://schemas.microsoft.com/office/drawing/2014/chartex" xmlns:cx1="http://schemas.microsoft.com/office/drawing/2015/9/8/chartex" xmlns:cx2="http://schemas.microsoft.com/office/drawing/2015/10/21/chartex" xmlns:cx3="http://schemas.microsoft.com/office/drawing/2016/5/9/chartex" xmlns:cx4="http://schemas.microsoft.com/office/drawing/2016/5/10/chartex" xmlns:cx5="http://schemas.microsoft.com/office/drawing/2016/5/11/chartex" xmlns:cx6="http://schemas.microsoft.com/office/drawing/2016/5/12/chartex" xmlns:cx7="http://schemas.microsoft.com/office/drawing/2016/5/13/chartex" xmlns:cx8="http://schemas.microsoft.com/office/drawing/2016/5/14/chartex" xmlns:mc="http://schemas.openxmlformats.org/markup-compatibility/2006" xmlns:aink="http://schemas.microsoft.com/office/drawing/2016/ink" xmlns:am3d="http://schemas.microsoft.com/office/drawing/2017/model3d" xmlns:o="urn:schemas-microsoft-com:office:office" xmlns:oel="http://schemas.microsoft.com/office/2019/extlst" xmlns:r="http://schemas.openxmlformats.org/officeDocument/2006/relationships" xmlns:m="http://schemas.openxmlformats.org/officeDocument/2006/math" xmlns:v="urn:schemas-microsoft-com:vml" xmlns:wp14="http://schemas.microsoft.com/office/word/2010/wordprocessingDrawing" xmlns:wp="http://schemas.openxmlformats.org/drawingml/2006/wordprocessingDrawing" xmlns:w10="urn:schemas-microsoft-com:office:word" xmlns:w="http://schemas.openxmlformats.org/wordprocessingml/2006/main" xmlns:w14="http://schemas.microsoft.com/office/word/2010/wordml" xmlns:w15="http://schemas.microsoft.com/office/word/2012/wordml" xmlns:w16cex="http://schemas.microsoft.com/office/word/2018/wordml/cex" xmlns:w16cid="http://schemas.microsoft.com/office/word/2016/wordml/cid" xmlns:w16="http://schemas.microsoft.com/office/word/2018/wordml" xmlns:w16du="http://schemas.microsoft.com/office/word/2023/wordml/word16du" xmlns:w16sdtdh="http://schemas.microsoft.com/office/word/2020/wordml/sdtdatahash" xmlns:w16se="http://schemas.microsoft.com/office/word/2015/wordml/symex" xmlns:wpg="http://schemas.microsoft.com/office/word/2010/wordprocessingGroup" xmlns:wpi="http://schemas.microsoft.com/office/word/2010/wordprocessingInk" xmlns:wne="http://schemas.microsoft.com/office/word/2006/wordml" xmlns:wps="http://schemas.microsoft.com/office/word/2010/wordprocessingShape" mc:Ignorable="w14 w15 w16se w16cid w16 w16cex w16sdtdh w16du wp14">
+<w:document xmlns:wpc="http://schemas.microsoft.com/office/word/2010/wordprocessingCanvas" xmlns:cx="http://schemas.microsoft.com/office/drawing/2014/chartex" xmlns:cx1="http://schemas.microsoft.com/office/drawing/2015/9/8/chartex" xmlns:cx2="http://schemas.microsoft.com/office/drawing/2015/10/21/chartex" xmlns:cx3="http://schemas.microsoft.com/office/drawing/2016/5/9/chartex" xmlns:cx4="http://schemas.microsoft.com/office/drawing/2016/5/10/chartex" xmlns:cx5="http://schemas.microsoft.com/office/drawing/2016/5/11/chartex" xmlns:cx6="http://schemas.microsoft.com/office/drawing/2016/5/12/chartex" xmlns:cx7="http://schemas.microsoft.com/office/drawing/2016/5/13/chartex" xmlns:cx8="http://schemas.microsoft.com/office/drawing/2016/5/14/chartex" xmlns:mc="http://schemas.openxmlformats.org/markup-compatibility/2006" xmlns:aink="http://schemas.microsoft.com/office/drawing/2016/ink" xmlns:am3d="http://schemas.microsoft.com/office/drawing/2017/model3d" xmlns:o="urn:schemas-microsoft-com:office:office" xmlns:oel="http://schemas.microsoft.com/office/2019/extlst" xmlns:r="http://schemas.openxmlformats.org/officeDocument/2006/relationships" xmlns:m="http://schemas.openxmlformats.org/officeDocument/2006/math" xmlns:v="urn:schemas-microsoft-com:vml" xmlns:wp14="http://schemas.microsoft.com/office/word/2010/wordprocessingDrawing" xmlns:wp="http://schemas.openxmlformats.org/drawingml/2006/wordprocessingDrawing" xmlns:w10="urn:schemas-microsoft-com:office:word" xmlns:w="http://schemas.openxmlformats.org/wordprocessingml/2006/main" xmlns:w14="http://schemas.microsoft.com/office/word/2010/wordml" xmlns:w15="http://schemas.microsoft.com/office/word/2012/wordml" xmlns:w16cex="http://schemas.microsoft.com/office/word/2018/wordml/cex" xmlns:w16cid="http://schemas.microsoft.com/office/word/2016/wordml/cid" xmlns:w16="http://schemas.microsoft.com/office/word/2018/wordml" xmlns:w16du="http://schemas.microsoft.com/office/word/2023/wordml/word16du" xmlns:w16sdtdh="http://schemas.microsoft.com/office/word/2020/wordml/sdtdatahash" xmlns:w16sdtfl="http://schemas.microsoft.com/office/word/2024/wordml/sdtformatlock" xmlns:w16se="http://schemas.microsoft.com/office/word/2015/wordml/symex" xmlns:wpg="http://schemas.microsoft.com/office/word/2010/wordprocessingGroup" xmlns:wpi="http://schemas.microsoft.com/office/word/2010/wordprocessingInk" xmlns:wne="http://schemas.microsoft.com/office/word/2006/wordml" xmlns:wps="http://schemas.microsoft.com/office/word/2010/wordprocessingShape" mc:Ignorable="w14 w15 w16se w16cid w16 w16cex w16sdtdh w16sdtfl w16du wp14">
   <w:body>
     <w:tbl>
       <w:tblPr>
@@ -155,7 +155,27 @@
                 <w:sz w:val="18"/>
                 <w:szCs w:val="18"/>
               </w:rPr>
-              <w:t>{%p for G in ALLE_GESUCHSTELLER_LISTE %}</w:t>
+              <w:t xml:space="preserve">{%p </w:t>
+            </w:r>
+            <w:proofErr w:type="spellStart"/>
+            <w:r>
+              <w:rPr>
+                <w:rFonts w:ascii="Consolas" w:hAnsi="Consolas" w:cs="Arial"/>
+                <w:color w:val="00B050"/>
+                <w:sz w:val="18"/>
+                <w:szCs w:val="18"/>
+              </w:rPr>
+              <w:t>for</w:t>
+            </w:r>
+            <w:proofErr w:type="spellEnd"/>
+            <w:r>
+              <w:rPr>
+                <w:rFonts w:ascii="Consolas" w:hAnsi="Consolas" w:cs="Arial"/>
+                <w:color w:val="00B050"/>
+                <w:sz w:val="18"/>
+                <w:szCs w:val="18"/>
+              </w:rPr>
+              <w:t xml:space="preserve"> G in ALLE_GESUCHSTELLER_LISTE %}</w:t>
             </w:r>
           </w:p>
           <w:p>
@@ -174,7 +194,47 @@
                 <w:sz w:val="18"/>
                 <w:szCs w:val="18"/>
               </w:rPr>
-              <w:t>{%p if loop.first %}</w:t>
+              <w:t xml:space="preserve">{%p </w:t>
+            </w:r>
+            <w:proofErr w:type="spellStart"/>
+            <w:r>
+              <w:rPr>
+                <w:rFonts w:ascii="Consolas" w:hAnsi="Consolas" w:cs="Arial"/>
+                <w:color w:val="00B050"/>
+                <w:sz w:val="18"/>
+                <w:szCs w:val="18"/>
+              </w:rPr>
+              <w:t>if</w:t>
+            </w:r>
+            <w:proofErr w:type="spellEnd"/>
+            <w:r>
+              <w:rPr>
+                <w:rFonts w:ascii="Consolas" w:hAnsi="Consolas" w:cs="Arial"/>
+                <w:color w:val="00B050"/>
+                <w:sz w:val="18"/>
+                <w:szCs w:val="18"/>
+              </w:rPr>
+              <w:t xml:space="preserve"> </w:t>
+            </w:r>
+            <w:proofErr w:type="spellStart"/>
+            <w:r>
+              <w:rPr>
+                <w:rFonts w:ascii="Consolas" w:hAnsi="Consolas" w:cs="Arial"/>
+                <w:color w:val="00B050"/>
+                <w:sz w:val="18"/>
+                <w:szCs w:val="18"/>
+              </w:rPr>
+              <w:t>loop.first</w:t>
+            </w:r>
+            <w:proofErr w:type="spellEnd"/>
+            <w:r>
+              <w:rPr>
+                <w:rFonts w:ascii="Consolas" w:hAnsi="Consolas" w:cs="Arial"/>
+                <w:color w:val="00B050"/>
+                <w:sz w:val="18"/>
+                <w:szCs w:val="18"/>
+              </w:rPr>
+              <w:t xml:space="preserve"> %}</w:t>
             </w:r>
           </w:p>
           <w:p>
@@ -211,7 +271,27 @@
                 <w:sz w:val="18"/>
                 <w:szCs w:val="18"/>
               </w:rPr>
-              <w:t xml:space="preserve"> if G.NAME_JURISTISCHE_PERSON %}</w:t>
+              <w:t xml:space="preserve"> </w:t>
+            </w:r>
+            <w:proofErr w:type="spellStart"/>
+            <w:r>
+              <w:rPr>
+                <w:rFonts w:ascii="Consolas" w:hAnsi="Consolas"/>
+                <w:color w:val="00B050"/>
+                <w:sz w:val="18"/>
+                <w:szCs w:val="18"/>
+              </w:rPr>
+              <w:t>if</w:t>
+            </w:r>
+            <w:proofErr w:type="spellEnd"/>
+            <w:r>
+              <w:rPr>
+                <w:rFonts w:ascii="Consolas" w:hAnsi="Consolas"/>
+                <w:color w:val="00B050"/>
+                <w:sz w:val="18"/>
+                <w:szCs w:val="18"/>
+              </w:rPr>
+              <w:t xml:space="preserve"> G.NAME_JURISTISCHE_PERSON %}</w:t>
             </w:r>
           </w:p>
           <w:p>
@@ -260,7 +340,17 @@
                 <w:sz w:val="18"/>
                 <w:szCs w:val="18"/>
               </w:rPr>
-              <w:t xml:space="preserve"> end</w:t>
+              <w:t xml:space="preserve"> </w:t>
+            </w:r>
+            <w:proofErr w:type="spellStart"/>
+            <w:r>
+              <w:rPr>
+                <w:rFonts w:ascii="Consolas" w:hAnsi="Consolas" w:cs="Arial"/>
+                <w:color w:val="00B050"/>
+                <w:sz w:val="18"/>
+                <w:szCs w:val="18"/>
+              </w:rPr>
+              <w:t>end</w:t>
             </w:r>
             <w:r>
               <w:rPr>
@@ -271,6 +361,7 @@
               </w:rPr>
               <w:t>if</w:t>
             </w:r>
+            <w:proofErr w:type="spellEnd"/>
             <w:r>
               <w:rPr>
                 <w:rFonts w:ascii="Consolas" w:hAnsi="Consolas" w:cs="Arial"/>
@@ -357,7 +448,17 @@
                 <w:sz w:val="18"/>
                 <w:szCs w:val="18"/>
               </w:rPr>
-              <w:t>{%p end</w:t>
+              <w:t xml:space="preserve">{%p </w:t>
+            </w:r>
+            <w:proofErr w:type="spellStart"/>
+            <w:r>
+              <w:rPr>
+                <w:rFonts w:ascii="Consolas" w:hAnsi="Consolas" w:cs="Arial"/>
+                <w:color w:val="00B050"/>
+                <w:sz w:val="18"/>
+                <w:szCs w:val="18"/>
+              </w:rPr>
+              <w:t>end</w:t>
             </w:r>
             <w:r>
               <w:rPr>
@@ -368,6 +469,7 @@
               </w:rPr>
               <w:t>if</w:t>
             </w:r>
+            <w:proofErr w:type="spellEnd"/>
             <w:r>
               <w:rPr>
                 <w:rFonts w:ascii="Consolas" w:hAnsi="Consolas" w:cs="Arial"/>
@@ -386,7 +488,27 @@
                 <w:sz w:val="18"/>
                 <w:szCs w:val="18"/>
               </w:rPr>
-              <w:t>{%p endfor %}</w:t>
+              <w:t xml:space="preserve">{%p </w:t>
+            </w:r>
+            <w:proofErr w:type="spellStart"/>
+            <w:r>
+              <w:rPr>
+                <w:rFonts w:ascii="Consolas" w:hAnsi="Consolas" w:cs="Arial"/>
+                <w:color w:val="00B050"/>
+                <w:sz w:val="18"/>
+                <w:szCs w:val="18"/>
+              </w:rPr>
+              <w:t>endfor</w:t>
+            </w:r>
+            <w:proofErr w:type="spellEnd"/>
+            <w:r>
+              <w:rPr>
+                <w:rFonts w:ascii="Consolas" w:hAnsi="Consolas" w:cs="Arial"/>
+                <w:color w:val="00B050"/>
+                <w:sz w:val="18"/>
+                <w:szCs w:val="18"/>
+              </w:rPr>
+              <w:t xml:space="preserve"> %}</w:t>
             </w:r>
           </w:p>
         </w:tc>
@@ -750,7 +872,27 @@
                 <w:sz w:val="18"/>
                 <w:szCs w:val="18"/>
               </w:rPr>
-              <w:t>{%p for G in ALLE_GESUCHSTELLER_LISTE %}</w:t>
+              <w:t xml:space="preserve">{%p </w:t>
+            </w:r>
+            <w:proofErr w:type="spellStart"/>
+            <w:r>
+              <w:rPr>
+                <w:rFonts w:ascii="Consolas" w:hAnsi="Consolas" w:cs="Arial"/>
+                <w:color w:val="00B050"/>
+                <w:sz w:val="18"/>
+                <w:szCs w:val="18"/>
+              </w:rPr>
+              <w:t>for</w:t>
+            </w:r>
+            <w:proofErr w:type="spellEnd"/>
+            <w:r>
+              <w:rPr>
+                <w:rFonts w:ascii="Consolas" w:hAnsi="Consolas" w:cs="Arial"/>
+                <w:color w:val="00B050"/>
+                <w:sz w:val="18"/>
+                <w:szCs w:val="18"/>
+              </w:rPr>
+              <w:t xml:space="preserve"> G in ALLE_GESUCHSTELLER_LISTE %}</w:t>
             </w:r>
           </w:p>
           <w:p>
@@ -788,7 +930,47 @@
                 <w:sz w:val="18"/>
                 <w:szCs w:val="18"/>
               </w:rPr>
-              <w:t xml:space="preserve"> if ALLE_GESUCHSTELLER_LISTE|length &gt; 1 %}</w:t>
+              <w:t xml:space="preserve"> </w:t>
+            </w:r>
+            <w:proofErr w:type="spellStart"/>
+            <w:r>
+              <w:rPr>
+                <w:rFonts w:ascii="Consolas" w:hAnsi="Consolas" w:cs="Arial"/>
+                <w:color w:val="00B050"/>
+                <w:sz w:val="18"/>
+                <w:szCs w:val="18"/>
+              </w:rPr>
+              <w:t>if</w:t>
+            </w:r>
+            <w:proofErr w:type="spellEnd"/>
+            <w:r>
+              <w:rPr>
+                <w:rFonts w:ascii="Consolas" w:hAnsi="Consolas" w:cs="Arial"/>
+                <w:color w:val="00B050"/>
+                <w:sz w:val="18"/>
+                <w:szCs w:val="18"/>
+              </w:rPr>
+              <w:t xml:space="preserve"> </w:t>
+            </w:r>
+            <w:proofErr w:type="spellStart"/>
+            <w:r>
+              <w:rPr>
+                <w:rFonts w:ascii="Consolas" w:hAnsi="Consolas" w:cs="Arial"/>
+                <w:color w:val="00B050"/>
+                <w:sz w:val="18"/>
+                <w:szCs w:val="18"/>
+              </w:rPr>
+              <w:t>ALLE_GESUCHSTELLER_LISTE|length</w:t>
+            </w:r>
+            <w:proofErr w:type="spellEnd"/>
+            <w:r>
+              <w:rPr>
+                <w:rFonts w:ascii="Consolas" w:hAnsi="Consolas" w:cs="Arial"/>
+                <w:color w:val="00B050"/>
+                <w:sz w:val="18"/>
+                <w:szCs w:val="18"/>
+              </w:rPr>
+              <w:t xml:space="preserve"> &gt; 1 %}</w:t>
             </w:r>
           </w:p>
           <w:p>
@@ -844,7 +1026,27 @@
                 <w:sz w:val="18"/>
                 <w:szCs w:val="18"/>
               </w:rPr>
-              <w:t>{%p if G.VERTRETER_NAME %}</w:t>
+              <w:t xml:space="preserve">{%p </w:t>
+            </w:r>
+            <w:proofErr w:type="spellStart"/>
+            <w:r>
+              <w:rPr>
+                <w:rFonts w:ascii="Consolas" w:hAnsi="Consolas" w:cs="Arial"/>
+                <w:color w:val="00B050"/>
+                <w:sz w:val="18"/>
+                <w:szCs w:val="18"/>
+              </w:rPr>
+              <w:t>if</w:t>
+            </w:r>
+            <w:proofErr w:type="spellEnd"/>
+            <w:r>
+              <w:rPr>
+                <w:rFonts w:ascii="Consolas" w:hAnsi="Consolas" w:cs="Arial"/>
+                <w:color w:val="00B050"/>
+                <w:sz w:val="18"/>
+                <w:szCs w:val="18"/>
+              </w:rPr>
+              <w:t xml:space="preserve"> G.VERTRETER_NAME %}</w:t>
             </w:r>
           </w:p>
           <w:p>
@@ -892,7 +1094,27 @@
                 <w:sz w:val="18"/>
                 <w:szCs w:val="18"/>
               </w:rPr>
-              <w:t>{%p endif %}</w:t>
+              <w:t xml:space="preserve">{%p </w:t>
+            </w:r>
+            <w:proofErr w:type="spellStart"/>
+            <w:r>
+              <w:rPr>
+                <w:rFonts w:ascii="Consolas" w:hAnsi="Consolas" w:cs="Arial"/>
+                <w:color w:val="00B050"/>
+                <w:sz w:val="18"/>
+                <w:szCs w:val="18"/>
+              </w:rPr>
+              <w:t>endif</w:t>
+            </w:r>
+            <w:proofErr w:type="spellEnd"/>
+            <w:r>
+              <w:rPr>
+                <w:rFonts w:ascii="Consolas" w:hAnsi="Consolas" w:cs="Arial"/>
+                <w:color w:val="00B050"/>
+                <w:sz w:val="18"/>
+                <w:szCs w:val="18"/>
+              </w:rPr>
+              <w:t xml:space="preserve"> %}</w:t>
             </w:r>
           </w:p>
           <w:p>
@@ -931,6 +1153,7 @@
               </w:rPr>
               <w:t xml:space="preserve"> </w:t>
             </w:r>
+            <w:proofErr w:type="spellStart"/>
             <w:r>
               <w:rPr>
                 <w:rFonts w:ascii="Consolas" w:hAnsi="Consolas" w:cs="Arial"/>
@@ -940,6 +1163,7 @@
               </w:rPr>
               <w:t>else</w:t>
             </w:r>
+            <w:proofErr w:type="spellEnd"/>
             <w:r>
               <w:rPr>
                 <w:rFonts w:ascii="Consolas" w:hAnsi="Consolas" w:cs="Arial"/>
@@ -983,7 +1207,27 @@
                 <w:sz w:val="18"/>
                 <w:szCs w:val="18"/>
               </w:rPr>
-              <w:t>{%p if G.VERTRETER_NAME %}</w:t>
+              <w:t xml:space="preserve">{%p </w:t>
+            </w:r>
+            <w:proofErr w:type="spellStart"/>
+            <w:r>
+              <w:rPr>
+                <w:rFonts w:ascii="Consolas" w:hAnsi="Consolas" w:cs="Arial"/>
+                <w:color w:val="00B050"/>
+                <w:sz w:val="18"/>
+                <w:szCs w:val="18"/>
+              </w:rPr>
+              <w:t>if</w:t>
+            </w:r>
+            <w:proofErr w:type="spellEnd"/>
+            <w:r>
+              <w:rPr>
+                <w:rFonts w:ascii="Consolas" w:hAnsi="Consolas" w:cs="Arial"/>
+                <w:color w:val="00B050"/>
+                <w:sz w:val="18"/>
+                <w:szCs w:val="18"/>
+              </w:rPr>
+              <w:t xml:space="preserve"> G.VERTRETER_NAME %}</w:t>
             </w:r>
           </w:p>
           <w:p>
@@ -1024,7 +1268,27 @@
                 <w:sz w:val="18"/>
                 <w:szCs w:val="18"/>
               </w:rPr>
-              <w:t>{%p endif %}</w:t>
+              <w:t xml:space="preserve">{%p </w:t>
+            </w:r>
+            <w:proofErr w:type="spellStart"/>
+            <w:r>
+              <w:rPr>
+                <w:rFonts w:ascii="Consolas" w:hAnsi="Consolas"/>
+                <w:color w:val="00B050"/>
+                <w:sz w:val="18"/>
+                <w:szCs w:val="18"/>
+              </w:rPr>
+              <w:t>endif</w:t>
+            </w:r>
+            <w:proofErr w:type="spellEnd"/>
+            <w:r>
+              <w:rPr>
+                <w:rFonts w:ascii="Consolas" w:hAnsi="Consolas"/>
+                <w:color w:val="00B050"/>
+                <w:sz w:val="18"/>
+                <w:szCs w:val="18"/>
+              </w:rPr>
+              <w:t xml:space="preserve"> %}</w:t>
             </w:r>
           </w:p>
           <w:p>
@@ -1061,7 +1325,27 @@
                 <w:sz w:val="18"/>
                 <w:szCs w:val="18"/>
               </w:rPr>
-              <w:t xml:space="preserve"> endif %}</w:t>
+              <w:t xml:space="preserve"> </w:t>
+            </w:r>
+            <w:proofErr w:type="spellStart"/>
+            <w:r>
+              <w:rPr>
+                <w:rFonts w:ascii="Consolas" w:hAnsi="Consolas"/>
+                <w:color w:val="00B050"/>
+                <w:sz w:val="18"/>
+                <w:szCs w:val="18"/>
+              </w:rPr>
+              <w:t>endif</w:t>
+            </w:r>
+            <w:proofErr w:type="spellEnd"/>
+            <w:r>
+              <w:rPr>
+                <w:rFonts w:ascii="Consolas" w:hAnsi="Consolas"/>
+                <w:color w:val="00B050"/>
+                <w:sz w:val="18"/>
+                <w:szCs w:val="18"/>
+              </w:rPr>
+              <w:t xml:space="preserve"> %}</w:t>
             </w:r>
           </w:p>
           <w:p>
@@ -1079,7 +1363,27 @@
                 <w:sz w:val="18"/>
                 <w:szCs w:val="18"/>
               </w:rPr>
-              <w:t>{%p endfor %}</w:t>
+              <w:t xml:space="preserve">{%p </w:t>
+            </w:r>
+            <w:proofErr w:type="spellStart"/>
+            <w:r>
+              <w:rPr>
+                <w:rFonts w:ascii="Consolas" w:hAnsi="Consolas" w:cs="Arial"/>
+                <w:color w:val="00B050"/>
+                <w:sz w:val="18"/>
+                <w:szCs w:val="18"/>
+              </w:rPr>
+              <w:t>endfor</w:t>
+            </w:r>
+            <w:proofErr w:type="spellEnd"/>
+            <w:r>
+              <w:rPr>
+                <w:rFonts w:ascii="Consolas" w:hAnsi="Consolas" w:cs="Arial"/>
+                <w:color w:val="00B050"/>
+                <w:sz w:val="18"/>
+                <w:szCs w:val="18"/>
+              </w:rPr>
+              <w:t xml:space="preserve"> %}</w:t>
             </w:r>
           </w:p>
         </w:tc>
@@ -1133,7 +1437,27 @@
                 <w:sz w:val="18"/>
                 <w:szCs w:val="18"/>
               </w:rPr>
-              <w:t xml:space="preserve">{%p if </w:t>
+              <w:t xml:space="preserve">{%p </w:t>
+            </w:r>
+            <w:proofErr w:type="spellStart"/>
+            <w:r>
+              <w:rPr>
+                <w:rFonts w:ascii="Consolas" w:hAnsi="Consolas" w:cs="Arial"/>
+                <w:color w:val="00B050"/>
+                <w:sz w:val="18"/>
+                <w:szCs w:val="18"/>
+              </w:rPr>
+              <w:t>if</w:t>
+            </w:r>
+            <w:proofErr w:type="spellEnd"/>
+            <w:r>
+              <w:rPr>
+                <w:rFonts w:ascii="Consolas" w:hAnsi="Consolas" w:cs="Arial"/>
+                <w:color w:val="00B050"/>
+                <w:sz w:val="18"/>
+                <w:szCs w:val="18"/>
+              </w:rPr>
+              <w:t xml:space="preserve"> </w:t>
             </w:r>
             <w:r>
               <w:rPr>
@@ -1170,7 +1494,27 @@
                 <w:sz w:val="18"/>
                 <w:szCs w:val="18"/>
               </w:rPr>
-              <w:t>{%p for G in ALLE_</w:t>
+              <w:t xml:space="preserve">{%p </w:t>
+            </w:r>
+            <w:proofErr w:type="spellStart"/>
+            <w:r>
+              <w:rPr>
+                <w:rFonts w:ascii="Consolas" w:hAnsi="Consolas" w:cs="Arial"/>
+                <w:color w:val="00B050"/>
+                <w:sz w:val="18"/>
+                <w:szCs w:val="18"/>
+              </w:rPr>
+              <w:t>for</w:t>
+            </w:r>
+            <w:proofErr w:type="spellEnd"/>
+            <w:r>
+              <w:rPr>
+                <w:rFonts w:ascii="Consolas" w:hAnsi="Consolas" w:cs="Arial"/>
+                <w:color w:val="00B050"/>
+                <w:sz w:val="18"/>
+                <w:szCs w:val="18"/>
+              </w:rPr>
+              <w:t xml:space="preserve"> G in ALLE_</w:t>
             </w:r>
             <w:r>
               <w:rPr>
@@ -1226,7 +1570,37 @@
                 <w:sz w:val="18"/>
                 <w:szCs w:val="18"/>
               </w:rPr>
-              <w:t xml:space="preserve"> if ALLE_</w:t>
+              <w:t xml:space="preserve"> </w:t>
+            </w:r>
+            <w:proofErr w:type="spellStart"/>
+            <w:r>
+              <w:rPr>
+                <w:rFonts w:ascii="Consolas" w:hAnsi="Consolas" w:cs="Arial"/>
+                <w:color w:val="00B050"/>
+                <w:sz w:val="18"/>
+                <w:szCs w:val="18"/>
+              </w:rPr>
+              <w:t>if</w:t>
+            </w:r>
+            <w:proofErr w:type="spellEnd"/>
+            <w:r>
+              <w:rPr>
+                <w:rFonts w:ascii="Consolas" w:hAnsi="Consolas" w:cs="Arial"/>
+                <w:color w:val="00B050"/>
+                <w:sz w:val="18"/>
+                <w:szCs w:val="18"/>
+              </w:rPr>
+              <w:t xml:space="preserve"> </w:t>
+            </w:r>
+            <w:proofErr w:type="spellStart"/>
+            <w:r>
+              <w:rPr>
+                <w:rFonts w:ascii="Consolas" w:hAnsi="Consolas" w:cs="Arial"/>
+                <w:color w:val="00B050"/>
+                <w:sz w:val="18"/>
+                <w:szCs w:val="18"/>
+              </w:rPr>
+              <w:t>ALLE_</w:t>
             </w:r>
             <w:r>
               <w:rPr>
@@ -1244,7 +1618,17 @@
                 <w:sz w:val="18"/>
                 <w:szCs w:val="18"/>
               </w:rPr>
-              <w:t>_LISTE|length &gt; 1 %}</w:t>
+              <w:t>_LISTE|length</w:t>
+            </w:r>
+            <w:proofErr w:type="spellEnd"/>
+            <w:r>
+              <w:rPr>
+                <w:rFonts w:ascii="Consolas" w:hAnsi="Consolas" w:cs="Arial"/>
+                <w:color w:val="00B050"/>
+                <w:sz w:val="18"/>
+                <w:szCs w:val="18"/>
+              </w:rPr>
+              <w:t xml:space="preserve"> &gt; 1 %}</w:t>
             </w:r>
           </w:p>
           <w:p>
@@ -1294,7 +1678,27 @@
                 <w:sz w:val="18"/>
                 <w:szCs w:val="18"/>
               </w:rPr>
-              <w:t>{%p if G.VERTRETER_NAME %}</w:t>
+              <w:t xml:space="preserve">{%p </w:t>
+            </w:r>
+            <w:proofErr w:type="spellStart"/>
+            <w:r>
+              <w:rPr>
+                <w:rFonts w:ascii="Consolas" w:hAnsi="Consolas" w:cs="Arial"/>
+                <w:color w:val="00B050"/>
+                <w:sz w:val="18"/>
+                <w:szCs w:val="18"/>
+              </w:rPr>
+              <w:t>if</w:t>
+            </w:r>
+            <w:proofErr w:type="spellEnd"/>
+            <w:r>
+              <w:rPr>
+                <w:rFonts w:ascii="Consolas" w:hAnsi="Consolas" w:cs="Arial"/>
+                <w:color w:val="00B050"/>
+                <w:sz w:val="18"/>
+                <w:szCs w:val="18"/>
+              </w:rPr>
+              <w:t xml:space="preserve"> G.VERTRETER_NAME %}</w:t>
             </w:r>
           </w:p>
           <w:p>
@@ -1345,7 +1749,27 @@
                 <w:sz w:val="18"/>
                 <w:szCs w:val="18"/>
               </w:rPr>
-              <w:t>{%p endif %}</w:t>
+              <w:t xml:space="preserve">{%p </w:t>
+            </w:r>
+            <w:proofErr w:type="spellStart"/>
+            <w:r>
+              <w:rPr>
+                <w:rFonts w:ascii="Consolas" w:hAnsi="Consolas" w:cs="Arial"/>
+                <w:color w:val="00B050"/>
+                <w:sz w:val="18"/>
+                <w:szCs w:val="18"/>
+              </w:rPr>
+              <w:t>endif</w:t>
+            </w:r>
+            <w:proofErr w:type="spellEnd"/>
+            <w:r>
+              <w:rPr>
+                <w:rFonts w:ascii="Consolas" w:hAnsi="Consolas" w:cs="Arial"/>
+                <w:color w:val="00B050"/>
+                <w:sz w:val="18"/>
+                <w:szCs w:val="18"/>
+              </w:rPr>
+              <w:t xml:space="preserve"> %}</w:t>
             </w:r>
           </w:p>
           <w:p>
@@ -1382,7 +1806,27 @@
                 <w:sz w:val="18"/>
                 <w:szCs w:val="18"/>
               </w:rPr>
-              <w:t xml:space="preserve"> else %}</w:t>
+              <w:t xml:space="preserve"> </w:t>
+            </w:r>
+            <w:proofErr w:type="spellStart"/>
+            <w:r>
+              <w:rPr>
+                <w:rFonts w:ascii="Consolas" w:hAnsi="Consolas" w:cs="Arial"/>
+                <w:color w:val="00B050"/>
+                <w:sz w:val="18"/>
+                <w:szCs w:val="18"/>
+              </w:rPr>
+              <w:t>else</w:t>
+            </w:r>
+            <w:proofErr w:type="spellEnd"/>
+            <w:r>
+              <w:rPr>
+                <w:rFonts w:ascii="Consolas" w:hAnsi="Consolas" w:cs="Arial"/>
+                <w:color w:val="00B050"/>
+                <w:sz w:val="18"/>
+                <w:szCs w:val="18"/>
+              </w:rPr>
+              <w:t xml:space="preserve"> %}</w:t>
             </w:r>
           </w:p>
           <w:p>
@@ -1418,7 +1862,27 @@
                 <w:sz w:val="18"/>
                 <w:szCs w:val="18"/>
               </w:rPr>
-              <w:t>{%p if G.VERTRETER_NAME %}</w:t>
+              <w:t xml:space="preserve">{%p </w:t>
+            </w:r>
+            <w:proofErr w:type="spellStart"/>
+            <w:r>
+              <w:rPr>
+                <w:rFonts w:ascii="Consolas" w:hAnsi="Consolas" w:cs="Arial"/>
+                <w:color w:val="00B050"/>
+                <w:sz w:val="18"/>
+                <w:szCs w:val="18"/>
+              </w:rPr>
+              <w:t>if</w:t>
+            </w:r>
+            <w:proofErr w:type="spellEnd"/>
+            <w:r>
+              <w:rPr>
+                <w:rFonts w:ascii="Consolas" w:hAnsi="Consolas" w:cs="Arial"/>
+                <w:color w:val="00B050"/>
+                <w:sz w:val="18"/>
+                <w:szCs w:val="18"/>
+              </w:rPr>
+              <w:t xml:space="preserve"> G.VERTRETER_NAME %}</w:t>
             </w:r>
           </w:p>
           <w:p>
@@ -1465,7 +1929,27 @@
                 <w:sz w:val="18"/>
                 <w:szCs w:val="18"/>
               </w:rPr>
-              <w:t>{%p endif %}</w:t>
+              <w:t xml:space="preserve">{%p </w:t>
+            </w:r>
+            <w:proofErr w:type="spellStart"/>
+            <w:r>
+              <w:rPr>
+                <w:rFonts w:ascii="Consolas" w:hAnsi="Consolas" w:cs="Arial"/>
+                <w:color w:val="00B050"/>
+                <w:sz w:val="18"/>
+                <w:szCs w:val="18"/>
+              </w:rPr>
+              <w:t>endif</w:t>
+            </w:r>
+            <w:proofErr w:type="spellEnd"/>
+            <w:r>
+              <w:rPr>
+                <w:rFonts w:ascii="Consolas" w:hAnsi="Consolas" w:cs="Arial"/>
+                <w:color w:val="00B050"/>
+                <w:sz w:val="18"/>
+                <w:szCs w:val="18"/>
+              </w:rPr>
+              <w:t xml:space="preserve"> %}</w:t>
             </w:r>
           </w:p>
           <w:p>
@@ -1484,7 +1968,27 @@
                 <w:sz w:val="18"/>
                 <w:szCs w:val="18"/>
               </w:rPr>
-              <w:t>{%p endif %}</w:t>
+              <w:t xml:space="preserve">{%p </w:t>
+            </w:r>
+            <w:proofErr w:type="spellStart"/>
+            <w:r>
+              <w:rPr>
+                <w:rFonts w:ascii="Consolas" w:hAnsi="Consolas" w:cs="Arial"/>
+                <w:color w:val="00B050"/>
+                <w:sz w:val="18"/>
+                <w:szCs w:val="18"/>
+              </w:rPr>
+              <w:t>endif</w:t>
+            </w:r>
+            <w:proofErr w:type="spellEnd"/>
+            <w:r>
+              <w:rPr>
+                <w:rFonts w:ascii="Consolas" w:hAnsi="Consolas" w:cs="Arial"/>
+                <w:color w:val="00B050"/>
+                <w:sz w:val="18"/>
+                <w:szCs w:val="18"/>
+              </w:rPr>
+              <w:t xml:space="preserve"> %}</w:t>
             </w:r>
           </w:p>
           <w:p>
@@ -1503,7 +2007,27 @@
                 <w:sz w:val="18"/>
                 <w:szCs w:val="18"/>
               </w:rPr>
-              <w:t>{%p endfor %}</w:t>
+              <w:t xml:space="preserve">{%p </w:t>
+            </w:r>
+            <w:proofErr w:type="spellStart"/>
+            <w:r>
+              <w:rPr>
+                <w:rFonts w:ascii="Consolas" w:hAnsi="Consolas" w:cs="Arial"/>
+                <w:color w:val="00B050"/>
+                <w:sz w:val="18"/>
+                <w:szCs w:val="18"/>
+              </w:rPr>
+              <w:t>endfor</w:t>
+            </w:r>
+            <w:proofErr w:type="spellEnd"/>
+            <w:r>
+              <w:rPr>
+                <w:rFonts w:ascii="Consolas" w:hAnsi="Consolas" w:cs="Arial"/>
+                <w:color w:val="00B050"/>
+                <w:sz w:val="18"/>
+                <w:szCs w:val="18"/>
+              </w:rPr>
+              <w:t xml:space="preserve"> %}</w:t>
             </w:r>
           </w:p>
           <w:p>
@@ -1522,7 +2046,17 @@
                 <w:sz w:val="18"/>
                 <w:szCs w:val="18"/>
               </w:rPr>
-              <w:t>{%p el</w:t>
+              <w:t xml:space="preserve">{%p </w:t>
+            </w:r>
+            <w:proofErr w:type="spellStart"/>
+            <w:r>
+              <w:rPr>
+                <w:rFonts w:ascii="Consolas" w:hAnsi="Consolas" w:cs="Arial"/>
+                <w:color w:val="00B050"/>
+                <w:sz w:val="18"/>
+                <w:szCs w:val="18"/>
+              </w:rPr>
+              <w:t>el</w:t>
             </w:r>
             <w:r>
               <w:rPr>
@@ -1531,7 +2065,17 @@
                 <w:sz w:val="18"/>
                 <w:szCs w:val="18"/>
               </w:rPr>
-              <w:t xml:space="preserve">if </w:t>
+              <w:t>if</w:t>
+            </w:r>
+            <w:proofErr w:type="spellEnd"/>
+            <w:r>
+              <w:rPr>
+                <w:rFonts w:ascii="Consolas" w:hAnsi="Consolas"/>
+                <w:color w:val="00B050"/>
+                <w:sz w:val="18"/>
+                <w:szCs w:val="18"/>
+              </w:rPr>
+              <w:t xml:space="preserve"> </w:t>
             </w:r>
             <w:r>
               <w:rPr>
@@ -1592,7 +2136,27 @@
                 <w:sz w:val="18"/>
                 <w:szCs w:val="18"/>
               </w:rPr>
-              <w:t xml:space="preserve"> elif </w:t>
+              <w:t xml:space="preserve"> </w:t>
+            </w:r>
+            <w:proofErr w:type="spellStart"/>
+            <w:r>
+              <w:rPr>
+                <w:rFonts w:ascii="Consolas" w:hAnsi="Consolas"/>
+                <w:color w:val="00B050"/>
+                <w:sz w:val="18"/>
+                <w:szCs w:val="18"/>
+              </w:rPr>
+              <w:t>elif</w:t>
+            </w:r>
+            <w:proofErr w:type="spellEnd"/>
+            <w:r>
+              <w:rPr>
+                <w:rFonts w:ascii="Consolas" w:hAnsi="Consolas"/>
+                <w:color w:val="00B050"/>
+                <w:sz w:val="18"/>
+                <w:szCs w:val="18"/>
+              </w:rPr>
+              <w:t xml:space="preserve"> </w:t>
             </w:r>
             <w:r>
               <w:rPr>
@@ -1652,7 +2216,27 @@
                 <w:sz w:val="18"/>
                 <w:szCs w:val="18"/>
               </w:rPr>
-              <w:t xml:space="preserve"> else %}</w:t>
+              <w:t xml:space="preserve"> </w:t>
+            </w:r>
+            <w:proofErr w:type="spellStart"/>
+            <w:r>
+              <w:rPr>
+                <w:rFonts w:ascii="Consolas" w:hAnsi="Consolas"/>
+                <w:color w:val="00B050"/>
+                <w:sz w:val="18"/>
+                <w:szCs w:val="18"/>
+              </w:rPr>
+              <w:t>else</w:t>
+            </w:r>
+            <w:proofErr w:type="spellEnd"/>
+            <w:r>
+              <w:rPr>
+                <w:rFonts w:ascii="Consolas" w:hAnsi="Consolas"/>
+                <w:color w:val="00B050"/>
+                <w:sz w:val="18"/>
+                <w:szCs w:val="18"/>
+              </w:rPr>
+              <w:t xml:space="preserve"> %}</w:t>
             </w:r>
           </w:p>
           <w:p>
@@ -1668,7 +2252,27 @@
                 <w:sz w:val="18"/>
                 <w:szCs w:val="18"/>
               </w:rPr>
-              <w:t>{%p endif %}</w:t>
+              <w:t xml:space="preserve">{%p </w:t>
+            </w:r>
+            <w:proofErr w:type="spellStart"/>
+            <w:r>
+              <w:rPr>
+                <w:rFonts w:ascii="Consolas" w:hAnsi="Consolas" w:cs="Arial"/>
+                <w:color w:val="00B050"/>
+                <w:sz w:val="18"/>
+                <w:szCs w:val="18"/>
+              </w:rPr>
+              <w:t>endif</w:t>
+            </w:r>
+            <w:proofErr w:type="spellEnd"/>
+            <w:r>
+              <w:rPr>
+                <w:rFonts w:ascii="Consolas" w:hAnsi="Consolas" w:cs="Arial"/>
+                <w:color w:val="00B050"/>
+                <w:sz w:val="18"/>
+                <w:szCs w:val="18"/>
+              </w:rPr>
+              <w:t xml:space="preserve"> %}</w:t>
             </w:r>
             <w:bookmarkEnd w:id="0"/>
           </w:p>
@@ -1723,7 +2327,27 @@
                 <w:sz w:val="18"/>
                 <w:szCs w:val="18"/>
               </w:rPr>
-              <w:t xml:space="preserve">{%p if </w:t>
+              <w:t xml:space="preserve">{%p </w:t>
+            </w:r>
+            <w:proofErr w:type="spellStart"/>
+            <w:r>
+              <w:rPr>
+                <w:rFonts w:ascii="Consolas" w:hAnsi="Consolas" w:cs="Arial"/>
+                <w:color w:val="00B050"/>
+                <w:sz w:val="18"/>
+                <w:szCs w:val="18"/>
+              </w:rPr>
+              <w:t>if</w:t>
+            </w:r>
+            <w:proofErr w:type="spellEnd"/>
+            <w:r>
+              <w:rPr>
+                <w:rFonts w:ascii="Consolas" w:hAnsi="Consolas" w:cs="Arial"/>
+                <w:color w:val="00B050"/>
+                <w:sz w:val="18"/>
+                <w:szCs w:val="18"/>
+              </w:rPr>
+              <w:t xml:space="preserve"> </w:t>
             </w:r>
             <w:r>
               <w:rPr>
@@ -1778,7 +2402,27 @@
                 <w:sz w:val="18"/>
                 <w:szCs w:val="18"/>
               </w:rPr>
-              <w:t>{%p for G in ALLE_</w:t>
+              <w:t xml:space="preserve">{%p </w:t>
+            </w:r>
+            <w:proofErr w:type="spellStart"/>
+            <w:r>
+              <w:rPr>
+                <w:rFonts w:ascii="Consolas" w:hAnsi="Consolas" w:cs="Arial"/>
+                <w:color w:val="00B050"/>
+                <w:sz w:val="18"/>
+                <w:szCs w:val="18"/>
+              </w:rPr>
+              <w:t>for</w:t>
+            </w:r>
+            <w:proofErr w:type="spellEnd"/>
+            <w:r>
+              <w:rPr>
+                <w:rFonts w:ascii="Consolas" w:hAnsi="Consolas" w:cs="Arial"/>
+                <w:color w:val="00B050"/>
+                <w:sz w:val="18"/>
+                <w:szCs w:val="18"/>
+              </w:rPr>
+              <w:t xml:space="preserve"> G in ALLE_</w:t>
             </w:r>
             <w:r>
               <w:rPr>
@@ -1834,7 +2478,37 @@
                 <w:sz w:val="18"/>
                 <w:szCs w:val="18"/>
               </w:rPr>
-              <w:t xml:space="preserve"> if ALLE_</w:t>
+              <w:t xml:space="preserve"> </w:t>
+            </w:r>
+            <w:proofErr w:type="spellStart"/>
+            <w:r>
+              <w:rPr>
+                <w:rFonts w:ascii="Consolas" w:hAnsi="Consolas" w:cs="Arial"/>
+                <w:color w:val="00B050"/>
+                <w:sz w:val="18"/>
+                <w:szCs w:val="18"/>
+              </w:rPr>
+              <w:t>if</w:t>
+            </w:r>
+            <w:proofErr w:type="spellEnd"/>
+            <w:r>
+              <w:rPr>
+                <w:rFonts w:ascii="Consolas" w:hAnsi="Consolas" w:cs="Arial"/>
+                <w:color w:val="00B050"/>
+                <w:sz w:val="18"/>
+                <w:szCs w:val="18"/>
+              </w:rPr>
+              <w:t xml:space="preserve"> </w:t>
+            </w:r>
+            <w:proofErr w:type="spellStart"/>
+            <w:r>
+              <w:rPr>
+                <w:rFonts w:ascii="Consolas" w:hAnsi="Consolas" w:cs="Arial"/>
+                <w:color w:val="00B050"/>
+                <w:sz w:val="18"/>
+                <w:szCs w:val="18"/>
+              </w:rPr>
+              <w:t>ALLE_</w:t>
             </w:r>
             <w:r>
               <w:rPr>
@@ -1852,7 +2526,17 @@
                 <w:sz w:val="18"/>
                 <w:szCs w:val="18"/>
               </w:rPr>
-              <w:t>_LISTE|length &gt; 1 %}</w:t>
+              <w:t>_LISTE|length</w:t>
+            </w:r>
+            <w:proofErr w:type="spellEnd"/>
+            <w:r>
+              <w:rPr>
+                <w:rFonts w:ascii="Consolas" w:hAnsi="Consolas" w:cs="Arial"/>
+                <w:color w:val="00B050"/>
+                <w:sz w:val="18"/>
+                <w:szCs w:val="18"/>
+              </w:rPr>
+              <w:t xml:space="preserve"> &gt; 1 %}</w:t>
             </w:r>
           </w:p>
           <w:p>
@@ -1902,7 +2586,27 @@
                 <w:sz w:val="18"/>
                 <w:szCs w:val="18"/>
               </w:rPr>
-              <w:t>{%p if G.VERTRETER_NAME %}</w:t>
+              <w:t xml:space="preserve">{%p </w:t>
+            </w:r>
+            <w:proofErr w:type="spellStart"/>
+            <w:r>
+              <w:rPr>
+                <w:rFonts w:ascii="Consolas" w:hAnsi="Consolas" w:cs="Arial"/>
+                <w:color w:val="00B050"/>
+                <w:sz w:val="18"/>
+                <w:szCs w:val="18"/>
+              </w:rPr>
+              <w:t>if</w:t>
+            </w:r>
+            <w:proofErr w:type="spellEnd"/>
+            <w:r>
+              <w:rPr>
+                <w:rFonts w:ascii="Consolas" w:hAnsi="Consolas" w:cs="Arial"/>
+                <w:color w:val="00B050"/>
+                <w:sz w:val="18"/>
+                <w:szCs w:val="18"/>
+              </w:rPr>
+              <w:t xml:space="preserve"> G.VERTRETER_NAME %}</w:t>
             </w:r>
           </w:p>
           <w:p>
@@ -1950,7 +2654,27 @@
                 <w:sz w:val="18"/>
                 <w:szCs w:val="18"/>
               </w:rPr>
-              <w:t>{%p endif %}</w:t>
+              <w:t xml:space="preserve">{%p </w:t>
+            </w:r>
+            <w:proofErr w:type="spellStart"/>
+            <w:r>
+              <w:rPr>
+                <w:rFonts w:ascii="Consolas" w:hAnsi="Consolas" w:cs="Arial"/>
+                <w:color w:val="00B050"/>
+                <w:sz w:val="18"/>
+                <w:szCs w:val="18"/>
+              </w:rPr>
+              <w:t>endif</w:t>
+            </w:r>
+            <w:proofErr w:type="spellEnd"/>
+            <w:r>
+              <w:rPr>
+                <w:rFonts w:ascii="Consolas" w:hAnsi="Consolas" w:cs="Arial"/>
+                <w:color w:val="00B050"/>
+                <w:sz w:val="18"/>
+                <w:szCs w:val="18"/>
+              </w:rPr>
+              <w:t xml:space="preserve"> %}</w:t>
             </w:r>
           </w:p>
           <w:p>
@@ -1987,7 +2711,27 @@
                 <w:sz w:val="18"/>
                 <w:szCs w:val="18"/>
               </w:rPr>
-              <w:t xml:space="preserve"> else %}</w:t>
+              <w:t xml:space="preserve"> </w:t>
+            </w:r>
+            <w:proofErr w:type="spellStart"/>
+            <w:r>
+              <w:rPr>
+                <w:rFonts w:ascii="Consolas" w:hAnsi="Consolas" w:cs="Arial"/>
+                <w:color w:val="00B050"/>
+                <w:sz w:val="18"/>
+                <w:szCs w:val="18"/>
+              </w:rPr>
+              <w:t>else</w:t>
+            </w:r>
+            <w:proofErr w:type="spellEnd"/>
+            <w:r>
+              <w:rPr>
+                <w:rFonts w:ascii="Consolas" w:hAnsi="Consolas" w:cs="Arial"/>
+                <w:color w:val="00B050"/>
+                <w:sz w:val="18"/>
+                <w:szCs w:val="18"/>
+              </w:rPr>
+              <w:t xml:space="preserve"> %}</w:t>
             </w:r>
           </w:p>
           <w:p>
@@ -2023,7 +2767,27 @@
                 <w:sz w:val="18"/>
                 <w:szCs w:val="18"/>
               </w:rPr>
-              <w:t>{%p if G.VERTRETER_NAME %}</w:t>
+              <w:t xml:space="preserve">{%p </w:t>
+            </w:r>
+            <w:proofErr w:type="spellStart"/>
+            <w:r>
+              <w:rPr>
+                <w:rFonts w:ascii="Consolas" w:hAnsi="Consolas" w:cs="Arial"/>
+                <w:color w:val="00B050"/>
+                <w:sz w:val="18"/>
+                <w:szCs w:val="18"/>
+              </w:rPr>
+              <w:t>if</w:t>
+            </w:r>
+            <w:proofErr w:type="spellEnd"/>
+            <w:r>
+              <w:rPr>
+                <w:rFonts w:ascii="Consolas" w:hAnsi="Consolas" w:cs="Arial"/>
+                <w:color w:val="00B050"/>
+                <w:sz w:val="18"/>
+                <w:szCs w:val="18"/>
+              </w:rPr>
+              <w:t xml:space="preserve"> G.VERTRETER_NAME %}</w:t>
             </w:r>
           </w:p>
           <w:p>
@@ -2070,7 +2834,27 @@
                 <w:sz w:val="18"/>
                 <w:szCs w:val="18"/>
               </w:rPr>
-              <w:t>{%p endif %}</w:t>
+              <w:t xml:space="preserve">{%p </w:t>
+            </w:r>
+            <w:proofErr w:type="spellStart"/>
+            <w:r>
+              <w:rPr>
+                <w:rFonts w:ascii="Consolas" w:hAnsi="Consolas" w:cs="Arial"/>
+                <w:color w:val="00B050"/>
+                <w:sz w:val="18"/>
+                <w:szCs w:val="18"/>
+              </w:rPr>
+              <w:t>endif</w:t>
+            </w:r>
+            <w:proofErr w:type="spellEnd"/>
+            <w:r>
+              <w:rPr>
+                <w:rFonts w:ascii="Consolas" w:hAnsi="Consolas" w:cs="Arial"/>
+                <w:color w:val="00B050"/>
+                <w:sz w:val="18"/>
+                <w:szCs w:val="18"/>
+              </w:rPr>
+              <w:t xml:space="preserve"> %}</w:t>
             </w:r>
           </w:p>
           <w:p>
@@ -2089,7 +2873,27 @@
                 <w:sz w:val="18"/>
                 <w:szCs w:val="18"/>
               </w:rPr>
-              <w:t>{%p endif %}</w:t>
+              <w:t xml:space="preserve">{%p </w:t>
+            </w:r>
+            <w:proofErr w:type="spellStart"/>
+            <w:r>
+              <w:rPr>
+                <w:rFonts w:ascii="Consolas" w:hAnsi="Consolas" w:cs="Arial"/>
+                <w:color w:val="00B050"/>
+                <w:sz w:val="18"/>
+                <w:szCs w:val="18"/>
+              </w:rPr>
+              <w:t>endif</w:t>
+            </w:r>
+            <w:proofErr w:type="spellEnd"/>
+            <w:r>
+              <w:rPr>
+                <w:rFonts w:ascii="Consolas" w:hAnsi="Consolas" w:cs="Arial"/>
+                <w:color w:val="00B050"/>
+                <w:sz w:val="18"/>
+                <w:szCs w:val="18"/>
+              </w:rPr>
+              <w:t xml:space="preserve"> %}</w:t>
             </w:r>
           </w:p>
           <w:p>
@@ -2108,7 +2912,27 @@
                 <w:sz w:val="18"/>
                 <w:szCs w:val="18"/>
               </w:rPr>
-              <w:t>{%p endfor %}</w:t>
+              <w:t xml:space="preserve">{%p </w:t>
+            </w:r>
+            <w:proofErr w:type="spellStart"/>
+            <w:r>
+              <w:rPr>
+                <w:rFonts w:ascii="Consolas" w:hAnsi="Consolas" w:cs="Arial"/>
+                <w:color w:val="00B050"/>
+                <w:sz w:val="18"/>
+                <w:szCs w:val="18"/>
+              </w:rPr>
+              <w:t>endfor</w:t>
+            </w:r>
+            <w:proofErr w:type="spellEnd"/>
+            <w:r>
+              <w:rPr>
+                <w:rFonts w:ascii="Consolas" w:hAnsi="Consolas" w:cs="Arial"/>
+                <w:color w:val="00B050"/>
+                <w:sz w:val="18"/>
+                <w:szCs w:val="18"/>
+              </w:rPr>
+              <w:t xml:space="preserve"> %}</w:t>
             </w:r>
           </w:p>
           <w:p>
@@ -2127,7 +2951,17 @@
                 <w:sz w:val="18"/>
                 <w:szCs w:val="18"/>
               </w:rPr>
-              <w:t>{%p el</w:t>
+              <w:t xml:space="preserve">{%p </w:t>
+            </w:r>
+            <w:proofErr w:type="spellStart"/>
+            <w:r>
+              <w:rPr>
+                <w:rFonts w:ascii="Consolas" w:hAnsi="Consolas" w:cs="Arial"/>
+                <w:color w:val="00B050"/>
+                <w:sz w:val="18"/>
+                <w:szCs w:val="18"/>
+              </w:rPr>
+              <w:t>el</w:t>
             </w:r>
             <w:r>
               <w:rPr>
@@ -2136,7 +2970,17 @@
                 <w:sz w:val="18"/>
                 <w:szCs w:val="18"/>
               </w:rPr>
-              <w:t xml:space="preserve">if </w:t>
+              <w:t>if</w:t>
+            </w:r>
+            <w:proofErr w:type="spellEnd"/>
+            <w:r>
+              <w:rPr>
+                <w:rFonts w:ascii="Consolas" w:hAnsi="Consolas"/>
+                <w:color w:val="00B050"/>
+                <w:sz w:val="18"/>
+                <w:szCs w:val="18"/>
+              </w:rPr>
+              <w:t xml:space="preserve"> </w:t>
             </w:r>
             <w:r>
               <w:rPr>
@@ -2196,7 +3040,27 @@
                 <w:sz w:val="18"/>
                 <w:szCs w:val="18"/>
               </w:rPr>
-              <w:t xml:space="preserve"> elif </w:t>
+              <w:t xml:space="preserve"> </w:t>
+            </w:r>
+            <w:proofErr w:type="spellStart"/>
+            <w:r>
+              <w:rPr>
+                <w:rFonts w:ascii="Consolas" w:hAnsi="Consolas"/>
+                <w:color w:val="00B050"/>
+                <w:sz w:val="18"/>
+                <w:szCs w:val="18"/>
+              </w:rPr>
+              <w:t>elif</w:t>
+            </w:r>
+            <w:proofErr w:type="spellEnd"/>
+            <w:r>
+              <w:rPr>
+                <w:rFonts w:ascii="Consolas" w:hAnsi="Consolas"/>
+                <w:color w:val="00B050"/>
+                <w:sz w:val="18"/>
+                <w:szCs w:val="18"/>
+              </w:rPr>
+              <w:t xml:space="preserve"> </w:t>
             </w:r>
             <w:r>
               <w:rPr>
@@ -2256,7 +3120,27 @@
                 <w:sz w:val="18"/>
                 <w:szCs w:val="18"/>
               </w:rPr>
-              <w:t xml:space="preserve"> else %}</w:t>
+              <w:t xml:space="preserve"> </w:t>
+            </w:r>
+            <w:proofErr w:type="spellStart"/>
+            <w:r>
+              <w:rPr>
+                <w:rFonts w:ascii="Consolas" w:hAnsi="Consolas"/>
+                <w:color w:val="00B050"/>
+                <w:sz w:val="18"/>
+                <w:szCs w:val="18"/>
+              </w:rPr>
+              <w:t>else</w:t>
+            </w:r>
+            <w:proofErr w:type="spellEnd"/>
+            <w:r>
+              <w:rPr>
+                <w:rFonts w:ascii="Consolas" w:hAnsi="Consolas"/>
+                <w:color w:val="00B050"/>
+                <w:sz w:val="18"/>
+                <w:szCs w:val="18"/>
+              </w:rPr>
+              <w:t xml:space="preserve"> %}</w:t>
             </w:r>
           </w:p>
           <w:p>
@@ -2272,7 +3156,27 @@
                 <w:sz w:val="18"/>
                 <w:szCs w:val="18"/>
               </w:rPr>
-              <w:t>{%p endif %}</w:t>
+              <w:t xml:space="preserve">{%p </w:t>
+            </w:r>
+            <w:proofErr w:type="spellStart"/>
+            <w:r>
+              <w:rPr>
+                <w:rFonts w:ascii="Consolas" w:hAnsi="Consolas" w:cs="Arial"/>
+                <w:color w:val="00B050"/>
+                <w:sz w:val="18"/>
+                <w:szCs w:val="18"/>
+              </w:rPr>
+              <w:t>endif</w:t>
+            </w:r>
+            <w:proofErr w:type="spellEnd"/>
+            <w:r>
+              <w:rPr>
+                <w:rFonts w:ascii="Consolas" w:hAnsi="Consolas" w:cs="Arial"/>
+                <w:color w:val="00B050"/>
+                <w:sz w:val="18"/>
+                <w:szCs w:val="18"/>
+              </w:rPr>
+              <w:t xml:space="preserve"> %}</w:t>
             </w:r>
           </w:p>
         </w:tc>
@@ -2502,7 +3406,27 @@
           <w:sz w:val="18"/>
           <w:szCs w:val="18"/>
         </w:rPr>
-        <w:t xml:space="preserve">{%p for </w:t>
+        <w:t xml:space="preserve">{%p </w:t>
+      </w:r>
+      <w:proofErr w:type="spellStart"/>
+      <w:r>
+        <w:rPr>
+          <w:rFonts w:ascii="Consolas" w:hAnsi="Consolas" w:cs="Arial"/>
+          <w:color w:val="00B050"/>
+          <w:sz w:val="18"/>
+          <w:szCs w:val="18"/>
+        </w:rPr>
+        <w:t>for</w:t>
+      </w:r>
+      <w:proofErr w:type="spellEnd"/>
+      <w:r>
+        <w:rPr>
+          <w:rFonts w:ascii="Consolas" w:hAnsi="Consolas" w:cs="Arial"/>
+          <w:color w:val="00B050"/>
+          <w:sz w:val="18"/>
+          <w:szCs w:val="18"/>
+        </w:rPr>
+        <w:t xml:space="preserve"> </w:t>
       </w:r>
       <w:r>
         <w:rPr>
@@ -2557,7 +3481,47 @@
           <w:sz w:val="18"/>
           <w:szCs w:val="18"/>
         </w:rPr>
-        <w:t>{%p if loop.first %}</w:t>
+        <w:t xml:space="preserve">{%p </w:t>
+      </w:r>
+      <w:proofErr w:type="spellStart"/>
+      <w:r>
+        <w:rPr>
+          <w:rFonts w:ascii="Consolas" w:hAnsi="Consolas" w:cs="Arial"/>
+          <w:color w:val="00B050"/>
+          <w:sz w:val="18"/>
+          <w:szCs w:val="18"/>
+        </w:rPr>
+        <w:t>if</w:t>
+      </w:r>
+      <w:proofErr w:type="spellEnd"/>
+      <w:r>
+        <w:rPr>
+          <w:rFonts w:ascii="Consolas" w:hAnsi="Consolas" w:cs="Arial"/>
+          <w:color w:val="00B050"/>
+          <w:sz w:val="18"/>
+          <w:szCs w:val="18"/>
+        </w:rPr>
+        <w:t xml:space="preserve"> </w:t>
+      </w:r>
+      <w:proofErr w:type="spellStart"/>
+      <w:r>
+        <w:rPr>
+          <w:rFonts w:ascii="Consolas" w:hAnsi="Consolas" w:cs="Arial"/>
+          <w:color w:val="00B050"/>
+          <w:sz w:val="18"/>
+          <w:szCs w:val="18"/>
+        </w:rPr>
+        <w:t>loop.first</w:t>
+      </w:r>
+      <w:proofErr w:type="spellEnd"/>
+      <w:r>
+        <w:rPr>
+          <w:rFonts w:ascii="Consolas" w:hAnsi="Consolas" w:cs="Arial"/>
+          <w:color w:val="00B050"/>
+          <w:sz w:val="18"/>
+          <w:szCs w:val="18"/>
+        </w:rPr>
+        <w:t xml:space="preserve"> %}</w:t>
       </w:r>
     </w:p>
     <w:p>
@@ -2578,6 +3542,7 @@
         </w:rPr>
         <w:t xml:space="preserve">{%p </w:t>
       </w:r>
+      <w:proofErr w:type="spellStart"/>
       <w:r>
         <w:rPr>
           <w:rFonts w:ascii="Consolas" w:hAnsi="Consolas" w:cs="Arial"/>
@@ -2587,6 +3552,7 @@
         </w:rPr>
         <w:t>if</w:t>
       </w:r>
+      <w:proofErr w:type="spellEnd"/>
       <w:r>
         <w:rPr>
           <w:rFonts w:ascii="Consolas" w:hAnsi="Consolas" w:cs="Arial"/>
@@ -2653,6 +3619,7 @@
         </w:rPr>
         <w:t xml:space="preserve">{%p </w:t>
       </w:r>
+      <w:proofErr w:type="spellStart"/>
       <w:r>
         <w:rPr>
           <w:rFonts w:ascii="Consolas" w:hAnsi="Consolas" w:cs="Arial"/>
@@ -2660,7 +3627,17 @@
           <w:sz w:val="18"/>
           <w:szCs w:val="18"/>
         </w:rPr>
-        <w:t>elif G.ANREDE ==</w:t>
+        <w:t>elif</w:t>
+      </w:r>
+      <w:proofErr w:type="spellEnd"/>
+      <w:r>
+        <w:rPr>
+          <w:rFonts w:ascii="Consolas" w:hAnsi="Consolas" w:cs="Arial"/>
+          <w:color w:val="00B050"/>
+          <w:sz w:val="18"/>
+          <w:szCs w:val="18"/>
+        </w:rPr>
+        <w:t xml:space="preserve"> G.ANREDE ==</w:t>
       </w:r>
       <w:r>
         <w:rPr>
@@ -2717,7 +3694,27 @@
           <w:sz w:val="18"/>
           <w:szCs w:val="18"/>
         </w:rPr>
-        <w:t>{%p else %}</w:t>
+        <w:t xml:space="preserve">{%p </w:t>
+      </w:r>
+      <w:proofErr w:type="spellStart"/>
+      <w:r>
+        <w:rPr>
+          <w:rFonts w:ascii="Consolas" w:hAnsi="Consolas" w:cs="Arial"/>
+          <w:color w:val="00B050"/>
+          <w:sz w:val="18"/>
+          <w:szCs w:val="18"/>
+        </w:rPr>
+        <w:t>else</w:t>
+      </w:r>
+      <w:proofErr w:type="spellEnd"/>
+      <w:r>
+        <w:rPr>
+          <w:rFonts w:ascii="Consolas" w:hAnsi="Consolas" w:cs="Arial"/>
+          <w:color w:val="00B050"/>
+          <w:sz w:val="18"/>
+          <w:szCs w:val="18"/>
+        </w:rPr>
+        <w:t xml:space="preserve"> %}</w:t>
       </w:r>
     </w:p>
     <w:p>
@@ -2741,18 +3738,19 @@
           <w:sz w:val="18"/>
           <w:szCs w:val="18"/>
         </w:rPr>
-        <w:t>{%p endif %}</w:t>
-      </w:r>
-    </w:p>
-    <w:p>
-      <w:pPr>
+        <w:t xml:space="preserve">{%p </w:t>
+      </w:r>
+      <w:proofErr w:type="spellStart"/>
+      <w:r>
         <w:rPr>
           <w:rFonts w:ascii="Consolas" w:hAnsi="Consolas"/>
           <w:color w:val="00B050"/>
           <w:sz w:val="18"/>
           <w:szCs w:val="18"/>
         </w:rPr>
-      </w:pPr>
+        <w:t>endif</w:t>
+      </w:r>
+      <w:proofErr w:type="spellEnd"/>
       <w:r>
         <w:rPr>
           <w:rFonts w:ascii="Consolas" w:hAnsi="Consolas"/>
@@ -2760,7 +3758,46 @@
           <w:sz w:val="18"/>
           <w:szCs w:val="18"/>
         </w:rPr>
-        <w:t>{%p endif %}</w:t>
+        <w:t xml:space="preserve"> %}</w:t>
+      </w:r>
+    </w:p>
+    <w:p>
+      <w:pPr>
+        <w:rPr>
+          <w:rFonts w:ascii="Consolas" w:hAnsi="Consolas"/>
+          <w:color w:val="00B050"/>
+          <w:sz w:val="18"/>
+          <w:szCs w:val="18"/>
+        </w:rPr>
+      </w:pPr>
+      <w:r>
+        <w:rPr>
+          <w:rFonts w:ascii="Consolas" w:hAnsi="Consolas"/>
+          <w:color w:val="00B050"/>
+          <w:sz w:val="18"/>
+          <w:szCs w:val="18"/>
+        </w:rPr>
+        <w:t xml:space="preserve">{%p </w:t>
+      </w:r>
+      <w:proofErr w:type="spellStart"/>
+      <w:r>
+        <w:rPr>
+          <w:rFonts w:ascii="Consolas" w:hAnsi="Consolas"/>
+          <w:color w:val="00B050"/>
+          <w:sz w:val="18"/>
+          <w:szCs w:val="18"/>
+        </w:rPr>
+        <w:t>endif</w:t>
+      </w:r>
+      <w:proofErr w:type="spellEnd"/>
+      <w:r>
+        <w:rPr>
+          <w:rFonts w:ascii="Consolas" w:hAnsi="Consolas"/>
+          <w:color w:val="00B050"/>
+          <w:sz w:val="18"/>
+          <w:szCs w:val="18"/>
+        </w:rPr>
+        <w:t xml:space="preserve"> %}</w:t>
       </w:r>
     </w:p>
     <w:p>
@@ -2779,7 +3816,27 @@
           <w:sz w:val="18"/>
           <w:szCs w:val="18"/>
         </w:rPr>
-        <w:t>{%p endfor %}</w:t>
+        <w:t xml:space="preserve">{%p </w:t>
+      </w:r>
+      <w:proofErr w:type="spellStart"/>
+      <w:r>
+        <w:rPr>
+          <w:rFonts w:ascii="Consolas" w:hAnsi="Consolas" w:cs="Arial"/>
+          <w:color w:val="00B050"/>
+          <w:sz w:val="18"/>
+          <w:szCs w:val="18"/>
+        </w:rPr>
+        <w:t>endfor</w:t>
+      </w:r>
+      <w:proofErr w:type="spellEnd"/>
+      <w:r>
+        <w:rPr>
+          <w:rFonts w:ascii="Consolas" w:hAnsi="Consolas" w:cs="Arial"/>
+          <w:color w:val="00B050"/>
+          <w:sz w:val="18"/>
+          <w:szCs w:val="18"/>
+        </w:rPr>
+        <w:t xml:space="preserve"> %}</w:t>
       </w:r>
     </w:p>
     <w:p/>
@@ -2791,7 +3848,15 @@
     <w:p/>
     <w:p>
       <w:r>
-        <w:t xml:space="preserve">Die Baugesuchsunterlagen werden detailliert geprüft und der </w:t>
+        <w:t xml:space="preserve">Die </w:t>
+      </w:r>
+      <w:proofErr w:type="spellStart"/>
+      <w:r>
+        <w:t>Baugesuchsunterlagen</w:t>
+      </w:r>
+      <w:proofErr w:type="spellEnd"/>
+      <w:r>
+        <w:t xml:space="preserve"> werden detailliert geprüft und der </w:t>
       </w:r>
       <w:sdt>
         <w:sdtPr>
@@ -2908,7 +3973,19 @@
         </w:sdtContent>
       </w:sdt>
       <w:r>
-        <w:t xml:space="preserve"> geprüft wurden, wird das Bauvorhaben im amtlichen Anzeiger publiziert und 10 Arbeitstage öffentlich aufgelegt.</w:t>
+        <w:t xml:space="preserve"> geprüft wurden, wird das Bauvorhaben im amtlichen Anzeiger publiziert und </w:t>
+      </w:r>
+      <w:r>
+        <w:t>2</w:t>
+      </w:r>
+      <w:r>
+        <w:t xml:space="preserve">0 </w:t>
+      </w:r>
+      <w:r>
+        <w:t>T</w:t>
+      </w:r>
+      <w:r>
+        <w:t>age öffentlich aufgelegt.</w:t>
       </w:r>
     </w:p>
     <w:p/>
@@ -2946,7 +4023,27 @@
           <w:sz w:val="18"/>
           <w:szCs w:val="18"/>
         </w:rPr>
-        <w:t xml:space="preserve"> if PUBLIKATION_ANZEIGER %}</w:t>
+        <w:t xml:space="preserve"> </w:t>
+      </w:r>
+      <w:proofErr w:type="spellStart"/>
+      <w:r>
+        <w:rPr>
+          <w:rFonts w:ascii="Consolas" w:hAnsi="Consolas"/>
+          <w:color w:val="00B050"/>
+          <w:sz w:val="18"/>
+          <w:szCs w:val="18"/>
+        </w:rPr>
+        <w:t>if</w:t>
+      </w:r>
+      <w:proofErr w:type="spellEnd"/>
+      <w:r>
+        <w:rPr>
+          <w:rFonts w:ascii="Consolas" w:hAnsi="Consolas"/>
+          <w:color w:val="00B050"/>
+          <w:sz w:val="18"/>
+          <w:szCs w:val="18"/>
+        </w:rPr>
+        <w:t xml:space="preserve"> PUBLIKATION_ANZEIGER %}</w:t>
       </w:r>
     </w:p>
     <w:p>
@@ -2977,7 +4074,19 @@
         <w:t>D</w:t>
       </w:r>
       <w:r>
-        <w:t xml:space="preserve">ie Einsprachefrist dauert 10 Arbeitstage und läuft bis zum </w:t>
+        <w:t xml:space="preserve">ie Einsprachefrist dauert </w:t>
+      </w:r>
+      <w:r>
+        <w:t>2</w:t>
+      </w:r>
+      <w:r>
+        <w:t xml:space="preserve">0 </w:t>
+      </w:r>
+      <w:r>
+        <w:t>T</w:t>
+      </w:r>
+      <w:r>
+        <w:t xml:space="preserve">age und läuft bis zum </w:t>
       </w:r>
       <w:r>
         <w:rPr>
@@ -3015,7 +4124,27 @@
           <w:sz w:val="18"/>
           <w:szCs w:val="18"/>
         </w:rPr>
-        <w:t xml:space="preserve"> else %}</w:t>
+        <w:t xml:space="preserve"> </w:t>
+      </w:r>
+      <w:proofErr w:type="spellStart"/>
+      <w:r>
+        <w:rPr>
+          <w:rFonts w:ascii="Consolas" w:hAnsi="Consolas"/>
+          <w:color w:val="00B050"/>
+          <w:sz w:val="18"/>
+          <w:szCs w:val="18"/>
+        </w:rPr>
+        <w:t>else</w:t>
+      </w:r>
+      <w:proofErr w:type="spellEnd"/>
+      <w:r>
+        <w:rPr>
+          <w:rFonts w:ascii="Consolas" w:hAnsi="Consolas"/>
+          <w:color w:val="00B050"/>
+          <w:sz w:val="18"/>
+          <w:szCs w:val="18"/>
+        </w:rPr>
+        <w:t xml:space="preserve"> %}</w:t>
       </w:r>
     </w:p>
     <w:p>
@@ -3048,7 +4177,19 @@
         </w:sdtContent>
       </w:sdt>
       <w:r>
-        <w:t xml:space="preserve">. Die Einsprachefrist dauert 10 Arbeitstage und läuft bis zum </w:t>
+        <w:t xml:space="preserve">. Die Einsprachefrist dauert </w:t>
+      </w:r>
+      <w:r>
+        <w:t>2</w:t>
+      </w:r>
+      <w:r>
+        <w:t xml:space="preserve">0 </w:t>
+      </w:r>
+      <w:r>
+        <w:t>T</w:t>
+      </w:r>
+      <w:r>
+        <w:t xml:space="preserve">age und läuft bis zum </w:t>
       </w:r>
       <w:sdt>
         <w:sdtPr>
@@ -3105,7 +4246,27 @@
           <w:sz w:val="18"/>
           <w:szCs w:val="18"/>
         </w:rPr>
-        <w:t xml:space="preserve"> endif %}</w:t>
+        <w:t xml:space="preserve"> </w:t>
+      </w:r>
+      <w:proofErr w:type="spellStart"/>
+      <w:r>
+        <w:rPr>
+          <w:rFonts w:ascii="Consolas" w:hAnsi="Consolas"/>
+          <w:color w:val="00B050"/>
+          <w:sz w:val="18"/>
+          <w:szCs w:val="18"/>
+        </w:rPr>
+        <w:t>endif</w:t>
+      </w:r>
+      <w:proofErr w:type="spellEnd"/>
+      <w:r>
+        <w:rPr>
+          <w:rFonts w:ascii="Consolas" w:hAnsi="Consolas"/>
+          <w:color w:val="00B050"/>
+          <w:sz w:val="18"/>
+          <w:szCs w:val="18"/>
+        </w:rPr>
+        <w:t xml:space="preserve"> %}</w:t>
       </w:r>
     </w:p>
     <w:p>
@@ -3302,7 +4463,27 @@
           <w:sz w:val="18"/>
           <w:szCs w:val="18"/>
         </w:rPr>
-        <w:t>{% if ZUSTAENDIG_NAME %}</w:t>
+        <w:t xml:space="preserve">{% </w:t>
+      </w:r>
+      <w:proofErr w:type="spellStart"/>
+      <w:r>
+        <w:rPr>
+          <w:rFonts w:ascii="Consolas" w:hAnsi="Consolas"/>
+          <w:color w:val="00B050"/>
+          <w:sz w:val="18"/>
+          <w:szCs w:val="18"/>
+        </w:rPr>
+        <w:t>if</w:t>
+      </w:r>
+      <w:proofErr w:type="spellEnd"/>
+      <w:r>
+        <w:rPr>
+          <w:rFonts w:ascii="Consolas" w:hAnsi="Consolas"/>
+          <w:color w:val="00B050"/>
+          <w:sz w:val="18"/>
+          <w:szCs w:val="18"/>
+        </w:rPr>
+        <w:t xml:space="preserve"> ZUSTAENDIG_NAME %}</w:t>
       </w:r>
       <w:r>
         <w:rPr>
@@ -3319,6 +4500,7 @@
         </w:rPr>
         <w:t xml:space="preserve">{% </w:t>
       </w:r>
+      <w:proofErr w:type="spellStart"/>
       <w:r>
         <w:rPr>
           <w:rFonts w:ascii="Consolas" w:hAnsi="Consolas"/>
@@ -3328,6 +4510,7 @@
         </w:rPr>
         <w:t>else</w:t>
       </w:r>
+      <w:proofErr w:type="spellEnd"/>
       <w:r>
         <w:rPr>
           <w:rFonts w:ascii="Consolas" w:hAnsi="Consolas"/>
@@ -3377,7 +4560,27 @@
           <w:sz w:val="18"/>
           <w:szCs w:val="18"/>
         </w:rPr>
-        <w:t>{% endif %}</w:t>
+        <w:t xml:space="preserve">{% </w:t>
+      </w:r>
+      <w:proofErr w:type="spellStart"/>
+      <w:r>
+        <w:rPr>
+          <w:rFonts w:ascii="Consolas" w:hAnsi="Consolas"/>
+          <w:color w:val="00B050"/>
+          <w:sz w:val="18"/>
+          <w:szCs w:val="18"/>
+        </w:rPr>
+        <w:t>endif</w:t>
+      </w:r>
+      <w:proofErr w:type="spellEnd"/>
+      <w:r>
+        <w:rPr>
+          <w:rFonts w:ascii="Consolas" w:hAnsi="Consolas"/>
+          <w:color w:val="00B050"/>
+          <w:sz w:val="18"/>
+          <w:szCs w:val="18"/>
+        </w:rPr>
+        <w:t xml:space="preserve"> %}</w:t>
       </w:r>
     </w:p>
     <w:p/>
@@ -3452,7 +4655,7 @@
 </file>
 
 <file path=word/endnotes.xml><?xml version="1.0" encoding="utf-8"?>
-<w:endnotes xmlns:wpc="http://schemas.microsoft.com/office/word/2010/wordprocessingCanvas" xmlns:cx="http://schemas.microsoft.com/office/drawing/2014/chartex" xmlns:cx1="http://schemas.microsoft.com/office/drawing/2015/9/8/chartex" xmlns:cx2="http://schemas.microsoft.com/office/drawing/2015/10/21/chartex" xmlns:cx3="http://schemas.microsoft.com/office/drawing/2016/5/9/chartex" xmlns:cx4="http://schemas.microsoft.com/office/drawing/2016/5/10/chartex" xmlns:cx5="http://schemas.microsoft.com/office/drawing/2016/5/11/chartex" xmlns:cx6="http://schemas.microsoft.com/office/drawing/2016/5/12/chartex" xmlns:cx7="http://schemas.microsoft.com/office/drawing/2016/5/13/chartex" xmlns:cx8="http://schemas.microsoft.com/office/drawing/2016/5/14/chartex" xmlns:mc="http://schemas.openxmlformats.org/markup-compatibility/2006" xmlns:aink="http://schemas.microsoft.com/office/drawing/2016/ink" xmlns:am3d="http://schemas.microsoft.com/office/drawing/2017/model3d" xmlns:o="urn:schemas-microsoft-com:office:office" xmlns:oel="http://schemas.microsoft.com/office/2019/extlst" xmlns:r="http://schemas.openxmlformats.org/officeDocument/2006/relationships" xmlns:m="http://schemas.openxmlformats.org/officeDocument/2006/math" xmlns:v="urn:schemas-microsoft-com:vml" xmlns:wp14="http://schemas.microsoft.com/office/word/2010/wordprocessingDrawing" xmlns:wp="http://schemas.openxmlformats.org/drawingml/2006/wordprocessingDrawing" xmlns:w10="urn:schemas-microsoft-com:office:word" xmlns:w="http://schemas.openxmlformats.org/wordprocessingml/2006/main" xmlns:w14="http://schemas.microsoft.com/office/word/2010/wordml" xmlns:w15="http://schemas.microsoft.com/office/word/2012/wordml" xmlns:w16cex="http://schemas.microsoft.com/office/word/2018/wordml/cex" xmlns:w16cid="http://schemas.microsoft.com/office/word/2016/wordml/cid" xmlns:w16="http://schemas.microsoft.com/office/word/2018/wordml" xmlns:w16du="http://schemas.microsoft.com/office/word/2023/wordml/word16du" xmlns:w16sdtdh="http://schemas.microsoft.com/office/word/2020/wordml/sdtdatahash" xmlns:w16se="http://schemas.microsoft.com/office/word/2015/wordml/symex" xmlns:wpg="http://schemas.microsoft.com/office/word/2010/wordprocessingGroup" xmlns:wpi="http://schemas.microsoft.com/office/word/2010/wordprocessingInk" xmlns:wne="http://schemas.microsoft.com/office/word/2006/wordml" xmlns:wps="http://schemas.microsoft.com/office/word/2010/wordprocessingShape" mc:Ignorable="w14 w15 w16se w16cid w16 w16cex w16sdtdh w16du wp14">
+<w:endnotes xmlns:wpc="http://schemas.microsoft.com/office/word/2010/wordprocessingCanvas" xmlns:cx="http://schemas.microsoft.com/office/drawing/2014/chartex" xmlns:cx1="http://schemas.microsoft.com/office/drawing/2015/9/8/chartex" xmlns:cx2="http://schemas.microsoft.com/office/drawing/2015/10/21/chartex" xmlns:cx3="http://schemas.microsoft.com/office/drawing/2016/5/9/chartex" xmlns:cx4="http://schemas.microsoft.com/office/drawing/2016/5/10/chartex" xmlns:cx5="http://schemas.microsoft.com/office/drawing/2016/5/11/chartex" xmlns:cx6="http://schemas.microsoft.com/office/drawing/2016/5/12/chartex" xmlns:cx7="http://schemas.microsoft.com/office/drawing/2016/5/13/chartex" xmlns:cx8="http://schemas.microsoft.com/office/drawing/2016/5/14/chartex" xmlns:mc="http://schemas.openxmlformats.org/markup-compatibility/2006" xmlns:aink="http://schemas.microsoft.com/office/drawing/2016/ink" xmlns:am3d="http://schemas.microsoft.com/office/drawing/2017/model3d" xmlns:o="urn:schemas-microsoft-com:office:office" xmlns:oel="http://schemas.microsoft.com/office/2019/extlst" xmlns:r="http://schemas.openxmlformats.org/officeDocument/2006/relationships" xmlns:m="http://schemas.openxmlformats.org/officeDocument/2006/math" xmlns:v="urn:schemas-microsoft-com:vml" xmlns:wp14="http://schemas.microsoft.com/office/word/2010/wordprocessingDrawing" xmlns:wp="http://schemas.openxmlformats.org/drawingml/2006/wordprocessingDrawing" xmlns:w10="urn:schemas-microsoft-com:office:word" xmlns:w="http://schemas.openxmlformats.org/wordprocessingml/2006/main" xmlns:w14="http://schemas.microsoft.com/office/word/2010/wordml" xmlns:w15="http://schemas.microsoft.com/office/word/2012/wordml" xmlns:w16cex="http://schemas.microsoft.com/office/word/2018/wordml/cex" xmlns:w16cid="http://schemas.microsoft.com/office/word/2016/wordml/cid" xmlns:w16="http://schemas.microsoft.com/office/word/2018/wordml" xmlns:w16du="http://schemas.microsoft.com/office/word/2023/wordml/word16du" xmlns:w16sdtdh="http://schemas.microsoft.com/office/word/2020/wordml/sdtdatahash" xmlns:w16sdtfl="http://schemas.microsoft.com/office/word/2024/wordml/sdtformatlock" xmlns:w16se="http://schemas.microsoft.com/office/word/2015/wordml/symex" xmlns:wpg="http://schemas.microsoft.com/office/word/2010/wordprocessingGroup" xmlns:wpi="http://schemas.microsoft.com/office/word/2010/wordprocessingInk" xmlns:wne="http://schemas.microsoft.com/office/word/2006/wordml" xmlns:wps="http://schemas.microsoft.com/office/word/2010/wordprocessingShape" mc:Ignorable="w14 w15 w16se w16cid w16 w16cex w16sdtdh w16sdtfl w16du wp14">
   <w:endnote w:type="separator" w:id="-1">
     <w:p>
       <w:r>
@@ -3471,7 +4674,7 @@
 </file>
 
 <file path=word/footer1.xml><?xml version="1.0" encoding="utf-8"?>
-<w:ftr xmlns:wpc="http://schemas.microsoft.com/office/word/2010/wordprocessingCanvas" xmlns:cx="http://schemas.microsoft.com/office/drawing/2014/chartex" xmlns:cx1="http://schemas.microsoft.com/office/drawing/2015/9/8/chartex" xmlns:cx2="http://schemas.microsoft.com/office/drawing/2015/10/21/chartex" xmlns:cx3="http://schemas.microsoft.com/office/drawing/2016/5/9/chartex" xmlns:cx4="http://schemas.microsoft.com/office/drawing/2016/5/10/chartex" xmlns:cx5="http://schemas.microsoft.com/office/drawing/2016/5/11/chartex" xmlns:cx6="http://schemas.microsoft.com/office/drawing/2016/5/12/chartex" xmlns:cx7="http://schemas.microsoft.com/office/drawing/2016/5/13/chartex" xmlns:cx8="http://schemas.microsoft.com/office/drawing/2016/5/14/chartex" xmlns:mc="http://schemas.openxmlformats.org/markup-compatibility/2006" xmlns:aink="http://schemas.microsoft.com/office/drawing/2016/ink" xmlns:am3d="http://schemas.microsoft.com/office/drawing/2017/model3d" xmlns:o="urn:schemas-microsoft-com:office:office" xmlns:oel="http://schemas.microsoft.com/office/2019/extlst" xmlns:r="http://schemas.openxmlformats.org/officeDocument/2006/relationships" xmlns:m="http://schemas.openxmlformats.org/officeDocument/2006/math" xmlns:v="urn:schemas-microsoft-com:vml" xmlns:wp14="http://schemas.microsoft.com/office/word/2010/wordprocessingDrawing" xmlns:wp="http://schemas.openxmlformats.org/drawingml/2006/wordprocessingDrawing" xmlns:w10="urn:schemas-microsoft-com:office:word" xmlns:w="http://schemas.openxmlformats.org/wordprocessingml/2006/main" xmlns:w14="http://schemas.microsoft.com/office/word/2010/wordml" xmlns:w15="http://schemas.microsoft.com/office/word/2012/wordml" xmlns:w16cex="http://schemas.microsoft.com/office/word/2018/wordml/cex" xmlns:w16cid="http://schemas.microsoft.com/office/word/2016/wordml/cid" xmlns:w16="http://schemas.microsoft.com/office/word/2018/wordml" xmlns:w16du="http://schemas.microsoft.com/office/word/2023/wordml/word16du" xmlns:w16sdtdh="http://schemas.microsoft.com/office/word/2020/wordml/sdtdatahash" xmlns:w16se="http://schemas.microsoft.com/office/word/2015/wordml/symex" xmlns:wpg="http://schemas.microsoft.com/office/word/2010/wordprocessingGroup" xmlns:wpi="http://schemas.microsoft.com/office/word/2010/wordprocessingInk" xmlns:wne="http://schemas.microsoft.com/office/word/2006/wordml" xmlns:wps="http://schemas.microsoft.com/office/word/2010/wordprocessingShape" mc:Ignorable="w14 w15 w16se w16cid w16 w16cex w16sdtdh w16du wp14">
+<w:ftr xmlns:wpc="http://schemas.microsoft.com/office/word/2010/wordprocessingCanvas" xmlns:cx="http://schemas.microsoft.com/office/drawing/2014/chartex" xmlns:cx1="http://schemas.microsoft.com/office/drawing/2015/9/8/chartex" xmlns:cx2="http://schemas.microsoft.com/office/drawing/2015/10/21/chartex" xmlns:cx3="http://schemas.microsoft.com/office/drawing/2016/5/9/chartex" xmlns:cx4="http://schemas.microsoft.com/office/drawing/2016/5/10/chartex" xmlns:cx5="http://schemas.microsoft.com/office/drawing/2016/5/11/chartex" xmlns:cx6="http://schemas.microsoft.com/office/drawing/2016/5/12/chartex" xmlns:cx7="http://schemas.microsoft.com/office/drawing/2016/5/13/chartex" xmlns:cx8="http://schemas.microsoft.com/office/drawing/2016/5/14/chartex" xmlns:mc="http://schemas.openxmlformats.org/markup-compatibility/2006" xmlns:aink="http://schemas.microsoft.com/office/drawing/2016/ink" xmlns:am3d="http://schemas.microsoft.com/office/drawing/2017/model3d" xmlns:o="urn:schemas-microsoft-com:office:office" xmlns:oel="http://schemas.microsoft.com/office/2019/extlst" xmlns:r="http://schemas.openxmlformats.org/officeDocument/2006/relationships" xmlns:m="http://schemas.openxmlformats.org/officeDocument/2006/math" xmlns:v="urn:schemas-microsoft-com:vml" xmlns:wp14="http://schemas.microsoft.com/office/word/2010/wordprocessingDrawing" xmlns:wp="http://schemas.openxmlformats.org/drawingml/2006/wordprocessingDrawing" xmlns:w10="urn:schemas-microsoft-com:office:word" xmlns:w="http://schemas.openxmlformats.org/wordprocessingml/2006/main" xmlns:w14="http://schemas.microsoft.com/office/word/2010/wordml" xmlns:w15="http://schemas.microsoft.com/office/word/2012/wordml" xmlns:w16cex="http://schemas.microsoft.com/office/word/2018/wordml/cex" xmlns:w16cid="http://schemas.microsoft.com/office/word/2016/wordml/cid" xmlns:w16="http://schemas.microsoft.com/office/word/2018/wordml" xmlns:w16du="http://schemas.microsoft.com/office/word/2023/wordml/word16du" xmlns:w16sdtdh="http://schemas.microsoft.com/office/word/2020/wordml/sdtdatahash" xmlns:w16sdtfl="http://schemas.microsoft.com/office/word/2024/wordml/sdtformatlock" xmlns:w16se="http://schemas.microsoft.com/office/word/2015/wordml/symex" xmlns:wpg="http://schemas.microsoft.com/office/word/2010/wordprocessingGroup" xmlns:wpi="http://schemas.microsoft.com/office/word/2010/wordprocessingInk" xmlns:wne="http://schemas.microsoft.com/office/word/2006/wordml" xmlns:wps="http://schemas.microsoft.com/office/word/2010/wordprocessingShape" mc:Ignorable="w14 w15 w16se w16cid w16 w16cex w16sdtdh w16sdtfl w16du wp14">
   <w:p>
     <w:pPr>
       <w:tabs>
@@ -3705,7 +4908,7 @@
 </file>
 
 <file path=word/footer2.xml><?xml version="1.0" encoding="utf-8"?>
-<w:ftr xmlns:wpc="http://schemas.microsoft.com/office/word/2010/wordprocessingCanvas" xmlns:cx="http://schemas.microsoft.com/office/drawing/2014/chartex" xmlns:cx1="http://schemas.microsoft.com/office/drawing/2015/9/8/chartex" xmlns:cx2="http://schemas.microsoft.com/office/drawing/2015/10/21/chartex" xmlns:cx3="http://schemas.microsoft.com/office/drawing/2016/5/9/chartex" xmlns:cx4="http://schemas.microsoft.com/office/drawing/2016/5/10/chartex" xmlns:cx5="http://schemas.microsoft.com/office/drawing/2016/5/11/chartex" xmlns:cx6="http://schemas.microsoft.com/office/drawing/2016/5/12/chartex" xmlns:cx7="http://schemas.microsoft.com/office/drawing/2016/5/13/chartex" xmlns:cx8="http://schemas.microsoft.com/office/drawing/2016/5/14/chartex" xmlns:mc="http://schemas.openxmlformats.org/markup-compatibility/2006" xmlns:aink="http://schemas.microsoft.com/office/drawing/2016/ink" xmlns:am3d="http://schemas.microsoft.com/office/drawing/2017/model3d" xmlns:o="urn:schemas-microsoft-com:office:office" xmlns:oel="http://schemas.microsoft.com/office/2019/extlst" xmlns:r="http://schemas.openxmlformats.org/officeDocument/2006/relationships" xmlns:m="http://schemas.openxmlformats.org/officeDocument/2006/math" xmlns:v="urn:schemas-microsoft-com:vml" xmlns:wp14="http://schemas.microsoft.com/office/word/2010/wordprocessingDrawing" xmlns:wp="http://schemas.openxmlformats.org/drawingml/2006/wordprocessingDrawing" xmlns:w10="urn:schemas-microsoft-com:office:word" xmlns:w="http://schemas.openxmlformats.org/wordprocessingml/2006/main" xmlns:w14="http://schemas.microsoft.com/office/word/2010/wordml" xmlns:w15="http://schemas.microsoft.com/office/word/2012/wordml" xmlns:w16cex="http://schemas.microsoft.com/office/word/2018/wordml/cex" xmlns:w16cid="http://schemas.microsoft.com/office/word/2016/wordml/cid" xmlns:w16="http://schemas.microsoft.com/office/word/2018/wordml" xmlns:w16du="http://schemas.microsoft.com/office/word/2023/wordml/word16du" xmlns:w16sdtdh="http://schemas.microsoft.com/office/word/2020/wordml/sdtdatahash" xmlns:w16se="http://schemas.microsoft.com/office/word/2015/wordml/symex" xmlns:wpg="http://schemas.microsoft.com/office/word/2010/wordprocessingGroup" xmlns:wpi="http://schemas.microsoft.com/office/word/2010/wordprocessingInk" xmlns:wne="http://schemas.microsoft.com/office/word/2006/wordml" xmlns:wps="http://schemas.microsoft.com/office/word/2010/wordprocessingShape" mc:Ignorable="w14 w15 w16se w16cid w16 w16cex w16sdtdh w16du wp14">
+<w:ftr xmlns:wpc="http://schemas.microsoft.com/office/word/2010/wordprocessingCanvas" xmlns:cx="http://schemas.microsoft.com/office/drawing/2014/chartex" xmlns:cx1="http://schemas.microsoft.com/office/drawing/2015/9/8/chartex" xmlns:cx2="http://schemas.microsoft.com/office/drawing/2015/10/21/chartex" xmlns:cx3="http://schemas.microsoft.com/office/drawing/2016/5/9/chartex" xmlns:cx4="http://schemas.microsoft.com/office/drawing/2016/5/10/chartex" xmlns:cx5="http://schemas.microsoft.com/office/drawing/2016/5/11/chartex" xmlns:cx6="http://schemas.microsoft.com/office/drawing/2016/5/12/chartex" xmlns:cx7="http://schemas.microsoft.com/office/drawing/2016/5/13/chartex" xmlns:cx8="http://schemas.microsoft.com/office/drawing/2016/5/14/chartex" xmlns:mc="http://schemas.openxmlformats.org/markup-compatibility/2006" xmlns:aink="http://schemas.microsoft.com/office/drawing/2016/ink" xmlns:am3d="http://schemas.microsoft.com/office/drawing/2017/model3d" xmlns:o="urn:schemas-microsoft-com:office:office" xmlns:oel="http://schemas.microsoft.com/office/2019/extlst" xmlns:r="http://schemas.openxmlformats.org/officeDocument/2006/relationships" xmlns:m="http://schemas.openxmlformats.org/officeDocument/2006/math" xmlns:v="urn:schemas-microsoft-com:vml" xmlns:wp14="http://schemas.microsoft.com/office/word/2010/wordprocessingDrawing" xmlns:wp="http://schemas.openxmlformats.org/drawingml/2006/wordprocessingDrawing" xmlns:w10="urn:schemas-microsoft-com:office:word" xmlns:w="http://schemas.openxmlformats.org/wordprocessingml/2006/main" xmlns:w14="http://schemas.microsoft.com/office/word/2010/wordml" xmlns:w15="http://schemas.microsoft.com/office/word/2012/wordml" xmlns:w16cex="http://schemas.microsoft.com/office/word/2018/wordml/cex" xmlns:w16cid="http://schemas.microsoft.com/office/word/2016/wordml/cid" xmlns:w16="http://schemas.microsoft.com/office/word/2018/wordml" xmlns:w16du="http://schemas.microsoft.com/office/word/2023/wordml/word16du" xmlns:w16sdtdh="http://schemas.microsoft.com/office/word/2020/wordml/sdtdatahash" xmlns:w16sdtfl="http://schemas.microsoft.com/office/word/2024/wordml/sdtformatlock" xmlns:w16se="http://schemas.microsoft.com/office/word/2015/wordml/symex" xmlns:wpg="http://schemas.microsoft.com/office/word/2010/wordprocessingGroup" xmlns:wpi="http://schemas.microsoft.com/office/word/2010/wordprocessingInk" xmlns:wne="http://schemas.microsoft.com/office/word/2006/wordml" xmlns:wps="http://schemas.microsoft.com/office/word/2010/wordprocessingShape" mc:Ignorable="w14 w15 w16se w16cid w16 w16cex w16sdtdh w16sdtfl w16du wp14">
   <w:p>
     <w:pPr>
       <w:tabs>
@@ -3898,7 +5101,7 @@
 </file>
 
 <file path=word/footnotes.xml><?xml version="1.0" encoding="utf-8"?>
-<w:footnotes xmlns:wpc="http://schemas.microsoft.com/office/word/2010/wordprocessingCanvas" xmlns:cx="http://schemas.microsoft.com/office/drawing/2014/chartex" xmlns:cx1="http://schemas.microsoft.com/office/drawing/2015/9/8/chartex" xmlns:cx2="http://schemas.microsoft.com/office/drawing/2015/10/21/chartex" xmlns:cx3="http://schemas.microsoft.com/office/drawing/2016/5/9/chartex" xmlns:cx4="http://schemas.microsoft.com/office/drawing/2016/5/10/chartex" xmlns:cx5="http://schemas.microsoft.com/office/drawing/2016/5/11/chartex" xmlns:cx6="http://schemas.microsoft.com/office/drawing/2016/5/12/chartex" xmlns:cx7="http://schemas.microsoft.com/office/drawing/2016/5/13/chartex" xmlns:cx8="http://schemas.microsoft.com/office/drawing/2016/5/14/chartex" xmlns:mc="http://schemas.openxmlformats.org/markup-compatibility/2006" xmlns:aink="http://schemas.microsoft.com/office/drawing/2016/ink" xmlns:am3d="http://schemas.microsoft.com/office/drawing/2017/model3d" xmlns:o="urn:schemas-microsoft-com:office:office" xmlns:oel="http://schemas.microsoft.com/office/2019/extlst" xmlns:r="http://schemas.openxmlformats.org/officeDocument/2006/relationships" xmlns:m="http://schemas.openxmlformats.org/officeDocument/2006/math" xmlns:v="urn:schemas-microsoft-com:vml" xmlns:wp14="http://schemas.microsoft.com/office/word/2010/wordprocessingDrawing" xmlns:wp="http://schemas.openxmlformats.org/drawingml/2006/wordprocessingDrawing" xmlns:w10="urn:schemas-microsoft-com:office:word" xmlns:w="http://schemas.openxmlformats.org/wordprocessingml/2006/main" xmlns:w14="http://schemas.microsoft.com/office/word/2010/wordml" xmlns:w15="http://schemas.microsoft.com/office/word/2012/wordml" xmlns:w16cex="http://schemas.microsoft.com/office/word/2018/wordml/cex" xmlns:w16cid="http://schemas.microsoft.com/office/word/2016/wordml/cid" xmlns:w16="http://schemas.microsoft.com/office/word/2018/wordml" xmlns:w16du="http://schemas.microsoft.com/office/word/2023/wordml/word16du" xmlns:w16sdtdh="http://schemas.microsoft.com/office/word/2020/wordml/sdtdatahash" xmlns:w16se="http://schemas.microsoft.com/office/word/2015/wordml/symex" xmlns:wpg="http://schemas.microsoft.com/office/word/2010/wordprocessingGroup" xmlns:wpi="http://schemas.microsoft.com/office/word/2010/wordprocessingInk" xmlns:wne="http://schemas.microsoft.com/office/word/2006/wordml" xmlns:wps="http://schemas.microsoft.com/office/word/2010/wordprocessingShape" mc:Ignorable="w14 w15 w16se w16cid w16 w16cex w16sdtdh w16du wp14">
+<w:footnotes xmlns:wpc="http://schemas.microsoft.com/office/word/2010/wordprocessingCanvas" xmlns:cx="http://schemas.microsoft.com/office/drawing/2014/chartex" xmlns:cx1="http://schemas.microsoft.com/office/drawing/2015/9/8/chartex" xmlns:cx2="http://schemas.microsoft.com/office/drawing/2015/10/21/chartex" xmlns:cx3="http://schemas.microsoft.com/office/drawing/2016/5/9/chartex" xmlns:cx4="http://schemas.microsoft.com/office/drawing/2016/5/10/chartex" xmlns:cx5="http://schemas.microsoft.com/office/drawing/2016/5/11/chartex" xmlns:cx6="http://schemas.microsoft.com/office/drawing/2016/5/12/chartex" xmlns:cx7="http://schemas.microsoft.com/office/drawing/2016/5/13/chartex" xmlns:cx8="http://schemas.microsoft.com/office/drawing/2016/5/14/chartex" xmlns:mc="http://schemas.openxmlformats.org/markup-compatibility/2006" xmlns:aink="http://schemas.microsoft.com/office/drawing/2016/ink" xmlns:am3d="http://schemas.microsoft.com/office/drawing/2017/model3d" xmlns:o="urn:schemas-microsoft-com:office:office" xmlns:oel="http://schemas.microsoft.com/office/2019/extlst" xmlns:r="http://schemas.openxmlformats.org/officeDocument/2006/relationships" xmlns:m="http://schemas.openxmlformats.org/officeDocument/2006/math" xmlns:v="urn:schemas-microsoft-com:vml" xmlns:wp14="http://schemas.microsoft.com/office/word/2010/wordprocessingDrawing" xmlns:wp="http://schemas.openxmlformats.org/drawingml/2006/wordprocessingDrawing" xmlns:w10="urn:schemas-microsoft-com:office:word" xmlns:w="http://schemas.openxmlformats.org/wordprocessingml/2006/main" xmlns:w14="http://schemas.microsoft.com/office/word/2010/wordml" xmlns:w15="http://schemas.microsoft.com/office/word/2012/wordml" xmlns:w16cex="http://schemas.microsoft.com/office/word/2018/wordml/cex" xmlns:w16cid="http://schemas.microsoft.com/office/word/2016/wordml/cid" xmlns:w16="http://schemas.microsoft.com/office/word/2018/wordml" xmlns:w16du="http://schemas.microsoft.com/office/word/2023/wordml/word16du" xmlns:w16sdtdh="http://schemas.microsoft.com/office/word/2020/wordml/sdtdatahash" xmlns:w16sdtfl="http://schemas.microsoft.com/office/word/2024/wordml/sdtformatlock" xmlns:w16se="http://schemas.microsoft.com/office/word/2015/wordml/symex" xmlns:wpg="http://schemas.microsoft.com/office/word/2010/wordprocessingGroup" xmlns:wpi="http://schemas.microsoft.com/office/word/2010/wordprocessingInk" xmlns:wne="http://schemas.microsoft.com/office/word/2006/wordml" xmlns:wps="http://schemas.microsoft.com/office/word/2010/wordprocessingShape" mc:Ignorable="w14 w15 w16se w16cid w16 w16cex w16sdtdh w16sdtfl w16du wp14">
   <w:footnote w:type="separator" w:id="-1">
     <w:p>
       <w:r>
@@ -3917,7 +5120,7 @@
 </file>
 
 <file path=word/header1.xml><?xml version="1.0" encoding="utf-8"?>
-<w:hdr xmlns:wpc="http://schemas.microsoft.com/office/word/2010/wordprocessingCanvas" xmlns:cx="http://schemas.microsoft.com/office/drawing/2014/chartex" xmlns:cx1="http://schemas.microsoft.com/office/drawing/2015/9/8/chartex" xmlns:cx2="http://schemas.microsoft.com/office/drawing/2015/10/21/chartex" xmlns:cx3="http://schemas.microsoft.com/office/drawing/2016/5/9/chartex" xmlns:cx4="http://schemas.microsoft.com/office/drawing/2016/5/10/chartex" xmlns:cx5="http://schemas.microsoft.com/office/drawing/2016/5/11/chartex" xmlns:cx6="http://schemas.microsoft.com/office/drawing/2016/5/12/chartex" xmlns:cx7="http://schemas.microsoft.com/office/drawing/2016/5/13/chartex" xmlns:cx8="http://schemas.microsoft.com/office/drawing/2016/5/14/chartex" xmlns:mc="http://schemas.openxmlformats.org/markup-compatibility/2006" xmlns:aink="http://schemas.microsoft.com/office/drawing/2016/ink" xmlns:am3d="http://schemas.microsoft.com/office/drawing/2017/model3d" xmlns:o="urn:schemas-microsoft-com:office:office" xmlns:oel="http://schemas.microsoft.com/office/2019/extlst" xmlns:r="http://schemas.openxmlformats.org/officeDocument/2006/relationships" xmlns:m="http://schemas.openxmlformats.org/officeDocument/2006/math" xmlns:v="urn:schemas-microsoft-com:vml" xmlns:wp14="http://schemas.microsoft.com/office/word/2010/wordprocessingDrawing" xmlns:wp="http://schemas.openxmlformats.org/drawingml/2006/wordprocessingDrawing" xmlns:w10="urn:schemas-microsoft-com:office:word" xmlns:w="http://schemas.openxmlformats.org/wordprocessingml/2006/main" xmlns:w14="http://schemas.microsoft.com/office/word/2010/wordml" xmlns:w15="http://schemas.microsoft.com/office/word/2012/wordml" xmlns:w16cex="http://schemas.microsoft.com/office/word/2018/wordml/cex" xmlns:w16cid="http://schemas.microsoft.com/office/word/2016/wordml/cid" xmlns:w16="http://schemas.microsoft.com/office/word/2018/wordml" xmlns:w16du="http://schemas.microsoft.com/office/word/2023/wordml/word16du" xmlns:w16sdtdh="http://schemas.microsoft.com/office/word/2020/wordml/sdtdatahash" xmlns:w16se="http://schemas.microsoft.com/office/word/2015/wordml/symex" xmlns:wpg="http://schemas.microsoft.com/office/word/2010/wordprocessingGroup" xmlns:wpi="http://schemas.microsoft.com/office/word/2010/wordprocessingInk" xmlns:wne="http://schemas.microsoft.com/office/word/2006/wordml" xmlns:wps="http://schemas.microsoft.com/office/word/2010/wordprocessingShape" mc:Ignorable="w14 w15 w16se w16cid w16 w16cex w16sdtdh w16du wp14">
+<w:hdr xmlns:wpc="http://schemas.microsoft.com/office/word/2010/wordprocessingCanvas" xmlns:cx="http://schemas.microsoft.com/office/drawing/2014/chartex" xmlns:cx1="http://schemas.microsoft.com/office/drawing/2015/9/8/chartex" xmlns:cx2="http://schemas.microsoft.com/office/drawing/2015/10/21/chartex" xmlns:cx3="http://schemas.microsoft.com/office/drawing/2016/5/9/chartex" xmlns:cx4="http://schemas.microsoft.com/office/drawing/2016/5/10/chartex" xmlns:cx5="http://schemas.microsoft.com/office/drawing/2016/5/11/chartex" xmlns:cx6="http://schemas.microsoft.com/office/drawing/2016/5/12/chartex" xmlns:cx7="http://schemas.microsoft.com/office/drawing/2016/5/13/chartex" xmlns:cx8="http://schemas.microsoft.com/office/drawing/2016/5/14/chartex" xmlns:mc="http://schemas.openxmlformats.org/markup-compatibility/2006" xmlns:aink="http://schemas.microsoft.com/office/drawing/2016/ink" xmlns:am3d="http://schemas.microsoft.com/office/drawing/2017/model3d" xmlns:o="urn:schemas-microsoft-com:office:office" xmlns:oel="http://schemas.microsoft.com/office/2019/extlst" xmlns:r="http://schemas.openxmlformats.org/officeDocument/2006/relationships" xmlns:m="http://schemas.openxmlformats.org/officeDocument/2006/math" xmlns:v="urn:schemas-microsoft-com:vml" xmlns:wp14="http://schemas.microsoft.com/office/word/2010/wordprocessingDrawing" xmlns:wp="http://schemas.openxmlformats.org/drawingml/2006/wordprocessingDrawing" xmlns:w10="urn:schemas-microsoft-com:office:word" xmlns:w="http://schemas.openxmlformats.org/wordprocessingml/2006/main" xmlns:w14="http://schemas.microsoft.com/office/word/2010/wordml" xmlns:w15="http://schemas.microsoft.com/office/word/2012/wordml" xmlns:w16cex="http://schemas.microsoft.com/office/word/2018/wordml/cex" xmlns:w16cid="http://schemas.microsoft.com/office/word/2016/wordml/cid" xmlns:w16="http://schemas.microsoft.com/office/word/2018/wordml" xmlns:w16du="http://schemas.microsoft.com/office/word/2023/wordml/word16du" xmlns:w16sdtdh="http://schemas.microsoft.com/office/word/2020/wordml/sdtdatahash" xmlns:w16sdtfl="http://schemas.microsoft.com/office/word/2024/wordml/sdtformatlock" xmlns:w16se="http://schemas.microsoft.com/office/word/2015/wordml/symex" xmlns:wpg="http://schemas.microsoft.com/office/word/2010/wordprocessingGroup" xmlns:wpi="http://schemas.microsoft.com/office/word/2010/wordprocessingInk" xmlns:wne="http://schemas.microsoft.com/office/word/2006/wordml" xmlns:wps="http://schemas.microsoft.com/office/word/2010/wordprocessingShape" mc:Ignorable="w14 w15 w16se w16cid w16 w16cex w16sdtdh w16sdtfl w16du wp14">
   <w:p>
     <w:pPr>
       <w:pStyle w:val="Platzhalter"/>
@@ -3925,7 +5128,15 @@
       <w:jc w:val="right"/>
     </w:pPr>
     <w:r>
-      <w:t xml:space="preserve">{{ "GEMEINDE_WAPPEN" |image(None, </w:t>
+      <w:t>{{ "GEMEINDE_WAPPEN" |</w:t>
+    </w:r>
+    <w:proofErr w:type="spellStart"/>
+    <w:r>
+      <w:t>image</w:t>
+    </w:r>
+    <w:proofErr w:type="spellEnd"/>
+    <w:r>
+      <w:t xml:space="preserve">(None, </w:t>
     </w:r>
     <w:r>
       <w:t>None</w:t>
@@ -3938,7 +5149,7 @@
 </file>
 
 <file path=word/header2.xml><?xml version="1.0" encoding="utf-8"?>
-<w:hdr xmlns:wpc="http://schemas.microsoft.com/office/word/2010/wordprocessingCanvas" xmlns:cx="http://schemas.microsoft.com/office/drawing/2014/chartex" xmlns:cx1="http://schemas.microsoft.com/office/drawing/2015/9/8/chartex" xmlns:cx2="http://schemas.microsoft.com/office/drawing/2015/10/21/chartex" xmlns:cx3="http://schemas.microsoft.com/office/drawing/2016/5/9/chartex" xmlns:cx4="http://schemas.microsoft.com/office/drawing/2016/5/10/chartex" xmlns:cx5="http://schemas.microsoft.com/office/drawing/2016/5/11/chartex" xmlns:cx6="http://schemas.microsoft.com/office/drawing/2016/5/12/chartex" xmlns:cx7="http://schemas.microsoft.com/office/drawing/2016/5/13/chartex" xmlns:cx8="http://schemas.microsoft.com/office/drawing/2016/5/14/chartex" xmlns:mc="http://schemas.openxmlformats.org/markup-compatibility/2006" xmlns:aink="http://schemas.microsoft.com/office/drawing/2016/ink" xmlns:am3d="http://schemas.microsoft.com/office/drawing/2017/model3d" xmlns:o="urn:schemas-microsoft-com:office:office" xmlns:oel="http://schemas.microsoft.com/office/2019/extlst" xmlns:r="http://schemas.openxmlformats.org/officeDocument/2006/relationships" xmlns:m="http://schemas.openxmlformats.org/officeDocument/2006/math" xmlns:v="urn:schemas-microsoft-com:vml" xmlns:wp14="http://schemas.microsoft.com/office/word/2010/wordprocessingDrawing" xmlns:wp="http://schemas.openxmlformats.org/drawingml/2006/wordprocessingDrawing" xmlns:w10="urn:schemas-microsoft-com:office:word" xmlns:w="http://schemas.openxmlformats.org/wordprocessingml/2006/main" xmlns:w14="http://schemas.microsoft.com/office/word/2010/wordml" xmlns:w15="http://schemas.microsoft.com/office/word/2012/wordml" xmlns:w16cex="http://schemas.microsoft.com/office/word/2018/wordml/cex" xmlns:w16cid="http://schemas.microsoft.com/office/word/2016/wordml/cid" xmlns:w16="http://schemas.microsoft.com/office/word/2018/wordml" xmlns:w16du="http://schemas.microsoft.com/office/word/2023/wordml/word16du" xmlns:w16sdtdh="http://schemas.microsoft.com/office/word/2020/wordml/sdtdatahash" xmlns:w16se="http://schemas.microsoft.com/office/word/2015/wordml/symex" xmlns:wpg="http://schemas.microsoft.com/office/word/2010/wordprocessingGroup" xmlns:wpi="http://schemas.microsoft.com/office/word/2010/wordprocessingInk" xmlns:wne="http://schemas.microsoft.com/office/word/2006/wordml" xmlns:wps="http://schemas.microsoft.com/office/word/2010/wordprocessingShape" mc:Ignorable="w14 w15 w16se w16cid w16 w16cex w16sdtdh w16du wp14">
+<w:hdr xmlns:wpc="http://schemas.microsoft.com/office/word/2010/wordprocessingCanvas" xmlns:cx="http://schemas.microsoft.com/office/drawing/2014/chartex" xmlns:cx1="http://schemas.microsoft.com/office/drawing/2015/9/8/chartex" xmlns:cx2="http://schemas.microsoft.com/office/drawing/2015/10/21/chartex" xmlns:cx3="http://schemas.microsoft.com/office/drawing/2016/5/9/chartex" xmlns:cx4="http://schemas.microsoft.com/office/drawing/2016/5/10/chartex" xmlns:cx5="http://schemas.microsoft.com/office/drawing/2016/5/11/chartex" xmlns:cx6="http://schemas.microsoft.com/office/drawing/2016/5/12/chartex" xmlns:cx7="http://schemas.microsoft.com/office/drawing/2016/5/13/chartex" xmlns:cx8="http://schemas.microsoft.com/office/drawing/2016/5/14/chartex" xmlns:mc="http://schemas.openxmlformats.org/markup-compatibility/2006" xmlns:aink="http://schemas.microsoft.com/office/drawing/2016/ink" xmlns:am3d="http://schemas.microsoft.com/office/drawing/2017/model3d" xmlns:o="urn:schemas-microsoft-com:office:office" xmlns:oel="http://schemas.microsoft.com/office/2019/extlst" xmlns:r="http://schemas.openxmlformats.org/officeDocument/2006/relationships" xmlns:m="http://schemas.openxmlformats.org/officeDocument/2006/math" xmlns:v="urn:schemas-microsoft-com:vml" xmlns:wp14="http://schemas.microsoft.com/office/word/2010/wordprocessingDrawing" xmlns:wp="http://schemas.openxmlformats.org/drawingml/2006/wordprocessingDrawing" xmlns:w10="urn:schemas-microsoft-com:office:word" xmlns:w="http://schemas.openxmlformats.org/wordprocessingml/2006/main" xmlns:w14="http://schemas.microsoft.com/office/word/2010/wordml" xmlns:w15="http://schemas.microsoft.com/office/word/2012/wordml" xmlns:w16cex="http://schemas.microsoft.com/office/word/2018/wordml/cex" xmlns:w16cid="http://schemas.microsoft.com/office/word/2016/wordml/cid" xmlns:w16="http://schemas.microsoft.com/office/word/2018/wordml" xmlns:w16du="http://schemas.microsoft.com/office/word/2023/wordml/word16du" xmlns:w16sdtdh="http://schemas.microsoft.com/office/word/2020/wordml/sdtdatahash" xmlns:w16sdtfl="http://schemas.microsoft.com/office/word/2024/wordml/sdtformatlock" xmlns:w16se="http://schemas.microsoft.com/office/word/2015/wordml/symex" xmlns:wpg="http://schemas.microsoft.com/office/word/2010/wordprocessingGroup" xmlns:wpi="http://schemas.microsoft.com/office/word/2010/wordprocessingInk" xmlns:wne="http://schemas.microsoft.com/office/word/2006/wordml" xmlns:wps="http://schemas.microsoft.com/office/word/2010/wordprocessingShape" mc:Ignorable="w14 w15 w16se w16cid w16 w16cex w16sdtdh w16sdtfl w16du wp14">
   <w:p>
     <w:pPr>
       <w:pStyle w:val="Platzhalter"/>
@@ -3946,7 +5157,15 @@
       <w:jc w:val="right"/>
     </w:pPr>
     <w:r>
-      <w:t xml:space="preserve">{{ "GEMEINDE_WAPPEN" |image(None, </w:t>
+      <w:t>{{ "GEMEINDE_WAPPEN" |</w:t>
+    </w:r>
+    <w:proofErr w:type="spellStart"/>
+    <w:r>
+      <w:t>image</w:t>
+    </w:r>
+    <w:proofErr w:type="spellEnd"/>
+    <w:r>
+      <w:t xml:space="preserve">(None, </w:t>
     </w:r>
     <w:r>
       <w:t>7</w:t>
@@ -3959,7 +5178,7 @@
 </file>
 
 <file path=word/numbering.xml><?xml version="1.0" encoding="utf-8"?>
-<w:numbering xmlns:wpc="http://schemas.microsoft.com/office/word/2010/wordprocessingCanvas" xmlns:cx="http://schemas.microsoft.com/office/drawing/2014/chartex" xmlns:cx1="http://schemas.microsoft.com/office/drawing/2015/9/8/chartex" xmlns:cx2="http://schemas.microsoft.com/office/drawing/2015/10/21/chartex" xmlns:cx3="http://schemas.microsoft.com/office/drawing/2016/5/9/chartex" xmlns:cx4="http://schemas.microsoft.com/office/drawing/2016/5/10/chartex" xmlns:cx5="http://schemas.microsoft.com/office/drawing/2016/5/11/chartex" xmlns:cx6="http://schemas.microsoft.com/office/drawing/2016/5/12/chartex" xmlns:cx7="http://schemas.microsoft.com/office/drawing/2016/5/13/chartex" xmlns:cx8="http://schemas.microsoft.com/office/drawing/2016/5/14/chartex" xmlns:mc="http://schemas.openxmlformats.org/markup-compatibility/2006" xmlns:aink="http://schemas.microsoft.com/office/drawing/2016/ink" xmlns:am3d="http://schemas.microsoft.com/office/drawing/2017/model3d" xmlns:o="urn:schemas-microsoft-com:office:office" xmlns:oel="http://schemas.microsoft.com/office/2019/extlst" xmlns:r="http://schemas.openxmlformats.org/officeDocument/2006/relationships" xmlns:m="http://schemas.openxmlformats.org/officeDocument/2006/math" xmlns:v="urn:schemas-microsoft-com:vml" xmlns:wp14="http://schemas.microsoft.com/office/word/2010/wordprocessingDrawing" xmlns:wp="http://schemas.openxmlformats.org/drawingml/2006/wordprocessingDrawing" xmlns:w10="urn:schemas-microsoft-com:office:word" xmlns:w="http://schemas.openxmlformats.org/wordprocessingml/2006/main" xmlns:w14="http://schemas.microsoft.com/office/word/2010/wordml" xmlns:w15="http://schemas.microsoft.com/office/word/2012/wordml" xmlns:w16cex="http://schemas.microsoft.com/office/word/2018/wordml/cex" xmlns:w16cid="http://schemas.microsoft.com/office/word/2016/wordml/cid" xmlns:w16="http://schemas.microsoft.com/office/word/2018/wordml" xmlns:w16du="http://schemas.microsoft.com/office/word/2023/wordml/word16du" xmlns:w16sdtdh="http://schemas.microsoft.com/office/word/2020/wordml/sdtdatahash" xmlns:w16se="http://schemas.microsoft.com/office/word/2015/wordml/symex" xmlns:wpg="http://schemas.microsoft.com/office/word/2010/wordprocessingGroup" xmlns:wpi="http://schemas.microsoft.com/office/word/2010/wordprocessingInk" xmlns:wne="http://schemas.microsoft.com/office/word/2006/wordml" xmlns:wps="http://schemas.microsoft.com/office/word/2010/wordprocessingShape" mc:Ignorable="w14 w15 w16se w16cid w16 w16cex w16sdtdh w16du wp14">
+<w:numbering xmlns:wpc="http://schemas.microsoft.com/office/word/2010/wordprocessingCanvas" xmlns:cx="http://schemas.microsoft.com/office/drawing/2014/chartex" xmlns:cx1="http://schemas.microsoft.com/office/drawing/2015/9/8/chartex" xmlns:cx2="http://schemas.microsoft.com/office/drawing/2015/10/21/chartex" xmlns:cx3="http://schemas.microsoft.com/office/drawing/2016/5/9/chartex" xmlns:cx4="http://schemas.microsoft.com/office/drawing/2016/5/10/chartex" xmlns:cx5="http://schemas.microsoft.com/office/drawing/2016/5/11/chartex" xmlns:cx6="http://schemas.microsoft.com/office/drawing/2016/5/12/chartex" xmlns:cx7="http://schemas.microsoft.com/office/drawing/2016/5/13/chartex" xmlns:cx8="http://schemas.microsoft.com/office/drawing/2016/5/14/chartex" xmlns:mc="http://schemas.openxmlformats.org/markup-compatibility/2006" xmlns:aink="http://schemas.microsoft.com/office/drawing/2016/ink" xmlns:am3d="http://schemas.microsoft.com/office/drawing/2017/model3d" xmlns:o="urn:schemas-microsoft-com:office:office" xmlns:oel="http://schemas.microsoft.com/office/2019/extlst" xmlns:r="http://schemas.openxmlformats.org/officeDocument/2006/relationships" xmlns:m="http://schemas.openxmlformats.org/officeDocument/2006/math" xmlns:v="urn:schemas-microsoft-com:vml" xmlns:wp14="http://schemas.microsoft.com/office/word/2010/wordprocessingDrawing" xmlns:wp="http://schemas.openxmlformats.org/drawingml/2006/wordprocessingDrawing" xmlns:w10="urn:schemas-microsoft-com:office:word" xmlns:w="http://schemas.openxmlformats.org/wordprocessingml/2006/main" xmlns:w14="http://schemas.microsoft.com/office/word/2010/wordml" xmlns:w15="http://schemas.microsoft.com/office/word/2012/wordml" xmlns:w16cex="http://schemas.microsoft.com/office/word/2018/wordml/cex" xmlns:w16cid="http://schemas.microsoft.com/office/word/2016/wordml/cid" xmlns:w16="http://schemas.microsoft.com/office/word/2018/wordml" xmlns:w16du="http://schemas.microsoft.com/office/word/2023/wordml/word16du" xmlns:w16sdtdh="http://schemas.microsoft.com/office/word/2020/wordml/sdtdatahash" xmlns:w16sdtfl="http://schemas.microsoft.com/office/word/2024/wordml/sdtformatlock" xmlns:w16se="http://schemas.microsoft.com/office/word/2015/wordml/symex" xmlns:wpg="http://schemas.microsoft.com/office/word/2010/wordprocessingGroup" xmlns:wpi="http://schemas.microsoft.com/office/word/2010/wordprocessingInk" xmlns:wne="http://schemas.microsoft.com/office/word/2006/wordml" xmlns:wps="http://schemas.microsoft.com/office/word/2010/wordprocessingShape" mc:Ignorable="w14 w15 w16se w16cid w16 w16cex w16sdtdh w16sdtfl w16du wp14">
   <w:abstractNum w:abstractNumId="0" w15:restartNumberingAfterBreak="0">
     <w:nsid w:val="05455E45"/>
     <w:multiLevelType w:val="multilevel"/>
@@ -6306,7 +7525,7 @@
 </file>
 
 <file path=word/styles.xml><?xml version="1.0" encoding="utf-8"?>
-<w:styles xmlns:mc="http://schemas.openxmlformats.org/markup-compatibility/2006" xmlns:r="http://schemas.openxmlformats.org/officeDocument/2006/relationships" xmlns:w="http://schemas.openxmlformats.org/wordprocessingml/2006/main" xmlns:w14="http://schemas.microsoft.com/office/word/2010/wordml" xmlns:w15="http://schemas.microsoft.com/office/word/2012/wordml" xmlns:w16cex="http://schemas.microsoft.com/office/word/2018/wordml/cex" xmlns:w16cid="http://schemas.microsoft.com/office/word/2016/wordml/cid" xmlns:w16="http://schemas.microsoft.com/office/word/2018/wordml" xmlns:w16du="http://schemas.microsoft.com/office/word/2023/wordml/word16du" xmlns:w16sdtdh="http://schemas.microsoft.com/office/word/2020/wordml/sdtdatahash" xmlns:w16se="http://schemas.microsoft.com/office/word/2015/wordml/symex" mc:Ignorable="w14 w15 w16se w16cid w16 w16cex w16sdtdh w16du">
+<w:styles xmlns:mc="http://schemas.openxmlformats.org/markup-compatibility/2006" xmlns:r="http://schemas.openxmlformats.org/officeDocument/2006/relationships" xmlns:w="http://schemas.openxmlformats.org/wordprocessingml/2006/main" xmlns:w14="http://schemas.microsoft.com/office/word/2010/wordml" xmlns:w15="http://schemas.microsoft.com/office/word/2012/wordml" xmlns:w16cex="http://schemas.microsoft.com/office/word/2018/wordml/cex" xmlns:w16cid="http://schemas.microsoft.com/office/word/2016/wordml/cid" xmlns:w16="http://schemas.microsoft.com/office/word/2018/wordml" xmlns:w16du="http://schemas.microsoft.com/office/word/2023/wordml/word16du" xmlns:w16sdtdh="http://schemas.microsoft.com/office/word/2020/wordml/sdtdatahash" xmlns:w16sdtfl="http://schemas.microsoft.com/office/word/2024/wordml/sdtformatlock" xmlns:w16se="http://schemas.microsoft.com/office/word/2015/wordml/symex" mc:Ignorable="w14 w15 w16se w16cid w16 w16cex w16sdtdh w16sdtfl w16du">
   <w:docDefaults>
     <w:rPrDefault>
       <w:rPr>
@@ -7421,7 +8640,7 @@
 </file>
 
 <file path=word/glossary/document.xml><?xml version="1.0" encoding="utf-8"?>
-<w:glossaryDocument xmlns:wpc="http://schemas.microsoft.com/office/word/2010/wordprocessingCanvas" xmlns:cx="http://schemas.microsoft.com/office/drawing/2014/chartex" xmlns:cx1="http://schemas.microsoft.com/office/drawing/2015/9/8/chartex" xmlns:cx2="http://schemas.microsoft.com/office/drawing/2015/10/21/chartex" xmlns:cx3="http://schemas.microsoft.com/office/drawing/2016/5/9/chartex" xmlns:cx4="http://schemas.microsoft.com/office/drawing/2016/5/10/chartex" xmlns:cx5="http://schemas.microsoft.com/office/drawing/2016/5/11/chartex" xmlns:cx6="http://schemas.microsoft.com/office/drawing/2016/5/12/chartex" xmlns:cx7="http://schemas.microsoft.com/office/drawing/2016/5/13/chartex" xmlns:cx8="http://schemas.microsoft.com/office/drawing/2016/5/14/chartex" xmlns:mc="http://schemas.openxmlformats.org/markup-compatibility/2006" xmlns:aink="http://schemas.microsoft.com/office/drawing/2016/ink" xmlns:am3d="http://schemas.microsoft.com/office/drawing/2017/model3d" xmlns:o="urn:schemas-microsoft-com:office:office" xmlns:oel="http://schemas.microsoft.com/office/2019/extlst" xmlns:r="http://schemas.openxmlformats.org/officeDocument/2006/relationships" xmlns:m="http://schemas.openxmlformats.org/officeDocument/2006/math" xmlns:v="urn:schemas-microsoft-com:vml" xmlns:wp14="http://schemas.microsoft.com/office/word/2010/wordprocessingDrawing" xmlns:wp="http://schemas.openxmlformats.org/drawingml/2006/wordprocessingDrawing" xmlns:w10="urn:schemas-microsoft-com:office:word" xmlns:w="http://schemas.openxmlformats.org/wordprocessingml/2006/main" xmlns:w14="http://schemas.microsoft.com/office/word/2010/wordml" xmlns:w15="http://schemas.microsoft.com/office/word/2012/wordml" xmlns:w16cex="http://schemas.microsoft.com/office/word/2018/wordml/cex" xmlns:w16cid="http://schemas.microsoft.com/office/word/2016/wordml/cid" xmlns:w16="http://schemas.microsoft.com/office/word/2018/wordml" xmlns:w16du="http://schemas.microsoft.com/office/word/2023/wordml/word16du" xmlns:w16sdtdh="http://schemas.microsoft.com/office/word/2020/wordml/sdtdatahash" xmlns:w16se="http://schemas.microsoft.com/office/word/2015/wordml/symex" xmlns:wpg="http://schemas.microsoft.com/office/word/2010/wordprocessingGroup" xmlns:wpi="http://schemas.microsoft.com/office/word/2010/wordprocessingInk" xmlns:wne="http://schemas.microsoft.com/office/word/2006/wordml" xmlns:wps="http://schemas.microsoft.com/office/word/2010/wordprocessingShape" mc:Ignorable="w14 w15 w16se w16cid w16 w16cex w16sdtdh w16du wp14">
+<w:glossaryDocument xmlns:wpc="http://schemas.microsoft.com/office/word/2010/wordprocessingCanvas" xmlns:cx="http://schemas.microsoft.com/office/drawing/2014/chartex" xmlns:cx1="http://schemas.microsoft.com/office/drawing/2015/9/8/chartex" xmlns:cx2="http://schemas.microsoft.com/office/drawing/2015/10/21/chartex" xmlns:cx3="http://schemas.microsoft.com/office/drawing/2016/5/9/chartex" xmlns:cx4="http://schemas.microsoft.com/office/drawing/2016/5/10/chartex" xmlns:cx5="http://schemas.microsoft.com/office/drawing/2016/5/11/chartex" xmlns:cx6="http://schemas.microsoft.com/office/drawing/2016/5/12/chartex" xmlns:cx7="http://schemas.microsoft.com/office/drawing/2016/5/13/chartex" xmlns:cx8="http://schemas.microsoft.com/office/drawing/2016/5/14/chartex" xmlns:mc="http://schemas.openxmlformats.org/markup-compatibility/2006" xmlns:aink="http://schemas.microsoft.com/office/drawing/2016/ink" xmlns:am3d="http://schemas.microsoft.com/office/drawing/2017/model3d" xmlns:o="urn:schemas-microsoft-com:office:office" xmlns:oel="http://schemas.microsoft.com/office/2019/extlst" xmlns:r="http://schemas.openxmlformats.org/officeDocument/2006/relationships" xmlns:m="http://schemas.openxmlformats.org/officeDocument/2006/math" xmlns:v="urn:schemas-microsoft-com:vml" xmlns:wp14="http://schemas.microsoft.com/office/word/2010/wordprocessingDrawing" xmlns:wp="http://schemas.openxmlformats.org/drawingml/2006/wordprocessingDrawing" xmlns:w10="urn:schemas-microsoft-com:office:word" xmlns:w="http://schemas.openxmlformats.org/wordprocessingml/2006/main" xmlns:w14="http://schemas.microsoft.com/office/word/2010/wordml" xmlns:w15="http://schemas.microsoft.com/office/word/2012/wordml" xmlns:w16cex="http://schemas.microsoft.com/office/word/2018/wordml/cex" xmlns:w16cid="http://schemas.microsoft.com/office/word/2016/wordml/cid" xmlns:w16="http://schemas.microsoft.com/office/word/2018/wordml" xmlns:w16du="http://schemas.microsoft.com/office/word/2023/wordml/word16du" xmlns:w16sdtdh="http://schemas.microsoft.com/office/word/2020/wordml/sdtdatahash" xmlns:w16sdtfl="http://schemas.microsoft.com/office/word/2024/wordml/sdtformatlock" xmlns:w16se="http://schemas.microsoft.com/office/word/2015/wordml/symex" xmlns:wpg="http://schemas.microsoft.com/office/word/2010/wordprocessingGroup" xmlns:wpi="http://schemas.microsoft.com/office/word/2010/wordprocessingInk" xmlns:wne="http://schemas.microsoft.com/office/word/2006/wordml" xmlns:wps="http://schemas.microsoft.com/office/word/2010/wordprocessingShape" mc:Ignorable="w14 w15 w16se w16cid w16 w16cex w16sdtdh w16sdtfl w16du wp14">
   <w:docParts>
     <w:docPart>
       <w:docPartPr>
@@ -7774,7 +8993,7 @@
 </file>
 
 <file path=word/glossary/fontTable.xml><?xml version="1.0" encoding="utf-8"?>
-<w:fonts xmlns:mc="http://schemas.openxmlformats.org/markup-compatibility/2006" xmlns:r="http://schemas.openxmlformats.org/officeDocument/2006/relationships" xmlns:w="http://schemas.openxmlformats.org/wordprocessingml/2006/main" xmlns:w14="http://schemas.microsoft.com/office/word/2010/wordml" xmlns:w15="http://schemas.microsoft.com/office/word/2012/wordml" xmlns:w16cex="http://schemas.microsoft.com/office/word/2018/wordml/cex" xmlns:w16cid="http://schemas.microsoft.com/office/word/2016/wordml/cid" xmlns:w16="http://schemas.microsoft.com/office/word/2018/wordml" xmlns:w16du="http://schemas.microsoft.com/office/word/2023/wordml/word16du" xmlns:w16sdtdh="http://schemas.microsoft.com/office/word/2020/wordml/sdtdatahash" xmlns:w16se="http://schemas.microsoft.com/office/word/2015/wordml/symex" mc:Ignorable="w14 w15 w16se w16cid w16 w16cex w16sdtdh w16du">
+<w:fonts xmlns:mc="http://schemas.openxmlformats.org/markup-compatibility/2006" xmlns:r="http://schemas.openxmlformats.org/officeDocument/2006/relationships" xmlns:w="http://schemas.openxmlformats.org/wordprocessingml/2006/main" xmlns:w14="http://schemas.microsoft.com/office/word/2010/wordml" xmlns:w15="http://schemas.microsoft.com/office/word/2012/wordml" xmlns:w16cex="http://schemas.microsoft.com/office/word/2018/wordml/cex" xmlns:w16cid="http://schemas.microsoft.com/office/word/2016/wordml/cid" xmlns:w16="http://schemas.microsoft.com/office/word/2018/wordml" xmlns:w16du="http://schemas.microsoft.com/office/word/2023/wordml/word16du" xmlns:w16sdtdh="http://schemas.microsoft.com/office/word/2020/wordml/sdtdatahash" xmlns:w16sdtfl="http://schemas.microsoft.com/office/word/2024/wordml/sdtformatlock" xmlns:w16se="http://schemas.microsoft.com/office/word/2015/wordml/symex" mc:Ignorable="w14 w15 w16se w16cid w16 w16cex w16sdtdh w16sdtfl w16du">
   <w:font w:name="Arial">
     <w:panose1 w:val="020B0604020202020204"/>
     <w:charset w:val="00"/>
@@ -7847,7 +9066,7 @@
 </file>
 
 <file path=word/glossary/settings.xml><?xml version="1.0" encoding="utf-8"?>
-<w:settings xmlns:mc="http://schemas.openxmlformats.org/markup-compatibility/2006" xmlns:o="urn:schemas-microsoft-com:office:office" xmlns:r="http://schemas.openxmlformats.org/officeDocument/2006/relationships" xmlns:m="http://schemas.openxmlformats.org/officeDocument/2006/math" xmlns:v="urn:schemas-microsoft-com:vml" xmlns:w10="urn:schemas-microsoft-com:office:word" xmlns:w="http://schemas.openxmlformats.org/wordprocessingml/2006/main" xmlns:w14="http://schemas.microsoft.com/office/word/2010/wordml" xmlns:w15="http://schemas.microsoft.com/office/word/2012/wordml" xmlns:w16cex="http://schemas.microsoft.com/office/word/2018/wordml/cex" xmlns:w16cid="http://schemas.microsoft.com/office/word/2016/wordml/cid" xmlns:w16="http://schemas.microsoft.com/office/word/2018/wordml" xmlns:w16du="http://schemas.microsoft.com/office/word/2023/wordml/word16du" xmlns:w16sdtdh="http://schemas.microsoft.com/office/word/2020/wordml/sdtdatahash" xmlns:w16se="http://schemas.microsoft.com/office/word/2015/wordml/symex" xmlns:sl="http://schemas.openxmlformats.org/schemaLibrary/2006/main" mc:Ignorable="w14 w15 w16se w16cid w16 w16cex w16sdtdh w16du">
+<w:settings xmlns:mc="http://schemas.openxmlformats.org/markup-compatibility/2006" xmlns:o="urn:schemas-microsoft-com:office:office" xmlns:r="http://schemas.openxmlformats.org/officeDocument/2006/relationships" xmlns:m="http://schemas.openxmlformats.org/officeDocument/2006/math" xmlns:v="urn:schemas-microsoft-com:vml" xmlns:w10="urn:schemas-microsoft-com:office:word" xmlns:w="http://schemas.openxmlformats.org/wordprocessingml/2006/main" xmlns:w14="http://schemas.microsoft.com/office/word/2010/wordml" xmlns:w15="http://schemas.microsoft.com/office/word/2012/wordml" xmlns:w16cex="http://schemas.microsoft.com/office/word/2018/wordml/cex" xmlns:w16cid="http://schemas.microsoft.com/office/word/2016/wordml/cid" xmlns:w16="http://schemas.microsoft.com/office/word/2018/wordml" xmlns:w16du="http://schemas.microsoft.com/office/word/2023/wordml/word16du" xmlns:w16sdtdh="http://schemas.microsoft.com/office/word/2020/wordml/sdtdatahash" xmlns:w16sdtfl="http://schemas.microsoft.com/office/word/2024/wordml/sdtformatlock" xmlns:w16se="http://schemas.microsoft.com/office/word/2015/wordml/symex" xmlns:sl="http://schemas.openxmlformats.org/schemaLibrary/2006/main" mc:Ignorable="w14 w15 w16se w16cid w16 w16cex w16sdtdh w16sdtfl w16du">
   <w:view w:val="normal"/>
   <w:defaultTabStop w:val="708"/>
   <w:hyphenationZone w:val="425"/>
@@ -7873,6 +9092,7 @@
     <w:rsid w:val="002F0A05"/>
     <w:rsid w:val="003A1593"/>
     <w:rsid w:val="00416286"/>
+    <w:rsid w:val="004C2BAF"/>
     <w:rsid w:val="004C362D"/>
     <w:rsid w:val="00554B56"/>
     <w:rsid w:val="00597F52"/>
@@ -7925,7 +9145,7 @@
 </file>
 
 <file path=word/glossary/styles.xml><?xml version="1.0" encoding="utf-8"?>
-<w:styles xmlns:mc="http://schemas.openxmlformats.org/markup-compatibility/2006" xmlns:r="http://schemas.openxmlformats.org/officeDocument/2006/relationships" xmlns:w="http://schemas.openxmlformats.org/wordprocessingml/2006/main" xmlns:w14="http://schemas.microsoft.com/office/word/2010/wordml" xmlns:w15="http://schemas.microsoft.com/office/word/2012/wordml" xmlns:w16cex="http://schemas.microsoft.com/office/word/2018/wordml/cex" xmlns:w16cid="http://schemas.microsoft.com/office/word/2016/wordml/cid" xmlns:w16="http://schemas.microsoft.com/office/word/2018/wordml" xmlns:w16du="http://schemas.microsoft.com/office/word/2023/wordml/word16du" xmlns:w16sdtdh="http://schemas.microsoft.com/office/word/2020/wordml/sdtdatahash" xmlns:w16se="http://schemas.microsoft.com/office/word/2015/wordml/symex" mc:Ignorable="w14 w15 w16se w16cid w16 w16cex w16sdtdh w16du">
+<w:styles xmlns:mc="http://schemas.openxmlformats.org/markup-compatibility/2006" xmlns:r="http://schemas.openxmlformats.org/officeDocument/2006/relationships" xmlns:w="http://schemas.openxmlformats.org/wordprocessingml/2006/main" xmlns:w14="http://schemas.microsoft.com/office/word/2010/wordml" xmlns:w15="http://schemas.microsoft.com/office/word/2012/wordml" xmlns:w16cex="http://schemas.microsoft.com/office/word/2018/wordml/cex" xmlns:w16cid="http://schemas.microsoft.com/office/word/2016/wordml/cid" xmlns:w16="http://schemas.microsoft.com/office/word/2018/wordml" xmlns:w16du="http://schemas.microsoft.com/office/word/2023/wordml/word16du" xmlns:w16sdtdh="http://schemas.microsoft.com/office/word/2020/wordml/sdtdatahash" xmlns:w16sdtfl="http://schemas.microsoft.com/office/word/2024/wordml/sdtformatlock" xmlns:w16se="http://schemas.microsoft.com/office/word/2015/wordml/symex" mc:Ignorable="w14 w15 w16se w16cid w16 w16cex w16sdtdh w16sdtfl w16du">
   <w:docDefaults>
     <w:rPrDefault>
       <w:rPr>
@@ -8546,7 +9766,7 @@
 </file>
 
 <file path=word/glossary/webSettings.xml><?xml version="1.0" encoding="utf-8"?>
-<w:webSettings xmlns:mc="http://schemas.openxmlformats.org/markup-compatibility/2006" xmlns:r="http://schemas.openxmlformats.org/officeDocument/2006/relationships" xmlns:w="http://schemas.openxmlformats.org/wordprocessingml/2006/main" xmlns:w14="http://schemas.microsoft.com/office/word/2010/wordml" xmlns:w15="http://schemas.microsoft.com/office/word/2012/wordml" xmlns:w16cex="http://schemas.microsoft.com/office/word/2018/wordml/cex" xmlns:w16cid="http://schemas.microsoft.com/office/word/2016/wordml/cid" xmlns:w16="http://schemas.microsoft.com/office/word/2018/wordml" xmlns:w16du="http://schemas.microsoft.com/office/word/2023/wordml/word16du" xmlns:w16sdtdh="http://schemas.microsoft.com/office/word/2020/wordml/sdtdatahash" xmlns:w16se="http://schemas.microsoft.com/office/word/2015/wordml/symex" mc:Ignorable="w14 w15 w16se w16cid w16 w16cex w16sdtdh w16du">
+<w:webSettings xmlns:mc="http://schemas.openxmlformats.org/markup-compatibility/2006" xmlns:r="http://schemas.openxmlformats.org/officeDocument/2006/relationships" xmlns:w="http://schemas.openxmlformats.org/wordprocessingml/2006/main" xmlns:w14="http://schemas.microsoft.com/office/word/2010/wordml" xmlns:w15="http://schemas.microsoft.com/office/word/2012/wordml" xmlns:w16cex="http://schemas.microsoft.com/office/word/2018/wordml/cex" xmlns:w16cid="http://schemas.microsoft.com/office/word/2016/wordml/cid" xmlns:w16="http://schemas.microsoft.com/office/word/2018/wordml" xmlns:w16du="http://schemas.microsoft.com/office/word/2023/wordml/word16du" xmlns:w16sdtdh="http://schemas.microsoft.com/office/word/2020/wordml/sdtdatahash" xmlns:w16sdtfl="http://schemas.microsoft.com/office/word/2024/wordml/sdtformatlock" xmlns:w16se="http://schemas.microsoft.com/office/word/2015/wordml/symex" mc:Ignorable="w14 w15 w16se w16cid w16 w16cex w16sdtdh w16sdtfl w16du">
   <w:optimizeForBrowser/>
 </w:webSettings>
 </file>

--- a/document-merge-service/kt_so/templatefiles/eingangsbestaetigung-an-gesuchstellerin.docx
+++ b/document-merge-service/kt_so/templatefiles/eingangsbestaetigung-an-gesuchstellerin.docx
@@ -155,27 +155,7 @@
                 <w:sz w:val="18"/>
                 <w:szCs w:val="18"/>
               </w:rPr>
-              <w:t xml:space="preserve">{%p </w:t>
-            </w:r>
-            <w:proofErr w:type="spellStart"/>
-            <w:r>
-              <w:rPr>
-                <w:rFonts w:ascii="Consolas" w:hAnsi="Consolas" w:cs="Arial"/>
-                <w:color w:val="00B050"/>
-                <w:sz w:val="18"/>
-                <w:szCs w:val="18"/>
-              </w:rPr>
-              <w:t>for</w:t>
-            </w:r>
-            <w:proofErr w:type="spellEnd"/>
-            <w:r>
-              <w:rPr>
-                <w:rFonts w:ascii="Consolas" w:hAnsi="Consolas" w:cs="Arial"/>
-                <w:color w:val="00B050"/>
-                <w:sz w:val="18"/>
-                <w:szCs w:val="18"/>
-              </w:rPr>
-              <w:t xml:space="preserve"> G in ALLE_GESUCHSTELLER_LISTE %}</w:t>
+              <w:t>{%p for G in ALLE_GESUCHSTELLER_LISTE %}</w:t>
             </w:r>
           </w:p>
           <w:p>
@@ -194,47 +174,7 @@
                 <w:sz w:val="18"/>
                 <w:szCs w:val="18"/>
               </w:rPr>
-              <w:t xml:space="preserve">{%p </w:t>
-            </w:r>
-            <w:proofErr w:type="spellStart"/>
-            <w:r>
-              <w:rPr>
-                <w:rFonts w:ascii="Consolas" w:hAnsi="Consolas" w:cs="Arial"/>
-                <w:color w:val="00B050"/>
-                <w:sz w:val="18"/>
-                <w:szCs w:val="18"/>
-              </w:rPr>
-              <w:t>if</w:t>
-            </w:r>
-            <w:proofErr w:type="spellEnd"/>
-            <w:r>
-              <w:rPr>
-                <w:rFonts w:ascii="Consolas" w:hAnsi="Consolas" w:cs="Arial"/>
-                <w:color w:val="00B050"/>
-                <w:sz w:val="18"/>
-                <w:szCs w:val="18"/>
-              </w:rPr>
-              <w:t xml:space="preserve"> </w:t>
-            </w:r>
-            <w:proofErr w:type="spellStart"/>
-            <w:r>
-              <w:rPr>
-                <w:rFonts w:ascii="Consolas" w:hAnsi="Consolas" w:cs="Arial"/>
-                <w:color w:val="00B050"/>
-                <w:sz w:val="18"/>
-                <w:szCs w:val="18"/>
-              </w:rPr>
-              <w:t>loop.first</w:t>
-            </w:r>
-            <w:proofErr w:type="spellEnd"/>
-            <w:r>
-              <w:rPr>
-                <w:rFonts w:ascii="Consolas" w:hAnsi="Consolas" w:cs="Arial"/>
-                <w:color w:val="00B050"/>
-                <w:sz w:val="18"/>
-                <w:szCs w:val="18"/>
-              </w:rPr>
-              <w:t xml:space="preserve"> %}</w:t>
+              <w:t>{%p if loop.first %}</w:t>
             </w:r>
           </w:p>
           <w:p>
@@ -271,27 +211,7 @@
                 <w:sz w:val="18"/>
                 <w:szCs w:val="18"/>
               </w:rPr>
-              <w:t xml:space="preserve"> </w:t>
-            </w:r>
-            <w:proofErr w:type="spellStart"/>
-            <w:r>
-              <w:rPr>
-                <w:rFonts w:ascii="Consolas" w:hAnsi="Consolas"/>
-                <w:color w:val="00B050"/>
-                <w:sz w:val="18"/>
-                <w:szCs w:val="18"/>
-              </w:rPr>
-              <w:t>if</w:t>
-            </w:r>
-            <w:proofErr w:type="spellEnd"/>
-            <w:r>
-              <w:rPr>
-                <w:rFonts w:ascii="Consolas" w:hAnsi="Consolas"/>
-                <w:color w:val="00B050"/>
-                <w:sz w:val="18"/>
-                <w:szCs w:val="18"/>
-              </w:rPr>
-              <w:t xml:space="preserve"> G.NAME_JURISTISCHE_PERSON %}</w:t>
+              <w:t xml:space="preserve"> if G.NAME_JURISTISCHE_PERSON %}</w:t>
             </w:r>
           </w:p>
           <w:p>
@@ -340,17 +260,104 @@
                 <w:sz w:val="18"/>
                 <w:szCs w:val="18"/>
               </w:rPr>
+              <w:t xml:space="preserve"> end</w:t>
+            </w:r>
+            <w:r>
+              <w:rPr>
+                <w:rFonts w:ascii="Consolas" w:hAnsi="Consolas" w:cs="Arial"/>
+                <w:color w:val="00B050"/>
+                <w:sz w:val="18"/>
+                <w:szCs w:val="18"/>
+              </w:rPr>
+              <w:t>if</w:t>
+            </w:r>
+            <w:r>
+              <w:rPr>
+                <w:rFonts w:ascii="Consolas" w:hAnsi="Consolas" w:cs="Arial"/>
+                <w:color w:val="00B050"/>
+                <w:sz w:val="18"/>
+                <w:szCs w:val="18"/>
+              </w:rPr>
+              <w:t xml:space="preserve"> %}</w:t>
+            </w:r>
+          </w:p>
+          <w:p>
+            <w:r>
+              <w:rPr>
+                <w:rStyle w:val="PlatzhalterZchn"/>
+              </w:rPr>
+              <w:t>{{ G.VORNAME }}</w:t>
+            </w:r>
+            <w:r>
+              <w:rPr>
+                <w:szCs w:val="22"/>
+              </w:rPr>
               <w:t xml:space="preserve"> </w:t>
             </w:r>
-            <w:proofErr w:type="spellStart"/>
-            <w:r>
-              <w:rPr>
-                <w:rFonts w:ascii="Consolas" w:hAnsi="Consolas" w:cs="Arial"/>
-                <w:color w:val="00B050"/>
-                <w:sz w:val="18"/>
-                <w:szCs w:val="18"/>
-              </w:rPr>
-              <w:t>end</w:t>
+            <w:r>
+              <w:rPr>
+                <w:rStyle w:val="PlatzhalterZchn"/>
+              </w:rPr>
+              <w:t>{{ G.NACHNAME }}</w:t>
+            </w:r>
+          </w:p>
+          <w:p>
+            <w:r>
+              <w:rPr>
+                <w:rStyle w:val="PlatzhalterZchn"/>
+              </w:rPr>
+              <w:t>{{ G.STRASSE }}</w:t>
+            </w:r>
+            <w:r>
+              <w:rPr>
+                <w:szCs w:val="22"/>
+              </w:rPr>
+              <w:t xml:space="preserve"> </w:t>
+            </w:r>
+            <w:r>
+              <w:rPr>
+                <w:rStyle w:val="PlatzhalterZchn"/>
+              </w:rPr>
+              <w:t>{{ G.HAUSNUMMER }}</w:t>
+            </w:r>
+          </w:p>
+          <w:p>
+            <w:r>
+              <w:rPr>
+                <w:rStyle w:val="PlatzhalterZchn"/>
+              </w:rPr>
+              <w:t>{{ G.PLZ }}</w:t>
+            </w:r>
+            <w:r>
+              <w:rPr>
+                <w:szCs w:val="22"/>
+              </w:rPr>
+              <w:t xml:space="preserve"> </w:t>
+            </w:r>
+            <w:r>
+              <w:rPr>
+                <w:rStyle w:val="PlatzhalterZchn"/>
+              </w:rPr>
+              <w:t>{{ G.ORTSCHAFT }}</w:t>
+            </w:r>
+          </w:p>
+          <w:p>
+            <w:pPr>
+              <w:rPr>
+                <w:rFonts w:ascii="Consolas" w:hAnsi="Consolas" w:cs="Arial"/>
+                <w:color w:val="00B050"/>
+                <w:sz w:val="18"/>
+                <w:szCs w:val="18"/>
+              </w:rPr>
+            </w:pPr>
+            <w:r>
+              <w:rPr>
+                <w:rFonts w:ascii="Consolas" w:hAnsi="Consolas" w:cs="Arial"/>
+                <w:color w:val="00B050"/>
+                <w:sz w:val="18"/>
+                <w:szCs w:val="18"/>
+              </w:rPr>
+              <w:t>{%p end</w:t>
             </w:r>
             <w:r>
               <w:rPr>
@@ -361,7 +368,6 @@
               </w:rPr>
               <w:t>if</w:t>
             </w:r>
-            <w:proofErr w:type="spellEnd"/>
             <w:r>
               <w:rPr>
                 <w:rFonts w:ascii="Consolas" w:hAnsi="Consolas" w:cs="Arial"/>
@@ -375,140 +381,12 @@
           <w:p>
             <w:r>
               <w:rPr>
-                <w:rStyle w:val="PlatzhalterZchn"/>
-              </w:rPr>
-              <w:t>{{ G.VORNAME }}</w:t>
-            </w:r>
-            <w:r>
-              <w:rPr>
-                <w:szCs w:val="22"/>
-              </w:rPr>
-              <w:t xml:space="preserve"> </w:t>
-            </w:r>
-            <w:r>
-              <w:rPr>
-                <w:rStyle w:val="PlatzhalterZchn"/>
-              </w:rPr>
-              <w:t>{{ G.NACHNAME }}</w:t>
-            </w:r>
-          </w:p>
-          <w:p>
-            <w:r>
-              <w:rPr>
-                <w:rStyle w:val="PlatzhalterZchn"/>
-              </w:rPr>
-              <w:t>{{ G.STRASSE }}</w:t>
-            </w:r>
-            <w:r>
-              <w:rPr>
-                <w:szCs w:val="22"/>
-              </w:rPr>
-              <w:t xml:space="preserve"> </w:t>
-            </w:r>
-            <w:r>
-              <w:rPr>
-                <w:rStyle w:val="PlatzhalterZchn"/>
-              </w:rPr>
-              <w:t>{{ G.HAUSNUMMER }}</w:t>
-            </w:r>
-          </w:p>
-          <w:p>
-            <w:r>
-              <w:rPr>
-                <w:rStyle w:val="PlatzhalterZchn"/>
-              </w:rPr>
-              <w:t>{{ G.PLZ }}</w:t>
-            </w:r>
-            <w:r>
-              <w:rPr>
-                <w:szCs w:val="22"/>
-              </w:rPr>
-              <w:t xml:space="preserve"> </w:t>
-            </w:r>
-            <w:r>
-              <w:rPr>
-                <w:rStyle w:val="PlatzhalterZchn"/>
-              </w:rPr>
-              <w:t>{{ G.ORTSCHAFT }}</w:t>
-            </w:r>
-          </w:p>
-          <w:p>
-            <w:pPr>
-              <w:rPr>
-                <w:rFonts w:ascii="Consolas" w:hAnsi="Consolas" w:cs="Arial"/>
-                <w:color w:val="00B050"/>
-                <w:sz w:val="18"/>
-                <w:szCs w:val="18"/>
-              </w:rPr>
-            </w:pPr>
-            <w:r>
-              <w:rPr>
-                <w:rFonts w:ascii="Consolas" w:hAnsi="Consolas" w:cs="Arial"/>
-                <w:color w:val="00B050"/>
-                <w:sz w:val="18"/>
-                <w:szCs w:val="18"/>
-              </w:rPr>
-              <w:t xml:space="preserve">{%p </w:t>
-            </w:r>
-            <w:proofErr w:type="spellStart"/>
-            <w:r>
-              <w:rPr>
-                <w:rFonts w:ascii="Consolas" w:hAnsi="Consolas" w:cs="Arial"/>
-                <w:color w:val="00B050"/>
-                <w:sz w:val="18"/>
-                <w:szCs w:val="18"/>
-              </w:rPr>
-              <w:t>end</w:t>
-            </w:r>
-            <w:r>
-              <w:rPr>
-                <w:rFonts w:ascii="Consolas" w:hAnsi="Consolas" w:cs="Arial"/>
-                <w:color w:val="00B050"/>
-                <w:sz w:val="18"/>
-                <w:szCs w:val="18"/>
-              </w:rPr>
-              <w:t>if</w:t>
-            </w:r>
-            <w:proofErr w:type="spellEnd"/>
-            <w:r>
-              <w:rPr>
-                <w:rFonts w:ascii="Consolas" w:hAnsi="Consolas" w:cs="Arial"/>
-                <w:color w:val="00B050"/>
-                <w:sz w:val="18"/>
-                <w:szCs w:val="18"/>
-              </w:rPr>
-              <w:t xml:space="preserve"> %}</w:t>
-            </w:r>
-          </w:p>
-          <w:p>
-            <w:r>
-              <w:rPr>
-                <w:rFonts w:ascii="Consolas" w:hAnsi="Consolas" w:cs="Arial"/>
-                <w:color w:val="00B050"/>
-                <w:sz w:val="18"/>
-                <w:szCs w:val="18"/>
-              </w:rPr>
-              <w:t xml:space="preserve">{%p </w:t>
-            </w:r>
-            <w:proofErr w:type="spellStart"/>
-            <w:r>
-              <w:rPr>
-                <w:rFonts w:ascii="Consolas" w:hAnsi="Consolas" w:cs="Arial"/>
-                <w:color w:val="00B050"/>
-                <w:sz w:val="18"/>
-                <w:szCs w:val="18"/>
-              </w:rPr>
-              <w:t>endfor</w:t>
-            </w:r>
-            <w:proofErr w:type="spellEnd"/>
-            <w:r>
-              <w:rPr>
-                <w:rFonts w:ascii="Consolas" w:hAnsi="Consolas" w:cs="Arial"/>
-                <w:color w:val="00B050"/>
-                <w:sz w:val="18"/>
-                <w:szCs w:val="18"/>
-              </w:rPr>
-              <w:t xml:space="preserve"> %}</w:t>
+                <w:rFonts w:ascii="Consolas" w:hAnsi="Consolas" w:cs="Arial"/>
+                <w:color w:val="00B050"/>
+                <w:sz w:val="18"/>
+                <w:szCs w:val="18"/>
+              </w:rPr>
+              <w:t>{%p endfor %}</w:t>
             </w:r>
           </w:p>
         </w:tc>
@@ -872,27 +750,7 @@
                 <w:sz w:val="18"/>
                 <w:szCs w:val="18"/>
               </w:rPr>
-              <w:t xml:space="preserve">{%p </w:t>
-            </w:r>
-            <w:proofErr w:type="spellStart"/>
-            <w:r>
-              <w:rPr>
-                <w:rFonts w:ascii="Consolas" w:hAnsi="Consolas" w:cs="Arial"/>
-                <w:color w:val="00B050"/>
-                <w:sz w:val="18"/>
-                <w:szCs w:val="18"/>
-              </w:rPr>
-              <w:t>for</w:t>
-            </w:r>
-            <w:proofErr w:type="spellEnd"/>
-            <w:r>
-              <w:rPr>
-                <w:rFonts w:ascii="Consolas" w:hAnsi="Consolas" w:cs="Arial"/>
-                <w:color w:val="00B050"/>
-                <w:sz w:val="18"/>
-                <w:szCs w:val="18"/>
-              </w:rPr>
-              <w:t xml:space="preserve"> G in ALLE_GESUCHSTELLER_LISTE %}</w:t>
+              <w:t>{%p for G in ALLE_GESUCHSTELLER_LISTE %}</w:t>
             </w:r>
           </w:p>
           <w:p>
@@ -930,47 +788,7 @@
                 <w:sz w:val="18"/>
                 <w:szCs w:val="18"/>
               </w:rPr>
-              <w:t xml:space="preserve"> </w:t>
-            </w:r>
-            <w:proofErr w:type="spellStart"/>
-            <w:r>
-              <w:rPr>
-                <w:rFonts w:ascii="Consolas" w:hAnsi="Consolas" w:cs="Arial"/>
-                <w:color w:val="00B050"/>
-                <w:sz w:val="18"/>
-                <w:szCs w:val="18"/>
-              </w:rPr>
-              <w:t>if</w:t>
-            </w:r>
-            <w:proofErr w:type="spellEnd"/>
-            <w:r>
-              <w:rPr>
-                <w:rFonts w:ascii="Consolas" w:hAnsi="Consolas" w:cs="Arial"/>
-                <w:color w:val="00B050"/>
-                <w:sz w:val="18"/>
-                <w:szCs w:val="18"/>
-              </w:rPr>
-              <w:t xml:space="preserve"> </w:t>
-            </w:r>
-            <w:proofErr w:type="spellStart"/>
-            <w:r>
-              <w:rPr>
-                <w:rFonts w:ascii="Consolas" w:hAnsi="Consolas" w:cs="Arial"/>
-                <w:color w:val="00B050"/>
-                <w:sz w:val="18"/>
-                <w:szCs w:val="18"/>
-              </w:rPr>
-              <w:t>ALLE_GESUCHSTELLER_LISTE|length</w:t>
-            </w:r>
-            <w:proofErr w:type="spellEnd"/>
-            <w:r>
-              <w:rPr>
-                <w:rFonts w:ascii="Consolas" w:hAnsi="Consolas" w:cs="Arial"/>
-                <w:color w:val="00B050"/>
-                <w:sz w:val="18"/>
-                <w:szCs w:val="18"/>
-              </w:rPr>
-              <w:t xml:space="preserve"> &gt; 1 %}</w:t>
+              <w:t xml:space="preserve"> if ALLE_GESUCHSTELLER_LISTE|length &gt; 1 %}</w:t>
             </w:r>
           </w:p>
           <w:p>
@@ -1026,27 +844,7 @@
                 <w:sz w:val="18"/>
                 <w:szCs w:val="18"/>
               </w:rPr>
-              <w:t xml:space="preserve">{%p </w:t>
-            </w:r>
-            <w:proofErr w:type="spellStart"/>
-            <w:r>
-              <w:rPr>
-                <w:rFonts w:ascii="Consolas" w:hAnsi="Consolas" w:cs="Arial"/>
-                <w:color w:val="00B050"/>
-                <w:sz w:val="18"/>
-                <w:szCs w:val="18"/>
-              </w:rPr>
-              <w:t>if</w:t>
-            </w:r>
-            <w:proofErr w:type="spellEnd"/>
-            <w:r>
-              <w:rPr>
-                <w:rFonts w:ascii="Consolas" w:hAnsi="Consolas" w:cs="Arial"/>
-                <w:color w:val="00B050"/>
-                <w:sz w:val="18"/>
-                <w:szCs w:val="18"/>
-              </w:rPr>
-              <w:t xml:space="preserve"> G.VERTRETER_NAME %}</w:t>
+              <w:t>{%p if G.VERTRETER_NAME %}</w:t>
             </w:r>
           </w:p>
           <w:p>
@@ -1094,19 +892,54 @@
                 <w:sz w:val="18"/>
                 <w:szCs w:val="18"/>
               </w:rPr>
-              <w:t xml:space="preserve">{%p </w:t>
-            </w:r>
-            <w:proofErr w:type="spellStart"/>
-            <w:r>
-              <w:rPr>
-                <w:rFonts w:ascii="Consolas" w:hAnsi="Consolas" w:cs="Arial"/>
-                <w:color w:val="00B050"/>
-                <w:sz w:val="18"/>
-                <w:szCs w:val="18"/>
-              </w:rPr>
-              <w:t>endif</w:t>
-            </w:r>
-            <w:proofErr w:type="spellEnd"/>
+              <w:t>{%p endif %}</w:t>
+            </w:r>
+          </w:p>
+          <w:p>
+            <w:pPr>
+              <w:rPr>
+                <w:rFonts w:ascii="Consolas" w:hAnsi="Consolas" w:cs="Arial"/>
+                <w:color w:val="00B050"/>
+                <w:sz w:val="18"/>
+                <w:szCs w:val="18"/>
+              </w:rPr>
+            </w:pPr>
+            <w:r>
+              <w:rPr>
+                <w:rFonts w:ascii="Consolas" w:hAnsi="Consolas" w:cs="Arial"/>
+                <w:color w:val="00B050"/>
+                <w:sz w:val="18"/>
+                <w:szCs w:val="18"/>
+              </w:rPr>
+              <w:t>{%</w:t>
+            </w:r>
+            <w:r>
+              <w:rPr>
+                <w:rFonts w:ascii="Consolas" w:hAnsi="Consolas" w:cs="Arial"/>
+                <w:color w:val="00B050"/>
+                <w:sz w:val="18"/>
+                <w:szCs w:val="18"/>
+              </w:rPr>
+              <w:t>p</w:t>
+            </w:r>
+            <w:r>
+              <w:rPr>
+                <w:rFonts w:ascii="Consolas" w:hAnsi="Consolas" w:cs="Arial"/>
+                <w:color w:val="00B050"/>
+                <w:sz w:val="18"/>
+                <w:szCs w:val="18"/>
+              </w:rPr>
+              <w:t xml:space="preserve"> </w:t>
+            </w:r>
+            <w:r>
+              <w:rPr>
+                <w:rFonts w:ascii="Consolas" w:hAnsi="Consolas" w:cs="Arial"/>
+                <w:color w:val="00B050"/>
+                <w:sz w:val="18"/>
+                <w:szCs w:val="18"/>
+              </w:rPr>
+              <w:t>else</w:t>
+            </w:r>
             <w:r>
               <w:rPr>
                 <w:rFonts w:ascii="Consolas" w:hAnsi="Consolas" w:cs="Arial"/>
@@ -1118,6 +951,23 @@
             </w:r>
           </w:p>
           <w:p>
+            <w:r>
+              <w:rPr>
+                <w:rStyle w:val="PlatzhalterZchn"/>
+              </w:rPr>
+              <w:t>{{ G.NAME }}</w:t>
+            </w:r>
+            <w:r>
+              <w:t xml:space="preserve">, </w:t>
+            </w:r>
+            <w:r>
+              <w:rPr>
+                <w:rStyle w:val="PlatzhalterZchn"/>
+              </w:rPr>
+              <w:t>{{ G.ADRESSE }}</w:t>
+            </w:r>
+          </w:p>
+          <w:p>
             <w:pPr>
               <w:rPr>
                 <w:rFonts w:ascii="Consolas" w:hAnsi="Consolas" w:cs="Arial"/>
@@ -1133,11 +983,71 @@
                 <w:sz w:val="18"/>
                 <w:szCs w:val="18"/>
               </w:rPr>
+              <w:t>{%p if G.VERTRETER_NAME %}</w:t>
+            </w:r>
+          </w:p>
+          <w:p>
+            <w:r>
+              <w:t>vertreten durch</w:t>
+            </w:r>
+          </w:p>
+          <w:p>
+            <w:r>
+              <w:rPr>
+                <w:rStyle w:val="PlatzhalterZchn"/>
+              </w:rPr>
+              <w:t>{{ G.VERTRETER_NAME }}</w:t>
+            </w:r>
+            <w:r>
+              <w:t xml:space="preserve">, </w:t>
+            </w:r>
+            <w:r>
+              <w:rPr>
+                <w:rStyle w:val="PlatzhalterZchn"/>
+              </w:rPr>
+              <w:t>{{ G.VERTRETER_ADRESSE }}</w:t>
+            </w:r>
+          </w:p>
+          <w:p>
+            <w:pPr>
+              <w:rPr>
+                <w:rFonts w:ascii="Consolas" w:hAnsi="Consolas"/>
+                <w:color w:val="00B050"/>
+                <w:sz w:val="18"/>
+                <w:szCs w:val="18"/>
+              </w:rPr>
+            </w:pPr>
+            <w:r>
+              <w:rPr>
+                <w:rFonts w:ascii="Consolas" w:hAnsi="Consolas"/>
+                <w:color w:val="00B050"/>
+                <w:sz w:val="18"/>
+                <w:szCs w:val="18"/>
+              </w:rPr>
+              <w:t>{%p endif %}</w:t>
+            </w:r>
+          </w:p>
+          <w:p>
+            <w:pPr>
+              <w:rPr>
+                <w:rFonts w:ascii="Consolas" w:hAnsi="Consolas" w:cs="Arial"/>
+                <w:color w:val="00B050"/>
+                <w:sz w:val="18"/>
+                <w:szCs w:val="18"/>
+              </w:rPr>
+            </w:pPr>
+            <w:r>
+              <w:rPr>
+                <w:rFonts w:ascii="Consolas" w:hAnsi="Consolas"/>
+                <w:color w:val="00B050"/>
+                <w:sz w:val="18"/>
+                <w:szCs w:val="18"/>
+              </w:rPr>
               <w:t>{%</w:t>
             </w:r>
             <w:r>
               <w:rPr>
-                <w:rFonts w:ascii="Consolas" w:hAnsi="Consolas" w:cs="Arial"/>
+                <w:rFonts w:ascii="Consolas" w:hAnsi="Consolas"/>
                 <w:color w:val="00B050"/>
                 <w:sz w:val="18"/>
                 <w:szCs w:val="18"/>
@@ -1146,58 +1056,20 @@
             </w:r>
             <w:r>
               <w:rPr>
-                <w:rFonts w:ascii="Consolas" w:hAnsi="Consolas" w:cs="Arial"/>
-                <w:color w:val="00B050"/>
-                <w:sz w:val="18"/>
-                <w:szCs w:val="18"/>
-              </w:rPr>
-              <w:t xml:space="preserve"> </w:t>
-            </w:r>
-            <w:proofErr w:type="spellStart"/>
-            <w:r>
-              <w:rPr>
-                <w:rFonts w:ascii="Consolas" w:hAnsi="Consolas" w:cs="Arial"/>
-                <w:color w:val="00B050"/>
-                <w:sz w:val="18"/>
-                <w:szCs w:val="18"/>
-              </w:rPr>
-              <w:t>else</w:t>
-            </w:r>
-            <w:proofErr w:type="spellEnd"/>
-            <w:r>
-              <w:rPr>
-                <w:rFonts w:ascii="Consolas" w:hAnsi="Consolas" w:cs="Arial"/>
-                <w:color w:val="00B050"/>
-                <w:sz w:val="18"/>
-                <w:szCs w:val="18"/>
-              </w:rPr>
-              <w:t xml:space="preserve"> %}</w:t>
-            </w:r>
-          </w:p>
-          <w:p>
-            <w:r>
-              <w:rPr>
-                <w:rStyle w:val="PlatzhalterZchn"/>
-              </w:rPr>
-              <w:t>{{ G.NAME }}</w:t>
-            </w:r>
-            <w:r>
-              <w:t xml:space="preserve">, </w:t>
-            </w:r>
-            <w:r>
-              <w:rPr>
-                <w:rStyle w:val="PlatzhalterZchn"/>
-              </w:rPr>
-              <w:t>{{ G.ADRESSE }}</w:t>
+                <w:rFonts w:ascii="Consolas" w:hAnsi="Consolas"/>
+                <w:color w:val="00B050"/>
+                <w:sz w:val="18"/>
+                <w:szCs w:val="18"/>
+              </w:rPr>
+              <w:t xml:space="preserve"> endif %}</w:t>
             </w:r>
           </w:p>
           <w:p>
             <w:pPr>
               <w:rPr>
-                <w:rFonts w:ascii="Consolas" w:hAnsi="Consolas" w:cs="Arial"/>
-                <w:color w:val="00B050"/>
-                <w:sz w:val="18"/>
-                <w:szCs w:val="18"/>
+                <w:rFonts w:cs="Arial"/>
+                <w:color w:val="00B050"/>
+                <w:szCs w:val="22"/>
               </w:rPr>
             </w:pPr>
             <w:r>
@@ -1207,183 +1079,7 @@
                 <w:sz w:val="18"/>
                 <w:szCs w:val="18"/>
               </w:rPr>
-              <w:t xml:space="preserve">{%p </w:t>
-            </w:r>
-            <w:proofErr w:type="spellStart"/>
-            <w:r>
-              <w:rPr>
-                <w:rFonts w:ascii="Consolas" w:hAnsi="Consolas" w:cs="Arial"/>
-                <w:color w:val="00B050"/>
-                <w:sz w:val="18"/>
-                <w:szCs w:val="18"/>
-              </w:rPr>
-              <w:t>if</w:t>
-            </w:r>
-            <w:proofErr w:type="spellEnd"/>
-            <w:r>
-              <w:rPr>
-                <w:rFonts w:ascii="Consolas" w:hAnsi="Consolas" w:cs="Arial"/>
-                <w:color w:val="00B050"/>
-                <w:sz w:val="18"/>
-                <w:szCs w:val="18"/>
-              </w:rPr>
-              <w:t xml:space="preserve"> G.VERTRETER_NAME %}</w:t>
-            </w:r>
-          </w:p>
-          <w:p>
-            <w:r>
-              <w:t>vertreten durch</w:t>
-            </w:r>
-          </w:p>
-          <w:p>
-            <w:r>
-              <w:rPr>
-                <w:rStyle w:val="PlatzhalterZchn"/>
-              </w:rPr>
-              <w:t>{{ G.VERTRETER_NAME }}</w:t>
-            </w:r>
-            <w:r>
-              <w:t xml:space="preserve">, </w:t>
-            </w:r>
-            <w:r>
-              <w:rPr>
-                <w:rStyle w:val="PlatzhalterZchn"/>
-              </w:rPr>
-              <w:t>{{ G.VERTRETER_ADRESSE }}</w:t>
-            </w:r>
-          </w:p>
-          <w:p>
-            <w:pPr>
-              <w:rPr>
-                <w:rFonts w:ascii="Consolas" w:hAnsi="Consolas"/>
-                <w:color w:val="00B050"/>
-                <w:sz w:val="18"/>
-                <w:szCs w:val="18"/>
-              </w:rPr>
-            </w:pPr>
-            <w:r>
-              <w:rPr>
-                <w:rFonts w:ascii="Consolas" w:hAnsi="Consolas"/>
-                <w:color w:val="00B050"/>
-                <w:sz w:val="18"/>
-                <w:szCs w:val="18"/>
-              </w:rPr>
-              <w:t xml:space="preserve">{%p </w:t>
-            </w:r>
-            <w:proofErr w:type="spellStart"/>
-            <w:r>
-              <w:rPr>
-                <w:rFonts w:ascii="Consolas" w:hAnsi="Consolas"/>
-                <w:color w:val="00B050"/>
-                <w:sz w:val="18"/>
-                <w:szCs w:val="18"/>
-              </w:rPr>
-              <w:t>endif</w:t>
-            </w:r>
-            <w:proofErr w:type="spellEnd"/>
-            <w:r>
-              <w:rPr>
-                <w:rFonts w:ascii="Consolas" w:hAnsi="Consolas"/>
-                <w:color w:val="00B050"/>
-                <w:sz w:val="18"/>
-                <w:szCs w:val="18"/>
-              </w:rPr>
-              <w:t xml:space="preserve"> %}</w:t>
-            </w:r>
-          </w:p>
-          <w:p>
-            <w:pPr>
-              <w:rPr>
-                <w:rFonts w:ascii="Consolas" w:hAnsi="Consolas" w:cs="Arial"/>
-                <w:color w:val="00B050"/>
-                <w:sz w:val="18"/>
-                <w:szCs w:val="18"/>
-              </w:rPr>
-            </w:pPr>
-            <w:r>
-              <w:rPr>
-                <w:rFonts w:ascii="Consolas" w:hAnsi="Consolas"/>
-                <w:color w:val="00B050"/>
-                <w:sz w:val="18"/>
-                <w:szCs w:val="18"/>
-              </w:rPr>
-              <w:t>{%</w:t>
-            </w:r>
-            <w:r>
-              <w:rPr>
-                <w:rFonts w:ascii="Consolas" w:hAnsi="Consolas"/>
-                <w:color w:val="00B050"/>
-                <w:sz w:val="18"/>
-                <w:szCs w:val="18"/>
-              </w:rPr>
-              <w:t>p</w:t>
-            </w:r>
-            <w:r>
-              <w:rPr>
-                <w:rFonts w:ascii="Consolas" w:hAnsi="Consolas"/>
-                <w:color w:val="00B050"/>
-                <w:sz w:val="18"/>
-                <w:szCs w:val="18"/>
-              </w:rPr>
-              <w:t xml:space="preserve"> </w:t>
-            </w:r>
-            <w:proofErr w:type="spellStart"/>
-            <w:r>
-              <w:rPr>
-                <w:rFonts w:ascii="Consolas" w:hAnsi="Consolas"/>
-                <w:color w:val="00B050"/>
-                <w:sz w:val="18"/>
-                <w:szCs w:val="18"/>
-              </w:rPr>
-              <w:t>endif</w:t>
-            </w:r>
-            <w:proofErr w:type="spellEnd"/>
-            <w:r>
-              <w:rPr>
-                <w:rFonts w:ascii="Consolas" w:hAnsi="Consolas"/>
-                <w:color w:val="00B050"/>
-                <w:sz w:val="18"/>
-                <w:szCs w:val="18"/>
-              </w:rPr>
-              <w:t xml:space="preserve"> %}</w:t>
-            </w:r>
-          </w:p>
-          <w:p>
-            <w:pPr>
-              <w:rPr>
-                <w:rFonts w:cs="Arial"/>
-                <w:color w:val="00B050"/>
-                <w:szCs w:val="22"/>
-              </w:rPr>
-            </w:pPr>
-            <w:r>
-              <w:rPr>
-                <w:rFonts w:ascii="Consolas" w:hAnsi="Consolas" w:cs="Arial"/>
-                <w:color w:val="00B050"/>
-                <w:sz w:val="18"/>
-                <w:szCs w:val="18"/>
-              </w:rPr>
-              <w:t xml:space="preserve">{%p </w:t>
-            </w:r>
-            <w:proofErr w:type="spellStart"/>
-            <w:r>
-              <w:rPr>
-                <w:rFonts w:ascii="Consolas" w:hAnsi="Consolas" w:cs="Arial"/>
-                <w:color w:val="00B050"/>
-                <w:sz w:val="18"/>
-                <w:szCs w:val="18"/>
-              </w:rPr>
-              <w:t>endfor</w:t>
-            </w:r>
-            <w:proofErr w:type="spellEnd"/>
-            <w:r>
-              <w:rPr>
-                <w:rFonts w:ascii="Consolas" w:hAnsi="Consolas" w:cs="Arial"/>
-                <w:color w:val="00B050"/>
-                <w:sz w:val="18"/>
-                <w:szCs w:val="18"/>
-              </w:rPr>
-              <w:t xml:space="preserve"> %}</w:t>
+              <w:t>{%p endfor %}</w:t>
             </w:r>
           </w:p>
         </w:tc>
@@ -1437,27 +1133,7 @@
                 <w:sz w:val="18"/>
                 <w:szCs w:val="18"/>
               </w:rPr>
-              <w:t xml:space="preserve">{%p </w:t>
-            </w:r>
-            <w:proofErr w:type="spellStart"/>
-            <w:r>
-              <w:rPr>
-                <w:rFonts w:ascii="Consolas" w:hAnsi="Consolas" w:cs="Arial"/>
-                <w:color w:val="00B050"/>
-                <w:sz w:val="18"/>
-                <w:szCs w:val="18"/>
-              </w:rPr>
-              <w:t>if</w:t>
-            </w:r>
-            <w:proofErr w:type="spellEnd"/>
-            <w:r>
-              <w:rPr>
-                <w:rFonts w:ascii="Consolas" w:hAnsi="Consolas" w:cs="Arial"/>
-                <w:color w:val="00B050"/>
-                <w:sz w:val="18"/>
-                <w:szCs w:val="18"/>
-              </w:rPr>
-              <w:t xml:space="preserve"> </w:t>
+              <w:t xml:space="preserve">{%p if </w:t>
             </w:r>
             <w:r>
               <w:rPr>
@@ -1494,27 +1170,7 @@
                 <w:sz w:val="18"/>
                 <w:szCs w:val="18"/>
               </w:rPr>
-              <w:t xml:space="preserve">{%p </w:t>
-            </w:r>
-            <w:proofErr w:type="spellStart"/>
-            <w:r>
-              <w:rPr>
-                <w:rFonts w:ascii="Consolas" w:hAnsi="Consolas" w:cs="Arial"/>
-                <w:color w:val="00B050"/>
-                <w:sz w:val="18"/>
-                <w:szCs w:val="18"/>
-              </w:rPr>
-              <w:t>for</w:t>
-            </w:r>
-            <w:proofErr w:type="spellEnd"/>
-            <w:r>
-              <w:rPr>
-                <w:rFonts w:ascii="Consolas" w:hAnsi="Consolas" w:cs="Arial"/>
-                <w:color w:val="00B050"/>
-                <w:sz w:val="18"/>
-                <w:szCs w:val="18"/>
-              </w:rPr>
-              <w:t xml:space="preserve"> G in ALLE_</w:t>
+              <w:t>{%p for G in ALLE_</w:t>
             </w:r>
             <w:r>
               <w:rPr>
@@ -1570,37 +1226,7 @@
                 <w:sz w:val="18"/>
                 <w:szCs w:val="18"/>
               </w:rPr>
-              <w:t xml:space="preserve"> </w:t>
-            </w:r>
-            <w:proofErr w:type="spellStart"/>
-            <w:r>
-              <w:rPr>
-                <w:rFonts w:ascii="Consolas" w:hAnsi="Consolas" w:cs="Arial"/>
-                <w:color w:val="00B050"/>
-                <w:sz w:val="18"/>
-                <w:szCs w:val="18"/>
-              </w:rPr>
-              <w:t>if</w:t>
-            </w:r>
-            <w:proofErr w:type="spellEnd"/>
-            <w:r>
-              <w:rPr>
-                <w:rFonts w:ascii="Consolas" w:hAnsi="Consolas" w:cs="Arial"/>
-                <w:color w:val="00B050"/>
-                <w:sz w:val="18"/>
-                <w:szCs w:val="18"/>
-              </w:rPr>
-              <w:t xml:space="preserve"> </w:t>
-            </w:r>
-            <w:proofErr w:type="spellStart"/>
-            <w:r>
-              <w:rPr>
-                <w:rFonts w:ascii="Consolas" w:hAnsi="Consolas" w:cs="Arial"/>
-                <w:color w:val="00B050"/>
-                <w:sz w:val="18"/>
-                <w:szCs w:val="18"/>
-              </w:rPr>
-              <w:t>ALLE_</w:t>
+              <w:t xml:space="preserve"> if ALLE_</w:t>
             </w:r>
             <w:r>
               <w:rPr>
@@ -1618,17 +1244,7 @@
                 <w:sz w:val="18"/>
                 <w:szCs w:val="18"/>
               </w:rPr>
-              <w:t>_LISTE|length</w:t>
-            </w:r>
-            <w:proofErr w:type="spellEnd"/>
-            <w:r>
-              <w:rPr>
-                <w:rFonts w:ascii="Consolas" w:hAnsi="Consolas" w:cs="Arial"/>
-                <w:color w:val="00B050"/>
-                <w:sz w:val="18"/>
-                <w:szCs w:val="18"/>
-              </w:rPr>
-              <w:t xml:space="preserve"> &gt; 1 %}</w:t>
+              <w:t>_LISTE|length &gt; 1 %}</w:t>
             </w:r>
           </w:p>
           <w:p>
@@ -1678,27 +1294,7 @@
                 <w:sz w:val="18"/>
                 <w:szCs w:val="18"/>
               </w:rPr>
-              <w:t xml:space="preserve">{%p </w:t>
-            </w:r>
-            <w:proofErr w:type="spellStart"/>
-            <w:r>
-              <w:rPr>
-                <w:rFonts w:ascii="Consolas" w:hAnsi="Consolas" w:cs="Arial"/>
-                <w:color w:val="00B050"/>
-                <w:sz w:val="18"/>
-                <w:szCs w:val="18"/>
-              </w:rPr>
-              <w:t>if</w:t>
-            </w:r>
-            <w:proofErr w:type="spellEnd"/>
-            <w:r>
-              <w:rPr>
-                <w:rFonts w:ascii="Consolas" w:hAnsi="Consolas" w:cs="Arial"/>
-                <w:color w:val="00B050"/>
-                <w:sz w:val="18"/>
-                <w:szCs w:val="18"/>
-              </w:rPr>
-              <w:t xml:space="preserve"> G.VERTRETER_NAME %}</w:t>
+              <w:t>{%p if G.VERTRETER_NAME %}</w:t>
             </w:r>
           </w:p>
           <w:p>
@@ -1749,27 +1345,7 @@
                 <w:sz w:val="18"/>
                 <w:szCs w:val="18"/>
               </w:rPr>
-              <w:t xml:space="preserve">{%p </w:t>
-            </w:r>
-            <w:proofErr w:type="spellStart"/>
-            <w:r>
-              <w:rPr>
-                <w:rFonts w:ascii="Consolas" w:hAnsi="Consolas" w:cs="Arial"/>
-                <w:color w:val="00B050"/>
-                <w:sz w:val="18"/>
-                <w:szCs w:val="18"/>
-              </w:rPr>
-              <w:t>endif</w:t>
-            </w:r>
-            <w:proofErr w:type="spellEnd"/>
-            <w:r>
-              <w:rPr>
-                <w:rFonts w:ascii="Consolas" w:hAnsi="Consolas" w:cs="Arial"/>
-                <w:color w:val="00B050"/>
-                <w:sz w:val="18"/>
-                <w:szCs w:val="18"/>
-              </w:rPr>
-              <w:t xml:space="preserve"> %}</w:t>
+              <w:t>{%p endif %}</w:t>
             </w:r>
           </w:p>
           <w:p>
@@ -1806,27 +1382,7 @@
                 <w:sz w:val="18"/>
                 <w:szCs w:val="18"/>
               </w:rPr>
-              <w:t xml:space="preserve"> </w:t>
-            </w:r>
-            <w:proofErr w:type="spellStart"/>
-            <w:r>
-              <w:rPr>
-                <w:rFonts w:ascii="Consolas" w:hAnsi="Consolas" w:cs="Arial"/>
-                <w:color w:val="00B050"/>
-                <w:sz w:val="18"/>
-                <w:szCs w:val="18"/>
-              </w:rPr>
-              <w:t>else</w:t>
-            </w:r>
-            <w:proofErr w:type="spellEnd"/>
-            <w:r>
-              <w:rPr>
-                <w:rFonts w:ascii="Consolas" w:hAnsi="Consolas" w:cs="Arial"/>
-                <w:color w:val="00B050"/>
-                <w:sz w:val="18"/>
-                <w:szCs w:val="18"/>
-              </w:rPr>
-              <w:t xml:space="preserve"> %}</w:t>
+              <w:t xml:space="preserve"> else %}</w:t>
             </w:r>
           </w:p>
           <w:p>
@@ -1862,27 +1418,7 @@
                 <w:sz w:val="18"/>
                 <w:szCs w:val="18"/>
               </w:rPr>
-              <w:t xml:space="preserve">{%p </w:t>
-            </w:r>
-            <w:proofErr w:type="spellStart"/>
-            <w:r>
-              <w:rPr>
-                <w:rFonts w:ascii="Consolas" w:hAnsi="Consolas" w:cs="Arial"/>
-                <w:color w:val="00B050"/>
-                <w:sz w:val="18"/>
-                <w:szCs w:val="18"/>
-              </w:rPr>
-              <w:t>if</w:t>
-            </w:r>
-            <w:proofErr w:type="spellEnd"/>
-            <w:r>
-              <w:rPr>
-                <w:rFonts w:ascii="Consolas" w:hAnsi="Consolas" w:cs="Arial"/>
-                <w:color w:val="00B050"/>
-                <w:sz w:val="18"/>
-                <w:szCs w:val="18"/>
-              </w:rPr>
-              <w:t xml:space="preserve"> G.VERTRETER_NAME %}</w:t>
+              <w:t>{%p if G.VERTRETER_NAME %}</w:t>
             </w:r>
           </w:p>
           <w:p>
@@ -1929,27 +1465,7 @@
                 <w:sz w:val="18"/>
                 <w:szCs w:val="18"/>
               </w:rPr>
-              <w:t xml:space="preserve">{%p </w:t>
-            </w:r>
-            <w:proofErr w:type="spellStart"/>
-            <w:r>
-              <w:rPr>
-                <w:rFonts w:ascii="Consolas" w:hAnsi="Consolas" w:cs="Arial"/>
-                <w:color w:val="00B050"/>
-                <w:sz w:val="18"/>
-                <w:szCs w:val="18"/>
-              </w:rPr>
-              <w:t>endif</w:t>
-            </w:r>
-            <w:proofErr w:type="spellEnd"/>
-            <w:r>
-              <w:rPr>
-                <w:rFonts w:ascii="Consolas" w:hAnsi="Consolas" w:cs="Arial"/>
-                <w:color w:val="00B050"/>
-                <w:sz w:val="18"/>
-                <w:szCs w:val="18"/>
-              </w:rPr>
-              <w:t xml:space="preserve"> %}</w:t>
+              <w:t>{%p endif %}</w:t>
             </w:r>
           </w:p>
           <w:p>
@@ -1968,27 +1484,7 @@
                 <w:sz w:val="18"/>
                 <w:szCs w:val="18"/>
               </w:rPr>
-              <w:t xml:space="preserve">{%p </w:t>
-            </w:r>
-            <w:proofErr w:type="spellStart"/>
-            <w:r>
-              <w:rPr>
-                <w:rFonts w:ascii="Consolas" w:hAnsi="Consolas" w:cs="Arial"/>
-                <w:color w:val="00B050"/>
-                <w:sz w:val="18"/>
-                <w:szCs w:val="18"/>
-              </w:rPr>
-              <w:t>endif</w:t>
-            </w:r>
-            <w:proofErr w:type="spellEnd"/>
-            <w:r>
-              <w:rPr>
-                <w:rFonts w:ascii="Consolas" w:hAnsi="Consolas" w:cs="Arial"/>
-                <w:color w:val="00B050"/>
-                <w:sz w:val="18"/>
-                <w:szCs w:val="18"/>
-              </w:rPr>
-              <w:t xml:space="preserve"> %}</w:t>
+              <w:t>{%p endif %}</w:t>
             </w:r>
           </w:p>
           <w:p>
@@ -2007,27 +1503,7 @@
                 <w:sz w:val="18"/>
                 <w:szCs w:val="18"/>
               </w:rPr>
-              <w:t xml:space="preserve">{%p </w:t>
-            </w:r>
-            <w:proofErr w:type="spellStart"/>
-            <w:r>
-              <w:rPr>
-                <w:rFonts w:ascii="Consolas" w:hAnsi="Consolas" w:cs="Arial"/>
-                <w:color w:val="00B050"/>
-                <w:sz w:val="18"/>
-                <w:szCs w:val="18"/>
-              </w:rPr>
-              <w:t>endfor</w:t>
-            </w:r>
-            <w:proofErr w:type="spellEnd"/>
-            <w:r>
-              <w:rPr>
-                <w:rFonts w:ascii="Consolas" w:hAnsi="Consolas" w:cs="Arial"/>
-                <w:color w:val="00B050"/>
-                <w:sz w:val="18"/>
-                <w:szCs w:val="18"/>
-              </w:rPr>
-              <w:t xml:space="preserve"> %}</w:t>
+              <w:t>{%p endfor %}</w:t>
             </w:r>
           </w:p>
           <w:p>
@@ -2046,17 +1522,7 @@
                 <w:sz w:val="18"/>
                 <w:szCs w:val="18"/>
               </w:rPr>
-              <w:t xml:space="preserve">{%p </w:t>
-            </w:r>
-            <w:proofErr w:type="spellStart"/>
-            <w:r>
-              <w:rPr>
-                <w:rFonts w:ascii="Consolas" w:hAnsi="Consolas" w:cs="Arial"/>
-                <w:color w:val="00B050"/>
-                <w:sz w:val="18"/>
-                <w:szCs w:val="18"/>
-              </w:rPr>
-              <w:t>el</w:t>
+              <w:t>{%p el</w:t>
             </w:r>
             <w:r>
               <w:rPr>
@@ -2065,17 +1531,7 @@
                 <w:sz w:val="18"/>
                 <w:szCs w:val="18"/>
               </w:rPr>
-              <w:t>if</w:t>
-            </w:r>
-            <w:proofErr w:type="spellEnd"/>
-            <w:r>
-              <w:rPr>
-                <w:rFonts w:ascii="Consolas" w:hAnsi="Consolas"/>
-                <w:color w:val="00B050"/>
-                <w:sz w:val="18"/>
-                <w:szCs w:val="18"/>
-              </w:rPr>
-              <w:t xml:space="preserve"> </w:t>
+              <w:t xml:space="preserve">if </w:t>
             </w:r>
             <w:r>
               <w:rPr>
@@ -2136,9 +1592,8 @@
                 <w:sz w:val="18"/>
                 <w:szCs w:val="18"/>
               </w:rPr>
-              <w:t xml:space="preserve"> </w:t>
-            </w:r>
-            <w:proofErr w:type="spellStart"/>
+              <w:t xml:space="preserve"> elif </w:t>
+            </w:r>
             <w:r>
               <w:rPr>
                 <w:rFonts w:ascii="Consolas" w:hAnsi="Consolas"/>
@@ -2146,9 +1601,8 @@
                 <w:sz w:val="18"/>
                 <w:szCs w:val="18"/>
               </w:rPr>
-              <w:t>elif</w:t>
-            </w:r>
-            <w:proofErr w:type="spellEnd"/>
+              <w:t>GESUCHSTELLER</w:t>
+            </w:r>
             <w:r>
               <w:rPr>
                 <w:rFonts w:ascii="Consolas" w:hAnsi="Consolas"/>
@@ -2156,17 +1610,23 @@
                 <w:sz w:val="18"/>
                 <w:szCs w:val="18"/>
               </w:rPr>
-              <w:t xml:space="preserve"> </w:t>
-            </w:r>
-            <w:r>
+              <w:t>_ANREDE == "Frau" %}</w:t>
+            </w:r>
+          </w:p>
+          <w:p>
+            <w:r>
+              <w:t>Gesuchstellerin</w:t>
+            </w:r>
+          </w:p>
+          <w:p>
+            <w:pPr>
               <w:rPr>
                 <w:rFonts w:ascii="Consolas" w:hAnsi="Consolas"/>
                 <w:color w:val="00B050"/>
                 <w:sz w:val="18"/>
                 <w:szCs w:val="18"/>
               </w:rPr>
-              <w:t>GESUCHSTELLER</w:t>
-            </w:r>
+            </w:pPr>
             <w:r>
               <w:rPr>
                 <w:rFonts w:ascii="Consolas" w:hAnsi="Consolas"/>
@@ -2174,23 +1634,17 @@
                 <w:sz w:val="18"/>
                 <w:szCs w:val="18"/>
               </w:rPr>
-              <w:t>_ANREDE == "Frau" %}</w:t>
-            </w:r>
-          </w:p>
-          <w:p>
-            <w:r>
-              <w:t>Gesuchstellerin</w:t>
-            </w:r>
-          </w:p>
-          <w:p>
-            <w:pPr>
+              <w:t>{%</w:t>
+            </w:r>
+            <w:r>
               <w:rPr>
                 <w:rFonts w:ascii="Consolas" w:hAnsi="Consolas"/>
                 <w:color w:val="00B050"/>
                 <w:sz w:val="18"/>
                 <w:szCs w:val="18"/>
               </w:rPr>
-            </w:pPr>
+              <w:t>p</w:t>
+            </w:r>
             <w:r>
               <w:rPr>
                 <w:rFonts w:ascii="Consolas" w:hAnsi="Consolas"/>
@@ -2198,45 +1652,7 @@
                 <w:sz w:val="18"/>
                 <w:szCs w:val="18"/>
               </w:rPr>
-              <w:t>{%</w:t>
-            </w:r>
-            <w:r>
-              <w:rPr>
-                <w:rFonts w:ascii="Consolas" w:hAnsi="Consolas"/>
-                <w:color w:val="00B050"/>
-                <w:sz w:val="18"/>
-                <w:szCs w:val="18"/>
-              </w:rPr>
-              <w:t>p</w:t>
-            </w:r>
-            <w:r>
-              <w:rPr>
-                <w:rFonts w:ascii="Consolas" w:hAnsi="Consolas"/>
-                <w:color w:val="00B050"/>
-                <w:sz w:val="18"/>
-                <w:szCs w:val="18"/>
-              </w:rPr>
-              <w:t xml:space="preserve"> </w:t>
-            </w:r>
-            <w:proofErr w:type="spellStart"/>
-            <w:r>
-              <w:rPr>
-                <w:rFonts w:ascii="Consolas" w:hAnsi="Consolas"/>
-                <w:color w:val="00B050"/>
-                <w:sz w:val="18"/>
-                <w:szCs w:val="18"/>
-              </w:rPr>
-              <w:t>else</w:t>
-            </w:r>
-            <w:proofErr w:type="spellEnd"/>
-            <w:r>
-              <w:rPr>
-                <w:rFonts w:ascii="Consolas" w:hAnsi="Consolas"/>
-                <w:color w:val="00B050"/>
-                <w:sz w:val="18"/>
-                <w:szCs w:val="18"/>
-              </w:rPr>
-              <w:t xml:space="preserve"> %}</w:t>
+              <w:t xml:space="preserve"> else %}</w:t>
             </w:r>
           </w:p>
           <w:p>
@@ -2252,27 +1668,7 @@
                 <w:sz w:val="18"/>
                 <w:szCs w:val="18"/>
               </w:rPr>
-              <w:t xml:space="preserve">{%p </w:t>
-            </w:r>
-            <w:proofErr w:type="spellStart"/>
-            <w:r>
-              <w:rPr>
-                <w:rFonts w:ascii="Consolas" w:hAnsi="Consolas" w:cs="Arial"/>
-                <w:color w:val="00B050"/>
-                <w:sz w:val="18"/>
-                <w:szCs w:val="18"/>
-              </w:rPr>
-              <w:t>endif</w:t>
-            </w:r>
-            <w:proofErr w:type="spellEnd"/>
-            <w:r>
-              <w:rPr>
-                <w:rFonts w:ascii="Consolas" w:hAnsi="Consolas" w:cs="Arial"/>
-                <w:color w:val="00B050"/>
-                <w:sz w:val="18"/>
-                <w:szCs w:val="18"/>
-              </w:rPr>
-              <w:t xml:space="preserve"> %}</w:t>
+              <w:t>{%p endif %}</w:t>
             </w:r>
             <w:bookmarkEnd w:id="0"/>
           </w:p>
@@ -2327,27 +1723,7 @@
                 <w:sz w:val="18"/>
                 <w:szCs w:val="18"/>
               </w:rPr>
-              <w:t xml:space="preserve">{%p </w:t>
-            </w:r>
-            <w:proofErr w:type="spellStart"/>
-            <w:r>
-              <w:rPr>
-                <w:rFonts w:ascii="Consolas" w:hAnsi="Consolas" w:cs="Arial"/>
-                <w:color w:val="00B050"/>
-                <w:sz w:val="18"/>
-                <w:szCs w:val="18"/>
-              </w:rPr>
-              <w:t>if</w:t>
-            </w:r>
-            <w:proofErr w:type="spellEnd"/>
-            <w:r>
-              <w:rPr>
-                <w:rFonts w:ascii="Consolas" w:hAnsi="Consolas" w:cs="Arial"/>
-                <w:color w:val="00B050"/>
-                <w:sz w:val="18"/>
-                <w:szCs w:val="18"/>
-              </w:rPr>
-              <w:t xml:space="preserve"> </w:t>
+              <w:t xml:space="preserve">{%p if </w:t>
             </w:r>
             <w:r>
               <w:rPr>
@@ -2402,27 +1778,7 @@
                 <w:sz w:val="18"/>
                 <w:szCs w:val="18"/>
               </w:rPr>
-              <w:t xml:space="preserve">{%p </w:t>
-            </w:r>
-            <w:proofErr w:type="spellStart"/>
-            <w:r>
-              <w:rPr>
-                <w:rFonts w:ascii="Consolas" w:hAnsi="Consolas" w:cs="Arial"/>
-                <w:color w:val="00B050"/>
-                <w:sz w:val="18"/>
-                <w:szCs w:val="18"/>
-              </w:rPr>
-              <w:t>for</w:t>
-            </w:r>
-            <w:proofErr w:type="spellEnd"/>
-            <w:r>
-              <w:rPr>
-                <w:rFonts w:ascii="Consolas" w:hAnsi="Consolas" w:cs="Arial"/>
-                <w:color w:val="00B050"/>
-                <w:sz w:val="18"/>
-                <w:szCs w:val="18"/>
-              </w:rPr>
-              <w:t xml:space="preserve"> G in ALLE_</w:t>
+              <w:t>{%p for G in ALLE_</w:t>
             </w:r>
             <w:r>
               <w:rPr>
@@ -2478,37 +1834,7 @@
                 <w:sz w:val="18"/>
                 <w:szCs w:val="18"/>
               </w:rPr>
-              <w:t xml:space="preserve"> </w:t>
-            </w:r>
-            <w:proofErr w:type="spellStart"/>
-            <w:r>
-              <w:rPr>
-                <w:rFonts w:ascii="Consolas" w:hAnsi="Consolas" w:cs="Arial"/>
-                <w:color w:val="00B050"/>
-                <w:sz w:val="18"/>
-                <w:szCs w:val="18"/>
-              </w:rPr>
-              <w:t>if</w:t>
-            </w:r>
-            <w:proofErr w:type="spellEnd"/>
-            <w:r>
-              <w:rPr>
-                <w:rFonts w:ascii="Consolas" w:hAnsi="Consolas" w:cs="Arial"/>
-                <w:color w:val="00B050"/>
-                <w:sz w:val="18"/>
-                <w:szCs w:val="18"/>
-              </w:rPr>
-              <w:t xml:space="preserve"> </w:t>
-            </w:r>
-            <w:proofErr w:type="spellStart"/>
-            <w:r>
-              <w:rPr>
-                <w:rFonts w:ascii="Consolas" w:hAnsi="Consolas" w:cs="Arial"/>
-                <w:color w:val="00B050"/>
-                <w:sz w:val="18"/>
-                <w:szCs w:val="18"/>
-              </w:rPr>
-              <w:t>ALLE_</w:t>
+              <w:t xml:space="preserve"> if ALLE_</w:t>
             </w:r>
             <w:r>
               <w:rPr>
@@ -2526,17 +1852,7 @@
                 <w:sz w:val="18"/>
                 <w:szCs w:val="18"/>
               </w:rPr>
-              <w:t>_LISTE|length</w:t>
-            </w:r>
-            <w:proofErr w:type="spellEnd"/>
-            <w:r>
-              <w:rPr>
-                <w:rFonts w:ascii="Consolas" w:hAnsi="Consolas" w:cs="Arial"/>
-                <w:color w:val="00B050"/>
-                <w:sz w:val="18"/>
-                <w:szCs w:val="18"/>
-              </w:rPr>
-              <w:t xml:space="preserve"> &gt; 1 %}</w:t>
+              <w:t>_LISTE|length &gt; 1 %}</w:t>
             </w:r>
           </w:p>
           <w:p>
@@ -2586,27 +1902,7 @@
                 <w:sz w:val="18"/>
                 <w:szCs w:val="18"/>
               </w:rPr>
-              <w:t xml:space="preserve">{%p </w:t>
-            </w:r>
-            <w:proofErr w:type="spellStart"/>
-            <w:r>
-              <w:rPr>
-                <w:rFonts w:ascii="Consolas" w:hAnsi="Consolas" w:cs="Arial"/>
-                <w:color w:val="00B050"/>
-                <w:sz w:val="18"/>
-                <w:szCs w:val="18"/>
-              </w:rPr>
-              <w:t>if</w:t>
-            </w:r>
-            <w:proofErr w:type="spellEnd"/>
-            <w:r>
-              <w:rPr>
-                <w:rFonts w:ascii="Consolas" w:hAnsi="Consolas" w:cs="Arial"/>
-                <w:color w:val="00B050"/>
-                <w:sz w:val="18"/>
-                <w:szCs w:val="18"/>
-              </w:rPr>
-              <w:t xml:space="preserve"> G.VERTRETER_NAME %}</w:t>
+              <w:t>{%p if G.VERTRETER_NAME %}</w:t>
             </w:r>
           </w:p>
           <w:p>
@@ -2654,27 +1950,7 @@
                 <w:sz w:val="18"/>
                 <w:szCs w:val="18"/>
               </w:rPr>
-              <w:t xml:space="preserve">{%p </w:t>
-            </w:r>
-            <w:proofErr w:type="spellStart"/>
-            <w:r>
-              <w:rPr>
-                <w:rFonts w:ascii="Consolas" w:hAnsi="Consolas" w:cs="Arial"/>
-                <w:color w:val="00B050"/>
-                <w:sz w:val="18"/>
-                <w:szCs w:val="18"/>
-              </w:rPr>
-              <w:t>endif</w:t>
-            </w:r>
-            <w:proofErr w:type="spellEnd"/>
-            <w:r>
-              <w:rPr>
-                <w:rFonts w:ascii="Consolas" w:hAnsi="Consolas" w:cs="Arial"/>
-                <w:color w:val="00B050"/>
-                <w:sz w:val="18"/>
-                <w:szCs w:val="18"/>
-              </w:rPr>
-              <w:t xml:space="preserve"> %}</w:t>
+              <w:t>{%p endif %}</w:t>
             </w:r>
           </w:p>
           <w:p>
@@ -2711,27 +1987,7 @@
                 <w:sz w:val="18"/>
                 <w:szCs w:val="18"/>
               </w:rPr>
-              <w:t xml:space="preserve"> </w:t>
-            </w:r>
-            <w:proofErr w:type="spellStart"/>
-            <w:r>
-              <w:rPr>
-                <w:rFonts w:ascii="Consolas" w:hAnsi="Consolas" w:cs="Arial"/>
-                <w:color w:val="00B050"/>
-                <w:sz w:val="18"/>
-                <w:szCs w:val="18"/>
-              </w:rPr>
-              <w:t>else</w:t>
-            </w:r>
-            <w:proofErr w:type="spellEnd"/>
-            <w:r>
-              <w:rPr>
-                <w:rFonts w:ascii="Consolas" w:hAnsi="Consolas" w:cs="Arial"/>
-                <w:color w:val="00B050"/>
-                <w:sz w:val="18"/>
-                <w:szCs w:val="18"/>
-              </w:rPr>
-              <w:t xml:space="preserve"> %}</w:t>
+              <w:t xml:space="preserve"> else %}</w:t>
             </w:r>
           </w:p>
           <w:p>
@@ -2767,27 +2023,7 @@
                 <w:sz w:val="18"/>
                 <w:szCs w:val="18"/>
               </w:rPr>
-              <w:t xml:space="preserve">{%p </w:t>
-            </w:r>
-            <w:proofErr w:type="spellStart"/>
-            <w:r>
-              <w:rPr>
-                <w:rFonts w:ascii="Consolas" w:hAnsi="Consolas" w:cs="Arial"/>
-                <w:color w:val="00B050"/>
-                <w:sz w:val="18"/>
-                <w:szCs w:val="18"/>
-              </w:rPr>
-              <w:t>if</w:t>
-            </w:r>
-            <w:proofErr w:type="spellEnd"/>
-            <w:r>
-              <w:rPr>
-                <w:rFonts w:ascii="Consolas" w:hAnsi="Consolas" w:cs="Arial"/>
-                <w:color w:val="00B050"/>
-                <w:sz w:val="18"/>
-                <w:szCs w:val="18"/>
-              </w:rPr>
-              <w:t xml:space="preserve"> G.VERTRETER_NAME %}</w:t>
+              <w:t>{%p if G.VERTRETER_NAME %}</w:t>
             </w:r>
           </w:p>
           <w:p>
@@ -2834,27 +2070,7 @@
                 <w:sz w:val="18"/>
                 <w:szCs w:val="18"/>
               </w:rPr>
-              <w:t xml:space="preserve">{%p </w:t>
-            </w:r>
-            <w:proofErr w:type="spellStart"/>
-            <w:r>
-              <w:rPr>
-                <w:rFonts w:ascii="Consolas" w:hAnsi="Consolas" w:cs="Arial"/>
-                <w:color w:val="00B050"/>
-                <w:sz w:val="18"/>
-                <w:szCs w:val="18"/>
-              </w:rPr>
-              <w:t>endif</w:t>
-            </w:r>
-            <w:proofErr w:type="spellEnd"/>
-            <w:r>
-              <w:rPr>
-                <w:rFonts w:ascii="Consolas" w:hAnsi="Consolas" w:cs="Arial"/>
-                <w:color w:val="00B050"/>
-                <w:sz w:val="18"/>
-                <w:szCs w:val="18"/>
-              </w:rPr>
-              <w:t xml:space="preserve"> %}</w:t>
+              <w:t>{%p endif %}</w:t>
             </w:r>
           </w:p>
           <w:p>
@@ -2873,27 +2089,7 @@
                 <w:sz w:val="18"/>
                 <w:szCs w:val="18"/>
               </w:rPr>
-              <w:t xml:space="preserve">{%p </w:t>
-            </w:r>
-            <w:proofErr w:type="spellStart"/>
-            <w:r>
-              <w:rPr>
-                <w:rFonts w:ascii="Consolas" w:hAnsi="Consolas" w:cs="Arial"/>
-                <w:color w:val="00B050"/>
-                <w:sz w:val="18"/>
-                <w:szCs w:val="18"/>
-              </w:rPr>
-              <w:t>endif</w:t>
-            </w:r>
-            <w:proofErr w:type="spellEnd"/>
-            <w:r>
-              <w:rPr>
-                <w:rFonts w:ascii="Consolas" w:hAnsi="Consolas" w:cs="Arial"/>
-                <w:color w:val="00B050"/>
-                <w:sz w:val="18"/>
-                <w:szCs w:val="18"/>
-              </w:rPr>
-              <w:t xml:space="preserve"> %}</w:t>
+              <w:t>{%p endif %}</w:t>
             </w:r>
           </w:p>
           <w:p>
@@ -2912,27 +2108,7 @@
                 <w:sz w:val="18"/>
                 <w:szCs w:val="18"/>
               </w:rPr>
-              <w:t xml:space="preserve">{%p </w:t>
-            </w:r>
-            <w:proofErr w:type="spellStart"/>
-            <w:r>
-              <w:rPr>
-                <w:rFonts w:ascii="Consolas" w:hAnsi="Consolas" w:cs="Arial"/>
-                <w:color w:val="00B050"/>
-                <w:sz w:val="18"/>
-                <w:szCs w:val="18"/>
-              </w:rPr>
-              <w:t>endfor</w:t>
-            </w:r>
-            <w:proofErr w:type="spellEnd"/>
-            <w:r>
-              <w:rPr>
-                <w:rFonts w:ascii="Consolas" w:hAnsi="Consolas" w:cs="Arial"/>
-                <w:color w:val="00B050"/>
-                <w:sz w:val="18"/>
-                <w:szCs w:val="18"/>
-              </w:rPr>
-              <w:t xml:space="preserve"> %}</w:t>
+              <w:t>{%p endfor %}</w:t>
             </w:r>
           </w:p>
           <w:p>
@@ -2951,17 +2127,7 @@
                 <w:sz w:val="18"/>
                 <w:szCs w:val="18"/>
               </w:rPr>
-              <w:t xml:space="preserve">{%p </w:t>
-            </w:r>
-            <w:proofErr w:type="spellStart"/>
-            <w:r>
-              <w:rPr>
-                <w:rFonts w:ascii="Consolas" w:hAnsi="Consolas" w:cs="Arial"/>
-                <w:color w:val="00B050"/>
-                <w:sz w:val="18"/>
-                <w:szCs w:val="18"/>
-              </w:rPr>
-              <w:t>el</w:t>
+              <w:t>{%p el</w:t>
             </w:r>
             <w:r>
               <w:rPr>
@@ -2970,9 +2136,8 @@
                 <w:sz w:val="18"/>
                 <w:szCs w:val="18"/>
               </w:rPr>
-              <w:t>if</w:t>
-            </w:r>
-            <w:proofErr w:type="spellEnd"/>
+              <w:t xml:space="preserve">if </w:t>
+            </w:r>
             <w:r>
               <w:rPr>
                 <w:rFonts w:ascii="Consolas" w:hAnsi="Consolas"/>
@@ -2980,7 +2145,7 @@
                 <w:sz w:val="18"/>
                 <w:szCs w:val="18"/>
               </w:rPr>
-              <w:t xml:space="preserve"> </w:t>
+              <w:t>GESUCHSTELLER</w:t>
             </w:r>
             <w:r>
               <w:rPr>
@@ -2989,6 +2154,57 @@
                 <w:sz w:val="18"/>
                 <w:szCs w:val="18"/>
               </w:rPr>
+              <w:t>_ANREDE == "Herr" %}</w:t>
+            </w:r>
+          </w:p>
+          <w:p>
+            <w:r>
+              <w:t>Gesuchsteller</w:t>
+            </w:r>
+          </w:p>
+          <w:p>
+            <w:pPr>
+              <w:rPr>
+                <w:rFonts w:ascii="Consolas" w:hAnsi="Consolas"/>
+                <w:color w:val="00B050"/>
+                <w:sz w:val="18"/>
+                <w:szCs w:val="18"/>
+              </w:rPr>
+            </w:pPr>
+            <w:r>
+              <w:rPr>
+                <w:rFonts w:ascii="Consolas" w:hAnsi="Consolas"/>
+                <w:color w:val="00B050"/>
+                <w:sz w:val="18"/>
+                <w:szCs w:val="18"/>
+              </w:rPr>
+              <w:t>{%</w:t>
+            </w:r>
+            <w:r>
+              <w:rPr>
+                <w:rFonts w:ascii="Consolas" w:hAnsi="Consolas"/>
+                <w:color w:val="00B050"/>
+                <w:sz w:val="18"/>
+                <w:szCs w:val="18"/>
+              </w:rPr>
+              <w:t>p</w:t>
+            </w:r>
+            <w:r>
+              <w:rPr>
+                <w:rFonts w:ascii="Consolas" w:hAnsi="Consolas"/>
+                <w:color w:val="00B050"/>
+                <w:sz w:val="18"/>
+                <w:szCs w:val="18"/>
+              </w:rPr>
+              <w:t xml:space="preserve"> elif </w:t>
+            </w:r>
+            <w:r>
+              <w:rPr>
+                <w:rFonts w:ascii="Consolas" w:hAnsi="Consolas"/>
+                <w:color w:val="00B050"/>
+                <w:sz w:val="18"/>
+                <w:szCs w:val="18"/>
+              </w:rPr>
               <w:t>GESUCHSTELLER</w:t>
             </w:r>
             <w:r>
@@ -2998,12 +2214,12 @@
                 <w:sz w:val="18"/>
                 <w:szCs w:val="18"/>
               </w:rPr>
-              <w:t>_ANREDE == "Herr" %}</w:t>
-            </w:r>
-          </w:p>
-          <w:p>
-            <w:r>
-              <w:t>Gesuchsteller</w:t>
+              <w:t>_ANREDE == "Frau" %}</w:t>
+            </w:r>
+          </w:p>
+          <w:p>
+            <w:r>
+              <w:t>Gesuchstellerin</w:t>
             </w:r>
           </w:p>
           <w:p>
@@ -3040,107 +2256,7 @@
                 <w:sz w:val="18"/>
                 <w:szCs w:val="18"/>
               </w:rPr>
-              <w:t xml:space="preserve"> </w:t>
-            </w:r>
-            <w:proofErr w:type="spellStart"/>
-            <w:r>
-              <w:rPr>
-                <w:rFonts w:ascii="Consolas" w:hAnsi="Consolas"/>
-                <w:color w:val="00B050"/>
-                <w:sz w:val="18"/>
-                <w:szCs w:val="18"/>
-              </w:rPr>
-              <w:t>elif</w:t>
-            </w:r>
-            <w:proofErr w:type="spellEnd"/>
-            <w:r>
-              <w:rPr>
-                <w:rFonts w:ascii="Consolas" w:hAnsi="Consolas"/>
-                <w:color w:val="00B050"/>
-                <w:sz w:val="18"/>
-                <w:szCs w:val="18"/>
-              </w:rPr>
-              <w:t xml:space="preserve"> </w:t>
-            </w:r>
-            <w:r>
-              <w:rPr>
-                <w:rFonts w:ascii="Consolas" w:hAnsi="Consolas"/>
-                <w:color w:val="00B050"/>
-                <w:sz w:val="18"/>
-                <w:szCs w:val="18"/>
-              </w:rPr>
-              <w:t>GESUCHSTELLER</w:t>
-            </w:r>
-            <w:r>
-              <w:rPr>
-                <w:rFonts w:ascii="Consolas" w:hAnsi="Consolas"/>
-                <w:color w:val="00B050"/>
-                <w:sz w:val="18"/>
-                <w:szCs w:val="18"/>
-              </w:rPr>
-              <w:t>_ANREDE == "Frau" %}</w:t>
-            </w:r>
-          </w:p>
-          <w:p>
-            <w:r>
-              <w:t>Gesuchstellerin</w:t>
-            </w:r>
-          </w:p>
-          <w:p>
-            <w:pPr>
-              <w:rPr>
-                <w:rFonts w:ascii="Consolas" w:hAnsi="Consolas"/>
-                <w:color w:val="00B050"/>
-                <w:sz w:val="18"/>
-                <w:szCs w:val="18"/>
-              </w:rPr>
-            </w:pPr>
-            <w:r>
-              <w:rPr>
-                <w:rFonts w:ascii="Consolas" w:hAnsi="Consolas"/>
-                <w:color w:val="00B050"/>
-                <w:sz w:val="18"/>
-                <w:szCs w:val="18"/>
-              </w:rPr>
-              <w:t>{%</w:t>
-            </w:r>
-            <w:r>
-              <w:rPr>
-                <w:rFonts w:ascii="Consolas" w:hAnsi="Consolas"/>
-                <w:color w:val="00B050"/>
-                <w:sz w:val="18"/>
-                <w:szCs w:val="18"/>
-              </w:rPr>
-              <w:t>p</w:t>
-            </w:r>
-            <w:r>
-              <w:rPr>
-                <w:rFonts w:ascii="Consolas" w:hAnsi="Consolas"/>
-                <w:color w:val="00B050"/>
-                <w:sz w:val="18"/>
-                <w:szCs w:val="18"/>
-              </w:rPr>
-              <w:t xml:space="preserve"> </w:t>
-            </w:r>
-            <w:proofErr w:type="spellStart"/>
-            <w:r>
-              <w:rPr>
-                <w:rFonts w:ascii="Consolas" w:hAnsi="Consolas"/>
-                <w:color w:val="00B050"/>
-                <w:sz w:val="18"/>
-                <w:szCs w:val="18"/>
-              </w:rPr>
-              <w:t>else</w:t>
-            </w:r>
-            <w:proofErr w:type="spellEnd"/>
-            <w:r>
-              <w:rPr>
-                <w:rFonts w:ascii="Consolas" w:hAnsi="Consolas"/>
-                <w:color w:val="00B050"/>
-                <w:sz w:val="18"/>
-                <w:szCs w:val="18"/>
-              </w:rPr>
-              <w:t xml:space="preserve"> %}</w:t>
+              <w:t xml:space="preserve"> else %}</w:t>
             </w:r>
           </w:p>
           <w:p>
@@ -3156,27 +2272,7 @@
                 <w:sz w:val="18"/>
                 <w:szCs w:val="18"/>
               </w:rPr>
-              <w:t xml:space="preserve">{%p </w:t>
-            </w:r>
-            <w:proofErr w:type="spellStart"/>
-            <w:r>
-              <w:rPr>
-                <w:rFonts w:ascii="Consolas" w:hAnsi="Consolas" w:cs="Arial"/>
-                <w:color w:val="00B050"/>
-                <w:sz w:val="18"/>
-                <w:szCs w:val="18"/>
-              </w:rPr>
-              <w:t>endif</w:t>
-            </w:r>
-            <w:proofErr w:type="spellEnd"/>
-            <w:r>
-              <w:rPr>
-                <w:rFonts w:ascii="Consolas" w:hAnsi="Consolas" w:cs="Arial"/>
-                <w:color w:val="00B050"/>
-                <w:sz w:val="18"/>
-                <w:szCs w:val="18"/>
-              </w:rPr>
-              <w:t xml:space="preserve"> %}</w:t>
+              <w:t>{%p endif %}</w:t>
             </w:r>
           </w:p>
         </w:tc>
@@ -3406,9 +2502,8 @@
           <w:sz w:val="18"/>
           <w:szCs w:val="18"/>
         </w:rPr>
-        <w:t xml:space="preserve">{%p </w:t>
-      </w:r>
-      <w:proofErr w:type="spellStart"/>
+        <w:t xml:space="preserve">{%p for </w:t>
+      </w:r>
       <w:r>
         <w:rPr>
           <w:rFonts w:ascii="Consolas" w:hAnsi="Consolas" w:cs="Arial"/>
@@ -3416,9 +2511,157 @@
           <w:sz w:val="18"/>
           <w:szCs w:val="18"/>
         </w:rPr>
-        <w:t>for</w:t>
-      </w:r>
-      <w:proofErr w:type="spellEnd"/>
+        <w:t>G</w:t>
+      </w:r>
+      <w:r>
+        <w:rPr>
+          <w:rFonts w:ascii="Consolas" w:hAnsi="Consolas" w:cs="Arial"/>
+          <w:color w:val="00B050"/>
+          <w:sz w:val="18"/>
+          <w:szCs w:val="18"/>
+        </w:rPr>
+        <w:t xml:space="preserve"> in </w:t>
+      </w:r>
+      <w:r>
+        <w:rPr>
+          <w:rFonts w:ascii="Consolas" w:hAnsi="Consolas" w:cs="Arial"/>
+          <w:color w:val="00B050"/>
+          <w:sz w:val="18"/>
+          <w:szCs w:val="18"/>
+        </w:rPr>
+        <w:t>ALLE_GESUCHSTELLER_LISTE</w:t>
+      </w:r>
+      <w:r>
+        <w:rPr>
+          <w:rFonts w:ascii="Consolas" w:hAnsi="Consolas" w:cs="Arial"/>
+          <w:color w:val="00B050"/>
+          <w:sz w:val="18"/>
+          <w:szCs w:val="18"/>
+        </w:rPr>
+        <w:t xml:space="preserve"> %}</w:t>
+      </w:r>
+    </w:p>
+    <w:p>
+      <w:pPr>
+        <w:rPr>
+          <w:rFonts w:ascii="Consolas" w:hAnsi="Consolas" w:cs="Arial"/>
+          <w:color w:val="00B050"/>
+          <w:sz w:val="18"/>
+          <w:szCs w:val="18"/>
+        </w:rPr>
+      </w:pPr>
+      <w:r>
+        <w:rPr>
+          <w:rFonts w:ascii="Consolas" w:hAnsi="Consolas" w:cs="Arial"/>
+          <w:color w:val="00B050"/>
+          <w:sz w:val="18"/>
+          <w:szCs w:val="18"/>
+        </w:rPr>
+        <w:t>{%p if loop.first %}</w:t>
+      </w:r>
+    </w:p>
+    <w:p>
+      <w:pPr>
+        <w:rPr>
+          <w:rFonts w:ascii="Consolas" w:hAnsi="Consolas" w:cs="Arial"/>
+          <w:color w:val="00B050"/>
+          <w:sz w:val="18"/>
+          <w:szCs w:val="18"/>
+        </w:rPr>
+      </w:pPr>
+      <w:r>
+        <w:rPr>
+          <w:rFonts w:ascii="Consolas" w:hAnsi="Consolas" w:cs="Arial"/>
+          <w:color w:val="00B050"/>
+          <w:sz w:val="18"/>
+          <w:szCs w:val="18"/>
+        </w:rPr>
+        <w:t xml:space="preserve">{%p </w:t>
+      </w:r>
+      <w:r>
+        <w:rPr>
+          <w:rFonts w:ascii="Consolas" w:hAnsi="Consolas" w:cs="Arial"/>
+          <w:color w:val="00B050"/>
+          <w:sz w:val="18"/>
+          <w:szCs w:val="18"/>
+        </w:rPr>
+        <w:t>if</w:t>
+      </w:r>
+      <w:r>
+        <w:rPr>
+          <w:rFonts w:ascii="Consolas" w:hAnsi="Consolas" w:cs="Arial"/>
+          <w:color w:val="00B050"/>
+          <w:sz w:val="18"/>
+          <w:szCs w:val="18"/>
+        </w:rPr>
+        <w:t xml:space="preserve"> G.ANREDE == </w:t>
+      </w:r>
+      <w:r>
+        <w:rPr>
+          <w:rFonts w:ascii="Consolas" w:hAnsi="Consolas"/>
+          <w:color w:val="00B050"/>
+          <w:sz w:val="18"/>
+          <w:szCs w:val="18"/>
+        </w:rPr>
+        <w:t>"Herr"</w:t>
+      </w:r>
+      <w:r>
+        <w:rPr>
+          <w:rFonts w:ascii="Consolas" w:hAnsi="Consolas"/>
+          <w:color w:val="00B050"/>
+          <w:sz w:val="18"/>
+          <w:szCs w:val="18"/>
+        </w:rPr>
+        <w:t xml:space="preserve"> %}</w:t>
+      </w:r>
+    </w:p>
+    <w:p>
+      <w:r>
+        <w:t xml:space="preserve">Sehr geehrter </w:t>
+      </w:r>
+      <w:r>
+        <w:rPr>
+          <w:rStyle w:val="PlatzhalterZchn"/>
+        </w:rPr>
+        <w:t>{{ G.ANREDE }}</w:t>
+      </w:r>
+      <w:r>
+        <w:t xml:space="preserve"> </w:t>
+      </w:r>
+      <w:r>
+        <w:rPr>
+          <w:rStyle w:val="PlatzhalterZchn"/>
+        </w:rPr>
+        <w:t>{{ G.NACHNAME }}</w:t>
+      </w:r>
+    </w:p>
+    <w:p>
+      <w:pPr>
+        <w:rPr>
+          <w:rFonts w:ascii="Consolas" w:hAnsi="Consolas" w:cs="Arial"/>
+          <w:color w:val="00B050"/>
+          <w:sz w:val="18"/>
+          <w:szCs w:val="18"/>
+        </w:rPr>
+      </w:pPr>
+      <w:r>
+        <w:rPr>
+          <w:rFonts w:ascii="Consolas" w:hAnsi="Consolas" w:cs="Arial"/>
+          <w:color w:val="00B050"/>
+          <w:sz w:val="18"/>
+          <w:szCs w:val="18"/>
+        </w:rPr>
+        <w:t xml:space="preserve">{%p </w:t>
+      </w:r>
+      <w:r>
+        <w:rPr>
+          <w:rFonts w:ascii="Consolas" w:hAnsi="Consolas" w:cs="Arial"/>
+          <w:color w:val="00B050"/>
+          <w:sz w:val="18"/>
+          <w:szCs w:val="18"/>
+        </w:rPr>
+        <w:t>elif G.ANREDE ==</w:t>
+      </w:r>
       <w:r>
         <w:rPr>
           <w:rFonts w:ascii="Consolas" w:hAnsi="Consolas" w:cs="Arial"/>
@@ -3430,22 +2673,43 @@
       </w:r>
       <w:r>
         <w:rPr>
-          <w:rFonts w:ascii="Consolas" w:hAnsi="Consolas" w:cs="Arial"/>
+          <w:rFonts w:ascii="Consolas" w:hAnsi="Consolas"/>
           <w:color w:val="00B050"/>
           <w:sz w:val="18"/>
           <w:szCs w:val="18"/>
         </w:rPr>
-        <w:t>G</w:t>
-      </w:r>
-      <w:r>
+        <w:t>"Frau" %}</w:t>
+      </w:r>
+    </w:p>
+    <w:p>
+      <w:r>
+        <w:t xml:space="preserve">Sehr geehrte </w:t>
+      </w:r>
+      <w:r>
+        <w:rPr>
+          <w:rStyle w:val="PlatzhalterZchn"/>
+        </w:rPr>
+        <w:t>{{ G.ANREDE }}</w:t>
+      </w:r>
+      <w:r>
+        <w:t xml:space="preserve"> </w:t>
+      </w:r>
+      <w:r>
+        <w:rPr>
+          <w:rStyle w:val="PlatzhalterZchn"/>
+        </w:rPr>
+        <w:t>{{ G.NACHNAME }}</w:t>
+      </w:r>
+    </w:p>
+    <w:p>
+      <w:pPr>
         <w:rPr>
           <w:rFonts w:ascii="Consolas" w:hAnsi="Consolas" w:cs="Arial"/>
           <w:color w:val="00B050"/>
           <w:sz w:val="18"/>
           <w:szCs w:val="18"/>
         </w:rPr>
-        <w:t xml:space="preserve"> in </w:t>
-      </w:r>
+      </w:pPr>
       <w:r>
         <w:rPr>
           <w:rFonts w:ascii="Consolas" w:hAnsi="Consolas" w:cs="Arial"/>
@@ -3453,390 +2717,69 @@
           <w:sz w:val="18"/>
           <w:szCs w:val="18"/>
         </w:rPr>
-        <w:t>ALLE_GESUCHSTELLER_LISTE</w:t>
-      </w:r>
-      <w:r>
+        <w:t>{%p else %}</w:t>
+      </w:r>
+    </w:p>
+    <w:p>
+      <w:r>
+        <w:t>Sehr geehrte Damen und Herren</w:t>
+      </w:r>
+    </w:p>
+    <w:p>
+      <w:pPr>
+        <w:rPr>
+          <w:rFonts w:ascii="Consolas" w:hAnsi="Consolas"/>
+          <w:color w:val="00B050"/>
+          <w:sz w:val="18"/>
+          <w:szCs w:val="18"/>
+        </w:rPr>
+      </w:pPr>
+      <w:r>
+        <w:rPr>
+          <w:rFonts w:ascii="Consolas" w:hAnsi="Consolas"/>
+          <w:color w:val="00B050"/>
+          <w:sz w:val="18"/>
+          <w:szCs w:val="18"/>
+        </w:rPr>
+        <w:t>{%p endif %}</w:t>
+      </w:r>
+    </w:p>
+    <w:p>
+      <w:pPr>
+        <w:rPr>
+          <w:rFonts w:ascii="Consolas" w:hAnsi="Consolas"/>
+          <w:color w:val="00B050"/>
+          <w:sz w:val="18"/>
+          <w:szCs w:val="18"/>
+        </w:rPr>
+      </w:pPr>
+      <w:r>
+        <w:rPr>
+          <w:rFonts w:ascii="Consolas" w:hAnsi="Consolas"/>
+          <w:color w:val="00B050"/>
+          <w:sz w:val="18"/>
+          <w:szCs w:val="18"/>
+        </w:rPr>
+        <w:t>{%p endif %}</w:t>
+      </w:r>
+    </w:p>
+    <w:p>
+      <w:pPr>
         <w:rPr>
           <w:rFonts w:ascii="Consolas" w:hAnsi="Consolas" w:cs="Arial"/>
           <w:color w:val="00B050"/>
           <w:sz w:val="18"/>
           <w:szCs w:val="18"/>
         </w:rPr>
-        <w:t xml:space="preserve"> %}</w:t>
-      </w:r>
-    </w:p>
-    <w:p>
-      <w:pPr>
+      </w:pPr>
+      <w:r>
         <w:rPr>
           <w:rFonts w:ascii="Consolas" w:hAnsi="Consolas" w:cs="Arial"/>
           <w:color w:val="00B050"/>
           <w:sz w:val="18"/>
           <w:szCs w:val="18"/>
         </w:rPr>
-      </w:pPr>
-      <w:r>
-        <w:rPr>
-          <w:rFonts w:ascii="Consolas" w:hAnsi="Consolas" w:cs="Arial"/>
-          <w:color w:val="00B050"/>
-          <w:sz w:val="18"/>
-          <w:szCs w:val="18"/>
-        </w:rPr>
-        <w:t xml:space="preserve">{%p </w:t>
-      </w:r>
-      <w:proofErr w:type="spellStart"/>
-      <w:r>
-        <w:rPr>
-          <w:rFonts w:ascii="Consolas" w:hAnsi="Consolas" w:cs="Arial"/>
-          <w:color w:val="00B050"/>
-          <w:sz w:val="18"/>
-          <w:szCs w:val="18"/>
-        </w:rPr>
-        <w:t>if</w:t>
-      </w:r>
-      <w:proofErr w:type="spellEnd"/>
-      <w:r>
-        <w:rPr>
-          <w:rFonts w:ascii="Consolas" w:hAnsi="Consolas" w:cs="Arial"/>
-          <w:color w:val="00B050"/>
-          <w:sz w:val="18"/>
-          <w:szCs w:val="18"/>
-        </w:rPr>
-        <w:t xml:space="preserve"> </w:t>
-      </w:r>
-      <w:proofErr w:type="spellStart"/>
-      <w:r>
-        <w:rPr>
-          <w:rFonts w:ascii="Consolas" w:hAnsi="Consolas" w:cs="Arial"/>
-          <w:color w:val="00B050"/>
-          <w:sz w:val="18"/>
-          <w:szCs w:val="18"/>
-        </w:rPr>
-        <w:t>loop.first</w:t>
-      </w:r>
-      <w:proofErr w:type="spellEnd"/>
-      <w:r>
-        <w:rPr>
-          <w:rFonts w:ascii="Consolas" w:hAnsi="Consolas" w:cs="Arial"/>
-          <w:color w:val="00B050"/>
-          <w:sz w:val="18"/>
-          <w:szCs w:val="18"/>
-        </w:rPr>
-        <w:t xml:space="preserve"> %}</w:t>
-      </w:r>
-    </w:p>
-    <w:p>
-      <w:pPr>
-        <w:rPr>
-          <w:rFonts w:ascii="Consolas" w:hAnsi="Consolas" w:cs="Arial"/>
-          <w:color w:val="00B050"/>
-          <w:sz w:val="18"/>
-          <w:szCs w:val="18"/>
-        </w:rPr>
-      </w:pPr>
-      <w:r>
-        <w:rPr>
-          <w:rFonts w:ascii="Consolas" w:hAnsi="Consolas" w:cs="Arial"/>
-          <w:color w:val="00B050"/>
-          <w:sz w:val="18"/>
-          <w:szCs w:val="18"/>
-        </w:rPr>
-        <w:t xml:space="preserve">{%p </w:t>
-      </w:r>
-      <w:proofErr w:type="spellStart"/>
-      <w:r>
-        <w:rPr>
-          <w:rFonts w:ascii="Consolas" w:hAnsi="Consolas" w:cs="Arial"/>
-          <w:color w:val="00B050"/>
-          <w:sz w:val="18"/>
-          <w:szCs w:val="18"/>
-        </w:rPr>
-        <w:t>if</w:t>
-      </w:r>
-      <w:proofErr w:type="spellEnd"/>
-      <w:r>
-        <w:rPr>
-          <w:rFonts w:ascii="Consolas" w:hAnsi="Consolas" w:cs="Arial"/>
-          <w:color w:val="00B050"/>
-          <w:sz w:val="18"/>
-          <w:szCs w:val="18"/>
-        </w:rPr>
-        <w:t xml:space="preserve"> G.ANREDE == </w:t>
-      </w:r>
-      <w:r>
-        <w:rPr>
-          <w:rFonts w:ascii="Consolas" w:hAnsi="Consolas"/>
-          <w:color w:val="00B050"/>
-          <w:sz w:val="18"/>
-          <w:szCs w:val="18"/>
-        </w:rPr>
-        <w:t>"Herr"</w:t>
-      </w:r>
-      <w:r>
-        <w:rPr>
-          <w:rFonts w:ascii="Consolas" w:hAnsi="Consolas"/>
-          <w:color w:val="00B050"/>
-          <w:sz w:val="18"/>
-          <w:szCs w:val="18"/>
-        </w:rPr>
-        <w:t xml:space="preserve"> %}</w:t>
-      </w:r>
-    </w:p>
-    <w:p>
-      <w:r>
-        <w:t xml:space="preserve">Sehr geehrter </w:t>
-      </w:r>
-      <w:r>
-        <w:rPr>
-          <w:rStyle w:val="PlatzhalterZchn"/>
-        </w:rPr>
-        <w:t>{{ G.ANREDE }}</w:t>
-      </w:r>
-      <w:r>
-        <w:t xml:space="preserve"> </w:t>
-      </w:r>
-      <w:r>
-        <w:rPr>
-          <w:rStyle w:val="PlatzhalterZchn"/>
-        </w:rPr>
-        <w:t>{{ G.NACHNAME }}</w:t>
-      </w:r>
-    </w:p>
-    <w:p>
-      <w:pPr>
-        <w:rPr>
-          <w:rFonts w:ascii="Consolas" w:hAnsi="Consolas" w:cs="Arial"/>
-          <w:color w:val="00B050"/>
-          <w:sz w:val="18"/>
-          <w:szCs w:val="18"/>
-        </w:rPr>
-      </w:pPr>
-      <w:r>
-        <w:rPr>
-          <w:rFonts w:ascii="Consolas" w:hAnsi="Consolas" w:cs="Arial"/>
-          <w:color w:val="00B050"/>
-          <w:sz w:val="18"/>
-          <w:szCs w:val="18"/>
-        </w:rPr>
-        <w:t xml:space="preserve">{%p </w:t>
-      </w:r>
-      <w:proofErr w:type="spellStart"/>
-      <w:r>
-        <w:rPr>
-          <w:rFonts w:ascii="Consolas" w:hAnsi="Consolas" w:cs="Arial"/>
-          <w:color w:val="00B050"/>
-          <w:sz w:val="18"/>
-          <w:szCs w:val="18"/>
-        </w:rPr>
-        <w:t>elif</w:t>
-      </w:r>
-      <w:proofErr w:type="spellEnd"/>
-      <w:r>
-        <w:rPr>
-          <w:rFonts w:ascii="Consolas" w:hAnsi="Consolas" w:cs="Arial"/>
-          <w:color w:val="00B050"/>
-          <w:sz w:val="18"/>
-          <w:szCs w:val="18"/>
-        </w:rPr>
-        <w:t xml:space="preserve"> G.ANREDE ==</w:t>
-      </w:r>
-      <w:r>
-        <w:rPr>
-          <w:rFonts w:ascii="Consolas" w:hAnsi="Consolas" w:cs="Arial"/>
-          <w:color w:val="00B050"/>
-          <w:sz w:val="18"/>
-          <w:szCs w:val="18"/>
-        </w:rPr>
-        <w:t xml:space="preserve"> </w:t>
-      </w:r>
-      <w:r>
-        <w:rPr>
-          <w:rFonts w:ascii="Consolas" w:hAnsi="Consolas"/>
-          <w:color w:val="00B050"/>
-          <w:sz w:val="18"/>
-          <w:szCs w:val="18"/>
-        </w:rPr>
-        <w:t>"Frau" %}</w:t>
-      </w:r>
-    </w:p>
-    <w:p>
-      <w:r>
-        <w:t xml:space="preserve">Sehr geehrte </w:t>
-      </w:r>
-      <w:r>
-        <w:rPr>
-          <w:rStyle w:val="PlatzhalterZchn"/>
-        </w:rPr>
-        <w:t>{{ G.ANREDE }}</w:t>
-      </w:r>
-      <w:r>
-        <w:t xml:space="preserve"> </w:t>
-      </w:r>
-      <w:r>
-        <w:rPr>
-          <w:rStyle w:val="PlatzhalterZchn"/>
-        </w:rPr>
-        <w:t>{{ G.NACHNAME }}</w:t>
-      </w:r>
-    </w:p>
-    <w:p>
-      <w:pPr>
-        <w:rPr>
-          <w:rFonts w:ascii="Consolas" w:hAnsi="Consolas" w:cs="Arial"/>
-          <w:color w:val="00B050"/>
-          <w:sz w:val="18"/>
-          <w:szCs w:val="18"/>
-        </w:rPr>
-      </w:pPr>
-      <w:r>
-        <w:rPr>
-          <w:rFonts w:ascii="Consolas" w:hAnsi="Consolas" w:cs="Arial"/>
-          <w:color w:val="00B050"/>
-          <w:sz w:val="18"/>
-          <w:szCs w:val="18"/>
-        </w:rPr>
-        <w:t xml:space="preserve">{%p </w:t>
-      </w:r>
-      <w:proofErr w:type="spellStart"/>
-      <w:r>
-        <w:rPr>
-          <w:rFonts w:ascii="Consolas" w:hAnsi="Consolas" w:cs="Arial"/>
-          <w:color w:val="00B050"/>
-          <w:sz w:val="18"/>
-          <w:szCs w:val="18"/>
-        </w:rPr>
-        <w:t>else</w:t>
-      </w:r>
-      <w:proofErr w:type="spellEnd"/>
-      <w:r>
-        <w:rPr>
-          <w:rFonts w:ascii="Consolas" w:hAnsi="Consolas" w:cs="Arial"/>
-          <w:color w:val="00B050"/>
-          <w:sz w:val="18"/>
-          <w:szCs w:val="18"/>
-        </w:rPr>
-        <w:t xml:space="preserve"> %}</w:t>
-      </w:r>
-    </w:p>
-    <w:p>
-      <w:r>
-        <w:t>Sehr geehrte Damen und Herren</w:t>
-      </w:r>
-    </w:p>
-    <w:p>
-      <w:pPr>
-        <w:rPr>
-          <w:rFonts w:ascii="Consolas" w:hAnsi="Consolas"/>
-          <w:color w:val="00B050"/>
-          <w:sz w:val="18"/>
-          <w:szCs w:val="18"/>
-        </w:rPr>
-      </w:pPr>
-      <w:r>
-        <w:rPr>
-          <w:rFonts w:ascii="Consolas" w:hAnsi="Consolas"/>
-          <w:color w:val="00B050"/>
-          <w:sz w:val="18"/>
-          <w:szCs w:val="18"/>
-        </w:rPr>
-        <w:t xml:space="preserve">{%p </w:t>
-      </w:r>
-      <w:proofErr w:type="spellStart"/>
-      <w:r>
-        <w:rPr>
-          <w:rFonts w:ascii="Consolas" w:hAnsi="Consolas"/>
-          <w:color w:val="00B050"/>
-          <w:sz w:val="18"/>
-          <w:szCs w:val="18"/>
-        </w:rPr>
-        <w:t>endif</w:t>
-      </w:r>
-      <w:proofErr w:type="spellEnd"/>
-      <w:r>
-        <w:rPr>
-          <w:rFonts w:ascii="Consolas" w:hAnsi="Consolas"/>
-          <w:color w:val="00B050"/>
-          <w:sz w:val="18"/>
-          <w:szCs w:val="18"/>
-        </w:rPr>
-        <w:t xml:space="preserve"> %}</w:t>
-      </w:r>
-    </w:p>
-    <w:p>
-      <w:pPr>
-        <w:rPr>
-          <w:rFonts w:ascii="Consolas" w:hAnsi="Consolas"/>
-          <w:color w:val="00B050"/>
-          <w:sz w:val="18"/>
-          <w:szCs w:val="18"/>
-        </w:rPr>
-      </w:pPr>
-      <w:r>
-        <w:rPr>
-          <w:rFonts w:ascii="Consolas" w:hAnsi="Consolas"/>
-          <w:color w:val="00B050"/>
-          <w:sz w:val="18"/>
-          <w:szCs w:val="18"/>
-        </w:rPr>
-        <w:t xml:space="preserve">{%p </w:t>
-      </w:r>
-      <w:proofErr w:type="spellStart"/>
-      <w:r>
-        <w:rPr>
-          <w:rFonts w:ascii="Consolas" w:hAnsi="Consolas"/>
-          <w:color w:val="00B050"/>
-          <w:sz w:val="18"/>
-          <w:szCs w:val="18"/>
-        </w:rPr>
-        <w:t>endif</w:t>
-      </w:r>
-      <w:proofErr w:type="spellEnd"/>
-      <w:r>
-        <w:rPr>
-          <w:rFonts w:ascii="Consolas" w:hAnsi="Consolas"/>
-          <w:color w:val="00B050"/>
-          <w:sz w:val="18"/>
-          <w:szCs w:val="18"/>
-        </w:rPr>
-        <w:t xml:space="preserve"> %}</w:t>
-      </w:r>
-    </w:p>
-    <w:p>
-      <w:pPr>
-        <w:rPr>
-          <w:rFonts w:ascii="Consolas" w:hAnsi="Consolas" w:cs="Arial"/>
-          <w:color w:val="00B050"/>
-          <w:sz w:val="18"/>
-          <w:szCs w:val="18"/>
-        </w:rPr>
-      </w:pPr>
-      <w:r>
-        <w:rPr>
-          <w:rFonts w:ascii="Consolas" w:hAnsi="Consolas" w:cs="Arial"/>
-          <w:color w:val="00B050"/>
-          <w:sz w:val="18"/>
-          <w:szCs w:val="18"/>
-        </w:rPr>
-        <w:t xml:space="preserve">{%p </w:t>
-      </w:r>
-      <w:proofErr w:type="spellStart"/>
-      <w:r>
-        <w:rPr>
-          <w:rFonts w:ascii="Consolas" w:hAnsi="Consolas" w:cs="Arial"/>
-          <w:color w:val="00B050"/>
-          <w:sz w:val="18"/>
-          <w:szCs w:val="18"/>
-        </w:rPr>
-        <w:t>endfor</w:t>
-      </w:r>
-      <w:proofErr w:type="spellEnd"/>
-      <w:r>
-        <w:rPr>
-          <w:rFonts w:ascii="Consolas" w:hAnsi="Consolas" w:cs="Arial"/>
-          <w:color w:val="00B050"/>
-          <w:sz w:val="18"/>
-          <w:szCs w:val="18"/>
-        </w:rPr>
-        <w:t xml:space="preserve"> %}</w:t>
+        <w:t>{%p endfor %}</w:t>
       </w:r>
     </w:p>
     <w:p/>
@@ -3848,15 +2791,7 @@
     <w:p/>
     <w:p>
       <w:r>
-        <w:t xml:space="preserve">Die </w:t>
-      </w:r>
-      <w:proofErr w:type="spellStart"/>
-      <w:r>
-        <w:t>Baugesuchsunterlagen</w:t>
-      </w:r>
-      <w:proofErr w:type="spellEnd"/>
-      <w:r>
-        <w:t xml:space="preserve"> werden detailliert geprüft und der </w:t>
+        <w:t xml:space="preserve">Die Baugesuchsunterlagen werden detailliert geprüft und der </w:t>
       </w:r>
       <w:sdt>
         <w:sdtPr>
@@ -4023,27 +2958,7 @@
           <w:sz w:val="18"/>
           <w:szCs w:val="18"/>
         </w:rPr>
-        <w:t xml:space="preserve"> </w:t>
-      </w:r>
-      <w:proofErr w:type="spellStart"/>
-      <w:r>
-        <w:rPr>
-          <w:rFonts w:ascii="Consolas" w:hAnsi="Consolas"/>
-          <w:color w:val="00B050"/>
-          <w:sz w:val="18"/>
-          <w:szCs w:val="18"/>
-        </w:rPr>
-        <w:t>if</w:t>
-      </w:r>
-      <w:proofErr w:type="spellEnd"/>
-      <w:r>
-        <w:rPr>
-          <w:rFonts w:ascii="Consolas" w:hAnsi="Consolas"/>
-          <w:color w:val="00B050"/>
-          <w:sz w:val="18"/>
-          <w:szCs w:val="18"/>
-        </w:rPr>
-        <w:t xml:space="preserve"> PUBLIKATION_ANZEIGER %}</w:t>
+        <w:t xml:space="preserve"> if PUBLIKATION_ANZEIGER %}</w:t>
       </w:r>
     </w:p>
     <w:p>
@@ -4124,27 +3039,7 @@
           <w:sz w:val="18"/>
           <w:szCs w:val="18"/>
         </w:rPr>
-        <w:t xml:space="preserve"> </w:t>
-      </w:r>
-      <w:proofErr w:type="spellStart"/>
-      <w:r>
-        <w:rPr>
-          <w:rFonts w:ascii="Consolas" w:hAnsi="Consolas"/>
-          <w:color w:val="00B050"/>
-          <w:sz w:val="18"/>
-          <w:szCs w:val="18"/>
-        </w:rPr>
-        <w:t>else</w:t>
-      </w:r>
-      <w:proofErr w:type="spellEnd"/>
-      <w:r>
-        <w:rPr>
-          <w:rFonts w:ascii="Consolas" w:hAnsi="Consolas"/>
-          <w:color w:val="00B050"/>
-          <w:sz w:val="18"/>
-          <w:szCs w:val="18"/>
-        </w:rPr>
-        <w:t xml:space="preserve"> %}</w:t>
+        <w:t xml:space="preserve"> else %}</w:t>
       </w:r>
     </w:p>
     <w:p>
@@ -4246,27 +3141,7 @@
           <w:sz w:val="18"/>
           <w:szCs w:val="18"/>
         </w:rPr>
-        <w:t xml:space="preserve"> </w:t>
-      </w:r>
-      <w:proofErr w:type="spellStart"/>
-      <w:r>
-        <w:rPr>
-          <w:rFonts w:ascii="Consolas" w:hAnsi="Consolas"/>
-          <w:color w:val="00B050"/>
-          <w:sz w:val="18"/>
-          <w:szCs w:val="18"/>
-        </w:rPr>
-        <w:t>endif</w:t>
-      </w:r>
-      <w:proofErr w:type="spellEnd"/>
-      <w:r>
-        <w:rPr>
-          <w:rFonts w:ascii="Consolas" w:hAnsi="Consolas"/>
-          <w:color w:val="00B050"/>
-          <w:sz w:val="18"/>
-          <w:szCs w:val="18"/>
-        </w:rPr>
-        <w:t xml:space="preserve"> %}</w:t>
+        <w:t xml:space="preserve"> endif %}</w:t>
       </w:r>
     </w:p>
     <w:p>
@@ -4463,27 +3338,7 @@
           <w:sz w:val="18"/>
           <w:szCs w:val="18"/>
         </w:rPr>
-        <w:t xml:space="preserve">{% </w:t>
-      </w:r>
-      <w:proofErr w:type="spellStart"/>
-      <w:r>
-        <w:rPr>
-          <w:rFonts w:ascii="Consolas" w:hAnsi="Consolas"/>
-          <w:color w:val="00B050"/>
-          <w:sz w:val="18"/>
-          <w:szCs w:val="18"/>
-        </w:rPr>
-        <w:t>if</w:t>
-      </w:r>
-      <w:proofErr w:type="spellEnd"/>
-      <w:r>
-        <w:rPr>
-          <w:rFonts w:ascii="Consolas" w:hAnsi="Consolas"/>
-          <w:color w:val="00B050"/>
-          <w:sz w:val="18"/>
-          <w:szCs w:val="18"/>
-        </w:rPr>
-        <w:t xml:space="preserve"> ZUSTAENDIG_NAME %}</w:t>
+        <w:t>{% if ZUSTAENDIG_NAME %}</w:t>
       </w:r>
       <w:r>
         <w:rPr>
@@ -4500,7 +3355,6 @@
         </w:rPr>
         <w:t xml:space="preserve">{% </w:t>
       </w:r>
-      <w:proofErr w:type="spellStart"/>
       <w:r>
         <w:rPr>
           <w:rFonts w:ascii="Consolas" w:hAnsi="Consolas"/>
@@ -4510,7 +3364,6 @@
         </w:rPr>
         <w:t>else</w:t>
       </w:r>
-      <w:proofErr w:type="spellEnd"/>
       <w:r>
         <w:rPr>
           <w:rFonts w:ascii="Consolas" w:hAnsi="Consolas"/>
@@ -4560,27 +3413,7 @@
           <w:sz w:val="18"/>
           <w:szCs w:val="18"/>
         </w:rPr>
-        <w:t xml:space="preserve">{% </w:t>
-      </w:r>
-      <w:proofErr w:type="spellStart"/>
-      <w:r>
-        <w:rPr>
-          <w:rFonts w:ascii="Consolas" w:hAnsi="Consolas"/>
-          <w:color w:val="00B050"/>
-          <w:sz w:val="18"/>
-          <w:szCs w:val="18"/>
-        </w:rPr>
-        <w:t>endif</w:t>
-      </w:r>
-      <w:proofErr w:type="spellEnd"/>
-      <w:r>
-        <w:rPr>
-          <w:rFonts w:ascii="Consolas" w:hAnsi="Consolas"/>
-          <w:color w:val="00B050"/>
-          <w:sz w:val="18"/>
-          <w:szCs w:val="18"/>
-        </w:rPr>
-        <w:t xml:space="preserve"> %}</w:t>
+        <w:t>{% endif %}</w:t>
       </w:r>
     </w:p>
     <w:p/>
@@ -5128,21 +3961,7 @@
       <w:jc w:val="right"/>
     </w:pPr>
     <w:r>
-      <w:t>{{ "GEMEINDE_WAPPEN" |</w:t>
-    </w:r>
-    <w:proofErr w:type="spellStart"/>
-    <w:r>
-      <w:t>image</w:t>
-    </w:r>
-    <w:proofErr w:type="spellEnd"/>
-    <w:r>
-      <w:t xml:space="preserve">(None, </w:t>
-    </w:r>
-    <w:r>
-      <w:t>None</w:t>
-    </w:r>
-    <w:r>
-      <w:t>) }}</w:t>
+      <w:t>{{ "GEMEINDE_WAPPEN" |image(55, 25, True) }}</w:t>
     </w:r>
   </w:p>
 </w:hdr>
@@ -5157,15 +3976,7 @@
       <w:jc w:val="right"/>
     </w:pPr>
     <w:r>
-      <w:t>{{ "GEMEINDE_WAPPEN" |</w:t>
-    </w:r>
-    <w:proofErr w:type="spellStart"/>
-    <w:r>
-      <w:t>image</w:t>
-    </w:r>
-    <w:proofErr w:type="spellEnd"/>
-    <w:r>
-      <w:t xml:space="preserve">(None, </w:t>
+      <w:t xml:space="preserve">{{ "GEMEINDE_WAPPEN" |image(None, </w:t>
     </w:r>
     <w:r>
       <w:t>7</w:t>
@@ -9094,6 +7905,7 @@
     <w:rsid w:val="00416286"/>
     <w:rsid w:val="004C2BAF"/>
     <w:rsid w:val="004C362D"/>
+    <w:rsid w:val="00552105"/>
     <w:rsid w:val="00554B56"/>
     <w:rsid w:val="00597F52"/>
     <w:rsid w:val="005A39AE"/>

--- a/document-merge-service/kt_so/templatefiles/eingangsbestaetigung-an-gesuchstellerin.docx
+++ b/document-merge-service/kt_so/templatefiles/eingangsbestaetigung-an-gesuchstellerin.docx
@@ -5,7 +5,7 @@
     <w:tbl>
       <w:tblPr>
         <w:tblStyle w:val="Tabellenraster"/>
-        <w:tblW w:w="0" w:type="auto"/>
+        <w:tblW w:w="9639" w:type="dxa"/>
         <w:tblBorders>
           <w:top w:val="none" w:sz="0" w:space="0" w:color="auto"/>
           <w:left w:val="none" w:sz="0" w:space="0" w:color="auto"/>
@@ -14,19 +14,80 @@
           <w:insideH w:val="none" w:sz="0" w:space="0" w:color="auto"/>
           <w:insideV w:val="none" w:sz="0" w:space="0" w:color="auto"/>
         </w:tblBorders>
+        <w:tblLayout w:type="fixed"/>
+        <w:tblCellMar>
+          <w:left w:w="0" w:type="dxa"/>
+          <w:right w:w="0" w:type="dxa"/>
+        </w:tblCellMar>
         <w:tblLook w:val="04A0" w:firstRow="1" w:lastRow="0" w:firstColumn="1" w:lastColumn="0" w:noHBand="0" w:noVBand="1"/>
       </w:tblPr>
       <w:tblGrid>
-        <w:gridCol w:w="5376"/>
-        <w:gridCol w:w="3969"/>
+        <w:gridCol w:w="4819"/>
+        <w:gridCol w:w="1021"/>
+        <w:gridCol w:w="3799"/>
       </w:tblGrid>
       <w:tr>
         <w:trPr>
-          <w:trHeight w:hRule="exact" w:val="1588"/>
+          <w:trHeight w:hRule="exact" w:val="964"/>
         </w:trPr>
         <w:tc>
           <w:tcPr>
-            <w:tcW w:w="5376" w:type="dxa"/>
+            <w:tcW w:w="4820" w:type="dxa"/>
+            <w:tcMar>
+              <w:top w:w="57" w:type="dxa"/>
+              <w:bottom w:w="57" w:type="dxa"/>
+            </w:tcMar>
+            <w:vAlign w:val="bottom"/>
+          </w:tcPr>
+          <w:p>
+            <w:pPr>
+              <w:pStyle w:val="Platzhalter"/>
+              <w:jc w:val="right"/>
+              <w:rPr>
+                <w:sz w:val="18"/>
+                <w:szCs w:val="18"/>
+              </w:rPr>
+            </w:pPr>
+          </w:p>
+        </w:tc>
+        <w:tc>
+          <w:tcPr>
+            <w:tcW w:w="1021" w:type="dxa"/>
+          </w:tcPr>
+          <w:p>
+            <w:pPr>
+              <w:rPr>
+                <w:sz w:val="18"/>
+                <w:szCs w:val="18"/>
+              </w:rPr>
+            </w:pPr>
+          </w:p>
+        </w:tc>
+        <w:tc>
+          <w:tcPr>
+            <w:tcW w:w="3799" w:type="dxa"/>
+            <w:tcMar>
+              <w:top w:w="57" w:type="dxa"/>
+              <w:bottom w:w="57" w:type="dxa"/>
+            </w:tcMar>
+          </w:tcPr>
+          <w:p>
+            <w:pPr>
+              <w:rPr>
+                <w:sz w:val="18"/>
+                <w:szCs w:val="18"/>
+              </w:rPr>
+            </w:pPr>
+          </w:p>
+        </w:tc>
+      </w:tr>
+      <w:tr>
+        <w:trPr>
+          <w:trHeight w:hRule="exact" w:val="170"/>
+        </w:trPr>
+        <w:tc>
+          <w:tcPr>
+            <w:tcW w:w="4820" w:type="dxa"/>
             <w:tcMar>
               <w:top w:w="57" w:type="dxa"/>
               <w:bottom w:w="57" w:type="dxa"/>
@@ -36,104 +97,28 @@
             <w:pPr>
               <w:pStyle w:val="Platzhalter"/>
               <w:rPr>
-                <w:b/>
-                <w:bCs/>
+                <w:sz w:val="18"/>
+                <w:szCs w:val="18"/>
               </w:rPr>
             </w:pPr>
-            <w:r>
-              <w:rPr>
-                <w:b/>
-                <w:bCs/>
-              </w:rPr>
-              <w:t>{{ LEITBEHOERDE_NAME }}</w:t>
-            </w:r>
-          </w:p>
-          <w:sdt>
-            <w:sdtPr>
-              <w:rPr>
-                <w:sz w:val="18"/>
-                <w:szCs w:val="18"/>
-              </w:rPr>
-              <w:id w:val="9967708"/>
-              <w:placeholder>
-                <w:docPart w:val="450042231DB045B6B81A84A546D3040D"/>
-              </w:placeholder>
-              <w:showingPlcHdr/>
-            </w:sdtPr>
-            <w:sdtEndPr/>
-            <w:sdtContent>
-              <w:p>
-                <w:pPr>
-                  <w:rPr>
-                    <w:sz w:val="18"/>
-                    <w:szCs w:val="18"/>
-                  </w:rPr>
-                </w:pPr>
-                <w:r>
-                  <w:rPr>
-                    <w:rStyle w:val="Platzhaltertext"/>
-                    <w:rFonts w:eastAsiaTheme="minorHAnsi"/>
-                    <w:color w:val="auto"/>
-                    <w:sz w:val="18"/>
-                    <w:szCs w:val="18"/>
-                    <w:shd w:val="clear" w:color="auto" w:fill="FBE4D5" w:themeFill="accent2" w:themeFillTint="33"/>
-                  </w:rPr>
-                  <w:t>Baubehörde eingeben</w:t>
-                </w:r>
-              </w:p>
-            </w:sdtContent>
-          </w:sdt>
-          <w:p>
-            <w:pPr>
-              <w:pStyle w:val="Platzhalter"/>
-              <w:rPr>
-                <w:sz w:val="18"/>
-                <w:szCs w:val="18"/>
-              </w:rPr>
-            </w:pPr>
-            <w:r>
-              <w:rPr>
-                <w:sz w:val="18"/>
-                <w:szCs w:val="18"/>
-              </w:rPr>
-              <w:t>{{ LEITBEHOERDE_ADRESSE_1 }}</w:t>
-            </w:r>
-          </w:p>
-          <w:p>
-            <w:pPr>
-              <w:pStyle w:val="Platzhalter"/>
-              <w:rPr>
-                <w:sz w:val="18"/>
-                <w:szCs w:val="18"/>
-              </w:rPr>
-            </w:pPr>
-            <w:r>
-              <w:rPr>
-                <w:sz w:val="18"/>
-                <w:szCs w:val="18"/>
-              </w:rPr>
-              <w:t>{{ LEITBEHOERDE_ADRESSE_2 }}</w:t>
-            </w:r>
           </w:p>
         </w:tc>
         <w:tc>
           <w:tcPr>
-            <w:tcW w:w="3969" w:type="dxa"/>
-            <w:tcMar>
-              <w:top w:w="57" w:type="dxa"/>
-              <w:bottom w:w="57" w:type="dxa"/>
-            </w:tcMar>
+            <w:tcW w:w="1021" w:type="dxa"/>
           </w:tcPr>
-          <w:p/>
+          <w:p>
+            <w:pPr>
+              <w:rPr>
+                <w:sz w:val="18"/>
+                <w:szCs w:val="18"/>
+              </w:rPr>
+            </w:pPr>
+          </w:p>
         </w:tc>
-      </w:tr>
-      <w:tr>
-        <w:trPr>
-          <w:trHeight w:hRule="exact" w:val="2268"/>
-        </w:trPr>
         <w:tc>
           <w:tcPr>
-            <w:tcW w:w="5376" w:type="dxa"/>
+            <w:tcW w:w="3799" w:type="dxa"/>
             <w:tcMar>
               <w:top w:w="57" w:type="dxa"/>
               <w:bottom w:w="57" w:type="dxa"/>
@@ -142,20 +127,62 @@
           <w:p>
             <w:pPr>
               <w:rPr>
-                <w:rFonts w:ascii="Consolas" w:hAnsi="Consolas" w:cs="Arial"/>
-                <w:color w:val="00B050"/>
                 <w:sz w:val="18"/>
                 <w:szCs w:val="18"/>
               </w:rPr>
             </w:pPr>
-            <w:r>
-              <w:rPr>
-                <w:rFonts w:ascii="Consolas" w:hAnsi="Consolas" w:cs="Arial"/>
-                <w:color w:val="00B050"/>
-                <w:sz w:val="18"/>
-                <w:szCs w:val="18"/>
-              </w:rPr>
-              <w:t>{%p for G in ALLE_GESUCHSTELLER_LISTE %}</w:t>
+          </w:p>
+        </w:tc>
+      </w:tr>
+      <w:tr>
+        <w:trPr>
+          <w:trHeight w:hRule="exact" w:val="1701"/>
+        </w:trPr>
+        <w:tc>
+          <w:tcPr>
+            <w:tcW w:w="4820" w:type="dxa"/>
+            <w:tcMar>
+              <w:top w:w="57" w:type="dxa"/>
+              <w:bottom w:w="57" w:type="dxa"/>
+            </w:tcMar>
+          </w:tcPr>
+          <w:p>
+            <w:pPr>
+              <w:rPr>
+                <w:rFonts w:ascii="Consolas" w:hAnsi="Consolas" w:cs="Arial"/>
+                <w:color w:val="00B050"/>
+                <w:sz w:val="18"/>
+                <w:szCs w:val="18"/>
+              </w:rPr>
+            </w:pPr>
+            <w:r>
+              <w:rPr>
+                <w:rFonts w:ascii="Consolas" w:hAnsi="Consolas" w:cs="Arial"/>
+                <w:color w:val="00B050"/>
+                <w:sz w:val="18"/>
+                <w:szCs w:val="18"/>
+              </w:rPr>
+              <w:t xml:space="preserve">{%p </w:t>
+            </w:r>
+            <w:proofErr w:type="spellStart"/>
+            <w:r>
+              <w:rPr>
+                <w:rFonts w:ascii="Consolas" w:hAnsi="Consolas" w:cs="Arial"/>
+                <w:color w:val="00B050"/>
+                <w:sz w:val="18"/>
+                <w:szCs w:val="18"/>
+              </w:rPr>
+              <w:t>for</w:t>
+            </w:r>
+            <w:proofErr w:type="spellEnd"/>
+            <w:r>
+              <w:rPr>
+                <w:rFonts w:ascii="Consolas" w:hAnsi="Consolas" w:cs="Arial"/>
+                <w:color w:val="00B050"/>
+                <w:sz w:val="18"/>
+                <w:szCs w:val="18"/>
+              </w:rPr>
+              <w:t xml:space="preserve"> G in ALLE_GESUCHSTELLER_LISTE %}</w:t>
             </w:r>
           </w:p>
           <w:p>
@@ -174,7 +201,49 @@
                 <w:sz w:val="18"/>
                 <w:szCs w:val="18"/>
               </w:rPr>
-              <w:t>{%p if loop.first %}</w:t>
+              <w:t xml:space="preserve">{%p </w:t>
+            </w:r>
+            <w:proofErr w:type="spellStart"/>
+            <w:r>
+              <w:rPr>
+                <w:rFonts w:ascii="Consolas" w:hAnsi="Consolas" w:cs="Arial"/>
+                <w:color w:val="00B050"/>
+                <w:sz w:val="18"/>
+                <w:szCs w:val="18"/>
+              </w:rPr>
+              <w:t>if</w:t>
+            </w:r>
+            <w:proofErr w:type="spellEnd"/>
+            <w:r>
+              <w:rPr>
+                <w:rFonts w:ascii="Consolas" w:hAnsi="Consolas" w:cs="Arial"/>
+                <w:color w:val="00B050"/>
+                <w:sz w:val="18"/>
+                <w:szCs w:val="18"/>
+              </w:rPr>
+              <w:t xml:space="preserve"> </w:t>
+            </w:r>
+            <w:proofErr w:type="spellStart"/>
+            <w:proofErr w:type="gramStart"/>
+            <w:r>
+              <w:rPr>
+                <w:rFonts w:ascii="Consolas" w:hAnsi="Consolas" w:cs="Arial"/>
+                <w:color w:val="00B050"/>
+                <w:sz w:val="18"/>
+                <w:szCs w:val="18"/>
+              </w:rPr>
+              <w:t>loop.first</w:t>
+            </w:r>
+            <w:proofErr w:type="spellEnd"/>
+            <w:proofErr w:type="gramEnd"/>
+            <w:r>
+              <w:rPr>
+                <w:rFonts w:ascii="Consolas" w:hAnsi="Consolas" w:cs="Arial"/>
+                <w:color w:val="00B050"/>
+                <w:sz w:val="18"/>
+                <w:szCs w:val="18"/>
+              </w:rPr>
+              <w:t xml:space="preserve"> %}</w:t>
             </w:r>
           </w:p>
           <w:p>
@@ -211,21 +280,54 @@
                 <w:sz w:val="18"/>
                 <w:szCs w:val="18"/>
               </w:rPr>
-              <w:t xml:space="preserve"> if G.NAME_JURISTISCHE_PERSON %}</w:t>
+              <w:t xml:space="preserve"> </w:t>
+            </w:r>
+            <w:proofErr w:type="spellStart"/>
+            <w:r>
+              <w:rPr>
+                <w:rFonts w:ascii="Consolas" w:hAnsi="Consolas"/>
+                <w:color w:val="00B050"/>
+                <w:sz w:val="18"/>
+                <w:szCs w:val="18"/>
+              </w:rPr>
+              <w:t>if</w:t>
+            </w:r>
+            <w:proofErr w:type="spellEnd"/>
+            <w:r>
+              <w:rPr>
+                <w:rFonts w:ascii="Consolas" w:hAnsi="Consolas"/>
+                <w:color w:val="00B050"/>
+                <w:sz w:val="18"/>
+                <w:szCs w:val="18"/>
+              </w:rPr>
+              <w:t xml:space="preserve"> G.NAME_JURISTISCHE_PERSON %}</w:t>
             </w:r>
           </w:p>
           <w:p>
             <w:pPr>
               <w:pStyle w:val="Platzhalter"/>
             </w:pPr>
+            <w:proofErr w:type="gramStart"/>
             <w:r>
               <w:t>{{ G.</w:t>
             </w:r>
             <w:r>
-              <w:t>NAME_JURISTISCHE_PERSON</w:t>
-            </w:r>
-            <w:r>
-              <w:t xml:space="preserve"> }}</w:t>
+              <w:t>NAME</w:t>
+            </w:r>
+            <w:proofErr w:type="gramEnd"/>
+            <w:r>
+              <w:t>_JURISTISCHE_</w:t>
+            </w:r>
+            <w:proofErr w:type="gramStart"/>
+            <w:r>
+              <w:t>PERSON</w:t>
+            </w:r>
+            <w:r>
+              <w:t xml:space="preserve"> }</w:t>
+            </w:r>
+            <w:proofErr w:type="gramEnd"/>
+            <w:r>
+              <w:t>}</w:t>
             </w:r>
           </w:p>
           <w:p>
@@ -260,7 +362,17 @@
                 <w:sz w:val="18"/>
                 <w:szCs w:val="18"/>
               </w:rPr>
-              <w:t xml:space="preserve"> end</w:t>
+              <w:t xml:space="preserve"> </w:t>
+            </w:r>
+            <w:proofErr w:type="spellStart"/>
+            <w:r>
+              <w:rPr>
+                <w:rFonts w:ascii="Consolas" w:hAnsi="Consolas" w:cs="Arial"/>
+                <w:color w:val="00B050"/>
+                <w:sz w:val="18"/>
+                <w:szCs w:val="18"/>
+              </w:rPr>
+              <w:t>end</w:t>
             </w:r>
             <w:r>
               <w:rPr>
@@ -271,6 +383,7 @@
               </w:rPr>
               <w:t>if</w:t>
             </w:r>
+            <w:proofErr w:type="spellEnd"/>
             <w:r>
               <w:rPr>
                 <w:rFonts w:ascii="Consolas" w:hAnsi="Consolas" w:cs="Arial"/>
@@ -282,11 +395,19 @@
             </w:r>
           </w:p>
           <w:p>
+            <w:proofErr w:type="gramStart"/>
             <w:r>
               <w:rPr>
                 <w:rStyle w:val="PlatzhalterZchn"/>
               </w:rPr>
-              <w:t>{{ G.VORNAME }}</w:t>
+              <w:t>{{ G.VORNAME</w:t>
+            </w:r>
+            <w:proofErr w:type="gramEnd"/>
+            <w:r>
+              <w:rPr>
+                <w:rStyle w:val="PlatzhalterZchn"/>
+              </w:rPr>
+              <w:t xml:space="preserve"> }}</w:t>
             </w:r>
             <w:r>
               <w:rPr>
@@ -294,19 +415,35 @@
               </w:rPr>
               <w:t xml:space="preserve"> </w:t>
             </w:r>
+            <w:proofErr w:type="gramStart"/>
             <w:r>
               <w:rPr>
                 <w:rStyle w:val="PlatzhalterZchn"/>
               </w:rPr>
-              <w:t>{{ G.NACHNAME }}</w:t>
+              <w:t>{{ G.NACHNAME</w:t>
+            </w:r>
+            <w:proofErr w:type="gramEnd"/>
+            <w:r>
+              <w:rPr>
+                <w:rStyle w:val="PlatzhalterZchn"/>
+              </w:rPr>
+              <w:t xml:space="preserve"> }}</w:t>
             </w:r>
           </w:p>
           <w:p>
+            <w:proofErr w:type="gramStart"/>
             <w:r>
               <w:rPr>
                 <w:rStyle w:val="PlatzhalterZchn"/>
               </w:rPr>
-              <w:t>{{ G.STRASSE }}</w:t>
+              <w:t>{{ G.STRASSE</w:t>
+            </w:r>
+            <w:proofErr w:type="gramEnd"/>
+            <w:r>
+              <w:rPr>
+                <w:rStyle w:val="PlatzhalterZchn"/>
+              </w:rPr>
+              <w:t xml:space="preserve"> }}</w:t>
             </w:r>
             <w:r>
               <w:rPr>
@@ -314,19 +451,35 @@
               </w:rPr>
               <w:t xml:space="preserve"> </w:t>
             </w:r>
+            <w:proofErr w:type="gramStart"/>
             <w:r>
               <w:rPr>
                 <w:rStyle w:val="PlatzhalterZchn"/>
               </w:rPr>
-              <w:t>{{ G.HAUSNUMMER }}</w:t>
+              <w:t>{{ G.HAUSNUMMER</w:t>
+            </w:r>
+            <w:proofErr w:type="gramEnd"/>
+            <w:r>
+              <w:rPr>
+                <w:rStyle w:val="PlatzhalterZchn"/>
+              </w:rPr>
+              <w:t xml:space="preserve"> }}</w:t>
             </w:r>
           </w:p>
           <w:p>
+            <w:proofErr w:type="gramStart"/>
             <w:r>
               <w:rPr>
                 <w:rStyle w:val="PlatzhalterZchn"/>
               </w:rPr>
-              <w:t>{{ G.PLZ }}</w:t>
+              <w:t>{{ G.PLZ</w:t>
+            </w:r>
+            <w:proofErr w:type="gramEnd"/>
+            <w:r>
+              <w:rPr>
+                <w:rStyle w:val="PlatzhalterZchn"/>
+              </w:rPr>
+              <w:t xml:space="preserve"> }}</w:t>
             </w:r>
             <w:r>
               <w:rPr>
@@ -334,11 +487,19 @@
               </w:rPr>
               <w:t xml:space="preserve"> </w:t>
             </w:r>
+            <w:proofErr w:type="gramStart"/>
             <w:r>
               <w:rPr>
                 <w:rStyle w:val="PlatzhalterZchn"/>
               </w:rPr>
-              <w:t>{{ G.ORTSCHAFT }}</w:t>
+              <w:t>{{ G.ORTSCHAFT</w:t>
+            </w:r>
+            <w:proofErr w:type="gramEnd"/>
+            <w:r>
+              <w:rPr>
+                <w:rStyle w:val="PlatzhalterZchn"/>
+              </w:rPr>
+              <w:t xml:space="preserve"> }}</w:t>
             </w:r>
           </w:p>
           <w:p>
@@ -357,7 +518,17 @@
                 <w:sz w:val="18"/>
                 <w:szCs w:val="18"/>
               </w:rPr>
-              <w:t>{%p end</w:t>
+              <w:t xml:space="preserve">{%p </w:t>
+            </w:r>
+            <w:proofErr w:type="spellStart"/>
+            <w:r>
+              <w:rPr>
+                <w:rFonts w:ascii="Consolas" w:hAnsi="Consolas" w:cs="Arial"/>
+                <w:color w:val="00B050"/>
+                <w:sz w:val="18"/>
+                <w:szCs w:val="18"/>
+              </w:rPr>
+              <w:t>end</w:t>
             </w:r>
             <w:r>
               <w:rPr>
@@ -368,6 +539,7 @@
               </w:rPr>
               <w:t>if</w:t>
             </w:r>
+            <w:proofErr w:type="spellEnd"/>
             <w:r>
               <w:rPr>
                 <w:rFonts w:ascii="Consolas" w:hAnsi="Consolas" w:cs="Arial"/>
@@ -386,13 +558,52 @@
                 <w:sz w:val="18"/>
                 <w:szCs w:val="18"/>
               </w:rPr>
-              <w:t>{%p endfor %}</w:t>
+              <w:t xml:space="preserve">{%p </w:t>
+            </w:r>
+            <w:proofErr w:type="spellStart"/>
+            <w:r>
+              <w:rPr>
+                <w:rFonts w:ascii="Consolas" w:hAnsi="Consolas" w:cs="Arial"/>
+                <w:color w:val="00B050"/>
+                <w:sz w:val="18"/>
+                <w:szCs w:val="18"/>
+              </w:rPr>
+              <w:t>endfor</w:t>
+            </w:r>
+            <w:proofErr w:type="spellEnd"/>
+            <w:r>
+              <w:rPr>
+                <w:rFonts w:ascii="Consolas" w:hAnsi="Consolas" w:cs="Arial"/>
+                <w:color w:val="00B050"/>
+                <w:sz w:val="18"/>
+                <w:szCs w:val="18"/>
+              </w:rPr>
+              <w:t xml:space="preserve"> %}</w:t>
             </w:r>
           </w:p>
         </w:tc>
         <w:tc>
           <w:tcPr>
-            <w:tcW w:w="3969" w:type="dxa"/>
+            <w:tcW w:w="1021" w:type="dxa"/>
+          </w:tcPr>
+          <w:p>
+            <w:pPr>
+              <w:pStyle w:val="Kopfzeile"/>
+              <w:tabs>
+                <w:tab w:val="clear" w:pos="4536"/>
+                <w:tab w:val="clear" w:pos="9072"/>
+                <w:tab w:val="left" w:pos="738"/>
+              </w:tabs>
+              <w:rPr>
+                <w:sz w:val="18"/>
+                <w:szCs w:val="18"/>
+              </w:rPr>
+            </w:pPr>
+          </w:p>
+        </w:tc>
+        <w:tc>
+          <w:tcPr>
+            <w:tcW w:w="3799" w:type="dxa"/>
             <w:tcMar>
               <w:top w:w="57" w:type="dxa"/>
               <w:bottom w:w="57" w:type="dxa"/>
@@ -407,31 +618,59 @@
                 <w:tab w:val="left" w:pos="738"/>
               </w:tabs>
               <w:rPr>
-                <w:sz w:val="18"/>
-                <w:szCs w:val="18"/>
+                <w:sz w:val="16"/>
+                <w:szCs w:val="16"/>
               </w:rPr>
             </w:pPr>
             <w:r>
               <w:rPr>
-                <w:sz w:val="18"/>
-                <w:szCs w:val="18"/>
+                <w:sz w:val="16"/>
+                <w:szCs w:val="16"/>
               </w:rPr>
               <w:t>Kontakt:</w:t>
             </w:r>
             <w:r>
               <w:rPr>
-                <w:sz w:val="18"/>
-                <w:szCs w:val="18"/>
+                <w:sz w:val="16"/>
+                <w:szCs w:val="16"/>
               </w:rPr>
               <w:tab/>
             </w:r>
+            <w:proofErr w:type="gramStart"/>
             <w:r>
               <w:rPr>
                 <w:rStyle w:val="PlatzhalterZchn"/>
-                <w:sz w:val="18"/>
-                <w:szCs w:val="18"/>
-              </w:rPr>
-              <w:t>{{ ZUSTAENDIG_NAME }}</w:t>
+                <w:sz w:val="16"/>
+                <w:szCs w:val="16"/>
+              </w:rPr>
+              <w:t>{{ ZUSTAENDIG</w:t>
+            </w:r>
+            <w:proofErr w:type="gramEnd"/>
+            <w:r>
+              <w:rPr>
+                <w:rStyle w:val="PlatzhalterZchn"/>
+                <w:sz w:val="16"/>
+                <w:szCs w:val="16"/>
+              </w:rPr>
+              <w:t>_</w:t>
+            </w:r>
+            <w:proofErr w:type="gramStart"/>
+            <w:r>
+              <w:rPr>
+                <w:rStyle w:val="PlatzhalterZchn"/>
+                <w:sz w:val="16"/>
+                <w:szCs w:val="16"/>
+              </w:rPr>
+              <w:t>NAME }</w:t>
+            </w:r>
+            <w:proofErr w:type="gramEnd"/>
+            <w:r>
+              <w:rPr>
+                <w:rStyle w:val="PlatzhalterZchn"/>
+                <w:sz w:val="16"/>
+                <w:szCs w:val="16"/>
+              </w:rPr>
+              <w:t>}</w:t>
             </w:r>
           </w:p>
           <w:p>
@@ -443,31 +682,59 @@
                 <w:tab w:val="left" w:pos="738"/>
               </w:tabs>
               <w:rPr>
-                <w:sz w:val="18"/>
-                <w:szCs w:val="18"/>
+                <w:sz w:val="16"/>
+                <w:szCs w:val="16"/>
               </w:rPr>
             </w:pPr>
             <w:r>
               <w:rPr>
-                <w:sz w:val="18"/>
-                <w:szCs w:val="18"/>
+                <w:sz w:val="16"/>
+                <w:szCs w:val="16"/>
               </w:rPr>
               <w:t>E-Mail:</w:t>
             </w:r>
             <w:r>
               <w:rPr>
-                <w:sz w:val="18"/>
-                <w:szCs w:val="18"/>
+                <w:sz w:val="16"/>
+                <w:szCs w:val="16"/>
               </w:rPr>
               <w:tab/>
             </w:r>
+            <w:proofErr w:type="gramStart"/>
             <w:r>
               <w:rPr>
                 <w:rStyle w:val="PlatzhalterZchn"/>
-                <w:sz w:val="18"/>
-                <w:szCs w:val="18"/>
-              </w:rPr>
-              <w:t>{{ LEITBEHOERDE_EMAIL }}</w:t>
+                <w:sz w:val="16"/>
+                <w:szCs w:val="16"/>
+              </w:rPr>
+              <w:t>{{ LEITBEHOERDE</w:t>
+            </w:r>
+            <w:proofErr w:type="gramEnd"/>
+            <w:r>
+              <w:rPr>
+                <w:rStyle w:val="PlatzhalterZchn"/>
+                <w:sz w:val="16"/>
+                <w:szCs w:val="16"/>
+              </w:rPr>
+              <w:t>_</w:t>
+            </w:r>
+            <w:proofErr w:type="gramStart"/>
+            <w:r>
+              <w:rPr>
+                <w:rStyle w:val="PlatzhalterZchn"/>
+                <w:sz w:val="16"/>
+                <w:szCs w:val="16"/>
+              </w:rPr>
+              <w:t>EMAIL }</w:t>
+            </w:r>
+            <w:proofErr w:type="gramEnd"/>
+            <w:r>
+              <w:rPr>
+                <w:rStyle w:val="PlatzhalterZchn"/>
+                <w:sz w:val="16"/>
+                <w:szCs w:val="16"/>
+              </w:rPr>
+              <w:t>}</w:t>
             </w:r>
           </w:p>
           <w:p>
@@ -476,31 +743,59 @@
                 <w:tab w:val="left" w:pos="737"/>
               </w:tabs>
               <w:rPr>
-                <w:sz w:val="18"/>
-                <w:szCs w:val="18"/>
+                <w:sz w:val="16"/>
+                <w:szCs w:val="16"/>
               </w:rPr>
             </w:pPr>
             <w:r>
               <w:rPr>
-                <w:sz w:val="18"/>
-                <w:szCs w:val="18"/>
+                <w:sz w:val="16"/>
+                <w:szCs w:val="16"/>
               </w:rPr>
               <w:t>Telefon:</w:t>
             </w:r>
             <w:r>
               <w:rPr>
-                <w:sz w:val="18"/>
-                <w:szCs w:val="18"/>
+                <w:sz w:val="16"/>
+                <w:szCs w:val="16"/>
               </w:rPr>
               <w:tab/>
             </w:r>
+            <w:proofErr w:type="gramStart"/>
             <w:r>
               <w:rPr>
                 <w:rStyle w:val="PlatzhalterZchn"/>
-                <w:sz w:val="18"/>
-                <w:szCs w:val="18"/>
-              </w:rPr>
-              <w:t>{{ LEITBEHOERDE_TELEFON }}</w:t>
+                <w:sz w:val="16"/>
+                <w:szCs w:val="16"/>
+              </w:rPr>
+              <w:t>{{ LEITBEHOERDE</w:t>
+            </w:r>
+            <w:proofErr w:type="gramEnd"/>
+            <w:r>
+              <w:rPr>
+                <w:rStyle w:val="PlatzhalterZchn"/>
+                <w:sz w:val="16"/>
+                <w:szCs w:val="16"/>
+              </w:rPr>
+              <w:t>_</w:t>
+            </w:r>
+            <w:proofErr w:type="gramStart"/>
+            <w:r>
+              <w:rPr>
+                <w:rStyle w:val="PlatzhalterZchn"/>
+                <w:sz w:val="16"/>
+                <w:szCs w:val="16"/>
+              </w:rPr>
+              <w:t>TELEFON }</w:t>
+            </w:r>
+            <w:proofErr w:type="gramEnd"/>
+            <w:r>
+              <w:rPr>
+                <w:rStyle w:val="PlatzhalterZchn"/>
+                <w:sz w:val="16"/>
+                <w:szCs w:val="16"/>
+              </w:rPr>
+              <w:t>}</w:t>
             </w:r>
           </w:p>
           <w:p>
@@ -509,31 +804,41 @@
                 <w:tab w:val="left" w:pos="737"/>
               </w:tabs>
               <w:rPr>
-                <w:sz w:val="18"/>
-                <w:szCs w:val="18"/>
+                <w:sz w:val="16"/>
+                <w:szCs w:val="16"/>
               </w:rPr>
             </w:pPr>
             <w:r>
               <w:rPr>
-                <w:sz w:val="18"/>
-                <w:szCs w:val="18"/>
+                <w:sz w:val="16"/>
+                <w:szCs w:val="16"/>
               </w:rPr>
               <w:t>Web:</w:t>
             </w:r>
             <w:r>
               <w:rPr>
-                <w:sz w:val="18"/>
-                <w:szCs w:val="18"/>
+                <w:sz w:val="16"/>
+                <w:szCs w:val="16"/>
               </w:rPr>
               <w:tab/>
             </w:r>
+            <w:proofErr w:type="gramStart"/>
             <w:r>
               <w:rPr>
                 <w:rStyle w:val="PlatzhalterZchn"/>
-                <w:sz w:val="18"/>
-                <w:szCs w:val="18"/>
-              </w:rPr>
-              <w:t>{{ LEITBEHOERDE_WEBSEITE }}</w:t>
+                <w:sz w:val="16"/>
+                <w:szCs w:val="16"/>
+              </w:rPr>
+              <w:t>{{ LEITBEHOERDE</w:t>
+            </w:r>
+            <w:proofErr w:type="gramEnd"/>
+            <w:r>
+              <w:rPr>
+                <w:rStyle w:val="PlatzhalterZchn"/>
+                <w:sz w:val="16"/>
+                <w:szCs w:val="16"/>
+              </w:rPr>
+              <w:t>_WEBSEITE }}</w:t>
             </w:r>
           </w:p>
         </w:tc>
@@ -544,7 +849,7 @@
         </w:trPr>
         <w:tc>
           <w:tcPr>
-            <w:tcW w:w="5376" w:type="dxa"/>
+            <w:tcW w:w="4820" w:type="dxa"/>
             <w:tcMar>
               <w:top w:w="57" w:type="dxa"/>
               <w:bottom w:w="57" w:type="dxa"/>
@@ -565,7 +870,25 @@
         </w:tc>
         <w:tc>
           <w:tcPr>
-            <w:tcW w:w="3969" w:type="dxa"/>
+            <w:tcW w:w="1021" w:type="dxa"/>
+          </w:tcPr>
+          <w:p>
+            <w:pPr>
+              <w:pStyle w:val="Kopfzeile"/>
+              <w:tabs>
+                <w:tab w:val="clear" w:pos="4536"/>
+                <w:tab w:val="clear" w:pos="9072"/>
+                <w:tab w:val="left" w:pos="1432"/>
+              </w:tabs>
+              <w:rPr>
+                <w:rStyle w:val="PlatzhalterZchn"/>
+              </w:rPr>
+            </w:pPr>
+          </w:p>
+        </w:tc>
+        <w:tc>
+          <w:tcPr>
+            <w:tcW w:w="3799" w:type="dxa"/>
             <w:tcMar>
               <w:top w:w="57" w:type="dxa"/>
               <w:bottom w:w="57" w:type="dxa"/>
@@ -583,6 +906,7 @@
                 <w:szCs w:val="22"/>
               </w:rPr>
             </w:pPr>
+            <w:proofErr w:type="gramStart"/>
             <w:r>
               <w:rPr>
                 <w:rStyle w:val="PlatzhalterZchn"/>
@@ -595,6 +919,7 @@
               </w:rPr>
               <w:t>GEMEINDE</w:t>
             </w:r>
+            <w:proofErr w:type="gramEnd"/>
             <w:r>
               <w:rPr>
                 <w:rStyle w:val="PlatzhalterZchn"/>
@@ -604,11 +929,19 @@
             <w:r>
               <w:t xml:space="preserve">, </w:t>
             </w:r>
+            <w:proofErr w:type="gramStart"/>
             <w:r>
               <w:rPr>
                 <w:rStyle w:val="PlatzhalterZchn"/>
               </w:rPr>
-              <w:t>{{ HEUTE }}</w:t>
+              <w:t>{{ HEUTE</w:t>
+            </w:r>
+            <w:proofErr w:type="gramEnd"/>
+            <w:r>
+              <w:rPr>
+                <w:rStyle w:val="PlatzhalterZchn"/>
+              </w:rPr>
+              <w:t xml:space="preserve"> }}</w:t>
             </w:r>
           </w:p>
         </w:tc>
@@ -632,7 +965,7 @@
     <w:tbl>
       <w:tblPr>
         <w:tblStyle w:val="Tabellenraster"/>
-        <w:tblW w:w="0" w:type="auto"/>
+        <w:tblW w:w="9639" w:type="dxa"/>
         <w:tblBorders>
           <w:top w:val="none" w:sz="0" w:space="0" w:color="auto"/>
           <w:left w:val="none" w:sz="0" w:space="0" w:color="auto"/>
@@ -641,25 +974,26 @@
           <w:insideH w:val="none" w:sz="0" w:space="0" w:color="auto"/>
           <w:insideV w:val="none" w:sz="0" w:space="0" w:color="auto"/>
         </w:tblBorders>
+        <w:tblLayout w:type="fixed"/>
         <w:tblCellMar>
           <w:top w:w="57" w:type="dxa"/>
+          <w:left w:w="0" w:type="dxa"/>
           <w:bottom w:w="57" w:type="dxa"/>
+          <w:right w:w="0" w:type="dxa"/>
         </w:tblCellMar>
         <w:tblLook w:val="04A0" w:firstRow="1" w:lastRow="0" w:firstColumn="1" w:lastColumn="0" w:noHBand="0" w:noVBand="1"/>
       </w:tblPr>
       <w:tblGrid>
-        <w:gridCol w:w="2834"/>
-        <w:gridCol w:w="6511"/>
+        <w:gridCol w:w="2835"/>
+        <w:gridCol w:w="6804"/>
       </w:tblGrid>
       <w:tr>
         <w:tc>
           <w:tcPr>
-            <w:tcW w:w="2834" w:type="dxa"/>
-            <w:shd w:val="clear" w:color="auto" w:fill="auto"/>
+            <w:tcW w:w="2835" w:type="dxa"/>
           </w:tcPr>
           <w:p>
             <w:pPr>
-              <w:ind w:left="57"/>
               <w:rPr>
                 <w:rFonts w:cs="Arial"/>
                 <w:b/>
@@ -674,21 +1008,25 @@
                 <w:bCs/>
                 <w:szCs w:val="22"/>
               </w:rPr>
-              <w:t>Dossier-Nummer:</w:t>
+              <w:t>Dossier-Nummer</w:t>
             </w:r>
           </w:p>
         </w:tc>
         <w:tc>
           <w:tcPr>
-            <w:tcW w:w="6511" w:type="dxa"/>
-            <w:shd w:val="clear" w:color="auto" w:fill="auto"/>
+            <w:tcW w:w="6804" w:type="dxa"/>
           </w:tcPr>
           <w:p>
             <w:pPr>
               <w:pStyle w:val="Platzhalter"/>
             </w:pPr>
-            <w:r>
-              <w:t>{{ DOSSIER_NUMMER }}</w:t>
+            <w:proofErr w:type="gramStart"/>
+            <w:r>
+              <w:t>{{ DOSSIER</w:t>
+            </w:r>
+            <w:proofErr w:type="gramEnd"/>
+            <w:r>
+              <w:t>_NUMMER }}</w:t>
             </w:r>
           </w:p>
         </w:tc>
@@ -696,12 +1034,10 @@
       <w:tr>
         <w:tc>
           <w:tcPr>
-            <w:tcW w:w="2834" w:type="dxa"/>
-            <w:shd w:val="clear" w:color="auto" w:fill="auto"/>
+            <w:tcW w:w="2835" w:type="dxa"/>
           </w:tcPr>
           <w:p>
             <w:pPr>
-              <w:ind w:left="57"/>
               <w:rPr>
                 <w:rFonts w:cs="Arial"/>
                 <w:b/>
@@ -716,23 +1052,13 @@
                 <w:bCs/>
                 <w:szCs w:val="22"/>
               </w:rPr>
-              <w:t>Gesuchsteller/in</w:t>
-            </w:r>
-            <w:r>
-              <w:rPr>
-                <w:rFonts w:cs="Arial"/>
-                <w:b/>
-                <w:bCs/>
-                <w:szCs w:val="22"/>
-              </w:rPr>
-              <w:t>:</w:t>
+              <w:t>Gesuchsteller/in (Bauherrschaft)</w:t>
             </w:r>
           </w:p>
         </w:tc>
         <w:tc>
           <w:tcPr>
-            <w:tcW w:w="6511" w:type="dxa"/>
-            <w:shd w:val="clear" w:color="auto" w:fill="auto"/>
+            <w:tcW w:w="6804" w:type="dxa"/>
           </w:tcPr>
           <w:p>
             <w:pPr>
@@ -750,7 +1076,27 @@
                 <w:sz w:val="18"/>
                 <w:szCs w:val="18"/>
               </w:rPr>
-              <w:t>{%p for G in ALLE_GESUCHSTELLER_LISTE %}</w:t>
+              <w:t xml:space="preserve">{%p </w:t>
+            </w:r>
+            <w:proofErr w:type="spellStart"/>
+            <w:r>
+              <w:rPr>
+                <w:rFonts w:ascii="Consolas" w:hAnsi="Consolas" w:cs="Arial"/>
+                <w:color w:val="00B050"/>
+                <w:sz w:val="18"/>
+                <w:szCs w:val="18"/>
+              </w:rPr>
+              <w:t>for</w:t>
+            </w:r>
+            <w:proofErr w:type="spellEnd"/>
+            <w:r>
+              <w:rPr>
+                <w:rFonts w:ascii="Consolas" w:hAnsi="Consolas" w:cs="Arial"/>
+                <w:color w:val="00B050"/>
+                <w:sz w:val="18"/>
+                <w:szCs w:val="18"/>
+              </w:rPr>
+              <w:t xml:space="preserve"> G in ALLE_GESUCHSTELLER_LISTE %}</w:t>
             </w:r>
           </w:p>
           <w:p>
@@ -788,12 +1134,55 @@
                 <w:sz w:val="18"/>
                 <w:szCs w:val="18"/>
               </w:rPr>
-              <w:t xml:space="preserve"> if ALLE_GESUCHSTELLER_LISTE|length &gt; 1 %}</w:t>
+              <w:t xml:space="preserve"> </w:t>
+            </w:r>
+            <w:proofErr w:type="spellStart"/>
+            <w:r>
+              <w:rPr>
+                <w:rFonts w:ascii="Consolas" w:hAnsi="Consolas" w:cs="Arial"/>
+                <w:color w:val="00B050"/>
+                <w:sz w:val="18"/>
+                <w:szCs w:val="18"/>
+              </w:rPr>
+              <w:t>if</w:t>
+            </w:r>
+            <w:proofErr w:type="spellEnd"/>
+            <w:r>
+              <w:rPr>
+                <w:rFonts w:ascii="Consolas" w:hAnsi="Consolas" w:cs="Arial"/>
+                <w:color w:val="00B050"/>
+                <w:sz w:val="18"/>
+                <w:szCs w:val="18"/>
+              </w:rPr>
+              <w:t xml:space="preserve"> </w:t>
+            </w:r>
+            <w:proofErr w:type="spellStart"/>
+            <w:r>
+              <w:rPr>
+                <w:rFonts w:ascii="Consolas" w:hAnsi="Consolas" w:cs="Arial"/>
+                <w:color w:val="00B050"/>
+                <w:sz w:val="18"/>
+                <w:szCs w:val="18"/>
+              </w:rPr>
+              <w:t>ALLE_GESUCHSTELLER_LISTE|length</w:t>
+            </w:r>
+            <w:proofErr w:type="spellEnd"/>
+            <w:r>
+              <w:rPr>
+                <w:rFonts w:ascii="Consolas" w:hAnsi="Consolas" w:cs="Arial"/>
+                <w:color w:val="00B050"/>
+                <w:sz w:val="18"/>
+                <w:szCs w:val="18"/>
+              </w:rPr>
+              <w:t xml:space="preserve"> &gt; 1 %}</w:t>
             </w:r>
           </w:p>
           <w:p>
             <w:pPr>
               <w:ind w:left="357" w:hanging="357"/>
+              <w:rPr>
+                <w:rStyle w:val="PlatzhalterZchn"/>
+              </w:rPr>
             </w:pPr>
             <w:r>
               <w:rPr>
@@ -811,25 +1200,186 @@
               </w:rPr>
               <w:tab/>
             </w:r>
+            <w:proofErr w:type="gramStart"/>
             <w:r>
               <w:rPr>
                 <w:rStyle w:val="PlatzhalterZchn"/>
               </w:rPr>
-              <w:t>{{ G.NAME }}</w:t>
+              <w:t>{{ G.NAME</w:t>
+            </w:r>
+            <w:proofErr w:type="gramEnd"/>
+            <w:r>
+              <w:rPr>
+                <w:rStyle w:val="PlatzhalterZchn"/>
+              </w:rPr>
+              <w:t xml:space="preserve"> }}</w:t>
             </w:r>
             <w:r>
               <w:t xml:space="preserve">, </w:t>
             </w:r>
+            <w:proofErr w:type="gramStart"/>
             <w:r>
               <w:rPr>
                 <w:rStyle w:val="PlatzhalterZchn"/>
               </w:rPr>
-              <w:t>{{ G.ADRESSE }}</w:t>
+              <w:t>{{ G.ADRESSE</w:t>
+            </w:r>
+            <w:proofErr w:type="gramEnd"/>
+            <w:r>
+              <w:rPr>
+                <w:rStyle w:val="PlatzhalterZchn"/>
+              </w:rPr>
+              <w:t xml:space="preserve"> </w:t>
+            </w:r>
+            <w:proofErr w:type="gramStart"/>
+            <w:r>
+              <w:rPr>
+                <w:rStyle w:val="PlatzhalterZchn"/>
+              </w:rPr>
+              <w:t>}}</w:t>
+            </w:r>
+            <w:r>
+              <w:rPr>
+                <w:rFonts w:ascii="Consolas" w:hAnsi="Consolas" w:cs="Arial"/>
+                <w:color w:val="00B050"/>
+                <w:sz w:val="18"/>
+                <w:szCs w:val="18"/>
+              </w:rPr>
+              <w:t>{</w:t>
+            </w:r>
+            <w:proofErr w:type="gramEnd"/>
+            <w:r>
+              <w:rPr>
+                <w:rFonts w:ascii="Consolas" w:hAnsi="Consolas" w:cs="Arial"/>
+                <w:color w:val="00B050"/>
+                <w:sz w:val="18"/>
+                <w:szCs w:val="18"/>
+              </w:rPr>
+              <w:t xml:space="preserve">% </w:t>
+            </w:r>
+            <w:proofErr w:type="spellStart"/>
+            <w:r>
+              <w:rPr>
+                <w:rFonts w:ascii="Consolas" w:hAnsi="Consolas" w:cs="Arial"/>
+                <w:color w:val="00B050"/>
+                <w:sz w:val="18"/>
+                <w:szCs w:val="18"/>
+              </w:rPr>
+              <w:t>if</w:t>
+            </w:r>
+            <w:proofErr w:type="spellEnd"/>
+            <w:r>
+              <w:rPr>
+                <w:rFonts w:ascii="Consolas" w:hAnsi="Consolas" w:cs="Arial"/>
+                <w:color w:val="00B050"/>
+                <w:sz w:val="18"/>
+                <w:szCs w:val="18"/>
+              </w:rPr>
+              <w:t xml:space="preserve"> G.VERTRETER_NAME %}</w:t>
+            </w:r>
+            <w:r>
+              <w:t xml:space="preserve"> </w:t>
+            </w:r>
+            <w:r>
+              <w:t>vertreten durch</w:t>
+            </w:r>
+            <w:r>
+              <w:t xml:space="preserve"> </w:t>
+            </w:r>
+            <w:proofErr w:type="gramStart"/>
+            <w:r>
+              <w:rPr>
+                <w:rStyle w:val="PlatzhalterZchn"/>
+              </w:rPr>
+              <w:t>{{ G.VERTRETER</w:t>
+            </w:r>
+            <w:proofErr w:type="gramEnd"/>
+            <w:r>
+              <w:rPr>
+                <w:rStyle w:val="PlatzhalterZchn"/>
+              </w:rPr>
+              <w:t>_</w:t>
+            </w:r>
+            <w:proofErr w:type="gramStart"/>
+            <w:r>
+              <w:rPr>
+                <w:rStyle w:val="PlatzhalterZchn"/>
+              </w:rPr>
+              <w:t>NAME }</w:t>
+            </w:r>
+            <w:proofErr w:type="gramEnd"/>
+            <w:r>
+              <w:rPr>
+                <w:rStyle w:val="PlatzhalterZchn"/>
+              </w:rPr>
+              <w:t>}</w:t>
+            </w:r>
+            <w:r>
+              <w:t xml:space="preserve">, </w:t>
+            </w:r>
+            <w:proofErr w:type="gramStart"/>
+            <w:r>
+              <w:rPr>
+                <w:rStyle w:val="PlatzhalterZchn"/>
+              </w:rPr>
+              <w:t>{{ G.VERTRETER</w:t>
+            </w:r>
+            <w:proofErr w:type="gramEnd"/>
+            <w:r>
+              <w:rPr>
+                <w:rStyle w:val="PlatzhalterZchn"/>
+              </w:rPr>
+              <w:t>_</w:t>
+            </w:r>
+            <w:proofErr w:type="gramStart"/>
+            <w:r>
+              <w:rPr>
+                <w:rStyle w:val="PlatzhalterZchn"/>
+              </w:rPr>
+              <w:t>ADRESSE }}</w:t>
+            </w:r>
+            <w:r>
+              <w:rPr>
+                <w:rFonts w:ascii="Consolas" w:hAnsi="Consolas" w:cs="Arial"/>
+                <w:color w:val="00B050"/>
+                <w:sz w:val="18"/>
+                <w:szCs w:val="18"/>
+              </w:rPr>
+              <w:t>{</w:t>
+            </w:r>
+            <w:proofErr w:type="gramEnd"/>
+            <w:r>
+              <w:rPr>
+                <w:rFonts w:ascii="Consolas" w:hAnsi="Consolas" w:cs="Arial"/>
+                <w:color w:val="00B050"/>
+                <w:sz w:val="18"/>
+                <w:szCs w:val="18"/>
+              </w:rPr>
+              <w:t xml:space="preserve">% </w:t>
+            </w:r>
+            <w:proofErr w:type="spellStart"/>
+            <w:r>
+              <w:rPr>
+                <w:rFonts w:ascii="Consolas" w:hAnsi="Consolas" w:cs="Arial"/>
+                <w:color w:val="00B050"/>
+                <w:sz w:val="18"/>
+                <w:szCs w:val="18"/>
+              </w:rPr>
+              <w:t>endif</w:t>
+            </w:r>
+            <w:proofErr w:type="spellEnd"/>
+            <w:r>
+              <w:rPr>
+                <w:rFonts w:ascii="Consolas" w:hAnsi="Consolas" w:cs="Arial"/>
+                <w:color w:val="00B050"/>
+                <w:sz w:val="18"/>
+                <w:szCs w:val="18"/>
+              </w:rPr>
+              <w:t xml:space="preserve"> %}</w:t>
             </w:r>
           </w:p>
           <w:p>
             <w:pPr>
-              <w:ind w:left="357"/>
               <w:rPr>
                 <w:rFonts w:ascii="Consolas" w:hAnsi="Consolas" w:cs="Arial"/>
                 <w:color w:val="00B050"/>
@@ -844,102 +1394,321 @@
                 <w:sz w:val="18"/>
                 <w:szCs w:val="18"/>
               </w:rPr>
-              <w:t>{%p if G.VERTRETER_NAME %}</w:t>
+              <w:t>{%</w:t>
+            </w:r>
+            <w:r>
+              <w:rPr>
+                <w:rFonts w:ascii="Consolas" w:hAnsi="Consolas" w:cs="Arial"/>
+                <w:color w:val="00B050"/>
+                <w:sz w:val="18"/>
+                <w:szCs w:val="18"/>
+              </w:rPr>
+              <w:t>p</w:t>
+            </w:r>
+            <w:r>
+              <w:rPr>
+                <w:rFonts w:ascii="Consolas" w:hAnsi="Consolas" w:cs="Arial"/>
+                <w:color w:val="00B050"/>
+                <w:sz w:val="18"/>
+                <w:szCs w:val="18"/>
+              </w:rPr>
+              <w:t xml:space="preserve"> </w:t>
+            </w:r>
+            <w:proofErr w:type="spellStart"/>
+            <w:r>
+              <w:rPr>
+                <w:rFonts w:ascii="Consolas" w:hAnsi="Consolas" w:cs="Arial"/>
+                <w:color w:val="00B050"/>
+                <w:sz w:val="18"/>
+                <w:szCs w:val="18"/>
+              </w:rPr>
+              <w:t>else</w:t>
+            </w:r>
+            <w:proofErr w:type="spellEnd"/>
+            <w:r>
+              <w:rPr>
+                <w:rFonts w:ascii="Consolas" w:hAnsi="Consolas" w:cs="Arial"/>
+                <w:color w:val="00B050"/>
+                <w:sz w:val="18"/>
+                <w:szCs w:val="18"/>
+              </w:rPr>
+              <w:t xml:space="preserve"> %}</w:t>
             </w:r>
           </w:p>
           <w:p>
             <w:pPr>
-              <w:ind w:left="357"/>
+              <w:rPr>
+                <w:rFonts w:ascii="Consolas" w:hAnsi="Consolas"/>
+                <w:color w:val="00B050"/>
+                <w:sz w:val="18"/>
+                <w:szCs w:val="18"/>
+              </w:rPr>
             </w:pPr>
+            <w:proofErr w:type="gramStart"/>
+            <w:r>
+              <w:rPr>
+                <w:rStyle w:val="PlatzhalterZchn"/>
+              </w:rPr>
+              <w:t>{{ G.NAME</w:t>
+            </w:r>
+            <w:proofErr w:type="gramEnd"/>
+            <w:r>
+              <w:rPr>
+                <w:rStyle w:val="PlatzhalterZchn"/>
+              </w:rPr>
+              <w:t xml:space="preserve"> }}</w:t>
+            </w:r>
+            <w:r>
+              <w:t xml:space="preserve">, </w:t>
+            </w:r>
+            <w:proofErr w:type="gramStart"/>
+            <w:r>
+              <w:rPr>
+                <w:rStyle w:val="PlatzhalterZchn"/>
+              </w:rPr>
+              <w:t>{{ G.ADRESSE</w:t>
+            </w:r>
+            <w:proofErr w:type="gramEnd"/>
+            <w:r>
+              <w:rPr>
+                <w:rStyle w:val="PlatzhalterZchn"/>
+              </w:rPr>
+              <w:t xml:space="preserve"> </w:t>
+            </w:r>
+            <w:proofErr w:type="gramStart"/>
+            <w:r>
+              <w:rPr>
+                <w:rStyle w:val="PlatzhalterZchn"/>
+              </w:rPr>
+              <w:t>}}</w:t>
+            </w:r>
+            <w:bookmarkStart w:id="0" w:name="_Hlk178144308"/>
+            <w:r>
+              <w:rPr>
+                <w:rFonts w:ascii="Consolas" w:hAnsi="Consolas" w:cs="Arial"/>
+                <w:color w:val="00B050"/>
+                <w:sz w:val="18"/>
+                <w:szCs w:val="18"/>
+              </w:rPr>
+              <w:t>{</w:t>
+            </w:r>
+            <w:proofErr w:type="gramEnd"/>
+            <w:r>
+              <w:rPr>
+                <w:rFonts w:ascii="Consolas" w:hAnsi="Consolas" w:cs="Arial"/>
+                <w:color w:val="00B050"/>
+                <w:sz w:val="18"/>
+                <w:szCs w:val="18"/>
+              </w:rPr>
+              <w:t xml:space="preserve">% </w:t>
+            </w:r>
+            <w:proofErr w:type="spellStart"/>
+            <w:r>
+              <w:rPr>
+                <w:rFonts w:ascii="Consolas" w:hAnsi="Consolas" w:cs="Arial"/>
+                <w:color w:val="00B050"/>
+                <w:sz w:val="18"/>
+                <w:szCs w:val="18"/>
+              </w:rPr>
+              <w:t>if</w:t>
+            </w:r>
+            <w:proofErr w:type="spellEnd"/>
+            <w:r>
+              <w:rPr>
+                <w:rFonts w:ascii="Consolas" w:hAnsi="Consolas" w:cs="Arial"/>
+                <w:color w:val="00B050"/>
+                <w:sz w:val="18"/>
+                <w:szCs w:val="18"/>
+              </w:rPr>
+              <w:t xml:space="preserve"> G.VERTRETER_NAME %}</w:t>
+            </w:r>
+            <w:r>
+              <w:t xml:space="preserve"> </w:t>
+            </w:r>
             <w:r>
               <w:t>vertreten durch</w:t>
+            </w:r>
+            <w:r>
+              <w:t xml:space="preserve"> </w:t>
+            </w:r>
+            <w:proofErr w:type="gramStart"/>
+            <w:r>
+              <w:rPr>
+                <w:rStyle w:val="PlatzhalterZchn"/>
+              </w:rPr>
+              <w:t>{{ G.VERTRETER</w:t>
+            </w:r>
+            <w:proofErr w:type="gramEnd"/>
+            <w:r>
+              <w:rPr>
+                <w:rStyle w:val="PlatzhalterZchn"/>
+              </w:rPr>
+              <w:t>_</w:t>
+            </w:r>
+            <w:proofErr w:type="gramStart"/>
+            <w:r>
+              <w:rPr>
+                <w:rStyle w:val="PlatzhalterZchn"/>
+              </w:rPr>
+              <w:t>NAME }</w:t>
+            </w:r>
+            <w:proofErr w:type="gramEnd"/>
+            <w:r>
+              <w:rPr>
+                <w:rStyle w:val="PlatzhalterZchn"/>
+              </w:rPr>
+              <w:t>}</w:t>
+            </w:r>
+            <w:r>
+              <w:t xml:space="preserve">, </w:t>
+            </w:r>
+            <w:proofErr w:type="gramStart"/>
+            <w:r>
+              <w:rPr>
+                <w:rStyle w:val="PlatzhalterZchn"/>
+              </w:rPr>
+              <w:t>{{ G.VERTRETER</w:t>
+            </w:r>
+            <w:proofErr w:type="gramEnd"/>
+            <w:r>
+              <w:rPr>
+                <w:rStyle w:val="PlatzhalterZchn"/>
+              </w:rPr>
+              <w:t>_</w:t>
+            </w:r>
+            <w:proofErr w:type="gramStart"/>
+            <w:r>
+              <w:rPr>
+                <w:rStyle w:val="PlatzhalterZchn"/>
+              </w:rPr>
+              <w:t>ADRESSE }}</w:t>
+            </w:r>
+            <w:r>
+              <w:rPr>
+                <w:rFonts w:ascii="Consolas" w:hAnsi="Consolas"/>
+                <w:color w:val="00B050"/>
+                <w:sz w:val="18"/>
+                <w:szCs w:val="18"/>
+              </w:rPr>
+              <w:t>{</w:t>
+            </w:r>
+            <w:proofErr w:type="gramEnd"/>
+            <w:r>
+              <w:rPr>
+                <w:rFonts w:ascii="Consolas" w:hAnsi="Consolas"/>
+                <w:color w:val="00B050"/>
+                <w:sz w:val="18"/>
+                <w:szCs w:val="18"/>
+              </w:rPr>
+              <w:t xml:space="preserve">% </w:t>
+            </w:r>
+            <w:proofErr w:type="spellStart"/>
+            <w:r>
+              <w:rPr>
+                <w:rFonts w:ascii="Consolas" w:hAnsi="Consolas"/>
+                <w:color w:val="00B050"/>
+                <w:sz w:val="18"/>
+                <w:szCs w:val="18"/>
+              </w:rPr>
+              <w:t>endif</w:t>
+            </w:r>
+            <w:proofErr w:type="spellEnd"/>
+            <w:r>
+              <w:rPr>
+                <w:rFonts w:ascii="Consolas" w:hAnsi="Consolas"/>
+                <w:color w:val="00B050"/>
+                <w:sz w:val="18"/>
+                <w:szCs w:val="18"/>
+              </w:rPr>
+              <w:t xml:space="preserve"> %}</w:t>
+            </w:r>
+          </w:p>
+          <w:bookmarkEnd w:id="0"/>
+          <w:p>
+            <w:pPr>
+              <w:rPr>
+                <w:rFonts w:ascii="Consolas" w:hAnsi="Consolas" w:cs="Arial"/>
+                <w:color w:val="00B050"/>
+                <w:sz w:val="18"/>
+                <w:szCs w:val="18"/>
+              </w:rPr>
+            </w:pPr>
+            <w:r>
+              <w:rPr>
+                <w:rFonts w:ascii="Consolas" w:hAnsi="Consolas"/>
+                <w:color w:val="00B050"/>
+                <w:sz w:val="18"/>
+                <w:szCs w:val="18"/>
+              </w:rPr>
+              <w:t>{%</w:t>
+            </w:r>
+            <w:r>
+              <w:rPr>
+                <w:rFonts w:ascii="Consolas" w:hAnsi="Consolas"/>
+                <w:color w:val="00B050"/>
+                <w:sz w:val="18"/>
+                <w:szCs w:val="18"/>
+              </w:rPr>
+              <w:t>p</w:t>
+            </w:r>
+            <w:r>
+              <w:rPr>
+                <w:rFonts w:ascii="Consolas" w:hAnsi="Consolas"/>
+                <w:color w:val="00B050"/>
+                <w:sz w:val="18"/>
+                <w:szCs w:val="18"/>
+              </w:rPr>
+              <w:t xml:space="preserve"> </w:t>
+            </w:r>
+            <w:proofErr w:type="spellStart"/>
+            <w:r>
+              <w:rPr>
+                <w:rFonts w:ascii="Consolas" w:hAnsi="Consolas"/>
+                <w:color w:val="00B050"/>
+                <w:sz w:val="18"/>
+                <w:szCs w:val="18"/>
+              </w:rPr>
+              <w:t>endif</w:t>
+            </w:r>
+            <w:proofErr w:type="spellEnd"/>
+            <w:r>
+              <w:rPr>
+                <w:rFonts w:ascii="Consolas" w:hAnsi="Consolas"/>
+                <w:color w:val="00B050"/>
+                <w:sz w:val="18"/>
+                <w:szCs w:val="18"/>
+              </w:rPr>
+              <w:t xml:space="preserve"> %}</w:t>
             </w:r>
           </w:p>
           <w:p>
             <w:pPr>
-              <w:ind w:left="357"/>
+              <w:rPr>
+                <w:rFonts w:cs="Arial"/>
+                <w:color w:val="00B050"/>
+                <w:szCs w:val="22"/>
+              </w:rPr>
             </w:pPr>
             <w:r>
               <w:rPr>
-                <w:rStyle w:val="PlatzhalterZchn"/>
-              </w:rPr>
-              <w:t>{{ G.VERTRETER_NAME }}</w:t>
-            </w:r>
-            <w:r>
-              <w:t xml:space="preserve">, </w:t>
-            </w:r>
-            <w:r>
-              <w:rPr>
-                <w:rStyle w:val="PlatzhalterZchn"/>
-              </w:rPr>
-              <w:t>{{ G.VERTRETER_ADRESSE }}</w:t>
-            </w:r>
-          </w:p>
-          <w:p>
-            <w:pPr>
-              <w:ind w:left="357"/>
-              <w:rPr>
-                <w:rFonts w:ascii="Consolas" w:hAnsi="Consolas" w:cs="Arial"/>
-                <w:color w:val="00B050"/>
-                <w:sz w:val="18"/>
-                <w:szCs w:val="18"/>
-              </w:rPr>
-            </w:pPr>
-            <w:r>
-              <w:rPr>
-                <w:rFonts w:ascii="Consolas" w:hAnsi="Consolas" w:cs="Arial"/>
-                <w:color w:val="00B050"/>
-                <w:sz w:val="18"/>
-                <w:szCs w:val="18"/>
-              </w:rPr>
-              <w:t>{%p endif %}</w:t>
-            </w:r>
-          </w:p>
-          <w:p>
-            <w:pPr>
-              <w:rPr>
-                <w:rFonts w:ascii="Consolas" w:hAnsi="Consolas" w:cs="Arial"/>
-                <w:color w:val="00B050"/>
-                <w:sz w:val="18"/>
-                <w:szCs w:val="18"/>
-              </w:rPr>
-            </w:pPr>
-            <w:r>
-              <w:rPr>
-                <w:rFonts w:ascii="Consolas" w:hAnsi="Consolas" w:cs="Arial"/>
-                <w:color w:val="00B050"/>
-                <w:sz w:val="18"/>
-                <w:szCs w:val="18"/>
-              </w:rPr>
-              <w:t>{%</w:t>
-            </w:r>
-            <w:r>
-              <w:rPr>
-                <w:rFonts w:ascii="Consolas" w:hAnsi="Consolas" w:cs="Arial"/>
-                <w:color w:val="00B050"/>
-                <w:sz w:val="18"/>
-                <w:szCs w:val="18"/>
-              </w:rPr>
-              <w:t>p</w:t>
-            </w:r>
-            <w:r>
-              <w:rPr>
-                <w:rFonts w:ascii="Consolas" w:hAnsi="Consolas" w:cs="Arial"/>
-                <w:color w:val="00B050"/>
-                <w:sz w:val="18"/>
-                <w:szCs w:val="18"/>
-              </w:rPr>
-              <w:t xml:space="preserve"> </w:t>
-            </w:r>
-            <w:r>
-              <w:rPr>
-                <w:rFonts w:ascii="Consolas" w:hAnsi="Consolas" w:cs="Arial"/>
-                <w:color w:val="00B050"/>
-                <w:sz w:val="18"/>
-                <w:szCs w:val="18"/>
-              </w:rPr>
-              <w:t>else</w:t>
-            </w:r>
+                <w:rFonts w:ascii="Consolas" w:hAnsi="Consolas" w:cs="Arial"/>
+                <w:color w:val="00B050"/>
+                <w:sz w:val="18"/>
+                <w:szCs w:val="18"/>
+              </w:rPr>
+              <w:t xml:space="preserve">{%p </w:t>
+            </w:r>
+            <w:proofErr w:type="spellStart"/>
+            <w:r>
+              <w:rPr>
+                <w:rFonts w:ascii="Consolas" w:hAnsi="Consolas" w:cs="Arial"/>
+                <w:color w:val="00B050"/>
+                <w:sz w:val="18"/>
+                <w:szCs w:val="18"/>
+              </w:rPr>
+              <w:t>endfor</w:t>
+            </w:r>
+            <w:proofErr w:type="spellEnd"/>
             <w:r>
               <w:rPr>
                 <w:rFonts w:ascii="Consolas" w:hAnsi="Consolas" w:cs="Arial"/>
@@ -948,138 +1717,6 @@
                 <w:szCs w:val="18"/>
               </w:rPr>
               <w:t xml:space="preserve"> %}</w:t>
-            </w:r>
-          </w:p>
-          <w:p>
-            <w:r>
-              <w:rPr>
-                <w:rStyle w:val="PlatzhalterZchn"/>
-              </w:rPr>
-              <w:t>{{ G.NAME }}</w:t>
-            </w:r>
-            <w:r>
-              <w:t xml:space="preserve">, </w:t>
-            </w:r>
-            <w:r>
-              <w:rPr>
-                <w:rStyle w:val="PlatzhalterZchn"/>
-              </w:rPr>
-              <w:t>{{ G.ADRESSE }}</w:t>
-            </w:r>
-          </w:p>
-          <w:p>
-            <w:pPr>
-              <w:rPr>
-                <w:rFonts w:ascii="Consolas" w:hAnsi="Consolas" w:cs="Arial"/>
-                <w:color w:val="00B050"/>
-                <w:sz w:val="18"/>
-                <w:szCs w:val="18"/>
-              </w:rPr>
-            </w:pPr>
-            <w:r>
-              <w:rPr>
-                <w:rFonts w:ascii="Consolas" w:hAnsi="Consolas" w:cs="Arial"/>
-                <w:color w:val="00B050"/>
-                <w:sz w:val="18"/>
-                <w:szCs w:val="18"/>
-              </w:rPr>
-              <w:t>{%p if G.VERTRETER_NAME %}</w:t>
-            </w:r>
-          </w:p>
-          <w:p>
-            <w:r>
-              <w:t>vertreten durch</w:t>
-            </w:r>
-          </w:p>
-          <w:p>
-            <w:r>
-              <w:rPr>
-                <w:rStyle w:val="PlatzhalterZchn"/>
-              </w:rPr>
-              <w:t>{{ G.VERTRETER_NAME }}</w:t>
-            </w:r>
-            <w:r>
-              <w:t xml:space="preserve">, </w:t>
-            </w:r>
-            <w:r>
-              <w:rPr>
-                <w:rStyle w:val="PlatzhalterZchn"/>
-              </w:rPr>
-              <w:t>{{ G.VERTRETER_ADRESSE }}</w:t>
-            </w:r>
-          </w:p>
-          <w:p>
-            <w:pPr>
-              <w:rPr>
-                <w:rFonts w:ascii="Consolas" w:hAnsi="Consolas"/>
-                <w:color w:val="00B050"/>
-                <w:sz w:val="18"/>
-                <w:szCs w:val="18"/>
-              </w:rPr>
-            </w:pPr>
-            <w:r>
-              <w:rPr>
-                <w:rFonts w:ascii="Consolas" w:hAnsi="Consolas"/>
-                <w:color w:val="00B050"/>
-                <w:sz w:val="18"/>
-                <w:szCs w:val="18"/>
-              </w:rPr>
-              <w:t>{%p endif %}</w:t>
-            </w:r>
-          </w:p>
-          <w:p>
-            <w:pPr>
-              <w:rPr>
-                <w:rFonts w:ascii="Consolas" w:hAnsi="Consolas" w:cs="Arial"/>
-                <w:color w:val="00B050"/>
-                <w:sz w:val="18"/>
-                <w:szCs w:val="18"/>
-              </w:rPr>
-            </w:pPr>
-            <w:r>
-              <w:rPr>
-                <w:rFonts w:ascii="Consolas" w:hAnsi="Consolas"/>
-                <w:color w:val="00B050"/>
-                <w:sz w:val="18"/>
-                <w:szCs w:val="18"/>
-              </w:rPr>
-              <w:t>{%</w:t>
-            </w:r>
-            <w:r>
-              <w:rPr>
-                <w:rFonts w:ascii="Consolas" w:hAnsi="Consolas"/>
-                <w:color w:val="00B050"/>
-                <w:sz w:val="18"/>
-                <w:szCs w:val="18"/>
-              </w:rPr>
-              <w:t>p</w:t>
-            </w:r>
-            <w:r>
-              <w:rPr>
-                <w:rFonts w:ascii="Consolas" w:hAnsi="Consolas"/>
-                <w:color w:val="00B050"/>
-                <w:sz w:val="18"/>
-                <w:szCs w:val="18"/>
-              </w:rPr>
-              <w:t xml:space="preserve"> endif %}</w:t>
-            </w:r>
-          </w:p>
-          <w:p>
-            <w:pPr>
-              <w:rPr>
-                <w:rFonts w:cs="Arial"/>
-                <w:color w:val="00B050"/>
-                <w:szCs w:val="22"/>
-              </w:rPr>
-            </w:pPr>
-            <w:r>
-              <w:rPr>
-                <w:rFonts w:ascii="Consolas" w:hAnsi="Consolas" w:cs="Arial"/>
-                <w:color w:val="00B050"/>
-                <w:sz w:val="18"/>
-                <w:szCs w:val="18"/>
-              </w:rPr>
-              <w:t>{%p endfor %}</w:t>
             </w:r>
           </w:p>
         </w:tc>
@@ -1087,12 +1724,10 @@
       <w:tr>
         <w:tc>
           <w:tcPr>
-            <w:tcW w:w="2834" w:type="dxa"/>
-            <w:shd w:val="clear" w:color="auto" w:fill="auto"/>
+            <w:tcW w:w="2835" w:type="dxa"/>
           </w:tcPr>
           <w:p>
             <w:pPr>
-              <w:ind w:left="57"/>
               <w:rPr>
                 <w:rFonts w:cs="Arial"/>
                 <w:b/>
@@ -1107,14 +1742,22 @@
                 <w:bCs/>
                 <w:szCs w:val="22"/>
               </w:rPr>
-              <w:t>Grundeigentümer/in</w:t>
+              <w:t>Grundeigentümer</w:t>
+            </w:r>
+            <w:r>
+              <w:rPr>
+                <w:rFonts w:cs="Arial"/>
+                <w:b/>
+                <w:bCs/>
+                <w:szCs w:val="22"/>
+              </w:rPr>
+              <w:t>/in</w:t>
             </w:r>
           </w:p>
         </w:tc>
         <w:tc>
           <w:tcPr>
-            <w:tcW w:w="6511" w:type="dxa"/>
-            <w:shd w:val="clear" w:color="auto" w:fill="auto"/>
+            <w:tcW w:w="6804" w:type="dxa"/>
           </w:tcPr>
           <w:p>
             <w:pPr>
@@ -1125,15 +1768,34 @@
                 <w:szCs w:val="18"/>
               </w:rPr>
             </w:pPr>
-            <w:bookmarkStart w:id="0" w:name="_Hlk177392079"/>
-            <w:r>
-              <w:rPr>
-                <w:rFonts w:ascii="Consolas" w:hAnsi="Consolas" w:cs="Arial"/>
-                <w:color w:val="00B050"/>
-                <w:sz w:val="18"/>
-                <w:szCs w:val="18"/>
-              </w:rPr>
-              <w:t xml:space="preserve">{%p if </w:t>
+            <w:r>
+              <w:rPr>
+                <w:rFonts w:ascii="Consolas" w:hAnsi="Consolas" w:cs="Arial"/>
+                <w:color w:val="00B050"/>
+                <w:sz w:val="18"/>
+                <w:szCs w:val="18"/>
+              </w:rPr>
+              <w:t xml:space="preserve">{%p </w:t>
+            </w:r>
+            <w:proofErr w:type="spellStart"/>
+            <w:r>
+              <w:rPr>
+                <w:rFonts w:ascii="Consolas" w:hAnsi="Consolas" w:cs="Arial"/>
+                <w:color w:val="00B050"/>
+                <w:sz w:val="18"/>
+                <w:szCs w:val="18"/>
+              </w:rPr>
+              <w:t>if</w:t>
+            </w:r>
+            <w:proofErr w:type="spellEnd"/>
+            <w:r>
+              <w:rPr>
+                <w:rFonts w:ascii="Consolas" w:hAnsi="Consolas" w:cs="Arial"/>
+                <w:color w:val="00B050"/>
+                <w:sz w:val="18"/>
+                <w:szCs w:val="18"/>
+              </w:rPr>
+              <w:t xml:space="preserve"> </w:t>
             </w:r>
             <w:r>
               <w:rPr>
@@ -1170,7 +1832,27 @@
                 <w:sz w:val="18"/>
                 <w:szCs w:val="18"/>
               </w:rPr>
-              <w:t>{%p for G in ALLE_</w:t>
+              <w:t xml:space="preserve">{%p </w:t>
+            </w:r>
+            <w:proofErr w:type="spellStart"/>
+            <w:r>
+              <w:rPr>
+                <w:rFonts w:ascii="Consolas" w:hAnsi="Consolas" w:cs="Arial"/>
+                <w:color w:val="00B050"/>
+                <w:sz w:val="18"/>
+                <w:szCs w:val="18"/>
+              </w:rPr>
+              <w:t>for</w:t>
+            </w:r>
+            <w:proofErr w:type="spellEnd"/>
+            <w:r>
+              <w:rPr>
+                <w:rFonts w:ascii="Consolas" w:hAnsi="Consolas" w:cs="Arial"/>
+                <w:color w:val="00B050"/>
+                <w:sz w:val="18"/>
+                <w:szCs w:val="18"/>
+              </w:rPr>
+              <w:t xml:space="preserve"> G in ALLE_</w:t>
             </w:r>
             <w:r>
               <w:rPr>
@@ -1226,7 +1908,37 @@
                 <w:sz w:val="18"/>
                 <w:szCs w:val="18"/>
               </w:rPr>
-              <w:t xml:space="preserve"> if ALLE_</w:t>
+              <w:t xml:space="preserve"> </w:t>
+            </w:r>
+            <w:proofErr w:type="spellStart"/>
+            <w:r>
+              <w:rPr>
+                <w:rFonts w:ascii="Consolas" w:hAnsi="Consolas" w:cs="Arial"/>
+                <w:color w:val="00B050"/>
+                <w:sz w:val="18"/>
+                <w:szCs w:val="18"/>
+              </w:rPr>
+              <w:t>if</w:t>
+            </w:r>
+            <w:proofErr w:type="spellEnd"/>
+            <w:r>
+              <w:rPr>
+                <w:rFonts w:ascii="Consolas" w:hAnsi="Consolas" w:cs="Arial"/>
+                <w:color w:val="00B050"/>
+                <w:sz w:val="18"/>
+                <w:szCs w:val="18"/>
+              </w:rPr>
+              <w:t xml:space="preserve"> </w:t>
+            </w:r>
+            <w:proofErr w:type="spellStart"/>
+            <w:r>
+              <w:rPr>
+                <w:rFonts w:ascii="Consolas" w:hAnsi="Consolas" w:cs="Arial"/>
+                <w:color w:val="00B050"/>
+                <w:sz w:val="18"/>
+                <w:szCs w:val="18"/>
+              </w:rPr>
+              <w:t>ALLE_</w:t>
             </w:r>
             <w:r>
               <w:rPr>
@@ -1244,7 +1956,17 @@
                 <w:sz w:val="18"/>
                 <w:szCs w:val="18"/>
               </w:rPr>
-              <w:t>_LISTE|length &gt; 1 %}</w:t>
+              <w:t>_LISTE|length</w:t>
+            </w:r>
+            <w:proofErr w:type="spellEnd"/>
+            <w:r>
+              <w:rPr>
+                <w:rFonts w:ascii="Consolas" w:hAnsi="Consolas" w:cs="Arial"/>
+                <w:color w:val="00B050"/>
+                <w:sz w:val="18"/>
+                <w:szCs w:val="18"/>
+              </w:rPr>
+              <w:t xml:space="preserve"> &gt; 1 %}</w:t>
             </w:r>
           </w:p>
           <w:p>
@@ -1257,29 +1979,189 @@
               <w:spacing w:before="0"/>
               <w:ind w:left="357" w:hanging="357"/>
               <w:rPr>
-                <w:rFonts w:cs="Arial"/>
-                <w:szCs w:val="22"/>
+                <w:rStyle w:val="PlatzhalterZchn"/>
               </w:rPr>
             </w:pPr>
+            <w:proofErr w:type="gramStart"/>
             <w:r>
               <w:rPr>
                 <w:rStyle w:val="PlatzhalterZchn"/>
               </w:rPr>
-              <w:t>{{ G.NAME }}</w:t>
+              <w:t>{{ G.NAME</w:t>
+            </w:r>
+            <w:proofErr w:type="gramEnd"/>
+            <w:r>
+              <w:rPr>
+                <w:rStyle w:val="PlatzhalterZchn"/>
+              </w:rPr>
+              <w:t xml:space="preserve"> }}</w:t>
             </w:r>
             <w:r>
               <w:t xml:space="preserve">, </w:t>
             </w:r>
+            <w:proofErr w:type="gramStart"/>
             <w:r>
               <w:rPr>
                 <w:rStyle w:val="PlatzhalterZchn"/>
               </w:rPr>
-              <w:t>{{ G.ADRESSE }}</w:t>
+              <w:t>{{ G.ADRESSE</w:t>
+            </w:r>
+            <w:proofErr w:type="gramEnd"/>
+            <w:r>
+              <w:rPr>
+                <w:rStyle w:val="PlatzhalterZchn"/>
+              </w:rPr>
+              <w:t xml:space="preserve"> </w:t>
+            </w:r>
+            <w:proofErr w:type="gramStart"/>
+            <w:r>
+              <w:rPr>
+                <w:rStyle w:val="PlatzhalterZchn"/>
+              </w:rPr>
+              <w:t>}}</w:t>
+            </w:r>
+            <w:r>
+              <w:rPr>
+                <w:rFonts w:ascii="Consolas" w:hAnsi="Consolas" w:cs="Arial"/>
+                <w:color w:val="00B050"/>
+                <w:sz w:val="18"/>
+                <w:szCs w:val="18"/>
+              </w:rPr>
+              <w:t>{</w:t>
+            </w:r>
+            <w:proofErr w:type="gramEnd"/>
+            <w:r>
+              <w:rPr>
+                <w:rFonts w:ascii="Consolas" w:hAnsi="Consolas" w:cs="Arial"/>
+                <w:color w:val="00B050"/>
+                <w:sz w:val="18"/>
+                <w:szCs w:val="18"/>
+              </w:rPr>
+              <w:t xml:space="preserve">% </w:t>
+            </w:r>
+            <w:proofErr w:type="spellStart"/>
+            <w:r>
+              <w:rPr>
+                <w:rFonts w:ascii="Consolas" w:hAnsi="Consolas" w:cs="Arial"/>
+                <w:color w:val="00B050"/>
+                <w:sz w:val="18"/>
+                <w:szCs w:val="18"/>
+              </w:rPr>
+              <w:t>if</w:t>
+            </w:r>
+            <w:proofErr w:type="spellEnd"/>
+            <w:r>
+              <w:rPr>
+                <w:rFonts w:ascii="Consolas" w:hAnsi="Consolas" w:cs="Arial"/>
+                <w:color w:val="00B050"/>
+                <w:sz w:val="18"/>
+                <w:szCs w:val="18"/>
+              </w:rPr>
+              <w:t xml:space="preserve"> G.VERTRETER_NAME %}</w:t>
+            </w:r>
+            <w:r>
+              <w:t xml:space="preserve"> </w:t>
+            </w:r>
+            <w:r>
+              <w:t>vertreten durch</w:t>
+            </w:r>
+            <w:r>
+              <w:t xml:space="preserve"> </w:t>
+            </w:r>
+            <w:proofErr w:type="gramStart"/>
+            <w:r>
+              <w:rPr>
+                <w:rStyle w:val="PlatzhalterZchn"/>
+              </w:rPr>
+              <w:t>{{ G.VERTRETER</w:t>
+            </w:r>
+            <w:proofErr w:type="gramEnd"/>
+            <w:r>
+              <w:rPr>
+                <w:rStyle w:val="PlatzhalterZchn"/>
+              </w:rPr>
+              <w:t>_</w:t>
+            </w:r>
+            <w:proofErr w:type="gramStart"/>
+            <w:r>
+              <w:rPr>
+                <w:rStyle w:val="PlatzhalterZchn"/>
+              </w:rPr>
+              <w:t>NAME }</w:t>
+            </w:r>
+            <w:proofErr w:type="gramEnd"/>
+            <w:r>
+              <w:rPr>
+                <w:rStyle w:val="PlatzhalterZchn"/>
+              </w:rPr>
+              <w:t>}</w:t>
+            </w:r>
+            <w:r>
+              <w:t xml:space="preserve">, </w:t>
+            </w:r>
+            <w:proofErr w:type="gramStart"/>
+            <w:r>
+              <w:rPr>
+                <w:rStyle w:val="PlatzhalterZchn"/>
+              </w:rPr>
+              <w:t>{{ G.VERTRETER</w:t>
+            </w:r>
+            <w:proofErr w:type="gramEnd"/>
+            <w:r>
+              <w:rPr>
+                <w:rStyle w:val="PlatzhalterZchn"/>
+              </w:rPr>
+              <w:t>_</w:t>
+            </w:r>
+            <w:proofErr w:type="gramStart"/>
+            <w:r>
+              <w:rPr>
+                <w:rStyle w:val="PlatzhalterZchn"/>
+              </w:rPr>
+              <w:t>ADRESSE }}</w:t>
+            </w:r>
+            <w:r>
+              <w:rPr>
+                <w:rFonts w:ascii="Consolas" w:hAnsi="Consolas" w:cs="Arial"/>
+                <w:color w:val="00B050"/>
+                <w:sz w:val="18"/>
+                <w:szCs w:val="18"/>
+              </w:rPr>
+              <w:t>{</w:t>
+            </w:r>
+            <w:proofErr w:type="gramEnd"/>
+            <w:r>
+              <w:rPr>
+                <w:rFonts w:ascii="Consolas" w:hAnsi="Consolas" w:cs="Arial"/>
+                <w:color w:val="00B050"/>
+                <w:sz w:val="18"/>
+                <w:szCs w:val="18"/>
+              </w:rPr>
+              <w:t xml:space="preserve">% </w:t>
+            </w:r>
+            <w:proofErr w:type="spellStart"/>
+            <w:r>
+              <w:rPr>
+                <w:rFonts w:ascii="Consolas" w:hAnsi="Consolas" w:cs="Arial"/>
+                <w:color w:val="00B050"/>
+                <w:sz w:val="18"/>
+                <w:szCs w:val="18"/>
+              </w:rPr>
+              <w:t>endif</w:t>
+            </w:r>
+            <w:proofErr w:type="spellEnd"/>
+            <w:r>
+              <w:rPr>
+                <w:rFonts w:ascii="Consolas" w:hAnsi="Consolas" w:cs="Arial"/>
+                <w:color w:val="00B050"/>
+                <w:sz w:val="18"/>
+                <w:szCs w:val="18"/>
+              </w:rPr>
+              <w:t xml:space="preserve"> %}</w:t>
             </w:r>
           </w:p>
           <w:p>
             <w:pPr>
-              <w:ind w:left="357"/>
               <w:rPr>
                 <w:rFonts w:ascii="Consolas" w:hAnsi="Consolas" w:cs="Arial"/>
                 <w:color w:val="00B050"/>
@@ -1294,43 +2176,275 @@
                 <w:sz w:val="18"/>
                 <w:szCs w:val="18"/>
               </w:rPr>
-              <w:t>{%p if G.VERTRETER_NAME %}</w:t>
+              <w:t>{%</w:t>
+            </w:r>
+            <w:r>
+              <w:rPr>
+                <w:rFonts w:ascii="Consolas" w:hAnsi="Consolas" w:cs="Arial"/>
+                <w:color w:val="00B050"/>
+                <w:sz w:val="18"/>
+                <w:szCs w:val="18"/>
+              </w:rPr>
+              <w:t>p</w:t>
+            </w:r>
+            <w:r>
+              <w:rPr>
+                <w:rFonts w:ascii="Consolas" w:hAnsi="Consolas" w:cs="Arial"/>
+                <w:color w:val="00B050"/>
+                <w:sz w:val="18"/>
+                <w:szCs w:val="18"/>
+              </w:rPr>
+              <w:t xml:space="preserve"> </w:t>
+            </w:r>
+            <w:proofErr w:type="spellStart"/>
+            <w:r>
+              <w:rPr>
+                <w:rFonts w:ascii="Consolas" w:hAnsi="Consolas" w:cs="Arial"/>
+                <w:color w:val="00B050"/>
+                <w:sz w:val="18"/>
+                <w:szCs w:val="18"/>
+              </w:rPr>
+              <w:t>else</w:t>
+            </w:r>
+            <w:proofErr w:type="spellEnd"/>
+            <w:r>
+              <w:rPr>
+                <w:rFonts w:ascii="Consolas" w:hAnsi="Consolas" w:cs="Arial"/>
+                <w:color w:val="00B050"/>
+                <w:sz w:val="18"/>
+                <w:szCs w:val="18"/>
+              </w:rPr>
+              <w:t xml:space="preserve"> %}</w:t>
             </w:r>
           </w:p>
           <w:p>
             <w:pPr>
-              <w:ind w:left="357"/>
+              <w:rPr>
+                <w:rFonts w:ascii="Consolas" w:hAnsi="Consolas" w:cs="Arial"/>
+                <w:color w:val="00B050"/>
+                <w:sz w:val="18"/>
+                <w:szCs w:val="18"/>
+              </w:rPr>
             </w:pPr>
+            <w:proofErr w:type="gramStart"/>
+            <w:r>
+              <w:rPr>
+                <w:rStyle w:val="PlatzhalterZchn"/>
+              </w:rPr>
+              <w:t>{{ G.NAME</w:t>
+            </w:r>
+            <w:proofErr w:type="gramEnd"/>
+            <w:r>
+              <w:rPr>
+                <w:rStyle w:val="PlatzhalterZchn"/>
+              </w:rPr>
+              <w:t xml:space="preserve"> }}</w:t>
+            </w:r>
+            <w:r>
+              <w:t xml:space="preserve">, </w:t>
+            </w:r>
+            <w:proofErr w:type="gramStart"/>
+            <w:r>
+              <w:rPr>
+                <w:rStyle w:val="PlatzhalterZchn"/>
+              </w:rPr>
+              <w:t>{{ G.ADRESSE</w:t>
+            </w:r>
+            <w:proofErr w:type="gramEnd"/>
+            <w:r>
+              <w:rPr>
+                <w:rStyle w:val="PlatzhalterZchn"/>
+              </w:rPr>
+              <w:t xml:space="preserve"> </w:t>
+            </w:r>
+            <w:proofErr w:type="gramStart"/>
+            <w:r>
+              <w:rPr>
+                <w:rStyle w:val="PlatzhalterZchn"/>
+              </w:rPr>
+              <w:t>}}</w:t>
+            </w:r>
+            <w:r>
+              <w:rPr>
+                <w:rFonts w:ascii="Consolas" w:hAnsi="Consolas" w:cs="Arial"/>
+                <w:color w:val="00B050"/>
+                <w:sz w:val="18"/>
+                <w:szCs w:val="18"/>
+              </w:rPr>
+              <w:t>{</w:t>
+            </w:r>
+            <w:proofErr w:type="gramEnd"/>
+            <w:r>
+              <w:rPr>
+                <w:rFonts w:ascii="Consolas" w:hAnsi="Consolas" w:cs="Arial"/>
+                <w:color w:val="00B050"/>
+                <w:sz w:val="18"/>
+                <w:szCs w:val="18"/>
+              </w:rPr>
+              <w:t xml:space="preserve">% </w:t>
+            </w:r>
+            <w:proofErr w:type="spellStart"/>
+            <w:r>
+              <w:rPr>
+                <w:rFonts w:ascii="Consolas" w:hAnsi="Consolas" w:cs="Arial"/>
+                <w:color w:val="00B050"/>
+                <w:sz w:val="18"/>
+                <w:szCs w:val="18"/>
+              </w:rPr>
+              <w:t>if</w:t>
+            </w:r>
+            <w:proofErr w:type="spellEnd"/>
+            <w:r>
+              <w:rPr>
+                <w:rFonts w:ascii="Consolas" w:hAnsi="Consolas" w:cs="Arial"/>
+                <w:color w:val="00B050"/>
+                <w:sz w:val="18"/>
+                <w:szCs w:val="18"/>
+              </w:rPr>
+              <w:t xml:space="preserve"> G.VERTRETER_NAME %}</w:t>
+            </w:r>
+            <w:r>
+              <w:t xml:space="preserve"> </w:t>
+            </w:r>
             <w:r>
               <w:t>vertreten durch</w:t>
+            </w:r>
+            <w:r>
+              <w:t xml:space="preserve"> </w:t>
+            </w:r>
+            <w:proofErr w:type="gramStart"/>
+            <w:r>
+              <w:rPr>
+                <w:rStyle w:val="PlatzhalterZchn"/>
+              </w:rPr>
+              <w:t>{{ G.VERTRETER</w:t>
+            </w:r>
+            <w:proofErr w:type="gramEnd"/>
+            <w:r>
+              <w:rPr>
+                <w:rStyle w:val="PlatzhalterZchn"/>
+              </w:rPr>
+              <w:t>_</w:t>
+            </w:r>
+            <w:proofErr w:type="gramStart"/>
+            <w:r>
+              <w:rPr>
+                <w:rStyle w:val="PlatzhalterZchn"/>
+              </w:rPr>
+              <w:t>NAME }</w:t>
+            </w:r>
+            <w:proofErr w:type="gramEnd"/>
+            <w:r>
+              <w:rPr>
+                <w:rStyle w:val="PlatzhalterZchn"/>
+              </w:rPr>
+              <w:t>}</w:t>
+            </w:r>
+            <w:r>
+              <w:t xml:space="preserve">, </w:t>
+            </w:r>
+            <w:proofErr w:type="gramStart"/>
+            <w:r>
+              <w:rPr>
+                <w:rStyle w:val="PlatzhalterZchn"/>
+              </w:rPr>
+              <w:t>{{ G.VERTRETER</w:t>
+            </w:r>
+            <w:proofErr w:type="gramEnd"/>
+            <w:r>
+              <w:rPr>
+                <w:rStyle w:val="PlatzhalterZchn"/>
+              </w:rPr>
+              <w:t>_</w:t>
+            </w:r>
+            <w:proofErr w:type="gramStart"/>
+            <w:r>
+              <w:rPr>
+                <w:rStyle w:val="PlatzhalterZchn"/>
+              </w:rPr>
+              <w:t>ADRESSE }}</w:t>
+            </w:r>
+            <w:r>
+              <w:rPr>
+                <w:rFonts w:ascii="Consolas" w:hAnsi="Consolas" w:cs="Arial"/>
+                <w:color w:val="00B050"/>
+                <w:sz w:val="18"/>
+                <w:szCs w:val="18"/>
+              </w:rPr>
+              <w:t>{</w:t>
+            </w:r>
+            <w:proofErr w:type="gramEnd"/>
+            <w:r>
+              <w:rPr>
+                <w:rFonts w:ascii="Consolas" w:hAnsi="Consolas" w:cs="Arial"/>
+                <w:color w:val="00B050"/>
+                <w:sz w:val="18"/>
+                <w:szCs w:val="18"/>
+              </w:rPr>
+              <w:t xml:space="preserve">% </w:t>
+            </w:r>
+            <w:proofErr w:type="spellStart"/>
+            <w:r>
+              <w:rPr>
+                <w:rFonts w:ascii="Consolas" w:hAnsi="Consolas" w:cs="Arial"/>
+                <w:color w:val="00B050"/>
+                <w:sz w:val="18"/>
+                <w:szCs w:val="18"/>
+              </w:rPr>
+              <w:t>endif</w:t>
+            </w:r>
+            <w:proofErr w:type="spellEnd"/>
+            <w:r>
+              <w:rPr>
+                <w:rFonts w:ascii="Consolas" w:hAnsi="Consolas" w:cs="Arial"/>
+                <w:color w:val="00B050"/>
+                <w:sz w:val="18"/>
+                <w:szCs w:val="18"/>
+              </w:rPr>
+              <w:t xml:space="preserve"> %}</w:t>
             </w:r>
           </w:p>
           <w:p>
             <w:pPr>
-              <w:ind w:left="357"/>
-              <w:rPr>
-                <w:color w:val="00B050"/>
+              <w:rPr>
+                <w:rFonts w:ascii="Consolas" w:hAnsi="Consolas" w:cs="Arial"/>
+                <w:color w:val="00B050"/>
+                <w:sz w:val="18"/>
+                <w:szCs w:val="18"/>
               </w:rPr>
             </w:pPr>
             <w:r>
               <w:rPr>
-                <w:rStyle w:val="PlatzhalterZchn"/>
-              </w:rPr>
-              <w:t>{{ G.VERTRETER_NAME }}</w:t>
-            </w:r>
-            <w:r>
-              <w:t xml:space="preserve">, </w:t>
-            </w:r>
-            <w:r>
-              <w:rPr>
-                <w:rStyle w:val="PlatzhalterZchn"/>
-              </w:rPr>
-              <w:t>{{ G.VERTRETER_ADRESSE }}</w:t>
+                <w:rFonts w:ascii="Consolas" w:hAnsi="Consolas" w:cs="Arial"/>
+                <w:color w:val="00B050"/>
+                <w:sz w:val="18"/>
+                <w:szCs w:val="18"/>
+              </w:rPr>
+              <w:t xml:space="preserve">{%p </w:t>
+            </w:r>
+            <w:proofErr w:type="spellStart"/>
+            <w:r>
+              <w:rPr>
+                <w:rFonts w:ascii="Consolas" w:hAnsi="Consolas" w:cs="Arial"/>
+                <w:color w:val="00B050"/>
+                <w:sz w:val="18"/>
+                <w:szCs w:val="18"/>
+              </w:rPr>
+              <w:t>endif</w:t>
+            </w:r>
+            <w:proofErr w:type="spellEnd"/>
+            <w:r>
+              <w:rPr>
+                <w:rFonts w:ascii="Consolas" w:hAnsi="Consolas" w:cs="Arial"/>
+                <w:color w:val="00B050"/>
+                <w:sz w:val="18"/>
+                <w:szCs w:val="18"/>
+              </w:rPr>
+              <w:t xml:space="preserve"> %}</w:t>
             </w:r>
           </w:p>
           <w:p>
             <w:pPr>
-              <w:ind w:left="357"/>
               <w:rPr>
                 <w:rFonts w:ascii="Consolas" w:hAnsi="Consolas" w:cs="Arial"/>
                 <w:color w:val="00B050"/>
@@ -1345,13 +2459,33 @@
                 <w:sz w:val="18"/>
                 <w:szCs w:val="18"/>
               </w:rPr>
-              <w:t>{%p endif %}</w:t>
+              <w:t xml:space="preserve">{%p </w:t>
+            </w:r>
+            <w:proofErr w:type="spellStart"/>
+            <w:r>
+              <w:rPr>
+                <w:rFonts w:ascii="Consolas" w:hAnsi="Consolas" w:cs="Arial"/>
+                <w:color w:val="00B050"/>
+                <w:sz w:val="18"/>
+                <w:szCs w:val="18"/>
+              </w:rPr>
+              <w:t>endfor</w:t>
+            </w:r>
+            <w:proofErr w:type="spellEnd"/>
+            <w:r>
+              <w:rPr>
+                <w:rFonts w:ascii="Consolas" w:hAnsi="Consolas" w:cs="Arial"/>
+                <w:color w:val="00B050"/>
+                <w:sz w:val="18"/>
+                <w:szCs w:val="18"/>
+              </w:rPr>
+              <w:t xml:space="preserve"> %}</w:t>
             </w:r>
           </w:p>
           <w:p>
             <w:pPr>
               <w:rPr>
-                <w:rFonts w:ascii="Consolas" w:hAnsi="Consolas" w:cs="Arial"/>
+                <w:rFonts w:ascii="Consolas" w:hAnsi="Consolas"/>
                 <w:color w:val="00B050"/>
                 <w:sz w:val="18"/>
                 <w:szCs w:val="18"/>
@@ -1364,48 +2498,56 @@
                 <w:sz w:val="18"/>
                 <w:szCs w:val="18"/>
               </w:rPr>
-              <w:t>{%</w:t>
-            </w:r>
-            <w:r>
-              <w:rPr>
-                <w:rFonts w:ascii="Consolas" w:hAnsi="Consolas" w:cs="Arial"/>
-                <w:color w:val="00B050"/>
-                <w:sz w:val="18"/>
-                <w:szCs w:val="18"/>
-              </w:rPr>
-              <w:t>p</w:t>
-            </w:r>
-            <w:r>
-              <w:rPr>
-                <w:rFonts w:ascii="Consolas" w:hAnsi="Consolas" w:cs="Arial"/>
-                <w:color w:val="00B050"/>
-                <w:sz w:val="18"/>
-                <w:szCs w:val="18"/>
-              </w:rPr>
-              <w:t xml:space="preserve"> else %}</w:t>
+              <w:t xml:space="preserve">{%p </w:t>
+            </w:r>
+            <w:proofErr w:type="spellStart"/>
+            <w:r>
+              <w:rPr>
+                <w:rFonts w:ascii="Consolas" w:hAnsi="Consolas" w:cs="Arial"/>
+                <w:color w:val="00B050"/>
+                <w:sz w:val="18"/>
+                <w:szCs w:val="18"/>
+              </w:rPr>
+              <w:t>el</w:t>
+            </w:r>
+            <w:r>
+              <w:rPr>
+                <w:rFonts w:ascii="Consolas" w:hAnsi="Consolas"/>
+                <w:color w:val="00B050"/>
+                <w:sz w:val="18"/>
+                <w:szCs w:val="18"/>
+              </w:rPr>
+              <w:t>if</w:t>
+            </w:r>
+            <w:proofErr w:type="spellEnd"/>
+            <w:r>
+              <w:rPr>
+                <w:rFonts w:ascii="Consolas" w:hAnsi="Consolas"/>
+                <w:color w:val="00B050"/>
+                <w:sz w:val="18"/>
+                <w:szCs w:val="18"/>
+              </w:rPr>
+              <w:t xml:space="preserve"> </w:t>
+            </w:r>
+            <w:r>
+              <w:rPr>
+                <w:rFonts w:ascii="Consolas" w:hAnsi="Consolas"/>
+                <w:color w:val="00B050"/>
+                <w:sz w:val="18"/>
+                <w:szCs w:val="18"/>
+              </w:rPr>
+              <w:t>GESUCHSTELLER_ANREDE == "Herr" %}</w:t>
             </w:r>
           </w:p>
           <w:p>
             <w:r>
-              <w:rPr>
-                <w:rStyle w:val="PlatzhalterZchn"/>
-              </w:rPr>
-              <w:t>{{ G.NAME }}</w:t>
-            </w:r>
-            <w:r>
-              <w:t xml:space="preserve">, </w:t>
-            </w:r>
-            <w:r>
-              <w:rPr>
-                <w:rStyle w:val="PlatzhalterZchn"/>
-              </w:rPr>
-              <w:t>{{ G.ADRESSE }}</w:t>
+              <w:t>Gesuchsteller (Bauherrschaft)</w:t>
             </w:r>
           </w:p>
           <w:p>
             <w:pPr>
               <w:rPr>
-                <w:rFonts w:ascii="Consolas" w:hAnsi="Consolas" w:cs="Arial"/>
+                <w:rFonts w:ascii="Consolas" w:hAnsi="Consolas"/>
                 <w:color w:val="00B050"/>
                 <w:sz w:val="18"/>
                 <w:szCs w:val="18"/>
@@ -1413,276 +2555,131 @@
             </w:pPr>
             <w:r>
               <w:rPr>
-                <w:rFonts w:ascii="Consolas" w:hAnsi="Consolas" w:cs="Arial"/>
-                <w:color w:val="00B050"/>
-                <w:sz w:val="18"/>
-                <w:szCs w:val="18"/>
-              </w:rPr>
-              <w:t>{%p if G.VERTRETER_NAME %}</w:t>
+                <w:rFonts w:ascii="Consolas" w:hAnsi="Consolas"/>
+                <w:color w:val="00B050"/>
+                <w:sz w:val="18"/>
+                <w:szCs w:val="18"/>
+              </w:rPr>
+              <w:t xml:space="preserve">{%p </w:t>
+            </w:r>
+            <w:proofErr w:type="spellStart"/>
+            <w:r>
+              <w:rPr>
+                <w:rFonts w:ascii="Consolas" w:hAnsi="Consolas"/>
+                <w:color w:val="00B050"/>
+                <w:sz w:val="18"/>
+                <w:szCs w:val="18"/>
+              </w:rPr>
+              <w:t>elif</w:t>
+            </w:r>
+            <w:proofErr w:type="spellEnd"/>
+            <w:r>
+              <w:rPr>
+                <w:rFonts w:ascii="Consolas" w:hAnsi="Consolas"/>
+                <w:color w:val="00B050"/>
+                <w:sz w:val="18"/>
+                <w:szCs w:val="18"/>
+              </w:rPr>
+              <w:t xml:space="preserve"> GESUCHSTELLER_ANREDE == "Frau" %}</w:t>
+            </w:r>
+          </w:p>
+          <w:p>
+            <w:r>
+              <w:t>Gesuchstellerin (Bauherrschaft)</w:t>
             </w:r>
           </w:p>
           <w:p>
             <w:pPr>
-              <w:ind w:left="37"/>
+              <w:rPr>
+                <w:rFonts w:ascii="Consolas" w:hAnsi="Consolas"/>
+                <w:color w:val="00B050"/>
+                <w:sz w:val="18"/>
+                <w:szCs w:val="18"/>
+              </w:rPr>
             </w:pPr>
             <w:r>
-              <w:t>vertreten durch</w:t>
+              <w:rPr>
+                <w:rFonts w:ascii="Consolas" w:hAnsi="Consolas"/>
+                <w:color w:val="00B050"/>
+                <w:sz w:val="18"/>
+                <w:szCs w:val="18"/>
+              </w:rPr>
+              <w:t xml:space="preserve">{%p </w:t>
+            </w:r>
+            <w:proofErr w:type="spellStart"/>
+            <w:r>
+              <w:rPr>
+                <w:rFonts w:ascii="Consolas" w:hAnsi="Consolas"/>
+                <w:color w:val="00B050"/>
+                <w:sz w:val="18"/>
+                <w:szCs w:val="18"/>
+              </w:rPr>
+              <w:t>else</w:t>
+            </w:r>
+            <w:proofErr w:type="spellEnd"/>
+            <w:r>
+              <w:rPr>
+                <w:rFonts w:ascii="Consolas" w:hAnsi="Consolas"/>
+                <w:color w:val="00B050"/>
+                <w:sz w:val="18"/>
+                <w:szCs w:val="18"/>
+              </w:rPr>
+              <w:t xml:space="preserve"> %}</w:t>
+            </w:r>
+          </w:p>
+          <w:p>
+            <w:r>
+              <w:t>Gesuchsteller/in (Bauherrschaft)</w:t>
             </w:r>
           </w:p>
           <w:p>
             <w:pPr>
-              <w:ind w:left="37"/>
+              <w:rPr>
+                <w:rFonts w:ascii="Consolas" w:hAnsi="Consolas" w:cs="Arial"/>
+                <w:color w:val="00B050"/>
+                <w:sz w:val="18"/>
+                <w:szCs w:val="18"/>
+              </w:rPr>
             </w:pPr>
             <w:r>
               <w:rPr>
-                <w:rStyle w:val="PlatzhalterZchn"/>
-              </w:rPr>
-              <w:t>{{ G.VERTRETER_NAME }}</w:t>
-            </w:r>
-            <w:r>
-              <w:t xml:space="preserve">, </w:t>
-            </w:r>
-            <w:r>
-              <w:rPr>
-                <w:rStyle w:val="PlatzhalterZchn"/>
-              </w:rPr>
-              <w:t>{{ G.VERTRETER_ADRESSE }}</w:t>
-            </w:r>
-          </w:p>
-          <w:p>
-            <w:pPr>
-              <w:rPr>
-                <w:rFonts w:ascii="Consolas" w:hAnsi="Consolas" w:cs="Arial"/>
-                <w:color w:val="00B050"/>
-                <w:sz w:val="18"/>
-                <w:szCs w:val="18"/>
-              </w:rPr>
-            </w:pPr>
-            <w:r>
-              <w:rPr>
-                <w:rFonts w:ascii="Consolas" w:hAnsi="Consolas" w:cs="Arial"/>
-                <w:color w:val="00B050"/>
-                <w:sz w:val="18"/>
-                <w:szCs w:val="18"/>
-              </w:rPr>
-              <w:t>{%p endif %}</w:t>
-            </w:r>
-          </w:p>
-          <w:p>
-            <w:pPr>
-              <w:rPr>
-                <w:rFonts w:ascii="Consolas" w:hAnsi="Consolas" w:cs="Arial"/>
-                <w:color w:val="00B050"/>
-                <w:sz w:val="18"/>
-                <w:szCs w:val="18"/>
-              </w:rPr>
-            </w:pPr>
-            <w:r>
-              <w:rPr>
-                <w:rFonts w:ascii="Consolas" w:hAnsi="Consolas" w:cs="Arial"/>
-                <w:color w:val="00B050"/>
-                <w:sz w:val="18"/>
-                <w:szCs w:val="18"/>
-              </w:rPr>
-              <w:t>{%p endif %}</w:t>
-            </w:r>
-          </w:p>
-          <w:p>
-            <w:pPr>
-              <w:rPr>
-                <w:rFonts w:ascii="Consolas" w:hAnsi="Consolas" w:cs="Arial"/>
-                <w:color w:val="00B050"/>
-                <w:sz w:val="18"/>
-                <w:szCs w:val="18"/>
-              </w:rPr>
-            </w:pPr>
-            <w:r>
-              <w:rPr>
-                <w:rFonts w:ascii="Consolas" w:hAnsi="Consolas" w:cs="Arial"/>
-                <w:color w:val="00B050"/>
-                <w:sz w:val="18"/>
-                <w:szCs w:val="18"/>
-              </w:rPr>
-              <w:t>{%p endfor %}</w:t>
-            </w:r>
-          </w:p>
-          <w:p>
-            <w:pPr>
-              <w:rPr>
-                <w:rFonts w:ascii="Consolas" w:hAnsi="Consolas"/>
-                <w:color w:val="00B050"/>
-                <w:sz w:val="18"/>
-                <w:szCs w:val="18"/>
-              </w:rPr>
-            </w:pPr>
-            <w:r>
-              <w:rPr>
-                <w:rFonts w:ascii="Consolas" w:hAnsi="Consolas" w:cs="Arial"/>
-                <w:color w:val="00B050"/>
-                <w:sz w:val="18"/>
-                <w:szCs w:val="18"/>
-              </w:rPr>
-              <w:t>{%p el</w:t>
-            </w:r>
-            <w:r>
-              <w:rPr>
-                <w:rFonts w:ascii="Consolas" w:hAnsi="Consolas"/>
-                <w:color w:val="00B050"/>
-                <w:sz w:val="18"/>
-                <w:szCs w:val="18"/>
-              </w:rPr>
-              <w:t xml:space="preserve">if </w:t>
-            </w:r>
-            <w:r>
-              <w:rPr>
-                <w:rFonts w:ascii="Consolas" w:hAnsi="Consolas"/>
-                <w:color w:val="00B050"/>
-                <w:sz w:val="18"/>
-                <w:szCs w:val="18"/>
-              </w:rPr>
-              <w:t>GESUCHSTELLER</w:t>
-            </w:r>
-            <w:r>
-              <w:rPr>
-                <w:rFonts w:ascii="Consolas" w:hAnsi="Consolas"/>
-                <w:color w:val="00B050"/>
-                <w:sz w:val="18"/>
-                <w:szCs w:val="18"/>
-              </w:rPr>
-              <w:t>_ANREDE == "Herr" %}</w:t>
-            </w:r>
-          </w:p>
-          <w:p>
-            <w:r>
-              <w:lastRenderedPageBreak/>
-              <w:t>Gesuchsteller</w:t>
-            </w:r>
-          </w:p>
-          <w:p>
-            <w:pPr>
-              <w:rPr>
-                <w:rFonts w:ascii="Consolas" w:hAnsi="Consolas"/>
-                <w:color w:val="00B050"/>
-                <w:sz w:val="18"/>
-                <w:szCs w:val="18"/>
-              </w:rPr>
-            </w:pPr>
-            <w:r>
-              <w:rPr>
-                <w:rFonts w:ascii="Consolas" w:hAnsi="Consolas"/>
-                <w:color w:val="00B050"/>
-                <w:sz w:val="18"/>
-                <w:szCs w:val="18"/>
-              </w:rPr>
-              <w:t>{%</w:t>
-            </w:r>
-            <w:r>
-              <w:rPr>
-                <w:rFonts w:ascii="Consolas" w:hAnsi="Consolas"/>
-                <w:color w:val="00B050"/>
-                <w:sz w:val="18"/>
-                <w:szCs w:val="18"/>
-              </w:rPr>
-              <w:t>p</w:t>
-            </w:r>
-            <w:r>
-              <w:rPr>
-                <w:rFonts w:ascii="Consolas" w:hAnsi="Consolas"/>
-                <w:color w:val="00B050"/>
-                <w:sz w:val="18"/>
-                <w:szCs w:val="18"/>
-              </w:rPr>
-              <w:t xml:space="preserve"> elif </w:t>
-            </w:r>
-            <w:r>
-              <w:rPr>
-                <w:rFonts w:ascii="Consolas" w:hAnsi="Consolas"/>
-                <w:color w:val="00B050"/>
-                <w:sz w:val="18"/>
-                <w:szCs w:val="18"/>
-              </w:rPr>
-              <w:t>GESUCHSTELLER</w:t>
-            </w:r>
-            <w:r>
-              <w:rPr>
-                <w:rFonts w:ascii="Consolas" w:hAnsi="Consolas"/>
-                <w:color w:val="00B050"/>
-                <w:sz w:val="18"/>
-                <w:szCs w:val="18"/>
-              </w:rPr>
-              <w:t>_ANREDE == "Frau" %}</w:t>
-            </w:r>
-          </w:p>
-          <w:p>
-            <w:r>
-              <w:t>Gesuchstellerin</w:t>
-            </w:r>
-          </w:p>
-          <w:p>
-            <w:pPr>
-              <w:rPr>
-                <w:rFonts w:ascii="Consolas" w:hAnsi="Consolas"/>
-                <w:color w:val="00B050"/>
-                <w:sz w:val="18"/>
-                <w:szCs w:val="18"/>
-              </w:rPr>
-            </w:pPr>
-            <w:r>
-              <w:rPr>
-                <w:rFonts w:ascii="Consolas" w:hAnsi="Consolas"/>
-                <w:color w:val="00B050"/>
-                <w:sz w:val="18"/>
-                <w:szCs w:val="18"/>
-              </w:rPr>
-              <w:t>{%</w:t>
-            </w:r>
-            <w:r>
-              <w:rPr>
-                <w:rFonts w:ascii="Consolas" w:hAnsi="Consolas"/>
-                <w:color w:val="00B050"/>
-                <w:sz w:val="18"/>
-                <w:szCs w:val="18"/>
-              </w:rPr>
-              <w:t>p</w:t>
-            </w:r>
-            <w:r>
-              <w:rPr>
-                <w:rFonts w:ascii="Consolas" w:hAnsi="Consolas"/>
-                <w:color w:val="00B050"/>
-                <w:sz w:val="18"/>
-                <w:szCs w:val="18"/>
-              </w:rPr>
-              <w:t xml:space="preserve"> else %}</w:t>
-            </w:r>
-          </w:p>
-          <w:p>
-            <w:r>
-              <w:t>Gesuchsteller/in</w:t>
-            </w:r>
-          </w:p>
-          <w:p>
-            <w:r>
-              <w:rPr>
-                <w:rFonts w:ascii="Consolas" w:hAnsi="Consolas" w:cs="Arial"/>
-                <w:color w:val="00B050"/>
-                <w:sz w:val="18"/>
-                <w:szCs w:val="18"/>
-              </w:rPr>
-              <w:t>{%p endif %}</w:t>
-            </w:r>
-            <w:bookmarkEnd w:id="0"/>
+                <w:rFonts w:ascii="Consolas" w:hAnsi="Consolas" w:cs="Arial"/>
+                <w:color w:val="00B050"/>
+                <w:sz w:val="18"/>
+                <w:szCs w:val="18"/>
+              </w:rPr>
+              <w:t xml:space="preserve">{%p </w:t>
+            </w:r>
+            <w:proofErr w:type="spellStart"/>
+            <w:r>
+              <w:rPr>
+                <w:rFonts w:ascii="Consolas" w:hAnsi="Consolas" w:cs="Arial"/>
+                <w:color w:val="00B050"/>
+                <w:sz w:val="18"/>
+                <w:szCs w:val="18"/>
+              </w:rPr>
+              <w:t>endif</w:t>
+            </w:r>
+            <w:proofErr w:type="spellEnd"/>
+            <w:r>
+              <w:rPr>
+                <w:rFonts w:ascii="Consolas" w:hAnsi="Consolas" w:cs="Arial"/>
+                <w:color w:val="00B050"/>
+                <w:sz w:val="18"/>
+                <w:szCs w:val="18"/>
+              </w:rPr>
+              <w:t xml:space="preserve"> %}</w:t>
+            </w:r>
           </w:p>
         </w:tc>
       </w:tr>
       <w:tr>
         <w:tc>
           <w:tcPr>
-            <w:tcW w:w="2834" w:type="dxa"/>
-            <w:shd w:val="clear" w:color="auto" w:fill="auto"/>
+            <w:tcW w:w="2835" w:type="dxa"/>
           </w:tcPr>
           <w:p>
             <w:pPr>
-              <w:ind w:left="57"/>
               <w:rPr>
                 <w:rFonts w:cs="Arial"/>
                 <w:b/>
@@ -1697,15 +2694,13 @@
                 <w:bCs/>
                 <w:szCs w:val="22"/>
               </w:rPr>
-              <w:lastRenderedPageBreak/>
               <w:t>Projektverfasser/in</w:t>
             </w:r>
           </w:p>
         </w:tc>
         <w:tc>
           <w:tcPr>
-            <w:tcW w:w="6511" w:type="dxa"/>
-            <w:shd w:val="clear" w:color="auto" w:fill="auto"/>
+            <w:tcW w:w="6804" w:type="dxa"/>
           </w:tcPr>
           <w:p>
             <w:pPr>
@@ -1723,43 +2718,27 @@
                 <w:sz w:val="18"/>
                 <w:szCs w:val="18"/>
               </w:rPr>
-              <w:t xml:space="preserve">{%p if </w:t>
-            </w:r>
-            <w:r>
-              <w:rPr>
-                <w:rFonts w:ascii="Consolas" w:hAnsi="Consolas" w:cs="Arial"/>
-                <w:color w:val="00B050"/>
-                <w:sz w:val="18"/>
-                <w:szCs w:val="18"/>
-              </w:rPr>
-              <w:t>ALLE_</w:t>
-            </w:r>
-            <w:r>
-              <w:rPr>
-                <w:rFonts w:ascii="Consolas" w:hAnsi="Consolas" w:cs="Arial"/>
-                <w:color w:val="00B050"/>
-                <w:sz w:val="18"/>
-                <w:szCs w:val="18"/>
-              </w:rPr>
-              <w:t>PROJEKTVERFASSER</w:t>
-            </w:r>
-            <w:r>
-              <w:rPr>
-                <w:rFonts w:ascii="Consolas" w:hAnsi="Consolas" w:cs="Arial"/>
-                <w:color w:val="00B050"/>
-                <w:sz w:val="18"/>
-                <w:szCs w:val="18"/>
-              </w:rPr>
-              <w:t>_LISTE</w:t>
-            </w:r>
-            <w:r>
-              <w:rPr>
-                <w:rFonts w:ascii="Consolas" w:hAnsi="Consolas" w:cs="Arial"/>
-                <w:color w:val="00B050"/>
-                <w:sz w:val="18"/>
-                <w:szCs w:val="18"/>
-              </w:rPr>
-              <w:t xml:space="preserve"> %}</w:t>
+              <w:t xml:space="preserve">{%p </w:t>
+            </w:r>
+            <w:proofErr w:type="spellStart"/>
+            <w:r>
+              <w:rPr>
+                <w:rFonts w:ascii="Consolas" w:hAnsi="Consolas" w:cs="Arial"/>
+                <w:color w:val="00B050"/>
+                <w:sz w:val="18"/>
+                <w:szCs w:val="18"/>
+              </w:rPr>
+              <w:t>if</w:t>
+            </w:r>
+            <w:proofErr w:type="spellEnd"/>
+            <w:r>
+              <w:rPr>
+                <w:rFonts w:ascii="Consolas" w:hAnsi="Consolas" w:cs="Arial"/>
+                <w:color w:val="00B050"/>
+                <w:sz w:val="18"/>
+                <w:szCs w:val="18"/>
+              </w:rPr>
+              <w:t xml:space="preserve"> ALLE_PROJEKTVERFASSER_LISTE %}</w:t>
             </w:r>
           </w:p>
           <w:p>
@@ -1778,25 +2757,27 @@
                 <w:sz w:val="18"/>
                 <w:szCs w:val="18"/>
               </w:rPr>
-              <w:t>{%p for G in ALLE_</w:t>
-            </w:r>
-            <w:r>
-              <w:rPr>
-                <w:rFonts w:ascii="Consolas" w:hAnsi="Consolas" w:cs="Arial"/>
-                <w:color w:val="00B050"/>
-                <w:sz w:val="18"/>
-                <w:szCs w:val="18"/>
-              </w:rPr>
-              <w:t>PROJEKTVERFASSER</w:t>
-            </w:r>
-            <w:r>
-              <w:rPr>
-                <w:rFonts w:ascii="Consolas" w:hAnsi="Consolas" w:cs="Arial"/>
-                <w:color w:val="00B050"/>
-                <w:sz w:val="18"/>
-                <w:szCs w:val="18"/>
-              </w:rPr>
-              <w:t>_LISTE %}</w:t>
+              <w:t xml:space="preserve">{%p </w:t>
+            </w:r>
+            <w:proofErr w:type="spellStart"/>
+            <w:r>
+              <w:rPr>
+                <w:rFonts w:ascii="Consolas" w:hAnsi="Consolas" w:cs="Arial"/>
+                <w:color w:val="00B050"/>
+                <w:sz w:val="18"/>
+                <w:szCs w:val="18"/>
+              </w:rPr>
+              <w:t>for</w:t>
+            </w:r>
+            <w:proofErr w:type="spellEnd"/>
+            <w:r>
+              <w:rPr>
+                <w:rFonts w:ascii="Consolas" w:hAnsi="Consolas" w:cs="Arial"/>
+                <w:color w:val="00B050"/>
+                <w:sz w:val="18"/>
+                <w:szCs w:val="18"/>
+              </w:rPr>
+              <w:t xml:space="preserve"> G in ALLE_PROJEKTVERFASSER_LISTE %}</w:t>
             </w:r>
           </w:p>
           <w:p>
@@ -1816,43 +2797,47 @@
                 <w:sz w:val="18"/>
                 <w:szCs w:val="18"/>
               </w:rPr>
-              <w:t>{%</w:t>
-            </w:r>
-            <w:r>
-              <w:rPr>
-                <w:rFonts w:ascii="Consolas" w:hAnsi="Consolas" w:cs="Arial"/>
-                <w:color w:val="00B050"/>
-                <w:sz w:val="18"/>
-                <w:szCs w:val="18"/>
-              </w:rPr>
-              <w:t>p</w:t>
-            </w:r>
-            <w:r>
-              <w:rPr>
-                <w:rFonts w:ascii="Consolas" w:hAnsi="Consolas" w:cs="Arial"/>
-                <w:color w:val="00B050"/>
-                <w:sz w:val="18"/>
-                <w:szCs w:val="18"/>
-              </w:rPr>
-              <w:t xml:space="preserve"> if ALLE_</w:t>
-            </w:r>
-            <w:r>
-              <w:rPr>
-                <w:rFonts w:ascii="Consolas" w:hAnsi="Consolas" w:cs="Arial"/>
-                <w:color w:val="00B050"/>
-                <w:sz w:val="18"/>
-                <w:szCs w:val="18"/>
-              </w:rPr>
-              <w:t>PROJEKTVERFASSER</w:t>
-            </w:r>
-            <w:r>
-              <w:rPr>
-                <w:rFonts w:ascii="Consolas" w:hAnsi="Consolas" w:cs="Arial"/>
-                <w:color w:val="00B050"/>
-                <w:sz w:val="18"/>
-                <w:szCs w:val="18"/>
-              </w:rPr>
-              <w:t>_LISTE|length &gt; 1 %}</w:t>
+              <w:t xml:space="preserve">{%p </w:t>
+            </w:r>
+            <w:proofErr w:type="spellStart"/>
+            <w:r>
+              <w:rPr>
+                <w:rFonts w:ascii="Consolas" w:hAnsi="Consolas" w:cs="Arial"/>
+                <w:color w:val="00B050"/>
+                <w:sz w:val="18"/>
+                <w:szCs w:val="18"/>
+              </w:rPr>
+              <w:t>if</w:t>
+            </w:r>
+            <w:proofErr w:type="spellEnd"/>
+            <w:r>
+              <w:rPr>
+                <w:rFonts w:ascii="Consolas" w:hAnsi="Consolas" w:cs="Arial"/>
+                <w:color w:val="00B050"/>
+                <w:sz w:val="18"/>
+                <w:szCs w:val="18"/>
+              </w:rPr>
+              <w:t xml:space="preserve"> </w:t>
+            </w:r>
+            <w:proofErr w:type="spellStart"/>
+            <w:r>
+              <w:rPr>
+                <w:rFonts w:ascii="Consolas" w:hAnsi="Consolas" w:cs="Arial"/>
+                <w:color w:val="00B050"/>
+                <w:sz w:val="18"/>
+                <w:szCs w:val="18"/>
+              </w:rPr>
+              <w:t>ALLE_PROJEKTVERFASSER_LISTE|length</w:t>
+            </w:r>
+            <w:proofErr w:type="spellEnd"/>
+            <w:r>
+              <w:rPr>
+                <w:rFonts w:ascii="Consolas" w:hAnsi="Consolas" w:cs="Arial"/>
+                <w:color w:val="00B050"/>
+                <w:sz w:val="18"/>
+                <w:szCs w:val="18"/>
+              </w:rPr>
+              <w:t xml:space="preserve"> &gt; 1 %}</w:t>
             </w:r>
           </w:p>
           <w:p>
@@ -1865,29 +2850,184 @@
               <w:spacing w:before="0"/>
               <w:ind w:left="357" w:hanging="357"/>
               <w:rPr>
-                <w:rFonts w:cs="Arial"/>
-                <w:szCs w:val="22"/>
+                <w:rStyle w:val="PlatzhalterZchn"/>
               </w:rPr>
             </w:pPr>
+            <w:proofErr w:type="gramStart"/>
             <w:r>
               <w:rPr>
                 <w:rStyle w:val="PlatzhalterZchn"/>
               </w:rPr>
-              <w:t>{{ G.NAME }}</w:t>
+              <w:lastRenderedPageBreak/>
+              <w:t>{{ G.NAME</w:t>
+            </w:r>
+            <w:proofErr w:type="gramEnd"/>
+            <w:r>
+              <w:rPr>
+                <w:rStyle w:val="PlatzhalterZchn"/>
+              </w:rPr>
+              <w:t xml:space="preserve"> }}</w:t>
             </w:r>
             <w:r>
               <w:t xml:space="preserve">, </w:t>
             </w:r>
+            <w:proofErr w:type="gramStart"/>
             <w:r>
               <w:rPr>
                 <w:rStyle w:val="PlatzhalterZchn"/>
               </w:rPr>
-              <w:t>{{ G.ADRESSE }}</w:t>
+              <w:t>{{ G.ADRESSE</w:t>
+            </w:r>
+            <w:proofErr w:type="gramEnd"/>
+            <w:r>
+              <w:rPr>
+                <w:rStyle w:val="PlatzhalterZchn"/>
+              </w:rPr>
+              <w:t xml:space="preserve"> </w:t>
+            </w:r>
+            <w:proofErr w:type="gramStart"/>
+            <w:r>
+              <w:rPr>
+                <w:rStyle w:val="PlatzhalterZchn"/>
+              </w:rPr>
+              <w:t>}}</w:t>
+            </w:r>
+            <w:r>
+              <w:rPr>
+                <w:rFonts w:ascii="Consolas" w:hAnsi="Consolas" w:cs="Arial"/>
+                <w:color w:val="00B050"/>
+                <w:sz w:val="18"/>
+                <w:szCs w:val="18"/>
+              </w:rPr>
+              <w:t>{</w:t>
+            </w:r>
+            <w:proofErr w:type="gramEnd"/>
+            <w:r>
+              <w:rPr>
+                <w:rFonts w:ascii="Consolas" w:hAnsi="Consolas" w:cs="Arial"/>
+                <w:color w:val="00B050"/>
+                <w:sz w:val="18"/>
+                <w:szCs w:val="18"/>
+              </w:rPr>
+              <w:t xml:space="preserve">% </w:t>
+            </w:r>
+            <w:proofErr w:type="spellStart"/>
+            <w:r>
+              <w:rPr>
+                <w:rFonts w:ascii="Consolas" w:hAnsi="Consolas" w:cs="Arial"/>
+                <w:color w:val="00B050"/>
+                <w:sz w:val="18"/>
+                <w:szCs w:val="18"/>
+              </w:rPr>
+              <w:t>if</w:t>
+            </w:r>
+            <w:proofErr w:type="spellEnd"/>
+            <w:r>
+              <w:rPr>
+                <w:rFonts w:ascii="Consolas" w:hAnsi="Consolas" w:cs="Arial"/>
+                <w:color w:val="00B050"/>
+                <w:sz w:val="18"/>
+                <w:szCs w:val="18"/>
+              </w:rPr>
+              <w:t xml:space="preserve"> G.VERTRETER_NAME %}</w:t>
+            </w:r>
+            <w:r>
+              <w:t xml:space="preserve"> vertreten durch </w:t>
+            </w:r>
+            <w:proofErr w:type="gramStart"/>
+            <w:r>
+              <w:rPr>
+                <w:rStyle w:val="PlatzhalterZchn"/>
+              </w:rPr>
+              <w:t>{{ G.VERTRETER</w:t>
+            </w:r>
+            <w:proofErr w:type="gramEnd"/>
+            <w:r>
+              <w:rPr>
+                <w:rStyle w:val="PlatzhalterZchn"/>
+              </w:rPr>
+              <w:t>_</w:t>
+            </w:r>
+            <w:proofErr w:type="gramStart"/>
+            <w:r>
+              <w:rPr>
+                <w:rStyle w:val="PlatzhalterZchn"/>
+              </w:rPr>
+              <w:t>NAME }</w:t>
+            </w:r>
+            <w:proofErr w:type="gramEnd"/>
+            <w:r>
+              <w:rPr>
+                <w:rStyle w:val="PlatzhalterZchn"/>
+              </w:rPr>
+              <w:t>}</w:t>
+            </w:r>
+            <w:r>
+              <w:t xml:space="preserve">, </w:t>
+            </w:r>
+            <w:proofErr w:type="gramStart"/>
+            <w:r>
+              <w:rPr>
+                <w:rStyle w:val="PlatzhalterZchn"/>
+              </w:rPr>
+              <w:t>{{ G.VERTRETER</w:t>
+            </w:r>
+            <w:proofErr w:type="gramEnd"/>
+            <w:r>
+              <w:rPr>
+                <w:rStyle w:val="PlatzhalterZchn"/>
+              </w:rPr>
+              <w:t>_</w:t>
+            </w:r>
+            <w:proofErr w:type="gramStart"/>
+            <w:r>
+              <w:rPr>
+                <w:rStyle w:val="PlatzhalterZchn"/>
+              </w:rPr>
+              <w:t>ADRESSE }}</w:t>
+            </w:r>
+            <w:r>
+              <w:rPr>
+                <w:rFonts w:ascii="Consolas" w:hAnsi="Consolas" w:cs="Arial"/>
+                <w:color w:val="00B050"/>
+                <w:sz w:val="18"/>
+                <w:szCs w:val="18"/>
+              </w:rPr>
+              <w:t>{</w:t>
+            </w:r>
+            <w:proofErr w:type="gramEnd"/>
+            <w:r>
+              <w:rPr>
+                <w:rFonts w:ascii="Consolas" w:hAnsi="Consolas" w:cs="Arial"/>
+                <w:color w:val="00B050"/>
+                <w:sz w:val="18"/>
+                <w:szCs w:val="18"/>
+              </w:rPr>
+              <w:t xml:space="preserve">% </w:t>
+            </w:r>
+            <w:proofErr w:type="spellStart"/>
+            <w:r>
+              <w:rPr>
+                <w:rFonts w:ascii="Consolas" w:hAnsi="Consolas" w:cs="Arial"/>
+                <w:color w:val="00B050"/>
+                <w:sz w:val="18"/>
+                <w:szCs w:val="18"/>
+              </w:rPr>
+              <w:t>endif</w:t>
+            </w:r>
+            <w:proofErr w:type="spellEnd"/>
+            <w:r>
+              <w:rPr>
+                <w:rFonts w:ascii="Consolas" w:hAnsi="Consolas" w:cs="Arial"/>
+                <w:color w:val="00B050"/>
+                <w:sz w:val="18"/>
+                <w:szCs w:val="18"/>
+              </w:rPr>
+              <w:t xml:space="preserve"> %}</w:t>
             </w:r>
           </w:p>
           <w:p>
             <w:pPr>
-              <w:ind w:left="357"/>
               <w:rPr>
                 <w:rFonts w:ascii="Consolas" w:hAnsi="Consolas" w:cs="Arial"/>
                 <w:color w:val="00B050"/>
@@ -1902,156 +3042,258 @@
                 <w:sz w:val="18"/>
                 <w:szCs w:val="18"/>
               </w:rPr>
-              <w:t>{%p if G.VERTRETER_NAME %}</w:t>
+              <w:t xml:space="preserve">{%p </w:t>
+            </w:r>
+            <w:proofErr w:type="spellStart"/>
+            <w:r>
+              <w:rPr>
+                <w:rFonts w:ascii="Consolas" w:hAnsi="Consolas" w:cs="Arial"/>
+                <w:color w:val="00B050"/>
+                <w:sz w:val="18"/>
+                <w:szCs w:val="18"/>
+              </w:rPr>
+              <w:t>else</w:t>
+            </w:r>
+            <w:proofErr w:type="spellEnd"/>
+            <w:r>
+              <w:rPr>
+                <w:rFonts w:ascii="Consolas" w:hAnsi="Consolas" w:cs="Arial"/>
+                <w:color w:val="00B050"/>
+                <w:sz w:val="18"/>
+                <w:szCs w:val="18"/>
+              </w:rPr>
+              <w:t xml:space="preserve"> %}</w:t>
             </w:r>
           </w:p>
           <w:p>
             <w:pPr>
-              <w:ind w:left="357"/>
+              <w:rPr>
+                <w:rFonts w:ascii="Consolas" w:hAnsi="Consolas" w:cs="Arial"/>
+                <w:color w:val="00B050"/>
+                <w:sz w:val="18"/>
+                <w:szCs w:val="18"/>
+              </w:rPr>
             </w:pPr>
-            <w:r>
-              <w:t>vertreten durch</w:t>
-            </w:r>
-          </w:p>
-          <w:p>
-            <w:pPr>
-              <w:ind w:left="357"/>
-            </w:pPr>
+            <w:proofErr w:type="gramStart"/>
             <w:r>
               <w:rPr>
                 <w:rStyle w:val="PlatzhalterZchn"/>
               </w:rPr>
-              <w:t>{{ G.VERTRETER_NAME }}</w:t>
+              <w:t>{{ G.NAME</w:t>
+            </w:r>
+            <w:proofErr w:type="gramEnd"/>
+            <w:r>
+              <w:rPr>
+                <w:rStyle w:val="PlatzhalterZchn"/>
+              </w:rPr>
+              <w:t xml:space="preserve"> }}</w:t>
             </w:r>
             <w:r>
               <w:t xml:space="preserve">, </w:t>
             </w:r>
+            <w:proofErr w:type="gramStart"/>
             <w:r>
               <w:rPr>
                 <w:rStyle w:val="PlatzhalterZchn"/>
               </w:rPr>
-              <w:t>{{ G.VERTRETER_ADRESSE }}</w:t>
-            </w:r>
-          </w:p>
-          <w:p>
-            <w:pPr>
-              <w:ind w:left="357"/>
-              <w:rPr>
-                <w:rFonts w:ascii="Consolas" w:hAnsi="Consolas" w:cs="Arial"/>
-                <w:color w:val="00B050"/>
-                <w:sz w:val="18"/>
-                <w:szCs w:val="18"/>
-              </w:rPr>
-            </w:pPr>
-            <w:r>
-              <w:rPr>
-                <w:rFonts w:ascii="Consolas" w:hAnsi="Consolas" w:cs="Arial"/>
-                <w:color w:val="00B050"/>
-                <w:sz w:val="18"/>
-                <w:szCs w:val="18"/>
-              </w:rPr>
-              <w:t>{%p endif %}</w:t>
-            </w:r>
-          </w:p>
-          <w:p>
-            <w:pPr>
-              <w:rPr>
-                <w:rFonts w:ascii="Consolas" w:hAnsi="Consolas" w:cs="Arial"/>
-                <w:color w:val="00B050"/>
-                <w:sz w:val="18"/>
-                <w:szCs w:val="18"/>
-              </w:rPr>
-            </w:pPr>
-            <w:r>
-              <w:rPr>
-                <w:rFonts w:ascii="Consolas" w:hAnsi="Consolas" w:cs="Arial"/>
-                <w:color w:val="00B050"/>
-                <w:sz w:val="18"/>
-                <w:szCs w:val="18"/>
-              </w:rPr>
-              <w:t>{%</w:t>
-            </w:r>
-            <w:r>
-              <w:rPr>
-                <w:rFonts w:ascii="Consolas" w:hAnsi="Consolas" w:cs="Arial"/>
-                <w:color w:val="00B050"/>
-                <w:sz w:val="18"/>
-                <w:szCs w:val="18"/>
-              </w:rPr>
-              <w:t>p</w:t>
-            </w:r>
-            <w:r>
-              <w:rPr>
-                <w:rFonts w:ascii="Consolas" w:hAnsi="Consolas" w:cs="Arial"/>
-                <w:color w:val="00B050"/>
-                <w:sz w:val="18"/>
-                <w:szCs w:val="18"/>
-              </w:rPr>
-              <w:t xml:space="preserve"> else %}</w:t>
-            </w:r>
-          </w:p>
-          <w:p>
+              <w:t>{{ G.ADRESSE</w:t>
+            </w:r>
+            <w:proofErr w:type="gramEnd"/>
             <w:r>
               <w:rPr>
                 <w:rStyle w:val="PlatzhalterZchn"/>
               </w:rPr>
-              <w:t>{{ G.NAME }}</w:t>
-            </w:r>
-            <w:r>
-              <w:t xml:space="preserve">, </w:t>
-            </w:r>
+              <w:t xml:space="preserve"> </w:t>
+            </w:r>
+            <w:proofErr w:type="gramStart"/>
             <w:r>
               <w:rPr>
                 <w:rStyle w:val="PlatzhalterZchn"/>
               </w:rPr>
-              <w:t>{{ G.ADRESSE }}</w:t>
-            </w:r>
-          </w:p>
-          <w:p>
-            <w:pPr>
-              <w:rPr>
-                <w:rFonts w:ascii="Consolas" w:hAnsi="Consolas" w:cs="Arial"/>
-                <w:color w:val="00B050"/>
-                <w:sz w:val="18"/>
-                <w:szCs w:val="18"/>
-              </w:rPr>
-            </w:pPr>
-            <w:r>
-              <w:rPr>
-                <w:rFonts w:ascii="Consolas" w:hAnsi="Consolas" w:cs="Arial"/>
-                <w:color w:val="00B050"/>
-                <w:sz w:val="18"/>
-                <w:szCs w:val="18"/>
-              </w:rPr>
-              <w:t>{%p if G.VERTRETER_NAME %}</w:t>
+              <w:t>}}</w:t>
+            </w:r>
+            <w:r>
+              <w:rPr>
+                <w:rFonts w:ascii="Consolas" w:hAnsi="Consolas" w:cs="Arial"/>
+                <w:color w:val="00B050"/>
+                <w:sz w:val="18"/>
+                <w:szCs w:val="18"/>
+              </w:rPr>
+              <w:t>{</w:t>
+            </w:r>
+            <w:proofErr w:type="gramEnd"/>
+            <w:r>
+              <w:rPr>
+                <w:rFonts w:ascii="Consolas" w:hAnsi="Consolas" w:cs="Arial"/>
+                <w:color w:val="00B050"/>
+                <w:sz w:val="18"/>
+                <w:szCs w:val="18"/>
+              </w:rPr>
+              <w:t xml:space="preserve">% </w:t>
+            </w:r>
+            <w:proofErr w:type="spellStart"/>
+            <w:r>
+              <w:rPr>
+                <w:rFonts w:ascii="Consolas" w:hAnsi="Consolas" w:cs="Arial"/>
+                <w:color w:val="00B050"/>
+                <w:sz w:val="18"/>
+                <w:szCs w:val="18"/>
+              </w:rPr>
+              <w:t>if</w:t>
+            </w:r>
+            <w:proofErr w:type="spellEnd"/>
+            <w:r>
+              <w:rPr>
+                <w:rFonts w:ascii="Consolas" w:hAnsi="Consolas" w:cs="Arial"/>
+                <w:color w:val="00B050"/>
+                <w:sz w:val="18"/>
+                <w:szCs w:val="18"/>
+              </w:rPr>
+              <w:t xml:space="preserve"> G.VERTRETER_NAME %}</w:t>
             </w:r>
           </w:p>
           <w:p>
             <w:pPr>
               <w:ind w:left="37"/>
+              <w:rPr>
+                <w:rFonts w:ascii="Consolas" w:hAnsi="Consolas" w:cs="Arial"/>
+                <w:color w:val="00B050"/>
+                <w:sz w:val="18"/>
+                <w:szCs w:val="18"/>
+              </w:rPr>
             </w:pPr>
             <w:r>
-              <w:t>vertreten durch</w:t>
+              <w:t xml:space="preserve"> vertreten durch </w:t>
+            </w:r>
+            <w:proofErr w:type="gramStart"/>
+            <w:r>
+              <w:rPr>
+                <w:rStyle w:val="PlatzhalterZchn"/>
+              </w:rPr>
+              <w:t>{{ G.VERTRETER</w:t>
+            </w:r>
+            <w:proofErr w:type="gramEnd"/>
+            <w:r>
+              <w:rPr>
+                <w:rStyle w:val="PlatzhalterZchn"/>
+              </w:rPr>
+              <w:t>_</w:t>
+            </w:r>
+            <w:proofErr w:type="gramStart"/>
+            <w:r>
+              <w:rPr>
+                <w:rStyle w:val="PlatzhalterZchn"/>
+              </w:rPr>
+              <w:t>NAME }</w:t>
+            </w:r>
+            <w:proofErr w:type="gramEnd"/>
+            <w:r>
+              <w:rPr>
+                <w:rStyle w:val="PlatzhalterZchn"/>
+              </w:rPr>
+              <w:t>}</w:t>
+            </w:r>
+            <w:r>
+              <w:t xml:space="preserve">, </w:t>
+            </w:r>
+            <w:proofErr w:type="gramStart"/>
+            <w:r>
+              <w:rPr>
+                <w:rStyle w:val="PlatzhalterZchn"/>
+              </w:rPr>
+              <w:t>{{ G.VERTRETER</w:t>
+            </w:r>
+            <w:proofErr w:type="gramEnd"/>
+            <w:r>
+              <w:rPr>
+                <w:rStyle w:val="PlatzhalterZchn"/>
+              </w:rPr>
+              <w:t>_</w:t>
+            </w:r>
+            <w:proofErr w:type="gramStart"/>
+            <w:r>
+              <w:rPr>
+                <w:rStyle w:val="PlatzhalterZchn"/>
+              </w:rPr>
+              <w:t>ADRESSE }}</w:t>
+            </w:r>
+            <w:r>
+              <w:rPr>
+                <w:rFonts w:ascii="Consolas" w:hAnsi="Consolas" w:cs="Arial"/>
+                <w:color w:val="00B050"/>
+                <w:sz w:val="18"/>
+                <w:szCs w:val="18"/>
+              </w:rPr>
+              <w:t>{</w:t>
+            </w:r>
+            <w:proofErr w:type="gramEnd"/>
+            <w:r>
+              <w:rPr>
+                <w:rFonts w:ascii="Consolas" w:hAnsi="Consolas" w:cs="Arial"/>
+                <w:color w:val="00B050"/>
+                <w:sz w:val="18"/>
+                <w:szCs w:val="18"/>
+              </w:rPr>
+              <w:t xml:space="preserve">% </w:t>
+            </w:r>
+            <w:proofErr w:type="spellStart"/>
+            <w:r>
+              <w:rPr>
+                <w:rFonts w:ascii="Consolas" w:hAnsi="Consolas" w:cs="Arial"/>
+                <w:color w:val="00B050"/>
+                <w:sz w:val="18"/>
+                <w:szCs w:val="18"/>
+              </w:rPr>
+              <w:t>endif</w:t>
+            </w:r>
+            <w:proofErr w:type="spellEnd"/>
+            <w:r>
+              <w:rPr>
+                <w:rFonts w:ascii="Consolas" w:hAnsi="Consolas" w:cs="Arial"/>
+                <w:color w:val="00B050"/>
+                <w:sz w:val="18"/>
+                <w:szCs w:val="18"/>
+              </w:rPr>
+              <w:t xml:space="preserve"> %}</w:t>
             </w:r>
           </w:p>
           <w:p>
             <w:pPr>
-              <w:ind w:left="37"/>
+              <w:rPr>
+                <w:rFonts w:ascii="Consolas" w:hAnsi="Consolas" w:cs="Arial"/>
+                <w:color w:val="00B050"/>
+                <w:sz w:val="18"/>
+                <w:szCs w:val="18"/>
+              </w:rPr>
             </w:pPr>
             <w:r>
               <w:rPr>
-                <w:rStyle w:val="PlatzhalterZchn"/>
-              </w:rPr>
-              <w:t>{{ G.VERTRETER_NAME }}</w:t>
-            </w:r>
-            <w:r>
-              <w:t xml:space="preserve">, </w:t>
-            </w:r>
-            <w:r>
-              <w:rPr>
-                <w:rStyle w:val="PlatzhalterZchn"/>
-              </w:rPr>
-              <w:t>{{ G.VERTRETER_ADRESSE }}</w:t>
+                <w:rFonts w:ascii="Consolas" w:hAnsi="Consolas" w:cs="Arial"/>
+                <w:color w:val="00B050"/>
+                <w:sz w:val="18"/>
+                <w:szCs w:val="18"/>
+              </w:rPr>
+              <w:t xml:space="preserve">{%p </w:t>
+            </w:r>
+            <w:proofErr w:type="spellStart"/>
+            <w:r>
+              <w:rPr>
+                <w:rFonts w:ascii="Consolas" w:hAnsi="Consolas" w:cs="Arial"/>
+                <w:color w:val="00B050"/>
+                <w:sz w:val="18"/>
+                <w:szCs w:val="18"/>
+              </w:rPr>
+              <w:t>endif</w:t>
+            </w:r>
+            <w:proofErr w:type="spellEnd"/>
+            <w:r>
+              <w:rPr>
+                <w:rFonts w:ascii="Consolas" w:hAnsi="Consolas" w:cs="Arial"/>
+                <w:color w:val="00B050"/>
+                <w:sz w:val="18"/>
+                <w:szCs w:val="18"/>
+              </w:rPr>
+              <w:t xml:space="preserve"> %}</w:t>
             </w:r>
           </w:p>
           <w:p>
@@ -2070,13 +3312,33 @@
                 <w:sz w:val="18"/>
                 <w:szCs w:val="18"/>
               </w:rPr>
-              <w:t>{%p endif %}</w:t>
+              <w:t xml:space="preserve">{%p </w:t>
+            </w:r>
+            <w:proofErr w:type="spellStart"/>
+            <w:r>
+              <w:rPr>
+                <w:rFonts w:ascii="Consolas" w:hAnsi="Consolas" w:cs="Arial"/>
+                <w:color w:val="00B050"/>
+                <w:sz w:val="18"/>
+                <w:szCs w:val="18"/>
+              </w:rPr>
+              <w:t>endfor</w:t>
+            </w:r>
+            <w:proofErr w:type="spellEnd"/>
+            <w:r>
+              <w:rPr>
+                <w:rFonts w:ascii="Consolas" w:hAnsi="Consolas" w:cs="Arial"/>
+                <w:color w:val="00B050"/>
+                <w:sz w:val="18"/>
+                <w:szCs w:val="18"/>
+              </w:rPr>
+              <w:t xml:space="preserve"> %}</w:t>
             </w:r>
           </w:p>
           <w:p>
             <w:pPr>
               <w:rPr>
-                <w:rFonts w:ascii="Consolas" w:hAnsi="Consolas" w:cs="Arial"/>
+                <w:rFonts w:ascii="Consolas" w:hAnsi="Consolas"/>
                 <w:color w:val="00B050"/>
                 <w:sz w:val="18"/>
                 <w:szCs w:val="18"/>
@@ -2089,13 +3351,47 @@
                 <w:sz w:val="18"/>
                 <w:szCs w:val="18"/>
               </w:rPr>
-              <w:t>{%p endif %}</w:t>
+              <w:t xml:space="preserve">{%p </w:t>
+            </w:r>
+            <w:proofErr w:type="spellStart"/>
+            <w:r>
+              <w:rPr>
+                <w:rFonts w:ascii="Consolas" w:hAnsi="Consolas" w:cs="Arial"/>
+                <w:color w:val="00B050"/>
+                <w:sz w:val="18"/>
+                <w:szCs w:val="18"/>
+              </w:rPr>
+              <w:t>el</w:t>
+            </w:r>
+            <w:r>
+              <w:rPr>
+                <w:rFonts w:ascii="Consolas" w:hAnsi="Consolas"/>
+                <w:color w:val="00B050"/>
+                <w:sz w:val="18"/>
+                <w:szCs w:val="18"/>
+              </w:rPr>
+              <w:t>if</w:t>
+            </w:r>
+            <w:proofErr w:type="spellEnd"/>
+            <w:r>
+              <w:rPr>
+                <w:rFonts w:ascii="Consolas" w:hAnsi="Consolas"/>
+                <w:color w:val="00B050"/>
+                <w:sz w:val="18"/>
+                <w:szCs w:val="18"/>
+              </w:rPr>
+              <w:t xml:space="preserve"> GESUCHSTELLER_ANREDE == "Herr" %}</w:t>
+            </w:r>
+          </w:p>
+          <w:p>
+            <w:r>
+              <w:t>Gesuchsteller (Bauherrschaft)</w:t>
             </w:r>
           </w:p>
           <w:p>
             <w:pPr>
               <w:rPr>
-                <w:rFonts w:ascii="Consolas" w:hAnsi="Consolas" w:cs="Arial"/>
+                <w:rFonts w:ascii="Consolas" w:hAnsi="Consolas"/>
                 <w:color w:val="00B050"/>
                 <w:sz w:val="18"/>
                 <w:szCs w:val="18"/>
@@ -2103,12 +3399,37 @@
             </w:pPr>
             <w:r>
               <w:rPr>
-                <w:rFonts w:ascii="Consolas" w:hAnsi="Consolas" w:cs="Arial"/>
-                <w:color w:val="00B050"/>
-                <w:sz w:val="18"/>
-                <w:szCs w:val="18"/>
-              </w:rPr>
-              <w:t>{%p endfor %}</w:t>
+                <w:rFonts w:ascii="Consolas" w:hAnsi="Consolas"/>
+                <w:color w:val="00B050"/>
+                <w:sz w:val="18"/>
+                <w:szCs w:val="18"/>
+              </w:rPr>
+              <w:t xml:space="preserve">{%p </w:t>
+            </w:r>
+            <w:proofErr w:type="spellStart"/>
+            <w:r>
+              <w:rPr>
+                <w:rFonts w:ascii="Consolas" w:hAnsi="Consolas"/>
+                <w:color w:val="00B050"/>
+                <w:sz w:val="18"/>
+                <w:szCs w:val="18"/>
+              </w:rPr>
+              <w:t>elif</w:t>
+            </w:r>
+            <w:proofErr w:type="spellEnd"/>
+            <w:r>
+              <w:rPr>
+                <w:rFonts w:ascii="Consolas" w:hAnsi="Consolas"/>
+                <w:color w:val="00B050"/>
+                <w:sz w:val="18"/>
+                <w:szCs w:val="18"/>
+              </w:rPr>
+              <w:t xml:space="preserve"> GESUCHSTELLER_ANREDE == "Frau" %}</w:t>
+            </w:r>
+          </w:p>
+          <w:p>
+            <w:r>
+              <w:t>Gesuchstellerin (Bauherrschaft)</w:t>
             </w:r>
           </w:p>
           <w:p>
@@ -2122,22 +3443,14 @@
             </w:pPr>
             <w:r>
               <w:rPr>
-                <w:rFonts w:ascii="Consolas" w:hAnsi="Consolas" w:cs="Arial"/>
-                <w:color w:val="00B050"/>
-                <w:sz w:val="18"/>
-                <w:szCs w:val="18"/>
-              </w:rPr>
-              <w:t>{%p el</w:t>
-            </w:r>
-            <w:r>
-              <w:rPr>
                 <w:rFonts w:ascii="Consolas" w:hAnsi="Consolas"/>
                 <w:color w:val="00B050"/>
                 <w:sz w:val="18"/>
                 <w:szCs w:val="18"/>
               </w:rPr>
-              <w:t xml:space="preserve">if </w:t>
-            </w:r>
+              <w:t xml:space="preserve">{%p </w:t>
+            </w:r>
+            <w:proofErr w:type="spellStart"/>
             <w:r>
               <w:rPr>
                 <w:rFonts w:ascii="Consolas" w:hAnsi="Consolas"/>
@@ -2145,8 +3458,9 @@
                 <w:sz w:val="18"/>
                 <w:szCs w:val="18"/>
               </w:rPr>
-              <w:t>GESUCHSTELLER</w:t>
-            </w:r>
+              <w:t>else</w:t>
+            </w:r>
+            <w:proofErr w:type="spellEnd"/>
             <w:r>
               <w:rPr>
                 <w:rFonts w:ascii="Consolas" w:hAnsi="Consolas"/>
@@ -2154,125 +3468,43 @@
                 <w:sz w:val="18"/>
                 <w:szCs w:val="18"/>
               </w:rPr>
-              <w:t>_ANREDE == "Herr" %}</w:t>
+              <w:t xml:space="preserve"> %}</w:t>
             </w:r>
           </w:p>
           <w:p>
             <w:r>
-              <w:t>Gesuchsteller</w:t>
+              <w:t>Gesuchsteller/in (Bauherrschaft)</w:t>
             </w:r>
           </w:p>
           <w:p>
-            <w:pPr>
-              <w:rPr>
-                <w:rFonts w:ascii="Consolas" w:hAnsi="Consolas"/>
-                <w:color w:val="00B050"/>
-                <w:sz w:val="18"/>
-                <w:szCs w:val="18"/>
-              </w:rPr>
-            </w:pPr>
-            <w:r>
-              <w:rPr>
-                <w:rFonts w:ascii="Consolas" w:hAnsi="Consolas"/>
-                <w:color w:val="00B050"/>
-                <w:sz w:val="18"/>
-                <w:szCs w:val="18"/>
-              </w:rPr>
-              <w:t>{%</w:t>
-            </w:r>
-            <w:r>
-              <w:rPr>
-                <w:rFonts w:ascii="Consolas" w:hAnsi="Consolas"/>
-                <w:color w:val="00B050"/>
-                <w:sz w:val="18"/>
-                <w:szCs w:val="18"/>
-              </w:rPr>
-              <w:t>p</w:t>
-            </w:r>
-            <w:r>
-              <w:rPr>
-                <w:rFonts w:ascii="Consolas" w:hAnsi="Consolas"/>
-                <w:color w:val="00B050"/>
-                <w:sz w:val="18"/>
-                <w:szCs w:val="18"/>
-              </w:rPr>
-              <w:t xml:space="preserve"> elif </w:t>
-            </w:r>
-            <w:r>
-              <w:rPr>
-                <w:rFonts w:ascii="Consolas" w:hAnsi="Consolas"/>
-                <w:color w:val="00B050"/>
-                <w:sz w:val="18"/>
-                <w:szCs w:val="18"/>
-              </w:rPr>
-              <w:t>GESUCHSTELLER</w:t>
-            </w:r>
-            <w:r>
-              <w:rPr>
-                <w:rFonts w:ascii="Consolas" w:hAnsi="Consolas"/>
-                <w:color w:val="00B050"/>
-                <w:sz w:val="18"/>
-                <w:szCs w:val="18"/>
-              </w:rPr>
-              <w:t>_ANREDE == "Frau" %}</w:t>
-            </w:r>
-          </w:p>
-          <w:p>
-            <w:r>
-              <w:t>Gesuchstellerin</w:t>
-            </w:r>
-          </w:p>
-          <w:p>
-            <w:pPr>
-              <w:rPr>
-                <w:rFonts w:ascii="Consolas" w:hAnsi="Consolas"/>
-                <w:color w:val="00B050"/>
-                <w:sz w:val="18"/>
-                <w:szCs w:val="18"/>
-              </w:rPr>
-            </w:pPr>
-            <w:r>
-              <w:rPr>
-                <w:rFonts w:ascii="Consolas" w:hAnsi="Consolas"/>
-                <w:color w:val="00B050"/>
-                <w:sz w:val="18"/>
-                <w:szCs w:val="18"/>
-              </w:rPr>
-              <w:t>{%</w:t>
-            </w:r>
-            <w:r>
-              <w:rPr>
-                <w:rFonts w:ascii="Consolas" w:hAnsi="Consolas"/>
-                <w:color w:val="00B050"/>
-                <w:sz w:val="18"/>
-                <w:szCs w:val="18"/>
-              </w:rPr>
-              <w:t>p</w:t>
-            </w:r>
-            <w:r>
-              <w:rPr>
-                <w:rFonts w:ascii="Consolas" w:hAnsi="Consolas"/>
-                <w:color w:val="00B050"/>
-                <w:sz w:val="18"/>
-                <w:szCs w:val="18"/>
-              </w:rPr>
-              <w:t xml:space="preserve"> else %}</w:t>
-            </w:r>
-          </w:p>
-          <w:p>
-            <w:r>
-              <w:t>Gesuchsteller/in</w:t>
-            </w:r>
-          </w:p>
-          <w:p>
-            <w:r>
-              <w:rPr>
-                <w:rFonts w:ascii="Consolas" w:hAnsi="Consolas" w:cs="Arial"/>
-                <w:color w:val="00B050"/>
-                <w:sz w:val="18"/>
-                <w:szCs w:val="18"/>
-              </w:rPr>
-              <w:t>{%p endif %}</w:t>
+            <w:r>
+              <w:rPr>
+                <w:rFonts w:ascii="Consolas" w:hAnsi="Consolas" w:cs="Arial"/>
+                <w:color w:val="00B050"/>
+                <w:sz w:val="18"/>
+                <w:szCs w:val="18"/>
+              </w:rPr>
+              <w:t xml:space="preserve">{%p </w:t>
+            </w:r>
+            <w:proofErr w:type="spellStart"/>
+            <w:r>
+              <w:rPr>
+                <w:rFonts w:ascii="Consolas" w:hAnsi="Consolas" w:cs="Arial"/>
+                <w:color w:val="00B050"/>
+                <w:sz w:val="18"/>
+                <w:szCs w:val="18"/>
+              </w:rPr>
+              <w:t>endif</w:t>
+            </w:r>
+            <w:proofErr w:type="spellEnd"/>
+            <w:r>
+              <w:rPr>
+                <w:rFonts w:ascii="Consolas" w:hAnsi="Consolas" w:cs="Arial"/>
+                <w:color w:val="00B050"/>
+                <w:sz w:val="18"/>
+                <w:szCs w:val="18"/>
+              </w:rPr>
+              <w:t xml:space="preserve"> %}</w:t>
             </w:r>
           </w:p>
         </w:tc>
@@ -2280,12 +3512,10 @@
       <w:tr>
         <w:tc>
           <w:tcPr>
-            <w:tcW w:w="2834" w:type="dxa"/>
-            <w:shd w:val="clear" w:color="auto" w:fill="auto"/>
+            <w:tcW w:w="2835" w:type="dxa"/>
           </w:tcPr>
           <w:p>
             <w:pPr>
-              <w:ind w:left="57"/>
               <w:rPr>
                 <w:rFonts w:cs="Arial"/>
                 <w:b/>
@@ -2300,30 +3530,26 @@
                 <w:bCs/>
                 <w:szCs w:val="22"/>
               </w:rPr>
+              <w:lastRenderedPageBreak/>
               <w:t>Bauvorhaben</w:t>
-            </w:r>
-            <w:r>
-              <w:rPr>
-                <w:rFonts w:cs="Arial"/>
-                <w:b/>
-                <w:bCs/>
-                <w:szCs w:val="22"/>
-              </w:rPr>
-              <w:t>:</w:t>
             </w:r>
           </w:p>
         </w:tc>
         <w:tc>
           <w:tcPr>
-            <w:tcW w:w="6511" w:type="dxa"/>
-            <w:shd w:val="clear" w:color="auto" w:fill="auto"/>
+            <w:tcW w:w="6804" w:type="dxa"/>
           </w:tcPr>
           <w:p>
             <w:pPr>
               <w:pStyle w:val="Platzhalter"/>
             </w:pPr>
-            <w:r>
-              <w:t>{{ BESCHREIBUNG_BAUVORHABEN }}</w:t>
+            <w:proofErr w:type="gramStart"/>
+            <w:r>
+              <w:t>{{ KURZBESCHREIBUNG</w:t>
+            </w:r>
+            <w:proofErr w:type="gramEnd"/>
+            <w:r>
+              <w:t>_BAUVORHABEN }}</w:t>
             </w:r>
           </w:p>
         </w:tc>
@@ -2331,12 +3557,10 @@
       <w:tr>
         <w:tc>
           <w:tcPr>
-            <w:tcW w:w="2834" w:type="dxa"/>
-            <w:shd w:val="clear" w:color="auto" w:fill="auto"/>
+            <w:tcW w:w="2835" w:type="dxa"/>
           </w:tcPr>
           <w:p>
             <w:pPr>
-              <w:ind w:left="57"/>
               <w:rPr>
                 <w:rFonts w:cs="Arial"/>
                 <w:b/>
@@ -2351,39 +3575,36 @@
                 <w:bCs/>
                 <w:szCs w:val="22"/>
               </w:rPr>
-              <w:t>Adresse:</w:t>
+              <w:t>Adresse</w:t>
             </w:r>
           </w:p>
         </w:tc>
         <w:tc>
           <w:tcPr>
-            <w:tcW w:w="6511" w:type="dxa"/>
-            <w:shd w:val="clear" w:color="auto" w:fill="auto"/>
+            <w:tcW w:w="6804" w:type="dxa"/>
           </w:tcPr>
           <w:p>
             <w:pPr>
               <w:pStyle w:val="Platzhalter"/>
-              <w:rPr>
-                <w:highlight w:val="green"/>
-              </w:rPr>
             </w:pPr>
-            <w:bookmarkStart w:id="1" w:name="_Hlk176878812"/>
-            <w:r>
-              <w:t>{{ ADRESSE }}</w:t>
-            </w:r>
-            <w:bookmarkEnd w:id="1"/>
+            <w:proofErr w:type="gramStart"/>
+            <w:r>
+              <w:t>{{ ADRESSE</w:t>
+            </w:r>
+            <w:proofErr w:type="gramEnd"/>
+            <w:r>
+              <w:t xml:space="preserve"> }}</w:t>
+            </w:r>
           </w:p>
         </w:tc>
       </w:tr>
       <w:tr>
         <w:tc>
           <w:tcPr>
-            <w:tcW w:w="2834" w:type="dxa"/>
-            <w:shd w:val="clear" w:color="auto" w:fill="auto"/>
+            <w:tcW w:w="2835" w:type="dxa"/>
           </w:tcPr>
           <w:p>
             <w:pPr>
-              <w:ind w:left="57"/>
               <w:rPr>
                 <w:rFonts w:cs="Arial"/>
                 <w:b/>
@@ -2407,25 +3628,26 @@
                 <w:bCs/>
                 <w:szCs w:val="22"/>
               </w:rPr>
-              <w:t>stücksnummer:</w:t>
+              <w:t>stücksnummer</w:t>
             </w:r>
           </w:p>
         </w:tc>
         <w:tc>
           <w:tcPr>
-            <w:tcW w:w="6511" w:type="dxa"/>
-            <w:shd w:val="clear" w:color="auto" w:fill="auto"/>
+            <w:tcW w:w="6804" w:type="dxa"/>
           </w:tcPr>
           <w:p>
             <w:pPr>
               <w:pStyle w:val="Platzhalter"/>
             </w:pPr>
+            <w:proofErr w:type="gramStart"/>
             <w:r>
               <w:t xml:space="preserve">{{ </w:t>
             </w:r>
             <w:r>
               <w:t>GRUNDSTUECK</w:t>
             </w:r>
+            <w:proofErr w:type="gramEnd"/>
             <w:r>
               <w:t xml:space="preserve"> }}</w:t>
             </w:r>
@@ -2435,12 +3657,10 @@
       <w:tr>
         <w:tc>
           <w:tcPr>
-            <w:tcW w:w="2834" w:type="dxa"/>
-            <w:shd w:val="clear" w:color="auto" w:fill="auto"/>
+            <w:tcW w:w="2835" w:type="dxa"/>
           </w:tcPr>
           <w:p>
             <w:pPr>
-              <w:ind w:left="57"/>
               <w:rPr>
                 <w:rFonts w:cs="Arial"/>
                 <w:b/>
@@ -2457,28 +3677,23 @@
               </w:rPr>
               <w:t>Eingereicht am</w:t>
             </w:r>
-            <w:r>
-              <w:rPr>
-                <w:rFonts w:cs="Arial"/>
-                <w:b/>
-                <w:bCs/>
-                <w:szCs w:val="22"/>
-              </w:rPr>
-              <w:t>:</w:t>
-            </w:r>
           </w:p>
         </w:tc>
         <w:tc>
           <w:tcPr>
-            <w:tcW w:w="6511" w:type="dxa"/>
-            <w:shd w:val="clear" w:color="auto" w:fill="auto"/>
+            <w:tcW w:w="6804" w:type="dxa"/>
           </w:tcPr>
           <w:p>
             <w:pPr>
               <w:pStyle w:val="Platzhalter"/>
             </w:pPr>
-            <w:r>
-              <w:t>{{ BAUEINGABE_DATUM }}</w:t>
+            <w:proofErr w:type="gramStart"/>
+            <w:r>
+              <w:t>{{ BAUEINGABE</w:t>
+            </w:r>
+            <w:proofErr w:type="gramEnd"/>
+            <w:r>
+              <w:t>_DATUM }}</w:t>
             </w:r>
           </w:p>
         </w:tc>
@@ -2502,8 +3717,9 @@
           <w:sz w:val="18"/>
           <w:szCs w:val="18"/>
         </w:rPr>
-        <w:t xml:space="preserve">{%p for </w:t>
-      </w:r>
+        <w:t xml:space="preserve">{%p </w:t>
+      </w:r>
+      <w:proofErr w:type="spellStart"/>
       <w:r>
         <w:rPr>
           <w:rFonts w:ascii="Consolas" w:hAnsi="Consolas" w:cs="Arial"/>
@@ -2511,8 +3727,9 @@
           <w:sz w:val="18"/>
           <w:szCs w:val="18"/>
         </w:rPr>
-        <w:t>G</w:t>
-      </w:r>
+        <w:t>for</w:t>
+      </w:r>
+      <w:proofErr w:type="spellEnd"/>
       <w:r>
         <w:rPr>
           <w:rFonts w:ascii="Consolas" w:hAnsi="Consolas" w:cs="Arial"/>
@@ -2520,7 +3737,7 @@
           <w:sz w:val="18"/>
           <w:szCs w:val="18"/>
         </w:rPr>
-        <w:t xml:space="preserve"> in </w:t>
+        <w:t xml:space="preserve"> </w:t>
       </w:r>
       <w:r>
         <w:rPr>
@@ -2529,7 +3746,7 @@
           <w:sz w:val="18"/>
           <w:szCs w:val="18"/>
         </w:rPr>
-        <w:t>ALLE_GESUCHSTELLER_LISTE</w:t>
+        <w:t>G</w:t>
       </w:r>
       <w:r>
         <w:rPr>
@@ -2538,18 +3755,17 @@
           <w:sz w:val="18"/>
           <w:szCs w:val="18"/>
         </w:rPr>
-        <w:t xml:space="preserve"> %}</w:t>
-      </w:r>
-    </w:p>
-    <w:p>
-      <w:pPr>
+        <w:t xml:space="preserve"> in </w:t>
+      </w:r>
+      <w:r>
         <w:rPr>
           <w:rFonts w:ascii="Consolas" w:hAnsi="Consolas" w:cs="Arial"/>
           <w:color w:val="00B050"/>
           <w:sz w:val="18"/>
           <w:szCs w:val="18"/>
         </w:rPr>
-      </w:pPr>
+        <w:t>ALLE_GESUCHSTELLER_LISTE</w:t>
+      </w:r>
       <w:r>
         <w:rPr>
           <w:rFonts w:ascii="Consolas" w:hAnsi="Consolas" w:cs="Arial"/>
@@ -2557,7 +3773,7 @@
           <w:sz w:val="18"/>
           <w:szCs w:val="18"/>
         </w:rPr>
-        <w:t>{%p if loop.first %}</w:t>
+        <w:t xml:space="preserve"> %}</w:t>
       </w:r>
     </w:p>
     <w:p>
@@ -2578,6 +3794,7 @@
         </w:rPr>
         <w:t xml:space="preserve">{%p </w:t>
       </w:r>
+      <w:proofErr w:type="spellStart"/>
       <w:r>
         <w:rPr>
           <w:rFonts w:ascii="Consolas" w:hAnsi="Consolas" w:cs="Arial"/>
@@ -2587,6 +3804,7 @@
         </w:rPr>
         <w:t>if</w:t>
       </w:r>
+      <w:proofErr w:type="spellEnd"/>
       <w:r>
         <w:rPr>
           <w:rFonts w:ascii="Consolas" w:hAnsi="Consolas" w:cs="Arial"/>
@@ -2594,6 +3812,67 @@
           <w:sz w:val="18"/>
           <w:szCs w:val="18"/>
         </w:rPr>
+        <w:t xml:space="preserve"> </w:t>
+      </w:r>
+      <w:proofErr w:type="spellStart"/>
+      <w:proofErr w:type="gramStart"/>
+      <w:r>
+        <w:rPr>
+          <w:rFonts w:ascii="Consolas" w:hAnsi="Consolas" w:cs="Arial"/>
+          <w:color w:val="00B050"/>
+          <w:sz w:val="18"/>
+          <w:szCs w:val="18"/>
+        </w:rPr>
+        <w:t>loop.first</w:t>
+      </w:r>
+      <w:proofErr w:type="spellEnd"/>
+      <w:proofErr w:type="gramEnd"/>
+      <w:r>
+        <w:rPr>
+          <w:rFonts w:ascii="Consolas" w:hAnsi="Consolas" w:cs="Arial"/>
+          <w:color w:val="00B050"/>
+          <w:sz w:val="18"/>
+          <w:szCs w:val="18"/>
+        </w:rPr>
+        <w:t xml:space="preserve"> %}</w:t>
+      </w:r>
+    </w:p>
+    <w:p>
+      <w:pPr>
+        <w:rPr>
+          <w:rFonts w:ascii="Consolas" w:hAnsi="Consolas" w:cs="Arial"/>
+          <w:color w:val="00B050"/>
+          <w:sz w:val="18"/>
+          <w:szCs w:val="18"/>
+        </w:rPr>
+      </w:pPr>
+      <w:r>
+        <w:rPr>
+          <w:rFonts w:ascii="Consolas" w:hAnsi="Consolas" w:cs="Arial"/>
+          <w:color w:val="00B050"/>
+          <w:sz w:val="18"/>
+          <w:szCs w:val="18"/>
+        </w:rPr>
+        <w:t xml:space="preserve">{%p </w:t>
+      </w:r>
+      <w:proofErr w:type="spellStart"/>
+      <w:r>
+        <w:rPr>
+          <w:rFonts w:ascii="Consolas" w:hAnsi="Consolas" w:cs="Arial"/>
+          <w:color w:val="00B050"/>
+          <w:sz w:val="18"/>
+          <w:szCs w:val="18"/>
+        </w:rPr>
+        <w:t>if</w:t>
+      </w:r>
+      <w:proofErr w:type="spellEnd"/>
+      <w:r>
+        <w:rPr>
+          <w:rFonts w:ascii="Consolas" w:hAnsi="Consolas" w:cs="Arial"/>
+          <w:color w:val="00B050"/>
+          <w:sz w:val="18"/>
+          <w:szCs w:val="18"/>
+        </w:rPr>
         <w:t xml:space="preserve"> G.ANREDE == </w:t>
       </w:r>
       <w:r>
@@ -2619,20 +3898,36 @@
       <w:r>
         <w:t xml:space="preserve">Sehr geehrter </w:t>
       </w:r>
+      <w:proofErr w:type="gramStart"/>
       <w:r>
         <w:rPr>
           <w:rStyle w:val="PlatzhalterZchn"/>
         </w:rPr>
-        <w:t>{{ G.ANREDE }}</w:t>
+        <w:t>{{ G.ANREDE</w:t>
+      </w:r>
+      <w:proofErr w:type="gramEnd"/>
+      <w:r>
+        <w:rPr>
+          <w:rStyle w:val="PlatzhalterZchn"/>
+        </w:rPr>
+        <w:t xml:space="preserve"> }}</w:t>
       </w:r>
       <w:r>
         <w:t xml:space="preserve"> </w:t>
       </w:r>
+      <w:proofErr w:type="gramStart"/>
       <w:r>
         <w:rPr>
           <w:rStyle w:val="PlatzhalterZchn"/>
         </w:rPr>
-        <w:t>{{ G.NACHNAME }}</w:t>
+        <w:t>{{ G.NACHNAME</w:t>
+      </w:r>
+      <w:proofErr w:type="gramEnd"/>
+      <w:r>
+        <w:rPr>
+          <w:rStyle w:val="PlatzhalterZchn"/>
+        </w:rPr>
+        <w:t xml:space="preserve"> }}</w:t>
       </w:r>
     </w:p>
     <w:p>
@@ -2653,6 +3948,7 @@
         </w:rPr>
         <w:t xml:space="preserve">{%p </w:t>
       </w:r>
+      <w:proofErr w:type="spellStart"/>
       <w:r>
         <w:rPr>
           <w:rFonts w:ascii="Consolas" w:hAnsi="Consolas" w:cs="Arial"/>
@@ -2660,8 +3956,9 @@
           <w:sz w:val="18"/>
           <w:szCs w:val="18"/>
         </w:rPr>
-        <w:t>elif G.ANREDE ==</w:t>
-      </w:r>
+        <w:t>elif</w:t>
+      </w:r>
+      <w:proofErr w:type="spellEnd"/>
       <w:r>
         <w:rPr>
           <w:rFonts w:ascii="Consolas" w:hAnsi="Consolas" w:cs="Arial"/>
@@ -2669,6 +3966,15 @@
           <w:sz w:val="18"/>
           <w:szCs w:val="18"/>
         </w:rPr>
+        <w:t xml:space="preserve"> G.ANREDE ==</w:t>
+      </w:r>
+      <w:r>
+        <w:rPr>
+          <w:rFonts w:ascii="Consolas" w:hAnsi="Consolas" w:cs="Arial"/>
+          <w:color w:val="00B050"/>
+          <w:sz w:val="18"/>
+          <w:szCs w:val="18"/>
+        </w:rPr>
         <w:t xml:space="preserve"> </w:t>
       </w:r>
       <w:r>
@@ -2685,20 +3991,36 @@
       <w:r>
         <w:t xml:space="preserve">Sehr geehrte </w:t>
       </w:r>
+      <w:proofErr w:type="gramStart"/>
       <w:r>
         <w:rPr>
           <w:rStyle w:val="PlatzhalterZchn"/>
         </w:rPr>
-        <w:t>{{ G.ANREDE }}</w:t>
+        <w:t>{{ G.ANREDE</w:t>
+      </w:r>
+      <w:proofErr w:type="gramEnd"/>
+      <w:r>
+        <w:rPr>
+          <w:rStyle w:val="PlatzhalterZchn"/>
+        </w:rPr>
+        <w:t xml:space="preserve"> }}</w:t>
       </w:r>
       <w:r>
         <w:t xml:space="preserve"> </w:t>
       </w:r>
+      <w:proofErr w:type="gramStart"/>
       <w:r>
         <w:rPr>
           <w:rStyle w:val="PlatzhalterZchn"/>
         </w:rPr>
-        <w:t>{{ G.NACHNAME }}</w:t>
+        <w:t>{{ G.NACHNAME</w:t>
+      </w:r>
+      <w:proofErr w:type="gramEnd"/>
+      <w:r>
+        <w:rPr>
+          <w:rStyle w:val="PlatzhalterZchn"/>
+        </w:rPr>
+        <w:t xml:space="preserve"> }}</w:t>
       </w:r>
     </w:p>
     <w:p>
@@ -2717,7 +4039,27 @@
           <w:sz w:val="18"/>
           <w:szCs w:val="18"/>
         </w:rPr>
-        <w:t>{%p else %}</w:t>
+        <w:t xml:space="preserve">{%p </w:t>
+      </w:r>
+      <w:proofErr w:type="spellStart"/>
+      <w:r>
+        <w:rPr>
+          <w:rFonts w:ascii="Consolas" w:hAnsi="Consolas" w:cs="Arial"/>
+          <w:color w:val="00B050"/>
+          <w:sz w:val="18"/>
+          <w:szCs w:val="18"/>
+        </w:rPr>
+        <w:t>else</w:t>
+      </w:r>
+      <w:proofErr w:type="spellEnd"/>
+      <w:r>
+        <w:rPr>
+          <w:rFonts w:ascii="Consolas" w:hAnsi="Consolas" w:cs="Arial"/>
+          <w:color w:val="00B050"/>
+          <w:sz w:val="18"/>
+          <w:szCs w:val="18"/>
+        </w:rPr>
+        <w:t xml:space="preserve"> %}</w:t>
       </w:r>
     </w:p>
     <w:p>
@@ -2741,18 +4083,19 @@
           <w:sz w:val="18"/>
           <w:szCs w:val="18"/>
         </w:rPr>
-        <w:t>{%p endif %}</w:t>
-      </w:r>
-    </w:p>
-    <w:p>
-      <w:pPr>
+        <w:t xml:space="preserve">{%p </w:t>
+      </w:r>
+      <w:proofErr w:type="spellStart"/>
+      <w:r>
         <w:rPr>
           <w:rFonts w:ascii="Consolas" w:hAnsi="Consolas"/>
           <w:color w:val="00B050"/>
           <w:sz w:val="18"/>
           <w:szCs w:val="18"/>
         </w:rPr>
-      </w:pPr>
+        <w:t>endif</w:t>
+      </w:r>
+      <w:proofErr w:type="spellEnd"/>
       <w:r>
         <w:rPr>
           <w:rFonts w:ascii="Consolas" w:hAnsi="Consolas"/>
@@ -2760,7 +4103,46 @@
           <w:sz w:val="18"/>
           <w:szCs w:val="18"/>
         </w:rPr>
-        <w:t>{%p endif %}</w:t>
+        <w:t xml:space="preserve"> %}</w:t>
+      </w:r>
+    </w:p>
+    <w:p>
+      <w:pPr>
+        <w:rPr>
+          <w:rFonts w:ascii="Consolas" w:hAnsi="Consolas"/>
+          <w:color w:val="00B050"/>
+          <w:sz w:val="18"/>
+          <w:szCs w:val="18"/>
+        </w:rPr>
+      </w:pPr>
+      <w:r>
+        <w:rPr>
+          <w:rFonts w:ascii="Consolas" w:hAnsi="Consolas"/>
+          <w:color w:val="00B050"/>
+          <w:sz w:val="18"/>
+          <w:szCs w:val="18"/>
+        </w:rPr>
+        <w:t xml:space="preserve">{%p </w:t>
+      </w:r>
+      <w:proofErr w:type="spellStart"/>
+      <w:r>
+        <w:rPr>
+          <w:rFonts w:ascii="Consolas" w:hAnsi="Consolas"/>
+          <w:color w:val="00B050"/>
+          <w:sz w:val="18"/>
+          <w:szCs w:val="18"/>
+        </w:rPr>
+        <w:t>endif</w:t>
+      </w:r>
+      <w:proofErr w:type="spellEnd"/>
+      <w:r>
+        <w:rPr>
+          <w:rFonts w:ascii="Consolas" w:hAnsi="Consolas"/>
+          <w:color w:val="00B050"/>
+          <w:sz w:val="18"/>
+          <w:szCs w:val="18"/>
+        </w:rPr>
+        <w:t xml:space="preserve"> %}</w:t>
       </w:r>
     </w:p>
     <w:p>
@@ -2779,19 +4161,55 @@
           <w:sz w:val="18"/>
           <w:szCs w:val="18"/>
         </w:rPr>
-        <w:t>{%p endfor %}</w:t>
+        <w:t xml:space="preserve">{%p </w:t>
+      </w:r>
+      <w:proofErr w:type="spellStart"/>
+      <w:r>
+        <w:rPr>
+          <w:rFonts w:ascii="Consolas" w:hAnsi="Consolas" w:cs="Arial"/>
+          <w:color w:val="00B050"/>
+          <w:sz w:val="18"/>
+          <w:szCs w:val="18"/>
+        </w:rPr>
+        <w:t>endfor</w:t>
+      </w:r>
+      <w:proofErr w:type="spellEnd"/>
+      <w:r>
+        <w:rPr>
+          <w:rFonts w:ascii="Consolas" w:hAnsi="Consolas" w:cs="Arial"/>
+          <w:color w:val="00B050"/>
+          <w:sz w:val="18"/>
+          <w:szCs w:val="18"/>
+        </w:rPr>
+        <w:t xml:space="preserve"> %}</w:t>
       </w:r>
     </w:p>
     <w:p/>
     <w:p>
       <w:r>
-        <w:t>Wir bestätigen Ihnen den Eingang Ihres Baugesuches bezüglich oben erwähntem Bauvor-haben.</w:t>
+        <w:t xml:space="preserve">Wir bestätigen Ihnen den Eingang Ihres Baugesuches </w:t>
+      </w:r>
+      <w:proofErr w:type="gramStart"/>
+      <w:r>
+        <w:t>bezüglich oben erwähntem Bauvorhaben</w:t>
+      </w:r>
+      <w:proofErr w:type="gramEnd"/>
+      <w:r>
+        <w:t>.</w:t>
       </w:r>
     </w:p>
     <w:p/>
     <w:p>
       <w:r>
-        <w:t xml:space="preserve">Die Baugesuchsunterlagen werden detailliert geprüft und der </w:t>
+        <w:t xml:space="preserve">Die </w:t>
+      </w:r>
+      <w:proofErr w:type="spellStart"/>
+      <w:r>
+        <w:t>Baugesuchsunterlagen</w:t>
+      </w:r>
+      <w:proofErr w:type="spellEnd"/>
+      <w:r>
+        <w:t xml:space="preserve"> werden detailliert geprüft und der </w:t>
       </w:r>
       <w:sdt>
         <w:sdtPr>
@@ -2829,11 +4247,33 @@
       <w:r>
         <w:t xml:space="preserve"> </w:t>
       </w:r>
+      <w:proofErr w:type="gramStart"/>
       <w:r>
         <w:rPr>
           <w:rStyle w:val="PlatzhalterZchn"/>
         </w:rPr>
-        <w:t>{{ LEITBEHOERDE_NAME_KURZ }}</w:t>
+        <w:t>{{ LEITBEHOERDE</w:t>
+      </w:r>
+      <w:proofErr w:type="gramEnd"/>
+      <w:r>
+        <w:rPr>
+          <w:rStyle w:val="PlatzhalterZchn"/>
+        </w:rPr>
+        <w:t>_NAME_</w:t>
+      </w:r>
+      <w:proofErr w:type="gramStart"/>
+      <w:r>
+        <w:rPr>
+          <w:rStyle w:val="PlatzhalterZchn"/>
+        </w:rPr>
+        <w:t>KURZ }</w:t>
+      </w:r>
+      <w:proofErr w:type="gramEnd"/>
+      <w:r>
+        <w:rPr>
+          <w:rStyle w:val="PlatzhalterZchn"/>
+        </w:rPr>
+        <w:t>}</w:t>
       </w:r>
       <w:r>
         <w:rPr>
@@ -2958,62 +4398,9 @@
           <w:sz w:val="18"/>
           <w:szCs w:val="18"/>
         </w:rPr>
-        <w:t xml:space="preserve"> if PUBLIKATION_ANZEIGER %}</w:t>
-      </w:r>
-    </w:p>
-    <w:p>
-      <w:r>
-        <w:t xml:space="preserve">Die Publikation im Anzeiger erfolgt am </w:t>
-      </w:r>
-      <w:r>
-        <w:rPr>
-          <w:rStyle w:val="PlatzhalterZchn"/>
-        </w:rPr>
-        <w:t>{{ PUBLIKATION_START }}</w:t>
-      </w:r>
-      <w:r>
-        <w:rPr>
-          <w:rFonts w:cs="Arial"/>
-          <w:szCs w:val="22"/>
-        </w:rPr>
-        <w:t>.</w:t>
-      </w:r>
-      <w:r>
-        <w:rPr>
-          <w:rFonts w:cs="Arial"/>
-          <w:szCs w:val="22"/>
-        </w:rPr>
         <w:t xml:space="preserve"> </w:t>
       </w:r>
-      <w:r>
-        <w:t>D</w:t>
-      </w:r>
-      <w:r>
-        <w:t xml:space="preserve">ie Einsprachefrist dauert </w:t>
-      </w:r>
-      <w:r>
-        <w:t>2</w:t>
-      </w:r>
-      <w:r>
-        <w:t xml:space="preserve">0 </w:t>
-      </w:r>
-      <w:r>
-        <w:t>T</w:t>
-      </w:r>
-      <w:r>
-        <w:t xml:space="preserve">age und läuft bis zum </w:t>
-      </w:r>
-      <w:r>
-        <w:rPr>
-          <w:rStyle w:val="PlatzhalterZchn"/>
-        </w:rPr>
-        <w:t>{{ PUBLIKATION_ENDE }}</w:t>
-      </w:r>
-      <w:r>
-        <w:t>.</w:t>
-      </w:r>
-    </w:p>
-    <w:p>
+      <w:proofErr w:type="spellStart"/>
       <w:r>
         <w:rPr>
           <w:rFonts w:ascii="Consolas" w:hAnsi="Consolas"/>
@@ -3021,8 +4408,9 @@
           <w:sz w:val="18"/>
           <w:szCs w:val="18"/>
         </w:rPr>
-        <w:t>{%</w:t>
-      </w:r>
+        <w:t>if</w:t>
+      </w:r>
+      <w:proofErr w:type="spellEnd"/>
       <w:r>
         <w:rPr>
           <w:rFonts w:ascii="Consolas" w:hAnsi="Consolas"/>
@@ -3030,8 +4418,106 @@
           <w:sz w:val="18"/>
           <w:szCs w:val="18"/>
         </w:rPr>
-        <w:t>p</w:t>
-      </w:r>
+        <w:t xml:space="preserve"> PUBLIKATION_ANZEIGER %}</w:t>
+      </w:r>
+    </w:p>
+    <w:p>
+      <w:r>
+        <w:t xml:space="preserve">Die Publikation im Anzeiger erfolgt am </w:t>
+      </w:r>
+      <w:proofErr w:type="gramStart"/>
+      <w:r>
+        <w:rPr>
+          <w:rStyle w:val="PlatzhalterZchn"/>
+        </w:rPr>
+        <w:t>{{ PUBLIKATION</w:t>
+      </w:r>
+      <w:proofErr w:type="gramEnd"/>
+      <w:r>
+        <w:rPr>
+          <w:rStyle w:val="PlatzhalterZchn"/>
+        </w:rPr>
+        <w:t>_</w:t>
+      </w:r>
+      <w:proofErr w:type="gramStart"/>
+      <w:r>
+        <w:rPr>
+          <w:rStyle w:val="PlatzhalterZchn"/>
+        </w:rPr>
+        <w:t>START }</w:t>
+      </w:r>
+      <w:proofErr w:type="gramEnd"/>
+      <w:r>
+        <w:rPr>
+          <w:rStyle w:val="PlatzhalterZchn"/>
+        </w:rPr>
+        <w:t>}</w:t>
+      </w:r>
+      <w:r>
+        <w:rPr>
+          <w:rFonts w:cs="Arial"/>
+          <w:szCs w:val="22"/>
+        </w:rPr>
+        <w:t>.</w:t>
+      </w:r>
+      <w:r>
+        <w:rPr>
+          <w:rFonts w:cs="Arial"/>
+          <w:szCs w:val="22"/>
+        </w:rPr>
+        <w:t xml:space="preserve"> </w:t>
+      </w:r>
+      <w:r>
+        <w:t>D</w:t>
+      </w:r>
+      <w:r>
+        <w:t xml:space="preserve">ie Einsprachefrist dauert </w:t>
+      </w:r>
+      <w:r>
+        <w:t>2</w:t>
+      </w:r>
+      <w:r>
+        <w:t xml:space="preserve">0 </w:t>
+      </w:r>
+      <w:r>
+        <w:t>T</w:t>
+      </w:r>
+      <w:r>
+        <w:t xml:space="preserve">age und läuft bis zum </w:t>
+      </w:r>
+      <w:proofErr w:type="gramStart"/>
+      <w:r>
+        <w:rPr>
+          <w:rStyle w:val="PlatzhalterZchn"/>
+        </w:rPr>
+        <w:t>{{ PUBLIKATION</w:t>
+      </w:r>
+      <w:proofErr w:type="gramEnd"/>
+      <w:r>
+        <w:rPr>
+          <w:rStyle w:val="PlatzhalterZchn"/>
+        </w:rPr>
+        <w:t>_</w:t>
+      </w:r>
+      <w:proofErr w:type="gramStart"/>
+      <w:r>
+        <w:rPr>
+          <w:rStyle w:val="PlatzhalterZchn"/>
+        </w:rPr>
+        <w:t>ENDE }</w:t>
+      </w:r>
+      <w:proofErr w:type="gramEnd"/>
+      <w:r>
+        <w:rPr>
+          <w:rStyle w:val="PlatzhalterZchn"/>
+        </w:rPr>
+        <w:t>}</w:t>
+      </w:r>
+      <w:r>
+        <w:t>.</w:t>
+      </w:r>
+    </w:p>
+    <w:p>
       <w:r>
         <w:rPr>
           <w:rFonts w:ascii="Consolas" w:hAnsi="Consolas"/>
@@ -3039,7 +4525,45 @@
           <w:sz w:val="18"/>
           <w:szCs w:val="18"/>
         </w:rPr>
-        <w:t xml:space="preserve"> else %}</w:t>
+        <w:t>{%</w:t>
+      </w:r>
+      <w:r>
+        <w:rPr>
+          <w:rFonts w:ascii="Consolas" w:hAnsi="Consolas"/>
+          <w:color w:val="00B050"/>
+          <w:sz w:val="18"/>
+          <w:szCs w:val="18"/>
+        </w:rPr>
+        <w:t>p</w:t>
+      </w:r>
+      <w:r>
+        <w:rPr>
+          <w:rFonts w:ascii="Consolas" w:hAnsi="Consolas"/>
+          <w:color w:val="00B050"/>
+          <w:sz w:val="18"/>
+          <w:szCs w:val="18"/>
+        </w:rPr>
+        <w:t xml:space="preserve"> </w:t>
+      </w:r>
+      <w:proofErr w:type="spellStart"/>
+      <w:r>
+        <w:rPr>
+          <w:rFonts w:ascii="Consolas" w:hAnsi="Consolas"/>
+          <w:color w:val="00B050"/>
+          <w:sz w:val="18"/>
+          <w:szCs w:val="18"/>
+        </w:rPr>
+        <w:t>else</w:t>
+      </w:r>
+      <w:proofErr w:type="spellEnd"/>
+      <w:r>
+        <w:rPr>
+          <w:rFonts w:ascii="Consolas" w:hAnsi="Consolas"/>
+          <w:color w:val="00B050"/>
+          <w:sz w:val="18"/>
+          <w:szCs w:val="18"/>
+        </w:rPr>
+        <w:t xml:space="preserve"> %}</w:t>
       </w:r>
     </w:p>
     <w:p>
@@ -3141,7 +4665,27 @@
           <w:sz w:val="18"/>
           <w:szCs w:val="18"/>
         </w:rPr>
-        <w:t xml:space="preserve"> endif %}</w:t>
+        <w:t xml:space="preserve"> </w:t>
+      </w:r>
+      <w:proofErr w:type="spellStart"/>
+      <w:r>
+        <w:rPr>
+          <w:rFonts w:ascii="Consolas" w:hAnsi="Consolas"/>
+          <w:color w:val="00B050"/>
+          <w:sz w:val="18"/>
+          <w:szCs w:val="18"/>
+        </w:rPr>
+        <w:t>endif</w:t>
+      </w:r>
+      <w:proofErr w:type="spellEnd"/>
+      <w:r>
+        <w:rPr>
+          <w:rFonts w:ascii="Consolas" w:hAnsi="Consolas"/>
+          <w:color w:val="00B050"/>
+          <w:sz w:val="18"/>
+          <w:szCs w:val="18"/>
+        </w:rPr>
+        <w:t xml:space="preserve"> %}</w:t>
       </w:r>
     </w:p>
     <w:p>
@@ -3255,11 +4799,33 @@
       <w:r>
         <w:t xml:space="preserve"> </w:t>
       </w:r>
+      <w:proofErr w:type="gramStart"/>
       <w:r>
         <w:rPr>
           <w:rStyle w:val="PlatzhalterZchn"/>
         </w:rPr>
-        <w:t>{{ LEITBEHOERDE_NAME_KURZ }}</w:t>
+        <w:t>{{ LEITBEHOERDE</w:t>
+      </w:r>
+      <w:proofErr w:type="gramEnd"/>
+      <w:r>
+        <w:rPr>
+          <w:rStyle w:val="PlatzhalterZchn"/>
+        </w:rPr>
+        <w:t>_NAME_</w:t>
+      </w:r>
+      <w:proofErr w:type="gramStart"/>
+      <w:r>
+        <w:rPr>
+          <w:rStyle w:val="PlatzhalterZchn"/>
+        </w:rPr>
+        <w:t>KURZ }</w:t>
+      </w:r>
+      <w:proofErr w:type="gramEnd"/>
+      <w:r>
+        <w:rPr>
+          <w:rStyle w:val="PlatzhalterZchn"/>
+        </w:rPr>
+        <w:t>}</w:t>
       </w:r>
       <w:r>
         <w:t xml:space="preserve"> erhalten haben.</w:t>
@@ -3306,11 +4872,33 @@
       <w:r>
         <w:t xml:space="preserve"> </w:t>
       </w:r>
+      <w:proofErr w:type="gramStart"/>
       <w:r>
         <w:rPr>
           <w:rStyle w:val="PlatzhalterZchn"/>
         </w:rPr>
-        <w:t>{{ LEITBEHOERDE_NAME_KURZ }}</w:t>
+        <w:t>{{ LEITBEHOERDE</w:t>
+      </w:r>
+      <w:proofErr w:type="gramEnd"/>
+      <w:r>
+        <w:rPr>
+          <w:rStyle w:val="PlatzhalterZchn"/>
+        </w:rPr>
+        <w:t>_NAME_</w:t>
+      </w:r>
+      <w:proofErr w:type="gramStart"/>
+      <w:r>
+        <w:rPr>
+          <w:rStyle w:val="PlatzhalterZchn"/>
+        </w:rPr>
+        <w:t>KURZ }</w:t>
+      </w:r>
+      <w:proofErr w:type="gramEnd"/>
+      <w:r>
+        <w:rPr>
+          <w:rStyle w:val="PlatzhalterZchn"/>
+        </w:rPr>
+        <w:t>}</w:t>
       </w:r>
       <w:r>
         <w:t xml:space="preserve"> eingestellt oder ein Rückbau angeordnet werden (Verfügung mit Orientierung an das Bau- und Justizdepartement des Kantons Solothurn).</w:t>
@@ -3319,7 +4907,6 @@
     <w:p/>
     <w:p>
       <w:r>
-        <w:lastRenderedPageBreak/>
         <w:t>Für Fragen stehen wir Ihnen gerne zur Verfügung.</w:t>
       </w:r>
     </w:p>
@@ -3338,14 +4925,9 @@
           <w:sz w:val="18"/>
           <w:szCs w:val="18"/>
         </w:rPr>
-        <w:t>{% if ZUSTAENDIG_NAME %}</w:t>
-      </w:r>
-      <w:r>
-        <w:rPr>
-          <w:rStyle w:val="PlatzhalterZchn"/>
-        </w:rPr>
-        <w:t>{{ ZUSTAENDIG_NAME }}</w:t>
-      </w:r>
+        <w:t xml:space="preserve">{% </w:t>
+      </w:r>
+      <w:proofErr w:type="spellStart"/>
       <w:r>
         <w:rPr>
           <w:rFonts w:ascii="Consolas" w:hAnsi="Consolas"/>
@@ -3353,8 +4935,9 @@
           <w:sz w:val="18"/>
           <w:szCs w:val="18"/>
         </w:rPr>
-        <w:t xml:space="preserve">{% </w:t>
-      </w:r>
+        <w:t>if</w:t>
+      </w:r>
+      <w:proofErr w:type="spellEnd"/>
       <w:r>
         <w:rPr>
           <w:rFonts w:ascii="Consolas" w:hAnsi="Consolas"/>
@@ -3362,8 +4945,68 @@
           <w:sz w:val="18"/>
           <w:szCs w:val="18"/>
         </w:rPr>
+        <w:t xml:space="preserve"> ZUSTAENDIG_NAME </w:t>
+      </w:r>
+      <w:proofErr w:type="gramStart"/>
+      <w:r>
+        <w:rPr>
+          <w:rFonts w:ascii="Consolas" w:hAnsi="Consolas"/>
+          <w:color w:val="00B050"/>
+          <w:sz w:val="18"/>
+          <w:szCs w:val="18"/>
+        </w:rPr>
+        <w:t>%}</w:t>
+      </w:r>
+      <w:r>
+        <w:rPr>
+          <w:rStyle w:val="PlatzhalterZchn"/>
+        </w:rPr>
+        <w:t>{{ ZUSTAENDIG</w:t>
+      </w:r>
+      <w:proofErr w:type="gramEnd"/>
+      <w:r>
+        <w:rPr>
+          <w:rStyle w:val="PlatzhalterZchn"/>
+        </w:rPr>
+        <w:t>_</w:t>
+      </w:r>
+      <w:proofErr w:type="gramStart"/>
+      <w:r>
+        <w:rPr>
+          <w:rStyle w:val="PlatzhalterZchn"/>
+        </w:rPr>
+        <w:t>NAME }}</w:t>
+      </w:r>
+      <w:r>
+        <w:rPr>
+          <w:rFonts w:ascii="Consolas" w:hAnsi="Consolas"/>
+          <w:color w:val="00B050"/>
+          <w:sz w:val="18"/>
+          <w:szCs w:val="18"/>
+        </w:rPr>
+        <w:t>{</w:t>
+      </w:r>
+      <w:proofErr w:type="gramEnd"/>
+      <w:r>
+        <w:rPr>
+          <w:rFonts w:ascii="Consolas" w:hAnsi="Consolas"/>
+          <w:color w:val="00B050"/>
+          <w:sz w:val="18"/>
+          <w:szCs w:val="18"/>
+        </w:rPr>
+        <w:t xml:space="preserve">% </w:t>
+      </w:r>
+      <w:proofErr w:type="spellStart"/>
+      <w:r>
+        <w:rPr>
+          <w:rFonts w:ascii="Consolas" w:hAnsi="Consolas"/>
+          <w:color w:val="00B050"/>
+          <w:sz w:val="18"/>
+          <w:szCs w:val="18"/>
+        </w:rPr>
         <w:t>else</w:t>
       </w:r>
+      <w:proofErr w:type="spellEnd"/>
       <w:r>
         <w:rPr>
           <w:rFonts w:ascii="Consolas" w:hAnsi="Consolas"/>
@@ -3413,7 +5056,27 @@
           <w:sz w:val="18"/>
           <w:szCs w:val="18"/>
         </w:rPr>
-        <w:t>{% endif %}</w:t>
+        <w:t xml:space="preserve">{% </w:t>
+      </w:r>
+      <w:proofErr w:type="spellStart"/>
+      <w:r>
+        <w:rPr>
+          <w:rFonts w:ascii="Consolas" w:hAnsi="Consolas"/>
+          <w:color w:val="00B050"/>
+          <w:sz w:val="18"/>
+          <w:szCs w:val="18"/>
+        </w:rPr>
+        <w:t>endif</w:t>
+      </w:r>
+      <w:proofErr w:type="spellEnd"/>
+      <w:r>
+        <w:rPr>
+          <w:rFonts w:ascii="Consolas" w:hAnsi="Consolas"/>
+          <w:color w:val="00B050"/>
+          <w:sz w:val="18"/>
+          <w:szCs w:val="18"/>
+        </w:rPr>
+        <w:t xml:space="preserve"> %}</w:t>
       </w:r>
     </w:p>
     <w:p/>
@@ -3478,9 +5141,10 @@
       <w:headerReference w:type="first" r:id="rId10"/>
       <w:footerReference w:type="first" r:id="rId11"/>
       <w:pgSz w:w="11907" w:h="16840"/>
-      <w:pgMar w:top="851" w:right="1134" w:bottom="1021" w:left="1418" w:header="284" w:footer="567" w:gutter="0"/>
+      <w:pgMar w:top="1134" w:right="1134" w:bottom="1134" w:left="1134" w:header="567" w:footer="567" w:gutter="0"/>
       <w:pgNumType w:start="1"/>
       <w:cols w:space="720"/>
+      <w:titlePg/>
       <w:docGrid w:linePitch="299"/>
     </w:sectPr>
   </w:body>
@@ -3508,427 +5172,752 @@
 
 <file path=word/footer1.xml><?xml version="1.0" encoding="utf-8"?>
 <w:ftr xmlns:wpc="http://schemas.microsoft.com/office/word/2010/wordprocessingCanvas" xmlns:cx="http://schemas.microsoft.com/office/drawing/2014/chartex" xmlns:cx1="http://schemas.microsoft.com/office/drawing/2015/9/8/chartex" xmlns:cx2="http://schemas.microsoft.com/office/drawing/2015/10/21/chartex" xmlns:cx3="http://schemas.microsoft.com/office/drawing/2016/5/9/chartex" xmlns:cx4="http://schemas.microsoft.com/office/drawing/2016/5/10/chartex" xmlns:cx5="http://schemas.microsoft.com/office/drawing/2016/5/11/chartex" xmlns:cx6="http://schemas.microsoft.com/office/drawing/2016/5/12/chartex" xmlns:cx7="http://schemas.microsoft.com/office/drawing/2016/5/13/chartex" xmlns:cx8="http://schemas.microsoft.com/office/drawing/2016/5/14/chartex" xmlns:mc="http://schemas.openxmlformats.org/markup-compatibility/2006" xmlns:aink="http://schemas.microsoft.com/office/drawing/2016/ink" xmlns:am3d="http://schemas.microsoft.com/office/drawing/2017/model3d" xmlns:o="urn:schemas-microsoft-com:office:office" xmlns:oel="http://schemas.microsoft.com/office/2019/extlst" xmlns:r="http://schemas.openxmlformats.org/officeDocument/2006/relationships" xmlns:m="http://schemas.openxmlformats.org/officeDocument/2006/math" xmlns:v="urn:schemas-microsoft-com:vml" xmlns:wp14="http://schemas.microsoft.com/office/word/2010/wordprocessingDrawing" xmlns:wp="http://schemas.openxmlformats.org/drawingml/2006/wordprocessingDrawing" xmlns:w10="urn:schemas-microsoft-com:office:word" xmlns:w="http://schemas.openxmlformats.org/wordprocessingml/2006/main" xmlns:w14="http://schemas.microsoft.com/office/word/2010/wordml" xmlns:w15="http://schemas.microsoft.com/office/word/2012/wordml" xmlns:w16cex="http://schemas.microsoft.com/office/word/2018/wordml/cex" xmlns:w16cid="http://schemas.microsoft.com/office/word/2016/wordml/cid" xmlns:w16="http://schemas.microsoft.com/office/word/2018/wordml" xmlns:w16du="http://schemas.microsoft.com/office/word/2023/wordml/word16du" xmlns:w16sdtdh="http://schemas.microsoft.com/office/word/2020/wordml/sdtdatahash" xmlns:w16sdtfl="http://schemas.microsoft.com/office/word/2024/wordml/sdtformatlock" xmlns:w16se="http://schemas.microsoft.com/office/word/2015/wordml/symex" xmlns:wpg="http://schemas.microsoft.com/office/word/2010/wordprocessingGroup" xmlns:wpi="http://schemas.microsoft.com/office/word/2010/wordprocessingInk" xmlns:wne="http://schemas.microsoft.com/office/word/2006/wordml" xmlns:wps="http://schemas.microsoft.com/office/word/2010/wordprocessingShape" mc:Ignorable="w14 w15 w16se w16cid w16 w16cex w16sdtdh w16sdtfl w16du wp14">
+  <w:tbl>
+    <w:tblPr>
+      <w:tblStyle w:val="Tabellenraster"/>
+      <w:tblpPr w:leftFromText="142" w:rightFromText="142" w:vertAnchor="text" w:tblpY="1"/>
+      <w:tblOverlap w:val="never"/>
+      <w:tblW w:w="9639" w:type="dxa"/>
+      <w:tblBorders>
+        <w:top w:val="none" w:sz="0" w:space="0" w:color="auto"/>
+        <w:left w:val="none" w:sz="0" w:space="0" w:color="auto"/>
+        <w:bottom w:val="none" w:sz="0" w:space="0" w:color="auto"/>
+        <w:right w:val="none" w:sz="0" w:space="0" w:color="auto"/>
+        <w:insideH w:val="none" w:sz="0" w:space="0" w:color="auto"/>
+        <w:insideV w:val="none" w:sz="0" w:space="0" w:color="auto"/>
+      </w:tblBorders>
+      <w:tblLayout w:type="fixed"/>
+      <w:tblCellMar>
+        <w:left w:w="0" w:type="dxa"/>
+        <w:right w:w="0" w:type="dxa"/>
+      </w:tblCellMar>
+      <w:tblLook w:val="04A0" w:firstRow="1" w:lastRow="0" w:firstColumn="1" w:lastColumn="0" w:noHBand="0" w:noVBand="1"/>
+    </w:tblPr>
+    <w:tblGrid>
+      <w:gridCol w:w="9078"/>
+      <w:gridCol w:w="561"/>
+    </w:tblGrid>
+    <w:tr>
+      <w:tc>
+        <w:tcPr>
+          <w:tcW w:w="9072" w:type="dxa"/>
+        </w:tcPr>
+        <w:p>
+          <w:pPr>
+            <w:pStyle w:val="Kopfzeile"/>
+            <w:tabs>
+              <w:tab w:val="clear" w:pos="4536"/>
+              <w:tab w:val="clear" w:pos="9072"/>
+            </w:tabs>
+            <w:rPr>
+              <w:rStyle w:val="PlatzhalterZchn"/>
+              <w:sz w:val="18"/>
+              <w:szCs w:val="18"/>
+            </w:rPr>
+          </w:pPr>
+          <w:proofErr w:type="gramStart"/>
+          <w:r>
+            <w:rPr>
+              <w:rStyle w:val="PlatzhalterZchn"/>
+              <w:sz w:val="16"/>
+              <w:szCs w:val="16"/>
+            </w:rPr>
+            <w:t>{{ LEITBEHOERDE</w:t>
+          </w:r>
+          <w:proofErr w:type="gramEnd"/>
+          <w:r>
+            <w:rPr>
+              <w:rStyle w:val="PlatzhalterZchn"/>
+              <w:sz w:val="16"/>
+              <w:szCs w:val="16"/>
+            </w:rPr>
+            <w:t>_</w:t>
+          </w:r>
+          <w:proofErr w:type="gramStart"/>
+          <w:r>
+            <w:rPr>
+              <w:rStyle w:val="PlatzhalterZchn"/>
+              <w:sz w:val="16"/>
+              <w:szCs w:val="16"/>
+            </w:rPr>
+            <w:t>NAME }</w:t>
+          </w:r>
+          <w:proofErr w:type="gramEnd"/>
+          <w:r>
+            <w:rPr>
+              <w:rStyle w:val="PlatzhalterZchn"/>
+              <w:sz w:val="16"/>
+              <w:szCs w:val="16"/>
+            </w:rPr>
+            <w:t>}</w:t>
+          </w:r>
+          <w:r>
+            <w:rPr>
+              <w:sz w:val="16"/>
+              <w:szCs w:val="16"/>
+            </w:rPr>
+            <w:t xml:space="preserve"> | </w:t>
+          </w:r>
+          <w:r>
+            <w:rPr>
+              <w:sz w:val="16"/>
+              <w:szCs w:val="16"/>
+            </w:rPr>
+            <w:t>Baubehörde</w:t>
+          </w:r>
+          <w:r>
+            <w:rPr>
+              <w:sz w:val="16"/>
+              <w:szCs w:val="16"/>
+            </w:rPr>
+            <w:t xml:space="preserve"> | </w:t>
+          </w:r>
+          <w:proofErr w:type="gramStart"/>
+          <w:r>
+            <w:rPr>
+              <w:rStyle w:val="PlatzhalterZchn"/>
+              <w:sz w:val="16"/>
+              <w:szCs w:val="16"/>
+            </w:rPr>
+            <w:t>{{ LEITBEHOERDE</w:t>
+          </w:r>
+          <w:proofErr w:type="gramEnd"/>
+          <w:r>
+            <w:rPr>
+              <w:rStyle w:val="PlatzhalterZchn"/>
+              <w:sz w:val="16"/>
+              <w:szCs w:val="16"/>
+            </w:rPr>
+            <w:t>_ADRESSE_</w:t>
+          </w:r>
+          <w:proofErr w:type="gramStart"/>
+          <w:r>
+            <w:rPr>
+              <w:rStyle w:val="PlatzhalterZchn"/>
+              <w:sz w:val="16"/>
+              <w:szCs w:val="16"/>
+            </w:rPr>
+            <w:t>1 }</w:t>
+          </w:r>
+          <w:proofErr w:type="gramEnd"/>
+          <w:r>
+            <w:rPr>
+              <w:rStyle w:val="PlatzhalterZchn"/>
+              <w:sz w:val="16"/>
+              <w:szCs w:val="16"/>
+            </w:rPr>
+            <w:t>}</w:t>
+          </w:r>
+          <w:r>
+            <w:rPr>
+              <w:sz w:val="16"/>
+              <w:szCs w:val="16"/>
+            </w:rPr>
+            <w:t xml:space="preserve"> | </w:t>
+          </w:r>
+          <w:proofErr w:type="gramStart"/>
+          <w:r>
+            <w:rPr>
+              <w:rStyle w:val="PlatzhalterZchn"/>
+              <w:sz w:val="16"/>
+              <w:szCs w:val="16"/>
+            </w:rPr>
+            <w:t>{{ LEITBEHOERDE</w:t>
+          </w:r>
+          <w:proofErr w:type="gramEnd"/>
+          <w:r>
+            <w:rPr>
+              <w:rStyle w:val="PlatzhalterZchn"/>
+              <w:sz w:val="16"/>
+              <w:szCs w:val="16"/>
+            </w:rPr>
+            <w:t>_ADRESSE_</w:t>
+          </w:r>
+          <w:proofErr w:type="gramStart"/>
+          <w:r>
+            <w:rPr>
+              <w:rStyle w:val="PlatzhalterZchn"/>
+              <w:sz w:val="16"/>
+              <w:szCs w:val="16"/>
+            </w:rPr>
+            <w:t>2 }</w:t>
+          </w:r>
+          <w:proofErr w:type="gramEnd"/>
+          <w:r>
+            <w:rPr>
+              <w:rStyle w:val="PlatzhalterZchn"/>
+              <w:sz w:val="16"/>
+              <w:szCs w:val="16"/>
+            </w:rPr>
+            <w:t>}</w:t>
+          </w:r>
+          <w:r>
+            <w:rPr>
+              <w:sz w:val="16"/>
+              <w:szCs w:val="16"/>
+            </w:rPr>
+            <w:t xml:space="preserve"> | </w:t>
+          </w:r>
+          <w:proofErr w:type="gramStart"/>
+          <w:r>
+            <w:rPr>
+              <w:rStyle w:val="PlatzhalterZchn"/>
+              <w:sz w:val="16"/>
+              <w:szCs w:val="16"/>
+            </w:rPr>
+            <w:t>{{ LEITBEHOERDE</w:t>
+          </w:r>
+          <w:proofErr w:type="gramEnd"/>
+          <w:r>
+            <w:rPr>
+              <w:rStyle w:val="PlatzhalterZchn"/>
+              <w:sz w:val="16"/>
+              <w:szCs w:val="16"/>
+            </w:rPr>
+            <w:t>_</w:t>
+          </w:r>
+          <w:proofErr w:type="gramStart"/>
+          <w:r>
+            <w:rPr>
+              <w:rStyle w:val="PlatzhalterZchn"/>
+              <w:sz w:val="16"/>
+              <w:szCs w:val="16"/>
+            </w:rPr>
+            <w:t>TELEFON }</w:t>
+          </w:r>
+          <w:proofErr w:type="gramEnd"/>
+          <w:r>
+            <w:rPr>
+              <w:rStyle w:val="PlatzhalterZchn"/>
+              <w:sz w:val="16"/>
+              <w:szCs w:val="16"/>
+            </w:rPr>
+            <w:t>}</w:t>
+          </w:r>
+          <w:r>
+            <w:rPr>
+              <w:sz w:val="16"/>
+              <w:szCs w:val="16"/>
+            </w:rPr>
+            <w:t xml:space="preserve"> | </w:t>
+          </w:r>
+          <w:proofErr w:type="gramStart"/>
+          <w:r>
+            <w:rPr>
+              <w:rStyle w:val="PlatzhalterZchn"/>
+              <w:sz w:val="16"/>
+              <w:szCs w:val="16"/>
+            </w:rPr>
+            <w:t>{{ LEITBEHOERDE</w:t>
+          </w:r>
+          <w:proofErr w:type="gramEnd"/>
+          <w:r>
+            <w:rPr>
+              <w:rStyle w:val="PlatzhalterZchn"/>
+              <w:sz w:val="16"/>
+              <w:szCs w:val="16"/>
+            </w:rPr>
+            <w:t>_</w:t>
+          </w:r>
+          <w:proofErr w:type="gramStart"/>
+          <w:r>
+            <w:rPr>
+              <w:rStyle w:val="PlatzhalterZchn"/>
+              <w:sz w:val="16"/>
+              <w:szCs w:val="16"/>
+            </w:rPr>
+            <w:t>EMAIL</w:t>
+          </w:r>
+          <w:proofErr w:type="gramEnd"/>
+          <w:r>
+            <w:rPr>
+              <w:rStyle w:val="PlatzhalterZchn"/>
+              <w:sz w:val="16"/>
+              <w:szCs w:val="16"/>
+            </w:rPr>
+            <w:t xml:space="preserve"> }}</w:t>
+          </w:r>
+        </w:p>
+      </w:tc>
+      <w:tc>
+        <w:tcPr>
+          <w:tcW w:w="561" w:type="dxa"/>
+          <w:vAlign w:val="bottom"/>
+        </w:tcPr>
+        <w:p>
+          <w:pPr>
+            <w:jc w:val="right"/>
+            <w:rPr>
+              <w:rStyle w:val="PlatzhalterZchn"/>
+              <w:sz w:val="16"/>
+              <w:szCs w:val="16"/>
+            </w:rPr>
+          </w:pPr>
+          <w:r>
+            <w:rPr>
+              <w:sz w:val="16"/>
+              <w:szCs w:val="16"/>
+            </w:rPr>
+            <w:fldChar w:fldCharType="begin"/>
+          </w:r>
+          <w:r>
+            <w:rPr>
+              <w:sz w:val="16"/>
+              <w:szCs w:val="16"/>
+            </w:rPr>
+            <w:instrText xml:space="preserve"> PAGE  \* Arabic  \* MERGEFORMAT </w:instrText>
+          </w:r>
+          <w:r>
+            <w:rPr>
+              <w:sz w:val="16"/>
+              <w:szCs w:val="16"/>
+            </w:rPr>
+            <w:fldChar w:fldCharType="separate"/>
+          </w:r>
+          <w:r>
+            <w:rPr>
+              <w:sz w:val="16"/>
+              <w:szCs w:val="16"/>
+            </w:rPr>
+            <w:t>2</w:t>
+          </w:r>
+          <w:r>
+            <w:rPr>
+              <w:sz w:val="16"/>
+              <w:szCs w:val="16"/>
+            </w:rPr>
+            <w:fldChar w:fldCharType="end"/>
+          </w:r>
+          <w:r>
+            <w:rPr>
+              <w:sz w:val="16"/>
+              <w:szCs w:val="16"/>
+            </w:rPr>
+            <w:t>/</w:t>
+          </w:r>
+          <w:r>
+            <w:rPr>
+              <w:sz w:val="16"/>
+              <w:szCs w:val="16"/>
+            </w:rPr>
+            <w:fldChar w:fldCharType="begin"/>
+          </w:r>
+          <w:r>
+            <w:rPr>
+              <w:sz w:val="16"/>
+              <w:szCs w:val="16"/>
+            </w:rPr>
+            <w:instrText xml:space="preserve"> NUMPAGES  \* Arabic  \* MERGEFORMAT </w:instrText>
+          </w:r>
+          <w:r>
+            <w:rPr>
+              <w:sz w:val="16"/>
+              <w:szCs w:val="16"/>
+            </w:rPr>
+            <w:fldChar w:fldCharType="separate"/>
+          </w:r>
+          <w:r>
+            <w:rPr>
+              <w:sz w:val="16"/>
+              <w:szCs w:val="16"/>
+            </w:rPr>
+            <w:t>2</w:t>
+          </w:r>
+          <w:r>
+            <w:rPr>
+              <w:sz w:val="16"/>
+              <w:szCs w:val="16"/>
+            </w:rPr>
+            <w:fldChar w:fldCharType="end"/>
+          </w:r>
+        </w:p>
+      </w:tc>
+    </w:tr>
+  </w:tbl>
   <w:p>
     <w:pPr>
-      <w:tabs>
-        <w:tab w:val="right" w:pos="9355"/>
-      </w:tabs>
-      <w:spacing w:before="240"/>
+      <w:pStyle w:val="Fuzeile"/>
       <w:rPr>
-        <w:rStyle w:val="PlatzhalterZchn"/>
-        <w:sz w:val="16"/>
-        <w:szCs w:val="16"/>
+        <w:sz w:val="2"/>
+        <w:szCs w:val="2"/>
       </w:rPr>
     </w:pPr>
-    <w:r>
-      <w:rPr>
-        <w:rStyle w:val="PlatzhalterZchn"/>
-        <w:sz w:val="16"/>
-        <w:szCs w:val="16"/>
-      </w:rPr>
-      <w:t>{{ LEITBEHOERDE_NAME }}</w:t>
-    </w:r>
-    <w:r>
-      <w:rPr>
-        <w:sz w:val="16"/>
-        <w:szCs w:val="16"/>
-      </w:rPr>
-      <w:t xml:space="preserve"> | </w:t>
-    </w:r>
-    <w:sdt>
-      <w:sdtPr>
-        <w:rPr>
-          <w:sz w:val="16"/>
-          <w:szCs w:val="16"/>
-        </w:rPr>
-        <w:id w:val="-548303109"/>
-        <w:placeholder>
-          <w:docPart w:val="F881FAFA89AA4A4CB8F18BBB0DA76F55"/>
-        </w:placeholder>
-        <w:showingPlcHdr/>
-      </w:sdtPr>
-      <w:sdtEndPr/>
-      <w:sdtContent>
-        <w:r>
-          <w:rPr>
-            <w:rStyle w:val="Platzhaltertext"/>
-            <w:rFonts w:eastAsiaTheme="minorHAnsi"/>
-            <w:color w:val="auto"/>
-            <w:sz w:val="16"/>
-            <w:szCs w:val="16"/>
-            <w:shd w:val="clear" w:color="auto" w:fill="FBE4D5" w:themeFill="accent2" w:themeFillTint="33"/>
-          </w:rPr>
-          <w:t>Baubehörde eingeben</w:t>
-        </w:r>
-      </w:sdtContent>
-    </w:sdt>
-    <w:r>
-      <w:rPr>
-        <w:sz w:val="16"/>
-        <w:szCs w:val="16"/>
-      </w:rPr>
-      <w:t xml:space="preserve"> </w:t>
-    </w:r>
-    <w:r>
-      <w:rPr>
-        <w:sz w:val="16"/>
-        <w:szCs w:val="16"/>
-      </w:rPr>
-      <w:t xml:space="preserve">| </w:t>
-    </w:r>
-    <w:r>
-      <w:rPr>
-        <w:rStyle w:val="PlatzhalterZchn"/>
-        <w:sz w:val="16"/>
-        <w:szCs w:val="16"/>
-      </w:rPr>
-      <w:t>{{ LEITBEHOERDE_ADRESSE_1 }}</w:t>
-    </w:r>
-    <w:r>
-      <w:rPr>
-        <w:sz w:val="16"/>
-        <w:szCs w:val="16"/>
-      </w:rPr>
-      <w:t xml:space="preserve"> | </w:t>
-    </w:r>
-    <w:r>
-      <w:rPr>
-        <w:rStyle w:val="PlatzhalterZchn"/>
-        <w:sz w:val="16"/>
-        <w:szCs w:val="16"/>
-      </w:rPr>
-      <w:t>{{ LEITBEHOERDE_ADRESSE_2 }}</w:t>
-    </w:r>
-    <w:r>
-      <w:rPr>
-        <w:sz w:val="16"/>
-        <w:szCs w:val="16"/>
-      </w:rPr>
-      <w:t xml:space="preserve"> | </w:t>
-    </w:r>
-    <w:r>
-      <w:rPr>
-        <w:rStyle w:val="PlatzhalterZchn"/>
-        <w:sz w:val="16"/>
-        <w:szCs w:val="16"/>
-      </w:rPr>
-      <w:t>{{ LEITBEHOERDE_TELEFON }}</w:t>
-    </w:r>
-    <w:r>
-      <w:rPr>
-        <w:sz w:val="16"/>
-        <w:szCs w:val="16"/>
-      </w:rPr>
-      <w:t xml:space="preserve"> | </w:t>
-    </w:r>
-    <w:r>
-      <w:rPr>
-        <w:rStyle w:val="PlatzhalterZchn"/>
-        <w:sz w:val="16"/>
-        <w:szCs w:val="16"/>
-      </w:rPr>
-      <w:t>{{ LEITBEHOERDE_EMAIL }}</w:t>
-    </w:r>
-  </w:p>
-  <w:p>
-    <w:pPr>
-      <w:tabs>
-        <w:tab w:val="right" w:pos="9355"/>
-      </w:tabs>
-      <w:spacing w:before="120"/>
-      <w:rPr>
-        <w:sz w:val="16"/>
-      </w:rPr>
-    </w:pPr>
-    <w:r>
-      <w:rPr>
-        <w:sz w:val="16"/>
-      </w:rPr>
-      <w:tab/>
-    </w:r>
-    <w:r>
-      <w:rPr>
-        <w:sz w:val="16"/>
-      </w:rPr>
-      <w:fldChar w:fldCharType="begin"/>
-    </w:r>
-    <w:r>
-      <w:rPr>
-        <w:sz w:val="16"/>
-      </w:rPr>
-      <w:instrText xml:space="preserve"> </w:instrText>
-    </w:r>
-    <w:r>
-      <w:rPr>
-        <w:sz w:val="16"/>
-      </w:rPr>
-      <w:instrText>PAGE</w:instrText>
-    </w:r>
-    <w:r>
-      <w:rPr>
-        <w:sz w:val="16"/>
-      </w:rPr>
-      <w:instrText xml:space="preserve">  \* Arabic  \* MERGEFORMAT </w:instrText>
-    </w:r>
-    <w:r>
-      <w:rPr>
-        <w:sz w:val="16"/>
-      </w:rPr>
-      <w:fldChar w:fldCharType="separate"/>
-    </w:r>
-    <w:r>
-      <w:rPr>
-        <w:sz w:val="16"/>
-      </w:rPr>
-      <w:t>2</w:t>
-    </w:r>
-    <w:r>
-      <w:rPr>
-        <w:sz w:val="16"/>
-      </w:rPr>
-      <w:fldChar w:fldCharType="end"/>
-    </w:r>
-    <w:r>
-      <w:rPr>
-        <w:sz w:val="16"/>
-      </w:rPr>
-      <w:t>/</w:t>
-    </w:r>
-    <w:r>
-      <w:rPr>
-        <w:sz w:val="16"/>
-      </w:rPr>
-      <w:fldChar w:fldCharType="begin"/>
-    </w:r>
-    <w:r>
-      <w:rPr>
-        <w:sz w:val="16"/>
-      </w:rPr>
-      <w:instrText xml:space="preserve"> </w:instrText>
-    </w:r>
-    <w:r>
-      <w:rPr>
-        <w:sz w:val="16"/>
-      </w:rPr>
-      <w:instrText>NUMPAGES</w:instrText>
-    </w:r>
-    <w:r>
-      <w:rPr>
-        <w:sz w:val="16"/>
-      </w:rPr>
-      <w:instrText xml:space="preserve">  \* Arabic  \* MERGEFORMAT </w:instrText>
-    </w:r>
-    <w:r>
-      <w:rPr>
-        <w:sz w:val="16"/>
-      </w:rPr>
-      <w:fldChar w:fldCharType="separate"/>
-    </w:r>
-    <w:r>
-      <w:rPr>
-        <w:sz w:val="16"/>
-      </w:rPr>
-      <w:t>3</w:t>
-    </w:r>
-    <w:r>
-      <w:rPr>
-        <w:sz w:val="16"/>
-      </w:rPr>
-      <w:fldChar w:fldCharType="end"/>
-    </w:r>
   </w:p>
 </w:ftr>
 </file>
 
 <file path=word/footer2.xml><?xml version="1.0" encoding="utf-8"?>
 <w:ftr xmlns:wpc="http://schemas.microsoft.com/office/word/2010/wordprocessingCanvas" xmlns:cx="http://schemas.microsoft.com/office/drawing/2014/chartex" xmlns:cx1="http://schemas.microsoft.com/office/drawing/2015/9/8/chartex" xmlns:cx2="http://schemas.microsoft.com/office/drawing/2015/10/21/chartex" xmlns:cx3="http://schemas.microsoft.com/office/drawing/2016/5/9/chartex" xmlns:cx4="http://schemas.microsoft.com/office/drawing/2016/5/10/chartex" xmlns:cx5="http://schemas.microsoft.com/office/drawing/2016/5/11/chartex" xmlns:cx6="http://schemas.microsoft.com/office/drawing/2016/5/12/chartex" xmlns:cx7="http://schemas.microsoft.com/office/drawing/2016/5/13/chartex" xmlns:cx8="http://schemas.microsoft.com/office/drawing/2016/5/14/chartex" xmlns:mc="http://schemas.openxmlformats.org/markup-compatibility/2006" xmlns:aink="http://schemas.microsoft.com/office/drawing/2016/ink" xmlns:am3d="http://schemas.microsoft.com/office/drawing/2017/model3d" xmlns:o="urn:schemas-microsoft-com:office:office" xmlns:oel="http://schemas.microsoft.com/office/2019/extlst" xmlns:r="http://schemas.openxmlformats.org/officeDocument/2006/relationships" xmlns:m="http://schemas.openxmlformats.org/officeDocument/2006/math" xmlns:v="urn:schemas-microsoft-com:vml" xmlns:wp14="http://schemas.microsoft.com/office/word/2010/wordprocessingDrawing" xmlns:wp="http://schemas.openxmlformats.org/drawingml/2006/wordprocessingDrawing" xmlns:w10="urn:schemas-microsoft-com:office:word" xmlns:w="http://schemas.openxmlformats.org/wordprocessingml/2006/main" xmlns:w14="http://schemas.microsoft.com/office/word/2010/wordml" xmlns:w15="http://schemas.microsoft.com/office/word/2012/wordml" xmlns:w16cex="http://schemas.microsoft.com/office/word/2018/wordml/cex" xmlns:w16cid="http://schemas.microsoft.com/office/word/2016/wordml/cid" xmlns:w16="http://schemas.microsoft.com/office/word/2018/wordml" xmlns:w16du="http://schemas.microsoft.com/office/word/2023/wordml/word16du" xmlns:w16sdtdh="http://schemas.microsoft.com/office/word/2020/wordml/sdtdatahash" xmlns:w16sdtfl="http://schemas.microsoft.com/office/word/2024/wordml/sdtformatlock" xmlns:w16se="http://schemas.microsoft.com/office/word/2015/wordml/symex" xmlns:wpg="http://schemas.microsoft.com/office/word/2010/wordprocessingGroup" xmlns:wpi="http://schemas.microsoft.com/office/word/2010/wordprocessingInk" xmlns:wne="http://schemas.microsoft.com/office/word/2006/wordml" xmlns:wps="http://schemas.microsoft.com/office/word/2010/wordprocessingShape" mc:Ignorable="w14 w15 w16se w16cid w16 w16cex w16sdtdh w16sdtfl w16du wp14">
+  <w:tbl>
+    <w:tblPr>
+      <w:tblStyle w:val="Tabellenraster"/>
+      <w:tblpPr w:leftFromText="142" w:rightFromText="142" w:vertAnchor="text" w:tblpY="1"/>
+      <w:tblOverlap w:val="never"/>
+      <w:tblW w:w="9639" w:type="dxa"/>
+      <w:tblBorders>
+        <w:top w:val="none" w:sz="0" w:space="0" w:color="auto"/>
+        <w:left w:val="none" w:sz="0" w:space="0" w:color="auto"/>
+        <w:bottom w:val="none" w:sz="0" w:space="0" w:color="auto"/>
+        <w:right w:val="none" w:sz="0" w:space="0" w:color="auto"/>
+        <w:insideH w:val="none" w:sz="0" w:space="0" w:color="auto"/>
+        <w:insideV w:val="none" w:sz="0" w:space="0" w:color="auto"/>
+      </w:tblBorders>
+      <w:tblLayout w:type="fixed"/>
+      <w:tblCellMar>
+        <w:left w:w="0" w:type="dxa"/>
+        <w:right w:w="0" w:type="dxa"/>
+      </w:tblCellMar>
+      <w:tblLook w:val="04A0" w:firstRow="1" w:lastRow="0" w:firstColumn="1" w:lastColumn="0" w:noHBand="0" w:noVBand="1"/>
+    </w:tblPr>
+    <w:tblGrid>
+      <w:gridCol w:w="9078"/>
+      <w:gridCol w:w="561"/>
+    </w:tblGrid>
+    <w:tr>
+      <w:tc>
+        <w:tcPr>
+          <w:tcW w:w="9072" w:type="dxa"/>
+        </w:tcPr>
+        <w:p>
+          <w:pPr>
+            <w:pStyle w:val="Kopfzeile"/>
+            <w:tabs>
+              <w:tab w:val="clear" w:pos="4536"/>
+              <w:tab w:val="clear" w:pos="9072"/>
+            </w:tabs>
+            <w:rPr>
+              <w:rStyle w:val="PlatzhalterZchn"/>
+              <w:sz w:val="18"/>
+              <w:szCs w:val="18"/>
+            </w:rPr>
+          </w:pPr>
+          <w:proofErr w:type="gramStart"/>
+          <w:r>
+            <w:rPr>
+              <w:rStyle w:val="PlatzhalterZchn"/>
+              <w:sz w:val="16"/>
+              <w:szCs w:val="16"/>
+            </w:rPr>
+            <w:t>{{ LEITBEHOERDE</w:t>
+          </w:r>
+          <w:proofErr w:type="gramEnd"/>
+          <w:r>
+            <w:rPr>
+              <w:rStyle w:val="PlatzhalterZchn"/>
+              <w:sz w:val="16"/>
+              <w:szCs w:val="16"/>
+            </w:rPr>
+            <w:t>_</w:t>
+          </w:r>
+          <w:proofErr w:type="gramStart"/>
+          <w:r>
+            <w:rPr>
+              <w:rStyle w:val="PlatzhalterZchn"/>
+              <w:sz w:val="16"/>
+              <w:szCs w:val="16"/>
+            </w:rPr>
+            <w:t>NAME }</w:t>
+          </w:r>
+          <w:proofErr w:type="gramEnd"/>
+          <w:r>
+            <w:rPr>
+              <w:rStyle w:val="PlatzhalterZchn"/>
+              <w:sz w:val="16"/>
+              <w:szCs w:val="16"/>
+            </w:rPr>
+            <w:t>}</w:t>
+          </w:r>
+          <w:r>
+            <w:rPr>
+              <w:sz w:val="16"/>
+              <w:szCs w:val="16"/>
+            </w:rPr>
+            <w:t xml:space="preserve"> | </w:t>
+          </w:r>
+          <w:r>
+            <w:rPr>
+              <w:sz w:val="16"/>
+              <w:szCs w:val="16"/>
+            </w:rPr>
+            <w:t>Baubehörde</w:t>
+          </w:r>
+          <w:r>
+            <w:rPr>
+              <w:sz w:val="16"/>
+              <w:szCs w:val="16"/>
+            </w:rPr>
+            <w:t xml:space="preserve"> | </w:t>
+          </w:r>
+          <w:proofErr w:type="gramStart"/>
+          <w:r>
+            <w:rPr>
+              <w:rStyle w:val="PlatzhalterZchn"/>
+              <w:sz w:val="16"/>
+              <w:szCs w:val="16"/>
+            </w:rPr>
+            <w:t>{{ LEITBEHOERDE</w:t>
+          </w:r>
+          <w:proofErr w:type="gramEnd"/>
+          <w:r>
+            <w:rPr>
+              <w:rStyle w:val="PlatzhalterZchn"/>
+              <w:sz w:val="16"/>
+              <w:szCs w:val="16"/>
+            </w:rPr>
+            <w:t>_ADRESSE_</w:t>
+          </w:r>
+          <w:proofErr w:type="gramStart"/>
+          <w:r>
+            <w:rPr>
+              <w:rStyle w:val="PlatzhalterZchn"/>
+              <w:sz w:val="16"/>
+              <w:szCs w:val="16"/>
+            </w:rPr>
+            <w:t>1 }</w:t>
+          </w:r>
+          <w:proofErr w:type="gramEnd"/>
+          <w:r>
+            <w:rPr>
+              <w:rStyle w:val="PlatzhalterZchn"/>
+              <w:sz w:val="16"/>
+              <w:szCs w:val="16"/>
+            </w:rPr>
+            <w:t>}</w:t>
+          </w:r>
+          <w:r>
+            <w:rPr>
+              <w:sz w:val="16"/>
+              <w:szCs w:val="16"/>
+            </w:rPr>
+            <w:t xml:space="preserve"> | </w:t>
+          </w:r>
+          <w:proofErr w:type="gramStart"/>
+          <w:r>
+            <w:rPr>
+              <w:rStyle w:val="PlatzhalterZchn"/>
+              <w:sz w:val="16"/>
+              <w:szCs w:val="16"/>
+            </w:rPr>
+            <w:t>{{ LEITBEHOERDE</w:t>
+          </w:r>
+          <w:proofErr w:type="gramEnd"/>
+          <w:r>
+            <w:rPr>
+              <w:rStyle w:val="PlatzhalterZchn"/>
+              <w:sz w:val="16"/>
+              <w:szCs w:val="16"/>
+            </w:rPr>
+            <w:t>_ADRESSE_</w:t>
+          </w:r>
+          <w:proofErr w:type="gramStart"/>
+          <w:r>
+            <w:rPr>
+              <w:rStyle w:val="PlatzhalterZchn"/>
+              <w:sz w:val="16"/>
+              <w:szCs w:val="16"/>
+            </w:rPr>
+            <w:t>2 }</w:t>
+          </w:r>
+          <w:proofErr w:type="gramEnd"/>
+          <w:r>
+            <w:rPr>
+              <w:rStyle w:val="PlatzhalterZchn"/>
+              <w:sz w:val="16"/>
+              <w:szCs w:val="16"/>
+            </w:rPr>
+            <w:t>}</w:t>
+          </w:r>
+          <w:r>
+            <w:rPr>
+              <w:sz w:val="16"/>
+              <w:szCs w:val="16"/>
+            </w:rPr>
+            <w:t xml:space="preserve"> | </w:t>
+          </w:r>
+          <w:proofErr w:type="gramStart"/>
+          <w:r>
+            <w:rPr>
+              <w:rStyle w:val="PlatzhalterZchn"/>
+              <w:sz w:val="16"/>
+              <w:szCs w:val="16"/>
+            </w:rPr>
+            <w:t>{{ LEITBEHOERDE</w:t>
+          </w:r>
+          <w:proofErr w:type="gramEnd"/>
+          <w:r>
+            <w:rPr>
+              <w:rStyle w:val="PlatzhalterZchn"/>
+              <w:sz w:val="16"/>
+              <w:szCs w:val="16"/>
+            </w:rPr>
+            <w:t>_</w:t>
+          </w:r>
+          <w:proofErr w:type="gramStart"/>
+          <w:r>
+            <w:rPr>
+              <w:rStyle w:val="PlatzhalterZchn"/>
+              <w:sz w:val="16"/>
+              <w:szCs w:val="16"/>
+            </w:rPr>
+            <w:t>TELEFON }</w:t>
+          </w:r>
+          <w:proofErr w:type="gramEnd"/>
+          <w:r>
+            <w:rPr>
+              <w:rStyle w:val="PlatzhalterZchn"/>
+              <w:sz w:val="16"/>
+              <w:szCs w:val="16"/>
+            </w:rPr>
+            <w:t>}</w:t>
+          </w:r>
+          <w:r>
+            <w:rPr>
+              <w:sz w:val="16"/>
+              <w:szCs w:val="16"/>
+            </w:rPr>
+            <w:t xml:space="preserve"> | </w:t>
+          </w:r>
+          <w:proofErr w:type="gramStart"/>
+          <w:r>
+            <w:rPr>
+              <w:rStyle w:val="PlatzhalterZchn"/>
+              <w:sz w:val="16"/>
+              <w:szCs w:val="16"/>
+            </w:rPr>
+            <w:t>{{ LEITBEHOERDE</w:t>
+          </w:r>
+          <w:proofErr w:type="gramEnd"/>
+          <w:r>
+            <w:rPr>
+              <w:rStyle w:val="PlatzhalterZchn"/>
+              <w:sz w:val="16"/>
+              <w:szCs w:val="16"/>
+            </w:rPr>
+            <w:t>_</w:t>
+          </w:r>
+          <w:proofErr w:type="gramStart"/>
+          <w:r>
+            <w:rPr>
+              <w:rStyle w:val="PlatzhalterZchn"/>
+              <w:sz w:val="16"/>
+              <w:szCs w:val="16"/>
+            </w:rPr>
+            <w:t>EMAIL</w:t>
+          </w:r>
+          <w:proofErr w:type="gramEnd"/>
+          <w:r>
+            <w:rPr>
+              <w:rStyle w:val="PlatzhalterZchn"/>
+              <w:sz w:val="16"/>
+              <w:szCs w:val="16"/>
+            </w:rPr>
+            <w:t xml:space="preserve"> }}</w:t>
+          </w:r>
+        </w:p>
+      </w:tc>
+      <w:tc>
+        <w:tcPr>
+          <w:tcW w:w="561" w:type="dxa"/>
+          <w:vAlign w:val="bottom"/>
+        </w:tcPr>
+        <w:p>
+          <w:pPr>
+            <w:jc w:val="right"/>
+            <w:rPr>
+              <w:rStyle w:val="PlatzhalterZchn"/>
+              <w:sz w:val="16"/>
+              <w:szCs w:val="16"/>
+            </w:rPr>
+          </w:pPr>
+          <w:r>
+            <w:rPr>
+              <w:sz w:val="16"/>
+              <w:szCs w:val="16"/>
+            </w:rPr>
+            <w:fldChar w:fldCharType="begin"/>
+          </w:r>
+          <w:r>
+            <w:rPr>
+              <w:sz w:val="16"/>
+              <w:szCs w:val="16"/>
+            </w:rPr>
+            <w:instrText xml:space="preserve"> PAGE  \* Arabic  \* MERGEFORMAT </w:instrText>
+          </w:r>
+          <w:r>
+            <w:rPr>
+              <w:sz w:val="16"/>
+              <w:szCs w:val="16"/>
+            </w:rPr>
+            <w:fldChar w:fldCharType="separate"/>
+          </w:r>
+          <w:r>
+            <w:rPr>
+              <w:sz w:val="16"/>
+              <w:szCs w:val="16"/>
+            </w:rPr>
+            <w:t>2</w:t>
+          </w:r>
+          <w:r>
+            <w:rPr>
+              <w:sz w:val="16"/>
+              <w:szCs w:val="16"/>
+            </w:rPr>
+            <w:fldChar w:fldCharType="end"/>
+          </w:r>
+          <w:r>
+            <w:rPr>
+              <w:sz w:val="16"/>
+              <w:szCs w:val="16"/>
+            </w:rPr>
+            <w:t>/</w:t>
+          </w:r>
+          <w:r>
+            <w:rPr>
+              <w:sz w:val="16"/>
+              <w:szCs w:val="16"/>
+            </w:rPr>
+            <w:fldChar w:fldCharType="begin"/>
+          </w:r>
+          <w:r>
+            <w:rPr>
+              <w:sz w:val="16"/>
+              <w:szCs w:val="16"/>
+            </w:rPr>
+            <w:instrText xml:space="preserve"> NUMPAGES  \* Arabic  \* MERGEFORMAT </w:instrText>
+          </w:r>
+          <w:r>
+            <w:rPr>
+              <w:sz w:val="16"/>
+              <w:szCs w:val="16"/>
+            </w:rPr>
+            <w:fldChar w:fldCharType="separate"/>
+          </w:r>
+          <w:r>
+            <w:rPr>
+              <w:sz w:val="16"/>
+              <w:szCs w:val="16"/>
+            </w:rPr>
+            <w:t>2</w:t>
+          </w:r>
+          <w:r>
+            <w:rPr>
+              <w:sz w:val="16"/>
+              <w:szCs w:val="16"/>
+            </w:rPr>
+            <w:fldChar w:fldCharType="end"/>
+          </w:r>
+        </w:p>
+      </w:tc>
+    </w:tr>
+  </w:tbl>
   <w:p>
     <w:pPr>
-      <w:tabs>
-        <w:tab w:val="right" w:pos="9355"/>
-      </w:tabs>
-      <w:spacing w:before="240"/>
+      <w:pStyle w:val="Fuzeile"/>
       <w:rPr>
-        <w:sz w:val="16"/>
-        <w:szCs w:val="16"/>
+        <w:sz w:val="2"/>
+        <w:szCs w:val="2"/>
       </w:rPr>
     </w:pPr>
-    <w:r>
-      <w:rPr>
-        <w:rStyle w:val="PlatzhalterZchn"/>
-        <w:sz w:val="16"/>
-        <w:szCs w:val="16"/>
-      </w:rPr>
-      <w:t>{{ LEITBEHOERDE_NAME }}</w:t>
-    </w:r>
-    <w:r>
-      <w:rPr>
-        <w:sz w:val="16"/>
-        <w:szCs w:val="16"/>
-      </w:rPr>
-      <w:t xml:space="preserve"> | Direktion Bau | </w:t>
-    </w:r>
-    <w:r>
-      <w:rPr>
-        <w:rStyle w:val="PlatzhalterZchn"/>
-        <w:sz w:val="16"/>
-        <w:szCs w:val="16"/>
-      </w:rPr>
-      <w:t>{{ LEITBEHOERDE_ADRESSE_1 }}</w:t>
-    </w:r>
-    <w:r>
-      <w:rPr>
-        <w:sz w:val="16"/>
-        <w:szCs w:val="16"/>
-      </w:rPr>
-      <w:t xml:space="preserve"> | </w:t>
-    </w:r>
-    <w:r>
-      <w:rPr>
-        <w:rStyle w:val="PlatzhalterZchn"/>
-        <w:sz w:val="16"/>
-        <w:szCs w:val="16"/>
-      </w:rPr>
-      <w:t>{{ LEITBEHOERDE_ADRESSE_2 }}</w:t>
-    </w:r>
-    <w:r>
-      <w:rPr>
-        <w:sz w:val="16"/>
-        <w:szCs w:val="16"/>
-      </w:rPr>
-      <w:t xml:space="preserve"> | </w:t>
-    </w:r>
-    <w:r>
-      <w:rPr>
-        <w:rStyle w:val="PlatzhalterZchn"/>
-        <w:sz w:val="16"/>
-        <w:szCs w:val="16"/>
-      </w:rPr>
-      <w:t>{{ LEITBEHOERDE_TELEFON }}</w:t>
-    </w:r>
-    <w:r>
-      <w:rPr>
-        <w:sz w:val="16"/>
-        <w:szCs w:val="16"/>
-      </w:rPr>
-      <w:t xml:space="preserve"> | </w:t>
-    </w:r>
-    <w:r>
-      <w:rPr>
-        <w:rStyle w:val="PlatzhalterZchn"/>
-        <w:sz w:val="16"/>
-        <w:szCs w:val="16"/>
-      </w:rPr>
-      <w:t>{{ LEITBEHOERDE_EMAIL }}</w:t>
-    </w:r>
-  </w:p>
-  <w:p>
-    <w:pPr>
-      <w:tabs>
-        <w:tab w:val="right" w:pos="9355"/>
-      </w:tabs>
-      <w:spacing w:before="120"/>
-      <w:rPr>
-        <w:sz w:val="16"/>
-      </w:rPr>
-    </w:pPr>
-    <w:r>
-      <w:rPr>
-        <w:sz w:val="16"/>
-        <w:szCs w:val="16"/>
-      </w:rPr>
-      <w:tab/>
-    </w:r>
-    <w:r>
-      <w:rPr>
-        <w:sz w:val="16"/>
-      </w:rPr>
-      <w:fldChar w:fldCharType="begin"/>
-    </w:r>
-    <w:r>
-      <w:rPr>
-        <w:sz w:val="16"/>
-      </w:rPr>
-      <w:instrText xml:space="preserve"> </w:instrText>
-    </w:r>
-    <w:r>
-      <w:rPr>
-        <w:sz w:val="16"/>
-      </w:rPr>
-      <w:instrText>PAGE</w:instrText>
-    </w:r>
-    <w:r>
-      <w:rPr>
-        <w:sz w:val="16"/>
-      </w:rPr>
-      <w:instrText xml:space="preserve">  \* Arabic  \* MERGEFORMAT </w:instrText>
-    </w:r>
-    <w:r>
-      <w:rPr>
-        <w:sz w:val="16"/>
-      </w:rPr>
-      <w:fldChar w:fldCharType="separate"/>
-    </w:r>
-    <w:r>
-      <w:rPr>
-        <w:sz w:val="16"/>
-      </w:rPr>
-      <w:t>3</w:t>
-    </w:r>
-    <w:r>
-      <w:rPr>
-        <w:sz w:val="16"/>
-      </w:rPr>
-      <w:fldChar w:fldCharType="end"/>
-    </w:r>
-    <w:r>
-      <w:rPr>
-        <w:sz w:val="16"/>
-      </w:rPr>
-      <w:t>/</w:t>
-    </w:r>
-    <w:r>
-      <w:rPr>
-        <w:sz w:val="16"/>
-      </w:rPr>
-      <w:fldChar w:fldCharType="begin"/>
-    </w:r>
-    <w:r>
-      <w:rPr>
-        <w:sz w:val="16"/>
-      </w:rPr>
-      <w:instrText xml:space="preserve"> </w:instrText>
-    </w:r>
-    <w:r>
-      <w:rPr>
-        <w:sz w:val="16"/>
-      </w:rPr>
-      <w:instrText>NUMPAGES</w:instrText>
-    </w:r>
-    <w:r>
-      <w:rPr>
-        <w:sz w:val="16"/>
-      </w:rPr>
-      <w:instrText xml:space="preserve">  \* Arabic  \* MERGEFORMAT </w:instrText>
-    </w:r>
-    <w:r>
-      <w:rPr>
-        <w:sz w:val="16"/>
-      </w:rPr>
-      <w:fldChar w:fldCharType="separate"/>
-    </w:r>
-    <w:r>
-      <w:rPr>
-        <w:sz w:val="16"/>
-      </w:rPr>
-      <w:t>7</w:t>
-    </w:r>
-    <w:r>
-      <w:rPr>
-        <w:sz w:val="16"/>
-      </w:rPr>
-      <w:fldChar w:fldCharType="end"/>
-    </w:r>
   </w:p>
 </w:ftr>
 </file>
@@ -3956,34 +5945,210 @@
 <w:hdr xmlns:wpc="http://schemas.microsoft.com/office/word/2010/wordprocessingCanvas" xmlns:cx="http://schemas.microsoft.com/office/drawing/2014/chartex" xmlns:cx1="http://schemas.microsoft.com/office/drawing/2015/9/8/chartex" xmlns:cx2="http://schemas.microsoft.com/office/drawing/2015/10/21/chartex" xmlns:cx3="http://schemas.microsoft.com/office/drawing/2016/5/9/chartex" xmlns:cx4="http://schemas.microsoft.com/office/drawing/2016/5/10/chartex" xmlns:cx5="http://schemas.microsoft.com/office/drawing/2016/5/11/chartex" xmlns:cx6="http://schemas.microsoft.com/office/drawing/2016/5/12/chartex" xmlns:cx7="http://schemas.microsoft.com/office/drawing/2016/5/13/chartex" xmlns:cx8="http://schemas.microsoft.com/office/drawing/2016/5/14/chartex" xmlns:mc="http://schemas.openxmlformats.org/markup-compatibility/2006" xmlns:aink="http://schemas.microsoft.com/office/drawing/2016/ink" xmlns:am3d="http://schemas.microsoft.com/office/drawing/2017/model3d" xmlns:o="urn:schemas-microsoft-com:office:office" xmlns:oel="http://schemas.microsoft.com/office/2019/extlst" xmlns:r="http://schemas.openxmlformats.org/officeDocument/2006/relationships" xmlns:m="http://schemas.openxmlformats.org/officeDocument/2006/math" xmlns:v="urn:schemas-microsoft-com:vml" xmlns:wp14="http://schemas.microsoft.com/office/word/2010/wordprocessingDrawing" xmlns:wp="http://schemas.openxmlformats.org/drawingml/2006/wordprocessingDrawing" xmlns:w10="urn:schemas-microsoft-com:office:word" xmlns:w="http://schemas.openxmlformats.org/wordprocessingml/2006/main" xmlns:w14="http://schemas.microsoft.com/office/word/2010/wordml" xmlns:w15="http://schemas.microsoft.com/office/word/2012/wordml" xmlns:w16cex="http://schemas.microsoft.com/office/word/2018/wordml/cex" xmlns:w16cid="http://schemas.microsoft.com/office/word/2016/wordml/cid" xmlns:w16="http://schemas.microsoft.com/office/word/2018/wordml" xmlns:w16du="http://schemas.microsoft.com/office/word/2023/wordml/word16du" xmlns:w16sdtdh="http://schemas.microsoft.com/office/word/2020/wordml/sdtdatahash" xmlns:w16sdtfl="http://schemas.microsoft.com/office/word/2024/wordml/sdtformatlock" xmlns:w16se="http://schemas.microsoft.com/office/word/2015/wordml/symex" xmlns:wpg="http://schemas.microsoft.com/office/word/2010/wordprocessingGroup" xmlns:wpi="http://schemas.microsoft.com/office/word/2010/wordprocessingInk" xmlns:wne="http://schemas.microsoft.com/office/word/2006/wordml" xmlns:wps="http://schemas.microsoft.com/office/word/2010/wordprocessingShape" mc:Ignorable="w14 w15 w16se w16cid w16 w16cex w16sdtdh w16sdtfl w16du wp14">
   <w:p>
     <w:pPr>
-      <w:pStyle w:val="Platzhalter"/>
-      <w:spacing w:before="360" w:after="120"/>
+      <w:pStyle w:val="Kopfzeile"/>
+      <w:tabs>
+        <w:tab w:val="clear" w:pos="4536"/>
+        <w:tab w:val="clear" w:pos="9072"/>
+      </w:tabs>
       <w:jc w:val="right"/>
     </w:pPr>
-    <w:r>
-      <w:t>{{ "GEMEINDE_WAPPEN" |image(55, 25, True) }}</w:t>
-    </w:r>
   </w:p>
 </w:hdr>
 </file>
 
 <file path=word/header2.xml><?xml version="1.0" encoding="utf-8"?>
 <w:hdr xmlns:wpc="http://schemas.microsoft.com/office/word/2010/wordprocessingCanvas" xmlns:cx="http://schemas.microsoft.com/office/drawing/2014/chartex" xmlns:cx1="http://schemas.microsoft.com/office/drawing/2015/9/8/chartex" xmlns:cx2="http://schemas.microsoft.com/office/drawing/2015/10/21/chartex" xmlns:cx3="http://schemas.microsoft.com/office/drawing/2016/5/9/chartex" xmlns:cx4="http://schemas.microsoft.com/office/drawing/2016/5/10/chartex" xmlns:cx5="http://schemas.microsoft.com/office/drawing/2016/5/11/chartex" xmlns:cx6="http://schemas.microsoft.com/office/drawing/2016/5/12/chartex" xmlns:cx7="http://schemas.microsoft.com/office/drawing/2016/5/13/chartex" xmlns:cx8="http://schemas.microsoft.com/office/drawing/2016/5/14/chartex" xmlns:mc="http://schemas.openxmlformats.org/markup-compatibility/2006" xmlns:aink="http://schemas.microsoft.com/office/drawing/2016/ink" xmlns:am3d="http://schemas.microsoft.com/office/drawing/2017/model3d" xmlns:o="urn:schemas-microsoft-com:office:office" xmlns:oel="http://schemas.microsoft.com/office/2019/extlst" xmlns:r="http://schemas.openxmlformats.org/officeDocument/2006/relationships" xmlns:m="http://schemas.openxmlformats.org/officeDocument/2006/math" xmlns:v="urn:schemas-microsoft-com:vml" xmlns:wp14="http://schemas.microsoft.com/office/word/2010/wordprocessingDrawing" xmlns:wp="http://schemas.openxmlformats.org/drawingml/2006/wordprocessingDrawing" xmlns:w10="urn:schemas-microsoft-com:office:word" xmlns:w="http://schemas.openxmlformats.org/wordprocessingml/2006/main" xmlns:w14="http://schemas.microsoft.com/office/word/2010/wordml" xmlns:w15="http://schemas.microsoft.com/office/word/2012/wordml" xmlns:w16cex="http://schemas.microsoft.com/office/word/2018/wordml/cex" xmlns:w16cid="http://schemas.microsoft.com/office/word/2016/wordml/cid" xmlns:w16="http://schemas.microsoft.com/office/word/2018/wordml" xmlns:w16du="http://schemas.microsoft.com/office/word/2023/wordml/word16du" xmlns:w16sdtdh="http://schemas.microsoft.com/office/word/2020/wordml/sdtdatahash" xmlns:w16sdtfl="http://schemas.microsoft.com/office/word/2024/wordml/sdtformatlock" xmlns:w16se="http://schemas.microsoft.com/office/word/2015/wordml/symex" xmlns:wpg="http://schemas.microsoft.com/office/word/2010/wordprocessingGroup" xmlns:wpi="http://schemas.microsoft.com/office/word/2010/wordprocessingInk" xmlns:wne="http://schemas.microsoft.com/office/word/2006/wordml" xmlns:wps="http://schemas.microsoft.com/office/word/2010/wordprocessingShape" mc:Ignorable="w14 w15 w16se w16cid w16 w16cex w16sdtdh w16sdtfl w16du wp14">
+  <w:tbl>
+    <w:tblPr>
+      <w:tblStyle w:val="Tabellenraster"/>
+      <w:tblW w:w="9639" w:type="dxa"/>
+      <w:tblBorders>
+        <w:top w:val="none" w:sz="0" w:space="0" w:color="auto"/>
+        <w:left w:val="none" w:sz="0" w:space="0" w:color="auto"/>
+        <w:bottom w:val="none" w:sz="0" w:space="0" w:color="auto"/>
+        <w:right w:val="none" w:sz="0" w:space="0" w:color="auto"/>
+        <w:insideH w:val="none" w:sz="0" w:space="0" w:color="auto"/>
+        <w:insideV w:val="none" w:sz="0" w:space="0" w:color="auto"/>
+      </w:tblBorders>
+      <w:tblCellMar>
+        <w:left w:w="0" w:type="dxa"/>
+        <w:right w:w="0" w:type="dxa"/>
+      </w:tblCellMar>
+      <w:tblLook w:val="04A0" w:firstRow="1" w:lastRow="0" w:firstColumn="1" w:lastColumn="0" w:noHBand="0" w:noVBand="1"/>
+    </w:tblPr>
+    <w:tblGrid>
+      <w:gridCol w:w="5840"/>
+      <w:gridCol w:w="3799"/>
+    </w:tblGrid>
+    <w:tr>
+      <w:trPr>
+        <w:trHeight w:hRule="exact" w:val="1474"/>
+      </w:trPr>
+      <w:tc>
+        <w:tcPr>
+          <w:tcW w:w="5840" w:type="dxa"/>
+        </w:tcPr>
+        <w:p>
+          <w:pPr>
+            <w:pStyle w:val="Platzhalter"/>
+            <w:rPr>
+              <w:b/>
+              <w:bCs/>
+            </w:rPr>
+          </w:pPr>
+          <w:proofErr w:type="gramStart"/>
+          <w:r>
+            <w:rPr>
+              <w:b/>
+              <w:bCs/>
+            </w:rPr>
+            <w:t>{{ LEITBEHOERDE</w:t>
+          </w:r>
+          <w:proofErr w:type="gramEnd"/>
+          <w:r>
+            <w:rPr>
+              <w:b/>
+              <w:bCs/>
+            </w:rPr>
+            <w:t>_</w:t>
+          </w:r>
+          <w:proofErr w:type="gramStart"/>
+          <w:r>
+            <w:rPr>
+              <w:b/>
+              <w:bCs/>
+            </w:rPr>
+            <w:t>NAME }</w:t>
+          </w:r>
+          <w:proofErr w:type="gramEnd"/>
+          <w:r>
+            <w:rPr>
+              <w:b/>
+              <w:bCs/>
+            </w:rPr>
+            <w:t>}</w:t>
+          </w:r>
+        </w:p>
+        <w:p>
+          <w:pPr>
+            <w:rPr>
+              <w:sz w:val="18"/>
+              <w:szCs w:val="18"/>
+            </w:rPr>
+          </w:pPr>
+          <w:r>
+            <w:rPr>
+              <w:sz w:val="18"/>
+              <w:szCs w:val="18"/>
+            </w:rPr>
+            <w:t>Baubehörde</w:t>
+          </w:r>
+        </w:p>
+        <w:p>
+          <w:pPr>
+            <w:pStyle w:val="Platzhalter"/>
+            <w:rPr>
+              <w:sz w:val="18"/>
+              <w:szCs w:val="18"/>
+            </w:rPr>
+          </w:pPr>
+          <w:proofErr w:type="gramStart"/>
+          <w:r>
+            <w:rPr>
+              <w:sz w:val="18"/>
+              <w:szCs w:val="18"/>
+            </w:rPr>
+            <w:t>{{ LEITBEHOERDE</w:t>
+          </w:r>
+          <w:proofErr w:type="gramEnd"/>
+          <w:r>
+            <w:rPr>
+              <w:sz w:val="18"/>
+              <w:szCs w:val="18"/>
+            </w:rPr>
+            <w:t>_ADRESSE_</w:t>
+          </w:r>
+          <w:proofErr w:type="gramStart"/>
+          <w:r>
+            <w:rPr>
+              <w:sz w:val="18"/>
+              <w:szCs w:val="18"/>
+            </w:rPr>
+            <w:t>1 }</w:t>
+          </w:r>
+          <w:proofErr w:type="gramEnd"/>
+          <w:r>
+            <w:rPr>
+              <w:sz w:val="18"/>
+              <w:szCs w:val="18"/>
+            </w:rPr>
+            <w:t>}</w:t>
+          </w:r>
+        </w:p>
+        <w:p>
+          <w:pPr>
+            <w:pStyle w:val="Platzhalter"/>
+          </w:pPr>
+          <w:proofErr w:type="gramStart"/>
+          <w:r>
+            <w:rPr>
+              <w:sz w:val="18"/>
+              <w:szCs w:val="18"/>
+            </w:rPr>
+            <w:t>{{ LEITBEHOERDE</w:t>
+          </w:r>
+          <w:proofErr w:type="gramEnd"/>
+          <w:r>
+            <w:rPr>
+              <w:sz w:val="18"/>
+              <w:szCs w:val="18"/>
+            </w:rPr>
+            <w:t>_ADRESSE_2 }}</w:t>
+          </w:r>
+        </w:p>
+      </w:tc>
+      <w:tc>
+        <w:tcPr>
+          <w:tcW w:w="3799" w:type="dxa"/>
+        </w:tcPr>
+        <w:p>
+          <w:pPr>
+            <w:pStyle w:val="Platzhalter"/>
+            <w:jc w:val="right"/>
+          </w:pPr>
+          <w:proofErr w:type="gramStart"/>
+          <w:r>
+            <w:t>{{ "</w:t>
+          </w:r>
+          <w:proofErr w:type="gramEnd"/>
+          <w:r>
+            <w:t>GEMEINDE_WAPPEN" |</w:t>
+          </w:r>
+          <w:proofErr w:type="spellStart"/>
+          <w:proofErr w:type="gramStart"/>
+          <w:r>
+            <w:t>image</w:t>
+          </w:r>
+          <w:proofErr w:type="spellEnd"/>
+          <w:r>
+            <w:t>(</w:t>
+          </w:r>
+          <w:proofErr w:type="gramEnd"/>
+          <w:r>
+            <w:t>55, 25, True) }}</w:t>
+          </w:r>
+        </w:p>
+      </w:tc>
+    </w:tr>
+  </w:tbl>
   <w:p>
     <w:pPr>
-      <w:pStyle w:val="Platzhalter"/>
-      <w:spacing w:before="360" w:after="120"/>
-      <w:jc w:val="right"/>
+      <w:pStyle w:val="Kopfzeile"/>
+      <w:rPr>
+        <w:sz w:val="2"/>
+        <w:szCs w:val="2"/>
+      </w:rPr>
     </w:pPr>
-    <w:r>
-      <w:t xml:space="preserve">{{ "GEMEINDE_WAPPEN" |image(None, </w:t>
-    </w:r>
-    <w:r>
-      <w:t>7</w:t>
-    </w:r>
-    <w:r>
-      <w:t>) }}</w:t>
-    </w:r>
   </w:p>
 </w:hdr>
 </file>
@@ -7455,72 +9620,6 @@
   <w:docParts>
     <w:docPart>
       <w:docPartPr>
-        <w:name w:val="F881FAFA89AA4A4CB8F18BBB0DA76F55"/>
-        <w:category>
-          <w:name w:val="Allgemein"/>
-          <w:gallery w:val="placeholder"/>
-        </w:category>
-        <w:types>
-          <w:type w:val="bbPlcHdr"/>
-        </w:types>
-        <w:behaviors>
-          <w:behavior w:val="content"/>
-        </w:behaviors>
-        <w:guid w:val="{84CC1A71-685C-4703-A637-2DE7366B300A}"/>
-      </w:docPartPr>
-      <w:docPartBody>
-        <w:p>
-          <w:pPr>
-            <w:pStyle w:val="F881FAFA89AA4A4CB8F18BBB0DA76F55"/>
-          </w:pPr>
-          <w:r>
-            <w:rPr>
-              <w:rStyle w:val="Platzhaltertext"/>
-              <w:rFonts w:eastAsiaTheme="minorHAnsi"/>
-              <w:sz w:val="16"/>
-              <w:szCs w:val="16"/>
-              <w:shd w:val="clear" w:color="auto" w:fill="FAE2D5" w:themeFill="accent2" w:themeFillTint="33"/>
-            </w:rPr>
-            <w:t>Baubehörde eingeben</w:t>
-          </w:r>
-        </w:p>
-      </w:docPartBody>
-    </w:docPart>
-    <w:docPart>
-      <w:docPartPr>
-        <w:name w:val="450042231DB045B6B81A84A546D3040D"/>
-        <w:category>
-          <w:name w:val="Allgemein"/>
-          <w:gallery w:val="placeholder"/>
-        </w:category>
-        <w:types>
-          <w:type w:val="bbPlcHdr"/>
-        </w:types>
-        <w:behaviors>
-          <w:behavior w:val="content"/>
-        </w:behaviors>
-        <w:guid w:val="{4D934DE8-B30C-4E8D-B2CE-8A36F17C58A1}"/>
-      </w:docPartPr>
-      <w:docPartBody>
-        <w:p>
-          <w:pPr>
-            <w:pStyle w:val="450042231DB045B6B81A84A546D3040D"/>
-          </w:pPr>
-          <w:r>
-            <w:rPr>
-              <w:rStyle w:val="Platzhaltertext"/>
-              <w:rFonts w:eastAsiaTheme="minorHAnsi"/>
-              <w:sz w:val="18"/>
-              <w:szCs w:val="18"/>
-              <w:shd w:val="clear" w:color="auto" w:fill="FAE2D5" w:themeFill="accent2" w:themeFillTint="33"/>
-            </w:rPr>
-            <w:t>Baubehörde eingeben</w:t>
-          </w:r>
-        </w:p>
-      </w:docPartBody>
-    </w:docPart>
-    <w:docPart>
-      <w:docPartPr>
         <w:name w:val="464B0A5A5B1947B1A8D29A7DF5782E7E"/>
         <w:category>
           <w:name w:val="Allgemein"/>
@@ -7905,20 +10004,25 @@
     <w:rsid w:val="00416286"/>
     <w:rsid w:val="004C2BAF"/>
     <w:rsid w:val="004C362D"/>
+    <w:rsid w:val="0052112D"/>
     <w:rsid w:val="00552105"/>
     <w:rsid w:val="00554B56"/>
     <w:rsid w:val="00597F52"/>
     <w:rsid w:val="005A39AE"/>
+    <w:rsid w:val="005C4EBD"/>
     <w:rsid w:val="005D6B30"/>
     <w:rsid w:val="00603AED"/>
     <w:rsid w:val="0061129B"/>
     <w:rsid w:val="00634E51"/>
     <w:rsid w:val="0065395C"/>
+    <w:rsid w:val="006D5908"/>
+    <w:rsid w:val="00716D90"/>
     <w:rsid w:val="008D029F"/>
     <w:rsid w:val="00942C36"/>
     <w:rsid w:val="009E7C9E"/>
     <w:rsid w:val="00A1545E"/>
     <w:rsid w:val="00A72942"/>
+    <w:rsid w:val="00B012B4"/>
     <w:rsid w:val="00B06F10"/>
     <w:rsid w:val="00B16380"/>
     <w:rsid w:val="00B729D0"/>
@@ -8394,26 +10498,6 @@
       <w:color w:val="666666"/>
     </w:rPr>
   </w:style>
-  <w:style w:type="paragraph" w:customStyle="1" w:styleId="450042231DB045B6B81A84A546D3040D">
-    <w:name w:val="450042231DB045B6B81A84A546D3040D"/>
-    <w:rsid w:val="002E3B5C"/>
-    <w:pPr>
-      <w:overflowPunct w:val="0"/>
-      <w:autoSpaceDE w:val="0"/>
-      <w:autoSpaceDN w:val="0"/>
-      <w:adjustRightInd w:val="0"/>
-      <w:spacing w:after="0" w:line="259" w:lineRule="auto"/>
-      <w:textAlignment w:val="baseline"/>
-    </w:pPr>
-    <w:rPr>
-      <w:rFonts w:ascii="Arial" w:eastAsia="Times New Roman" w:hAnsi="Arial" w:cs="Times New Roman"/>
-      <w:kern w:val="0"/>
-      <w:sz w:val="22"/>
-      <w:szCs w:val="20"/>
-      <w:lang w:eastAsia="de-DE"/>
-      <w14:ligatures w14:val="none"/>
-    </w:rPr>
-  </w:style>
   <w:style w:type="paragraph" w:customStyle="1" w:styleId="D34E17F8676C441395594352B54ED28B">
     <w:name w:val="D34E17F8676C441395594352B54ED28B"/>
     <w:rsid w:val="002E3B5C"/>
@@ -8536,26 +10620,6 @@
   </w:style>
   <w:style w:type="paragraph" w:customStyle="1" w:styleId="464B0A5A5B1947B1A8D29A7DF5782E7E">
     <w:name w:val="464B0A5A5B1947B1A8D29A7DF5782E7E"/>
-    <w:rsid w:val="002E3B5C"/>
-    <w:pPr>
-      <w:overflowPunct w:val="0"/>
-      <w:autoSpaceDE w:val="0"/>
-      <w:autoSpaceDN w:val="0"/>
-      <w:adjustRightInd w:val="0"/>
-      <w:spacing w:after="0" w:line="259" w:lineRule="auto"/>
-      <w:textAlignment w:val="baseline"/>
-    </w:pPr>
-    <w:rPr>
-      <w:rFonts w:ascii="Arial" w:eastAsia="Times New Roman" w:hAnsi="Arial" w:cs="Times New Roman"/>
-      <w:kern w:val="0"/>
-      <w:sz w:val="22"/>
-      <w:szCs w:val="20"/>
-      <w:lang w:eastAsia="de-DE"/>
-      <w14:ligatures w14:val="none"/>
-    </w:rPr>
-  </w:style>
-  <w:style w:type="paragraph" w:customStyle="1" w:styleId="F881FAFA89AA4A4CB8F18BBB0DA76F55">
-    <w:name w:val="F881FAFA89AA4A4CB8F18BBB0DA76F55"/>
     <w:rsid w:val="002E3B5C"/>
     <w:pPr>
       <w:overflowPunct w:val="0"/>
